--- a/SOP_استراحة_الاماني_مسودة.docx
+++ b/SOP_استراحة_الاماني_مسودة.docx
@@ -2,99 +2,161 @@
 <file path=word/document.xml><?xml version="1.0" encoding="utf-8"?>
 <w:document xmlns:wpc="http://schemas.microsoft.com/office/word/2010/wordprocessingCanvas" xmlns:mc="http://schemas.openxmlformats.org/markup-compatibility/2006" xmlns:o="urn:schemas-microsoft-com:office:office" xmlns:r="http://schemas.openxmlformats.org/officeDocument/2006/relationships" xmlns:m="http://schemas.openxmlformats.org/officeDocument/2006/math" xmlns:v="urn:schemas-microsoft-com:vml" xmlns:wp14="http://schemas.microsoft.com/office/word/2010/wordprocessingDrawing" xmlns:wp="http://schemas.openxmlformats.org/drawingml/2006/wordprocessingDrawing" xmlns:w10="urn:schemas-microsoft-com:office:word" xmlns:w="http://schemas.openxmlformats.org/wordprocessingml/2006/main" xmlns:w14="http://schemas.microsoft.com/office/word/2010/wordml" xmlns:w15="http://schemas.microsoft.com/office/word/2012/wordml" xmlns:wpg="http://schemas.microsoft.com/office/word/2010/wordprocessingGroup" xmlns:wpi="http://schemas.microsoft.com/office/word/2010/wordprocessingInk" xmlns:wne="http://schemas.microsoft.com/office/word/2006/wordml" xmlns:wps="http://schemas.microsoft.com/office/word/2010/wordprocessingShape" xmlns:cx="http://schemas.microsoft.com/office/drawing/2014/chartex" xmlns:cx1="http://schemas.microsoft.com/office/drawing/2015/9/8/chartex" xmlns:cx2="http://schemas.microsoft.com/office/drawing/2015/10/21/chartex" xmlns:cx3="http://schemas.microsoft.com/office/drawing/2016/5/9/chartex" xmlns:cx4="http://schemas.microsoft.com/office/drawing/2016/5/10/chartex" xmlns:cx5="http://schemas.microsoft.com/office/drawing/2016/5/11/chartex" xmlns:cx6="http://schemas.microsoft.com/office/drawing/2016/5/12/chartex" xmlns:cx7="http://schemas.microsoft.com/office/drawing/2016/5/13/chartex" xmlns:cx8="http://schemas.microsoft.com/office/drawing/2016/5/14/chartex" xmlns:aink="http://schemas.microsoft.com/office/drawing/2016/ink" xmlns:am3d="http://schemas.microsoft.com/office/drawing/2017/model3d" xmlns:w16cex="http://schemas.microsoft.com/office/word/2018/wordml/cex" xmlns:w16cid="http://schemas.microsoft.com/office/word/2016/wordml/cid" xmlns:w16="http://schemas.microsoft.com/office/word/2018/wordml" xmlns:w16sdtdh="http://schemas.microsoft.com/office/word/2020/wordml/sdtdatahash" xmlns:w16se="http://schemas.microsoft.com/office/word/2015/wordml/symex" mc:Ignorable="w14 w15 wp14">
   <w:body>
+    <w:tbl>
+      <w:tblPr>
+        <w:bidiVisual/>
+        <w:tblW w:type="dxa" w:w="9900"/>
+        <w:tblBorders>
+          <w:top w:val="none" w:color="FFFFFF" w:sz="0"/>
+          <w:left w:val="none" w:color="FFFFFF" w:sz="0"/>
+          <w:bottom w:val="none" w:color="FFFFFF" w:sz="0"/>
+          <w:right w:val="none" w:color="FFFFFF" w:sz="0"/>
+          <w:insideH w:val="none" w:color="FFFFFF" w:sz="0"/>
+          <w:insideV w:val="none" w:color="FFFFFF" w:sz="0"/>
+        </w:tblBorders>
+      </w:tblPr>
+      <w:tblGrid>
+        <w:gridCol w:w="2100"/>
+        <w:gridCol w:w="7800"/>
+      </w:tblGrid>
+      <w:tr>
+        <w:tc>
+          <w:tcPr>
+            <w:tcW w:type="dxa" w:w="2100"/>
+            <w:tcBorders>
+              <w:top w:val="none" w:color="FFFFFF" w:sz="0"/>
+              <w:left w:val="none" w:color="FFFFFF" w:sz="0"/>
+              <w:bottom w:val="none" w:color="FFFFFF" w:sz="0"/>
+              <w:right w:val="none" w:color="FFFFFF" w:sz="0"/>
+            </w:tcBorders>
+            <w:shd w:fill="0B284A" w:color="auto" w:val="clear"/>
+            <w:tcMar>
+              <w:top w:type="dxa" w:w="160"/>
+              <w:left w:type="dxa" w:w="120"/>
+              <w:bottom w:type="dxa" w:w="160"/>
+              <w:right w:type="dxa" w:w="200"/>
+            </w:tcMar>
+            <w:vAlign w:val="center"/>
+          </w:tcPr>
+          <w:p>
+            <w:pPr>
+              <w:jc w:val="center"/>
+            </w:pPr>
+            <w:r>
+              <w:drawing>
+                <wp:inline distT="0" distB="0" distL="0" distR="0">
+                  <wp:extent cx="933450" cy="838200"/>
+                  <wp:effectExtent t="0" r="0" b="0" l="0"/>
+                  <wp:docPr id="1" name="" descr="" title=""/>
+                  <wp:cNvGraphicFramePr>
+                    <a:graphicFrameLocks xmlns:a="http://schemas.openxmlformats.org/drawingml/2006/main" noChangeAspect="1"/>
+                  </wp:cNvGraphicFramePr>
+                  <a:graphic xmlns:a="http://schemas.openxmlformats.org/drawingml/2006/main">
+                    <a:graphicData uri="http://schemas.openxmlformats.org/drawingml/2006/picture">
+                      <pic:pic xmlns:pic="http://schemas.openxmlformats.org/drawingml/2006/picture">
+                        <pic:nvPicPr>
+                          <pic:cNvPr id="0" name="" descr=""/>
+                          <pic:cNvPicPr>
+                            <a:picLocks noChangeAspect="1" noChangeArrowheads="1"/>
+                          </pic:cNvPicPr>
+                        </pic:nvPicPr>
+                        <pic:blipFill>
+                          <a:blip r:embed="rId8" cstate="none"/>
+                          <a:srcRect/>
+                          <a:stretch>
+                            <a:fillRect/>
+                          </a:stretch>
+                        </pic:blipFill>
+                        <pic:spPr bwMode="auto">
+                          <a:xfrm>
+                            <a:off x="0" y="0"/>
+                            <a:ext cx="933450" cy="838200"/>
+                          </a:xfrm>
+                          <a:prstGeom prst="rect">
+                            <a:avLst/>
+                          </a:prstGeom>
+                        </pic:spPr>
+                      </pic:pic>
+                    </a:graphicData>
+                  </a:graphic>
+                </wp:inline>
+              </w:drawing>
+            </w:r>
+          </w:p>
+        </w:tc>
+        <w:tc>
+          <w:tcPr>
+            <w:tcW w:type="dxa" w:w="7800"/>
+            <w:tcBorders>
+              <w:top w:val="none" w:color="FFFFFF" w:sz="0"/>
+              <w:left w:val="none" w:color="FFFFFF" w:sz="0"/>
+              <w:bottom w:val="none" w:color="FFFFFF" w:sz="0"/>
+              <w:right w:val="none" w:color="FFFFFF" w:sz="0"/>
+            </w:tcBorders>
+            <w:shd w:fill="0B284A" w:color="auto" w:val="clear"/>
+            <w:tcMar>
+              <w:top w:type="dxa" w:w="160"/>
+              <w:left w:type="dxa" w:w="200"/>
+              <w:bottom w:type="dxa" w:w="160"/>
+              <w:right w:type="dxa" w:w="120"/>
+            </w:tcMar>
+            <w:vAlign w:val="center"/>
+          </w:tcPr>
+          <w:p>
+            <w:pPr>
+              <w:bidi/>
+              <w:spacing w:after="80"/>
+              <w:jc w:val="left"/>
+            </w:pPr>
+            <w:r>
+              <w:rPr>
+                <w:rFonts w:ascii="Arial" w:cs="Arial" w:eastAsia="Arial" w:hAnsi="Arial"/>
+                <w:b/>
+                <w:bCs/>
+                <w:color w:val="FFFFFF"/>
+                <w:sz w:val="36"/>
+                <w:szCs w:val="36"/>
+              </w:rPr>
+              <w:t xml:space="preserve">ضوابط وتعليمات العمل في الاستراحة</w:t>
+            </w:r>
+          </w:p>
+          <w:p>
+            <w:pPr>
+              <w:bidi/>
+              <w:jc w:val="left"/>
+            </w:pPr>
+            <w:r>
+              <w:rPr>
+                <w:rFonts w:ascii="Arial" w:cs="Arial" w:eastAsia="Arial" w:hAnsi="Arial"/>
+                <w:b w:val="false"/>
+                <w:bCs w:val="false"/>
+                <w:color w:val="C9D3E0"/>
+                <w:sz w:val="21"/>
+                <w:szCs w:val="21"/>
+              </w:rPr>
+              <w:t xml:space="preserve">استراحة الأماني / كربلاء   |   مسودة أولى للمناقشة</w:t>
+            </w:r>
+          </w:p>
+        </w:tc>
+      </w:tr>
+    </w:tbl>
     <w:p>
       <w:pPr>
         <w:keepNext w:val="false"/>
         <w:bidi/>
-        <w:spacing w:after="40" w:before="0" w:line="320"/>
-        <w:jc w:val="left"/>
-      </w:pPr>
-      <w:r>
-        <w:rPr>
-          <w:rFonts w:ascii="Arial" w:cs="Arial" w:eastAsia="Arial" w:hAnsi="Arial"/>
-          <w:b/>
-          <w:bCs/>
-          <w:color w:val="000000"/>
-          <w:sz w:val="24"/>
-          <w:szCs w:val="24"/>
-        </w:rPr>
-        <w:t xml:space="preserve">شركة الأماني</w:t>
-      </w:r>
-    </w:p>
-    <w:p>
-      <w:pPr>
-        <w:keepNext w:val="false"/>
-        <w:bidi/>
-        <w:spacing w:after="40" w:before="0" w:line="320"/>
-        <w:jc w:val="left"/>
+        <w:spacing w:after="240" w:before="80" w:line="320"/>
+        <w:jc w:val="right"/>
       </w:pPr>
       <w:r>
         <w:rPr>
           <w:rFonts w:ascii="Arial" w:cs="Arial" w:eastAsia="Arial" w:hAnsi="Arial"/>
           <w:b w:val="false"/>
           <w:bCs w:val="false"/>
-          <w:color w:val="000000"/>
-          <w:sz w:val="22"/>
-          <w:szCs w:val="22"/>
-        </w:rPr>
-        <w:t xml:space="preserve">استراحة الشركة / كربلاء</w:t>
-      </w:r>
-    </w:p>
-    <w:p>
-      <w:pPr>
-        <w:keepNext w:val="false"/>
-        <w:bidi/>
-        <w:spacing w:after="300" w:before="0" w:line="320"/>
-        <w:jc w:val="left"/>
-      </w:pPr>
-      <w:r>
-        <w:rPr>
-          <w:rFonts w:ascii="Arial" w:cs="Arial" w:eastAsia="Arial" w:hAnsi="Arial"/>
-          <w:b w:val="false"/>
-          <w:bCs w:val="false"/>
-          <w:color w:val="000000"/>
-          <w:sz w:val="22"/>
-          <w:szCs w:val="22"/>
+          <w:color w:val="727176"/>
+          <w:sz w:val="20"/>
+          <w:szCs w:val="20"/>
         </w:rPr>
         <w:t xml:space="preserve">التاريخ: 7/10/2026</w:t>
-      </w:r>
-    </w:p>
-    <w:p>
-      <w:pPr>
-        <w:keepNext w:val="false"/>
-        <w:bidi/>
-        <w:spacing w:after="60" w:before="0" w:line="320"/>
-        <w:jc w:val="center"/>
-      </w:pPr>
-      <w:r>
-        <w:rPr>
-          <w:rFonts w:ascii="Arial" w:cs="Arial" w:eastAsia="Arial" w:hAnsi="Arial"/>
-          <w:b/>
-          <w:bCs/>
-          <w:color w:val="1F2A44"/>
-          <w:sz w:val="34"/>
-          <w:szCs w:val="34"/>
-        </w:rPr>
-        <w:t xml:space="preserve">ضوابط وتعليمات العمل في الاستراحة</w:t>
-      </w:r>
-    </w:p>
-    <w:p>
-      <w:pPr>
-        <w:keepNext w:val="false"/>
-        <w:bidi/>
-        <w:spacing w:after="300" w:before="0" w:line="320"/>
-        <w:jc w:val="center"/>
-      </w:pPr>
-      <w:r>
-        <w:rPr>
-          <w:rFonts w:ascii="Arial" w:cs="Arial" w:eastAsia="Arial" w:hAnsi="Arial"/>
-          <w:b w:val="false"/>
-          <w:bCs w:val="false"/>
-          <w:color w:val="000000"/>
-          <w:sz w:val="22"/>
-          <w:szCs w:val="22"/>
-        </w:rPr>
-        <w:t xml:space="preserve">(مسودة أولى للمناقشة)</w:t>
       </w:r>
     </w:p>
     <w:p>
@@ -118,43 +180,95 @@
     </w:p>
     <w:p>
       <w:pPr>
-        <w:keepNext w:val="false"/>
+        <w:pBdr>
+          <w:right w:val="single" w:color="0B284A" w:sz="24" w:space="6"/>
+        </w:pBdr>
+        <w:shd w:fill="EEEAE3" w:color="auto" w:val="clear"/>
         <w:bidi/>
-        <w:spacing w:after="120" w:before="0" w:line="320"/>
-        <w:jc w:val="both"/>
+        <w:spacing w:after="160" w:before="100" w:line="300"/>
+        <w:ind w:left="120" w:right="120"/>
+        <w:jc w:val="left"/>
       </w:pPr>
       <w:r>
         <w:rPr>
           <w:rFonts w:ascii="Arial" w:cs="Arial" w:eastAsia="Arial" w:hAnsi="Arial"/>
-          <w:b w:val="false"/>
-          <w:bCs w:val="false"/>
-          <w:color w:val="000000"/>
-          <w:sz w:val="23"/>
-          <w:szCs w:val="23"/>
+          <w:color w:val="222222"/>
+          <w:sz w:val="21"/>
+          <w:szCs w:val="21"/>
         </w:rPr>
         <w:t xml:space="preserve">ملاحظة عامة: لا يتم شراء أو تنفيذ أي شيء بشكل نهائي إلا بعد موافقة المدير، وأي سعر مذكور يتم تأكيده يوم الشراء لأن أسعار السوق تتغير.</w:t>
       </w:r>
     </w:p>
     <w:p>
       <w:pPr>
-        <w:pStyle w:val="Heading1"/>
         <w:keepNext/>
-        <w:bidi/>
-        <w:spacing w:after="140" w:before="300"/>
-        <w:jc w:val="left"/>
+        <w:spacing w:after="0" w:before="140"/>
       </w:pPr>
-      <w:r>
-        <w:rPr>
-          <w:rFonts w:ascii="Arial" w:cs="Arial" w:eastAsia="Arial" w:hAnsi="Arial"/>
-          <w:b/>
-          <w:bCs/>
-          <w:color w:val="1F2A44"/>
-          <w:sz w:val="27"/>
-          <w:szCs w:val="27"/>
-          <w:u w:val="single"/>
-        </w:rPr>
-        <w:t xml:space="preserve">أولاً: الدوام</w:t>
-      </w:r>
+    </w:p>
+    <w:tbl>
+      <w:tblPr>
+        <w:bidiVisual/>
+        <w:tblW w:type="dxa" w:w="9900"/>
+        <w:tblBorders>
+          <w:top w:val="none" w:color="FFFFFF" w:sz="0"/>
+          <w:left w:val="none" w:color="FFFFFF" w:sz="0"/>
+          <w:bottom w:val="none" w:color="FFFFFF" w:sz="0"/>
+          <w:right w:val="none" w:color="FFFFFF" w:sz="0"/>
+          <w:insideH w:val="none" w:color="FFFFFF" w:sz="0"/>
+          <w:insideV w:val="none" w:color="FFFFFF" w:sz="0"/>
+        </w:tblBorders>
+      </w:tblPr>
+      <w:tblGrid>
+        <w:gridCol w:w="9900"/>
+      </w:tblGrid>
+      <w:tr>
+        <w:trPr>
+          <w:cantSplit/>
+        </w:trPr>
+        <w:tc>
+          <w:tcPr>
+            <w:tcW w:type="dxa" w:w="9900"/>
+            <w:tcBorders>
+              <w:top w:val="none" w:color="FFFFFF" w:sz="0"/>
+              <w:left w:val="none" w:color="FFFFFF" w:sz="0"/>
+              <w:bottom w:val="none" w:color="FFFFFF" w:sz="0"/>
+              <w:right w:val="none" w:color="FFFFFF" w:sz="0"/>
+            </w:tcBorders>
+            <w:shd w:fill="0B284A" w:color="auto" w:val="clear"/>
+            <w:tcMar>
+              <w:top w:type="dxa" w:w="70"/>
+              <w:left w:type="dxa" w:w="160"/>
+              <w:bottom w:type="dxa" w:w="70"/>
+              <w:right w:type="dxa" w:w="200"/>
+            </w:tcMar>
+          </w:tcPr>
+          <w:p>
+            <w:pPr>
+              <w:pStyle w:val="Heading1"/>
+              <w:keepNext/>
+              <w:bidi/>
+              <w:jc w:val="left"/>
+            </w:pPr>
+            <w:r>
+              <w:rPr>
+                <w:rFonts w:ascii="Arial" w:cs="Arial" w:eastAsia="Arial" w:hAnsi="Arial"/>
+                <w:b/>
+                <w:bCs/>
+                <w:color w:val="FFFFFF"/>
+                <w:sz w:val="26"/>
+                <w:szCs w:val="26"/>
+              </w:rPr>
+              <w:t xml:space="preserve">أولاً: الدوام</w:t>
+            </w:r>
+          </w:p>
+        </w:tc>
+      </w:tr>
+    </w:tbl>
+    <w:p>
+      <w:pPr>
+        <w:keepNext/>
+        <w:spacing w:after="100" w:before="0"/>
+      </w:pPr>
     </w:p>
     <w:tbl>
       <w:tblPr>
@@ -181,11 +295,11 @@
         <w:tc>
           <w:tcPr>
             <w:tcW w:type="dxa" w:w="1700"/>
-            <w:shd w:fill="D9D9D9" w:color="auto" w:val="clear"/>
-            <w:tcMar>
-              <w:top w:type="dxa" w:w="70"/>
-              <w:left w:type="dxa" w:w="100"/>
-              <w:bottom w:type="dxa" w:w="70"/>
+            <w:shd w:fill="0B284A" w:color="auto" w:val="clear"/>
+            <w:tcMar>
+              <w:top w:type="dxa" w:w="45"/>
+              <w:left w:type="dxa" w:w="100"/>
+              <w:bottom w:type="dxa" w:w="45"/>
               <w:right w:type="dxa" w:w="100"/>
             </w:tcMar>
             <w:vAlign w:val="center"/>
@@ -200,7 +314,7 @@
                 <w:rFonts w:ascii="Arial" w:cs="Arial" w:eastAsia="Arial" w:hAnsi="Arial"/>
                 <w:b/>
                 <w:bCs/>
-                <w:color w:val="000000"/>
+                <w:color w:val="FFFFFF"/>
                 <w:sz w:val="20"/>
                 <w:szCs w:val="20"/>
               </w:rPr>
@@ -211,11 +325,11 @@
         <w:tc>
           <w:tcPr>
             <w:tcW w:type="dxa" w:w="4600"/>
-            <w:shd w:fill="D9D9D9" w:color="auto" w:val="clear"/>
-            <w:tcMar>
-              <w:top w:type="dxa" w:w="70"/>
-              <w:left w:type="dxa" w:w="100"/>
-              <w:bottom w:type="dxa" w:w="70"/>
+            <w:shd w:fill="0B284A" w:color="auto" w:val="clear"/>
+            <w:tcMar>
+              <w:top w:type="dxa" w:w="45"/>
+              <w:left w:type="dxa" w:w="100"/>
+              <w:bottom w:type="dxa" w:w="45"/>
               <w:right w:type="dxa" w:w="100"/>
             </w:tcMar>
             <w:vAlign w:val="center"/>
@@ -230,7 +344,7 @@
                 <w:rFonts w:ascii="Arial" w:cs="Arial" w:eastAsia="Arial" w:hAnsi="Arial"/>
                 <w:b/>
                 <w:bCs/>
-                <w:color w:val="000000"/>
+                <w:color w:val="FFFFFF"/>
                 <w:sz w:val="20"/>
                 <w:szCs w:val="20"/>
               </w:rPr>
@@ -241,11 +355,11 @@
         <w:tc>
           <w:tcPr>
             <w:tcW w:type="dxa" w:w="3600"/>
-            <w:shd w:fill="D9D9D9" w:color="auto" w:val="clear"/>
-            <w:tcMar>
-              <w:top w:type="dxa" w:w="70"/>
-              <w:left w:type="dxa" w:w="100"/>
-              <w:bottom w:type="dxa" w:w="70"/>
+            <w:shd w:fill="0B284A" w:color="auto" w:val="clear"/>
+            <w:tcMar>
+              <w:top w:type="dxa" w:w="45"/>
+              <w:left w:type="dxa" w:w="100"/>
+              <w:bottom w:type="dxa" w:w="45"/>
               <w:right w:type="dxa" w:w="100"/>
             </w:tcMar>
             <w:vAlign w:val="center"/>
@@ -260,7 +374,7 @@
                 <w:rFonts w:ascii="Arial" w:cs="Arial" w:eastAsia="Arial" w:hAnsi="Arial"/>
                 <w:b/>
                 <w:bCs/>
-                <w:color w:val="000000"/>
+                <w:color w:val="FFFFFF"/>
                 <w:sz w:val="20"/>
                 <w:szCs w:val="20"/>
               </w:rPr>
@@ -277,9 +391,9 @@
           <w:tcPr>
             <w:tcW w:type="dxa" w:w="1700"/>
             <w:tcMar>
-              <w:top w:type="dxa" w:w="70"/>
-              <w:left w:type="dxa" w:w="100"/>
-              <w:bottom w:type="dxa" w:w="70"/>
+              <w:top w:type="dxa" w:w="45"/>
+              <w:left w:type="dxa" w:w="100"/>
+              <w:bottom w:type="dxa" w:w="45"/>
               <w:right w:type="dxa" w:w="100"/>
             </w:tcMar>
             <w:vAlign w:val="center"/>
@@ -306,9 +420,9 @@
           <w:tcPr>
             <w:tcW w:type="dxa" w:w="4600"/>
             <w:tcMar>
-              <w:top w:type="dxa" w:w="70"/>
-              <w:left w:type="dxa" w:w="100"/>
-              <w:bottom w:type="dxa" w:w="70"/>
+              <w:top w:type="dxa" w:w="45"/>
+              <w:left w:type="dxa" w:w="100"/>
+              <w:bottom w:type="dxa" w:w="45"/>
               <w:right w:type="dxa" w:w="100"/>
             </w:tcMar>
             <w:vAlign w:val="center"/>
@@ -335,9 +449,9 @@
           <w:tcPr>
             <w:tcW w:type="dxa" w:w="3600"/>
             <w:tcMar>
-              <w:top w:type="dxa" w:w="70"/>
-              <w:left w:type="dxa" w:w="100"/>
-              <w:bottom w:type="dxa" w:w="70"/>
+              <w:top w:type="dxa" w:w="45"/>
+              <w:left w:type="dxa" w:w="100"/>
+              <w:bottom w:type="dxa" w:w="45"/>
               <w:right w:type="dxa" w:w="100"/>
             </w:tcMar>
             <w:vAlign w:val="center"/>
@@ -368,10 +482,11 @@
         <w:tc>
           <w:tcPr>
             <w:tcW w:type="dxa" w:w="1700"/>
-            <w:tcMar>
-              <w:top w:type="dxa" w:w="70"/>
-              <w:left w:type="dxa" w:w="100"/>
-              <w:bottom w:type="dxa" w:w="70"/>
+            <w:shd w:fill="EEEAE3" w:color="auto" w:val="clear"/>
+            <w:tcMar>
+              <w:top w:type="dxa" w:w="45"/>
+              <w:left w:type="dxa" w:w="100"/>
+              <w:bottom w:type="dxa" w:w="45"/>
               <w:right w:type="dxa" w:w="100"/>
             </w:tcMar>
             <w:vAlign w:val="center"/>
@@ -397,10 +512,11 @@
         <w:tc>
           <w:tcPr>
             <w:tcW w:type="dxa" w:w="4600"/>
-            <w:tcMar>
-              <w:top w:type="dxa" w:w="70"/>
-              <w:left w:type="dxa" w:w="100"/>
-              <w:bottom w:type="dxa" w:w="70"/>
+            <w:shd w:fill="EEEAE3" w:color="auto" w:val="clear"/>
+            <w:tcMar>
+              <w:top w:type="dxa" w:w="45"/>
+              <w:left w:type="dxa" w:w="100"/>
+              <w:bottom w:type="dxa" w:w="45"/>
               <w:right w:type="dxa" w:w="100"/>
             </w:tcMar>
             <w:vAlign w:val="center"/>
@@ -426,10 +542,11 @@
         <w:tc>
           <w:tcPr>
             <w:tcW w:type="dxa" w:w="3600"/>
-            <w:tcMar>
-              <w:top w:type="dxa" w:w="70"/>
-              <w:left w:type="dxa" w:w="100"/>
-              <w:bottom w:type="dxa" w:w="70"/>
+            <w:shd w:fill="EEEAE3" w:color="auto" w:val="clear"/>
+            <w:tcMar>
+              <w:top w:type="dxa" w:w="45"/>
+              <w:left w:type="dxa" w:w="100"/>
+              <w:bottom w:type="dxa" w:w="45"/>
               <w:right w:type="dxa" w:w="100"/>
             </w:tcMar>
             <w:vAlign w:val="center"/>
@@ -461,9 +578,9 @@
           <w:tcPr>
             <w:tcW w:type="dxa" w:w="1700"/>
             <w:tcMar>
-              <w:top w:type="dxa" w:w="70"/>
-              <w:left w:type="dxa" w:w="100"/>
-              <w:bottom w:type="dxa" w:w="70"/>
+              <w:top w:type="dxa" w:w="45"/>
+              <w:left w:type="dxa" w:w="100"/>
+              <w:bottom w:type="dxa" w:w="45"/>
               <w:right w:type="dxa" w:w="100"/>
             </w:tcMar>
             <w:vAlign w:val="center"/>
@@ -490,9 +607,9 @@
           <w:tcPr>
             <w:tcW w:type="dxa" w:w="4600"/>
             <w:tcMar>
-              <w:top w:type="dxa" w:w="70"/>
-              <w:left w:type="dxa" w:w="100"/>
-              <w:bottom w:type="dxa" w:w="70"/>
+              <w:top w:type="dxa" w:w="45"/>
+              <w:left w:type="dxa" w:w="100"/>
+              <w:bottom w:type="dxa" w:w="45"/>
               <w:right w:type="dxa" w:w="100"/>
             </w:tcMar>
             <w:vAlign w:val="center"/>
@@ -519,9 +636,9 @@
           <w:tcPr>
             <w:tcW w:type="dxa" w:w="3600"/>
             <w:tcMar>
-              <w:top w:type="dxa" w:w="70"/>
-              <w:left w:type="dxa" w:w="100"/>
-              <w:bottom w:type="dxa" w:w="70"/>
+              <w:top w:type="dxa" w:w="45"/>
+              <w:left w:type="dxa" w:w="100"/>
+              <w:bottom w:type="dxa" w:w="45"/>
               <w:right w:type="dxa" w:w="100"/>
             </w:tcMar>
             <w:vAlign w:val="center"/>
@@ -586,10 +703,83 @@
     </w:p>
     <w:p>
       <w:pPr>
-        <w:pStyle w:val="Heading1"/>
         <w:keepNext/>
+        <w:spacing w:after="0" w:before="140"/>
+      </w:pPr>
+    </w:p>
+    <w:tbl>
+      <w:tblPr>
+        <w:bidiVisual/>
+        <w:tblW w:type="dxa" w:w="9900"/>
+        <w:tblBorders>
+          <w:top w:val="none" w:color="FFFFFF" w:sz="0"/>
+          <w:left w:val="none" w:color="FFFFFF" w:sz="0"/>
+          <w:bottom w:val="none" w:color="FFFFFF" w:sz="0"/>
+          <w:right w:val="none" w:color="FFFFFF" w:sz="0"/>
+          <w:insideH w:val="none" w:color="FFFFFF" w:sz="0"/>
+          <w:insideV w:val="none" w:color="FFFFFF" w:sz="0"/>
+        </w:tblBorders>
+      </w:tblPr>
+      <w:tblGrid>
+        <w:gridCol w:w="9900"/>
+      </w:tblGrid>
+      <w:tr>
+        <w:trPr>
+          <w:cantSplit/>
+        </w:trPr>
+        <w:tc>
+          <w:tcPr>
+            <w:tcW w:type="dxa" w:w="9900"/>
+            <w:tcBorders>
+              <w:top w:val="none" w:color="FFFFFF" w:sz="0"/>
+              <w:left w:val="none" w:color="FFFFFF" w:sz="0"/>
+              <w:bottom w:val="none" w:color="FFFFFF" w:sz="0"/>
+              <w:right w:val="none" w:color="FFFFFF" w:sz="0"/>
+            </w:tcBorders>
+            <w:shd w:fill="0B284A" w:color="auto" w:val="clear"/>
+            <w:tcMar>
+              <w:top w:type="dxa" w:w="70"/>
+              <w:left w:type="dxa" w:w="160"/>
+              <w:bottom w:type="dxa" w:w="70"/>
+              <w:right w:type="dxa" w:w="200"/>
+            </w:tcMar>
+          </w:tcPr>
+          <w:p>
+            <w:pPr>
+              <w:pStyle w:val="Heading1"/>
+              <w:keepNext/>
+              <w:bidi/>
+              <w:jc w:val="left"/>
+            </w:pPr>
+            <w:r>
+              <w:rPr>
+                <w:rFonts w:ascii="Arial" w:cs="Arial" w:eastAsia="Arial" w:hAnsi="Arial"/>
+                <w:b/>
+                <w:bCs/>
+                <w:color w:val="FFFFFF"/>
+                <w:sz w:val="26"/>
+                <w:szCs w:val="26"/>
+              </w:rPr>
+              <w:t xml:space="preserve">ثانياً: المظهر والسلوك</w:t>
+            </w:r>
+          </w:p>
+        </w:tc>
+      </w:tr>
+    </w:tbl>
+    <w:p>
+      <w:pPr>
+        <w:keepNext/>
+        <w:spacing w:after="100" w:before="0"/>
+      </w:pPr>
+    </w:p>
+    <w:p>
+      <w:pPr>
+        <w:keepNext/>
+        <w:pBdr>
+          <w:bottom w:val="single" w:color="C9C2B6" w:sz="6" w:space="2"/>
+        </w:pBdr>
         <w:bidi/>
-        <w:spacing w:after="140" w:before="300"/>
+        <w:spacing w:after="80" w:before="140"/>
         <w:jc w:val="left"/>
       </w:pPr>
       <w:r>
@@ -597,27 +787,7 @@
           <w:rFonts w:ascii="Arial" w:cs="Arial" w:eastAsia="Arial" w:hAnsi="Arial"/>
           <w:b/>
           <w:bCs/>
-          <w:color w:val="1F2A44"/>
-          <w:sz w:val="27"/>
-          <w:szCs w:val="27"/>
-          <w:u w:val="single"/>
-        </w:rPr>
-        <w:t xml:space="preserve">ثانياً: المظهر والسلوك</w:t>
-      </w:r>
-    </w:p>
-    <w:p>
-      <w:pPr>
-        <w:keepNext/>
-        <w:bidi/>
-        <w:spacing w:after="80" w:before="120" w:line="320"/>
-        <w:jc w:val="left"/>
-      </w:pPr>
-      <w:r>
-        <w:rPr>
-          <w:rFonts w:ascii="Arial" w:cs="Arial" w:eastAsia="Arial" w:hAnsi="Arial"/>
-          <w:b/>
-          <w:bCs/>
-          <w:color w:val="000000"/>
+          <w:color w:val="0B284A"/>
           <w:sz w:val="23"/>
           <w:szCs w:val="23"/>
         </w:rPr>
@@ -751,8 +921,76 @@
     <w:p>
       <w:pPr>
         <w:keepNext/>
+        <w:spacing w:after="60" w:before="140"/>
+        <w:jc w:val="center"/>
+      </w:pPr>
+      <w:r>
+        <w:drawing>
+          <wp:inline distT="0" distB="0" distL="0" distR="0">
+            <wp:extent cx="5715000" cy="4286250"/>
+            <wp:effectExtent t="0" r="0" b="0" l="0"/>
+            <wp:docPr id="2" name="" descr="" title=""/>
+            <wp:cNvGraphicFramePr>
+              <a:graphicFrameLocks xmlns:a="http://schemas.openxmlformats.org/drawingml/2006/main" noChangeAspect="1"/>
+            </wp:cNvGraphicFramePr>
+            <a:graphic xmlns:a="http://schemas.openxmlformats.org/drawingml/2006/main">
+              <a:graphicData uri="http://schemas.openxmlformats.org/drawingml/2006/picture">
+                <pic:pic xmlns:pic="http://schemas.openxmlformats.org/drawingml/2006/picture">
+                  <pic:nvPicPr>
+                    <pic:cNvPr id="0" name="" descr=""/>
+                    <pic:cNvPicPr>
+                      <a:picLocks noChangeAspect="1" noChangeArrowheads="1"/>
+                    </pic:cNvPicPr>
+                  </pic:nvPicPr>
+                  <pic:blipFill>
+                    <a:blip r:embed="rId9" cstate="none"/>
+                    <a:srcRect/>
+                    <a:stretch>
+                      <a:fillRect/>
+                    </a:stretch>
+                  </pic:blipFill>
+                  <pic:spPr bwMode="auto">
+                    <a:xfrm>
+                      <a:off x="0" y="0"/>
+                      <a:ext cx="5715000" cy="4286250"/>
+                    </a:xfrm>
+                    <a:prstGeom prst="rect">
+                      <a:avLst/>
+                    </a:prstGeom>
+                  </pic:spPr>
+                </pic:pic>
+              </a:graphicData>
+            </a:graphic>
+          </wp:inline>
+        </w:drawing>
+      </w:r>
+    </w:p>
+    <w:p>
+      <w:pPr>
         <w:bidi/>
-        <w:spacing w:after="80" w:before="120" w:line="320"/>
+        <w:spacing w:after="200"/>
+        <w:jc w:val="center"/>
+      </w:pPr>
+      <w:r>
+        <w:rPr>
+          <w:rFonts w:ascii="Arial" w:cs="Arial" w:eastAsia="Arial" w:hAnsi="Arial"/>
+          <w:i/>
+          <w:iCs/>
+          <w:color w:val="727176"/>
+          <w:sz w:val="18"/>
+          <w:szCs w:val="18"/>
+        </w:rPr>
+        <w:t xml:space="preserve">تصميم زي موظفي الاستراحة: رصاصي فاتح أساسي مع تفاصيل بأزرق الأماني</w:t>
+      </w:r>
+    </w:p>
+    <w:p>
+      <w:pPr>
+        <w:keepNext/>
+        <w:pBdr>
+          <w:bottom w:val="single" w:color="C9C2B6" w:sz="6" w:space="2"/>
+        </w:pBdr>
+        <w:bidi/>
+        <w:spacing w:after="80" w:before="140"/>
         <w:jc w:val="left"/>
       </w:pPr>
       <w:r>
@@ -760,7 +998,7 @@
           <w:rFonts w:ascii="Arial" w:cs="Arial" w:eastAsia="Arial" w:hAnsi="Arial"/>
           <w:b/>
           <w:bCs/>
-          <w:color w:val="000000"/>
+          <w:color w:val="0B284A"/>
           <w:sz w:val="23"/>
           <w:szCs w:val="23"/>
         </w:rPr>
@@ -894,8 +1132,11 @@
     <w:p>
       <w:pPr>
         <w:keepNext/>
+        <w:pBdr>
+          <w:bottom w:val="single" w:color="C9C2B6" w:sz="6" w:space="2"/>
+        </w:pBdr>
         <w:bidi/>
-        <w:spacing w:after="80" w:before="120" w:line="320"/>
+        <w:spacing w:after="80" w:before="140"/>
         <w:jc w:val="left"/>
       </w:pPr>
       <w:r>
@@ -903,7 +1144,7 @@
           <w:rFonts w:ascii="Arial" w:cs="Arial" w:eastAsia="Arial" w:hAnsi="Arial"/>
           <w:b/>
           <w:bCs/>
-          <w:color w:val="000000"/>
+          <w:color w:val="0B284A"/>
           <w:sz w:val="23"/>
           <w:szCs w:val="23"/>
         </w:rPr>
@@ -1036,10 +1277,83 @@
     </w:p>
     <w:p>
       <w:pPr>
-        <w:pStyle w:val="Heading1"/>
         <w:keepNext/>
+        <w:spacing w:after="0" w:before="140"/>
+      </w:pPr>
+    </w:p>
+    <w:tbl>
+      <w:tblPr>
+        <w:bidiVisual/>
+        <w:tblW w:type="dxa" w:w="9900"/>
+        <w:tblBorders>
+          <w:top w:val="none" w:color="FFFFFF" w:sz="0"/>
+          <w:left w:val="none" w:color="FFFFFF" w:sz="0"/>
+          <w:bottom w:val="none" w:color="FFFFFF" w:sz="0"/>
+          <w:right w:val="none" w:color="FFFFFF" w:sz="0"/>
+          <w:insideH w:val="none" w:color="FFFFFF" w:sz="0"/>
+          <w:insideV w:val="none" w:color="FFFFFF" w:sz="0"/>
+        </w:tblBorders>
+      </w:tblPr>
+      <w:tblGrid>
+        <w:gridCol w:w="9900"/>
+      </w:tblGrid>
+      <w:tr>
+        <w:trPr>
+          <w:cantSplit/>
+        </w:trPr>
+        <w:tc>
+          <w:tcPr>
+            <w:tcW w:type="dxa" w:w="9900"/>
+            <w:tcBorders>
+              <w:top w:val="none" w:color="FFFFFF" w:sz="0"/>
+              <w:left w:val="none" w:color="FFFFFF" w:sz="0"/>
+              <w:bottom w:val="none" w:color="FFFFFF" w:sz="0"/>
+              <w:right w:val="none" w:color="FFFFFF" w:sz="0"/>
+            </w:tcBorders>
+            <w:shd w:fill="0B284A" w:color="auto" w:val="clear"/>
+            <w:tcMar>
+              <w:top w:type="dxa" w:w="70"/>
+              <w:left w:type="dxa" w:w="160"/>
+              <w:bottom w:type="dxa" w:w="70"/>
+              <w:right w:type="dxa" w:w="200"/>
+            </w:tcMar>
+          </w:tcPr>
+          <w:p>
+            <w:pPr>
+              <w:pStyle w:val="Heading1"/>
+              <w:keepNext/>
+              <w:bidi/>
+              <w:jc w:val="left"/>
+            </w:pPr>
+            <w:r>
+              <w:rPr>
+                <w:rFonts w:ascii="Arial" w:cs="Arial" w:eastAsia="Arial" w:hAnsi="Arial"/>
+                <w:b/>
+                <w:bCs/>
+                <w:color w:val="FFFFFF"/>
+                <w:sz w:val="26"/>
+                <w:szCs w:val="26"/>
+              </w:rPr>
+              <w:t xml:space="preserve">ثالثاً: استقبال الزبون والخدمة</w:t>
+            </w:r>
+          </w:p>
+        </w:tc>
+      </w:tr>
+    </w:tbl>
+    <w:p>
+      <w:pPr>
+        <w:keepNext/>
+        <w:spacing w:after="100" w:before="0"/>
+      </w:pPr>
+    </w:p>
+    <w:p>
+      <w:pPr>
+        <w:keepNext/>
+        <w:pBdr>
+          <w:bottom w:val="single" w:color="C9C2B6" w:sz="6" w:space="2"/>
+        </w:pBdr>
         <w:bidi/>
-        <w:spacing w:after="140" w:before="300"/>
+        <w:spacing w:after="80" w:before="140"/>
         <w:jc w:val="left"/>
       </w:pPr>
       <w:r>
@@ -1047,27 +1361,7 @@
           <w:rFonts w:ascii="Arial" w:cs="Arial" w:eastAsia="Arial" w:hAnsi="Arial"/>
           <w:b/>
           <w:bCs/>
-          <w:color w:val="1F2A44"/>
-          <w:sz w:val="27"/>
-          <w:szCs w:val="27"/>
-          <w:u w:val="single"/>
-        </w:rPr>
-        <w:t xml:space="preserve">ثالثاً: استقبال الزبون والخدمة</w:t>
-      </w:r>
-    </w:p>
-    <w:p>
-      <w:pPr>
-        <w:keepNext/>
-        <w:bidi/>
-        <w:spacing w:after="80" w:before="120" w:line="320"/>
-        <w:jc w:val="left"/>
-      </w:pPr>
-      <w:r>
-        <w:rPr>
-          <w:rFonts w:ascii="Arial" w:cs="Arial" w:eastAsia="Arial" w:hAnsi="Arial"/>
-          <w:b/>
-          <w:bCs/>
-          <w:color w:val="000000"/>
+          <w:color w:val="0B284A"/>
           <w:sz w:val="23"/>
           <w:szCs w:val="23"/>
         </w:rPr>
@@ -1098,11 +1392,11 @@
         <w:tc>
           <w:tcPr>
             <w:tcW w:type="dxa" w:w="3600"/>
-            <w:shd w:fill="D9D9D9" w:color="auto" w:val="clear"/>
-            <w:tcMar>
-              <w:top w:type="dxa" w:w="70"/>
-              <w:left w:type="dxa" w:w="100"/>
-              <w:bottom w:type="dxa" w:w="70"/>
+            <w:shd w:fill="0B284A" w:color="auto" w:val="clear"/>
+            <w:tcMar>
+              <w:top w:type="dxa" w:w="45"/>
+              <w:left w:type="dxa" w:w="100"/>
+              <w:bottom w:type="dxa" w:w="45"/>
               <w:right w:type="dxa" w:w="100"/>
             </w:tcMar>
             <w:vAlign w:val="center"/>
@@ -1117,7 +1411,7 @@
                 <w:rFonts w:ascii="Arial" w:cs="Arial" w:eastAsia="Arial" w:hAnsi="Arial"/>
                 <w:b/>
                 <w:bCs/>
-                <w:color w:val="000000"/>
+                <w:color w:val="FFFFFF"/>
                 <w:sz w:val="20"/>
                 <w:szCs w:val="20"/>
               </w:rPr>
@@ -1128,11 +1422,11 @@
         <w:tc>
           <w:tcPr>
             <w:tcW w:type="dxa" w:w="6300"/>
-            <w:shd w:fill="D9D9D9" w:color="auto" w:val="clear"/>
-            <w:tcMar>
-              <w:top w:type="dxa" w:w="70"/>
-              <w:left w:type="dxa" w:w="100"/>
-              <w:bottom w:type="dxa" w:w="70"/>
+            <w:shd w:fill="0B284A" w:color="auto" w:val="clear"/>
+            <w:tcMar>
+              <w:top w:type="dxa" w:w="45"/>
+              <w:left w:type="dxa" w:w="100"/>
+              <w:bottom w:type="dxa" w:w="45"/>
               <w:right w:type="dxa" w:w="100"/>
             </w:tcMar>
             <w:vAlign w:val="center"/>
@@ -1147,7 +1441,7 @@
                 <w:rFonts w:ascii="Arial" w:cs="Arial" w:eastAsia="Arial" w:hAnsi="Arial"/>
                 <w:b/>
                 <w:bCs/>
-                <w:color w:val="000000"/>
+                <w:color w:val="FFFFFF"/>
                 <w:sz w:val="20"/>
                 <w:szCs w:val="20"/>
               </w:rPr>
@@ -1164,9 +1458,9 @@
           <w:tcPr>
             <w:tcW w:type="dxa" w:w="3600"/>
             <w:tcMar>
-              <w:top w:type="dxa" w:w="70"/>
-              <w:left w:type="dxa" w:w="100"/>
-              <w:bottom w:type="dxa" w:w="70"/>
+              <w:top w:type="dxa" w:w="45"/>
+              <w:left w:type="dxa" w:w="100"/>
+              <w:bottom w:type="dxa" w:w="45"/>
               <w:right w:type="dxa" w:w="100"/>
             </w:tcMar>
             <w:vAlign w:val="center"/>
@@ -1193,9 +1487,9 @@
           <w:tcPr>
             <w:tcW w:type="dxa" w:w="6300"/>
             <w:tcMar>
-              <w:top w:type="dxa" w:w="70"/>
-              <w:left w:type="dxa" w:w="100"/>
-              <w:bottom w:type="dxa" w:w="70"/>
+              <w:top w:type="dxa" w:w="45"/>
+              <w:left w:type="dxa" w:w="100"/>
+              <w:bottom w:type="dxa" w:w="45"/>
               <w:right w:type="dxa" w:w="100"/>
             </w:tcMar>
             <w:vAlign w:val="center"/>
@@ -1226,10 +1520,11 @@
         <w:tc>
           <w:tcPr>
             <w:tcW w:type="dxa" w:w="3600"/>
-            <w:tcMar>
-              <w:top w:type="dxa" w:w="70"/>
-              <w:left w:type="dxa" w:w="100"/>
-              <w:bottom w:type="dxa" w:w="70"/>
+            <w:shd w:fill="EEEAE3" w:color="auto" w:val="clear"/>
+            <w:tcMar>
+              <w:top w:type="dxa" w:w="45"/>
+              <w:left w:type="dxa" w:w="100"/>
+              <w:bottom w:type="dxa" w:w="45"/>
               <w:right w:type="dxa" w:w="100"/>
             </w:tcMar>
             <w:vAlign w:val="center"/>
@@ -1255,10 +1550,11 @@
         <w:tc>
           <w:tcPr>
             <w:tcW w:type="dxa" w:w="6300"/>
-            <w:tcMar>
-              <w:top w:type="dxa" w:w="70"/>
-              <w:left w:type="dxa" w:w="100"/>
-              <w:bottom w:type="dxa" w:w="70"/>
+            <w:shd w:fill="EEEAE3" w:color="auto" w:val="clear"/>
+            <w:tcMar>
+              <w:top w:type="dxa" w:w="45"/>
+              <w:left w:type="dxa" w:w="100"/>
+              <w:bottom w:type="dxa" w:w="45"/>
               <w:right w:type="dxa" w:w="100"/>
             </w:tcMar>
             <w:vAlign w:val="center"/>
@@ -1290,9 +1586,9 @@
           <w:tcPr>
             <w:tcW w:type="dxa" w:w="3600"/>
             <w:tcMar>
-              <w:top w:type="dxa" w:w="70"/>
-              <w:left w:type="dxa" w:w="100"/>
-              <w:bottom w:type="dxa" w:w="70"/>
+              <w:top w:type="dxa" w:w="45"/>
+              <w:left w:type="dxa" w:w="100"/>
+              <w:bottom w:type="dxa" w:w="45"/>
               <w:right w:type="dxa" w:w="100"/>
             </w:tcMar>
             <w:vAlign w:val="center"/>
@@ -1319,9 +1615,9 @@
           <w:tcPr>
             <w:tcW w:type="dxa" w:w="6300"/>
             <w:tcMar>
-              <w:top w:type="dxa" w:w="70"/>
-              <w:left w:type="dxa" w:w="100"/>
-              <w:bottom w:type="dxa" w:w="70"/>
+              <w:top w:type="dxa" w:w="45"/>
+              <w:left w:type="dxa" w:w="100"/>
+              <w:bottom w:type="dxa" w:w="45"/>
               <w:right w:type="dxa" w:w="100"/>
             </w:tcMar>
             <w:vAlign w:val="center"/>
@@ -1368,8 +1664,11 @@
     <w:p>
       <w:pPr>
         <w:keepNext/>
+        <w:pBdr>
+          <w:bottom w:val="single" w:color="C9C2B6" w:sz="6" w:space="2"/>
+        </w:pBdr>
         <w:bidi/>
-        <w:spacing w:after="80" w:before="120" w:line="320"/>
+        <w:spacing w:after="80" w:before="140"/>
         <w:jc w:val="left"/>
       </w:pPr>
       <w:r>
@@ -1377,7 +1676,7 @@
           <w:rFonts w:ascii="Arial" w:cs="Arial" w:eastAsia="Arial" w:hAnsi="Arial"/>
           <w:b/>
           <w:bCs/>
-          <w:color w:val="000000"/>
+          <w:color w:val="0B284A"/>
           <w:sz w:val="23"/>
           <w:szCs w:val="23"/>
         </w:rPr>
@@ -1592,8 +1891,11 @@
     <w:p>
       <w:pPr>
         <w:keepNext/>
+        <w:pBdr>
+          <w:bottom w:val="single" w:color="C9C2B6" w:sz="6" w:space="2"/>
+        </w:pBdr>
         <w:bidi/>
-        <w:spacing w:after="80" w:before="120" w:line="320"/>
+        <w:spacing w:after="80" w:before="140"/>
         <w:jc w:val="left"/>
       </w:pPr>
       <w:r>
@@ -1601,7 +1903,7 @@
           <w:rFonts w:ascii="Arial" w:cs="Arial" w:eastAsia="Arial" w:hAnsi="Arial"/>
           <w:b/>
           <w:bCs/>
-          <w:color w:val="000000"/>
+          <w:color w:val="0B284A"/>
           <w:sz w:val="23"/>
           <w:szCs w:val="23"/>
         </w:rPr>
@@ -1858,10 +2160,83 @@
     </w:p>
     <w:p>
       <w:pPr>
-        <w:pStyle w:val="Heading1"/>
         <w:keepNext/>
+        <w:spacing w:after="0" w:before="140"/>
+      </w:pPr>
+    </w:p>
+    <w:tbl>
+      <w:tblPr>
+        <w:bidiVisual/>
+        <w:tblW w:type="dxa" w:w="9900"/>
+        <w:tblBorders>
+          <w:top w:val="none" w:color="FFFFFF" w:sz="0"/>
+          <w:left w:val="none" w:color="FFFFFF" w:sz="0"/>
+          <w:bottom w:val="none" w:color="FFFFFF" w:sz="0"/>
+          <w:right w:val="none" w:color="FFFFFF" w:sz="0"/>
+          <w:insideH w:val="none" w:color="FFFFFF" w:sz="0"/>
+          <w:insideV w:val="none" w:color="FFFFFF" w:sz="0"/>
+        </w:tblBorders>
+      </w:tblPr>
+      <w:tblGrid>
+        <w:gridCol w:w="9900"/>
+      </w:tblGrid>
+      <w:tr>
+        <w:trPr>
+          <w:cantSplit/>
+        </w:trPr>
+        <w:tc>
+          <w:tcPr>
+            <w:tcW w:type="dxa" w:w="9900"/>
+            <w:tcBorders>
+              <w:top w:val="none" w:color="FFFFFF" w:sz="0"/>
+              <w:left w:val="none" w:color="FFFFFF" w:sz="0"/>
+              <w:bottom w:val="none" w:color="FFFFFF" w:sz="0"/>
+              <w:right w:val="none" w:color="FFFFFF" w:sz="0"/>
+            </w:tcBorders>
+            <w:shd w:fill="0B284A" w:color="auto" w:val="clear"/>
+            <w:tcMar>
+              <w:top w:type="dxa" w:w="70"/>
+              <w:left w:type="dxa" w:w="160"/>
+              <w:bottom w:type="dxa" w:w="70"/>
+              <w:right w:type="dxa" w:w="200"/>
+            </w:tcMar>
+          </w:tcPr>
+          <w:p>
+            <w:pPr>
+              <w:pStyle w:val="Heading1"/>
+              <w:keepNext/>
+              <w:bidi/>
+              <w:jc w:val="left"/>
+            </w:pPr>
+            <w:r>
+              <w:rPr>
+                <w:rFonts w:ascii="Arial" w:cs="Arial" w:eastAsia="Arial" w:hAnsi="Arial"/>
+                <w:b/>
+                <w:bCs/>
+                <w:color w:val="FFFFFF"/>
+                <w:sz w:val="26"/>
+                <w:szCs w:val="26"/>
+              </w:rPr>
+              <w:t xml:space="preserve">رابعاً: المشروبات</w:t>
+            </w:r>
+          </w:p>
+        </w:tc>
+      </w:tr>
+    </w:tbl>
+    <w:p>
+      <w:pPr>
+        <w:keepNext/>
+        <w:spacing w:after="100" w:before="0"/>
+      </w:pPr>
+    </w:p>
+    <w:p>
+      <w:pPr>
+        <w:keepNext/>
+        <w:pBdr>
+          <w:bottom w:val="single" w:color="C9C2B6" w:sz="6" w:space="2"/>
+        </w:pBdr>
         <w:bidi/>
-        <w:spacing w:after="140" w:before="300"/>
+        <w:spacing w:after="80" w:before="140"/>
         <w:jc w:val="left"/>
       </w:pPr>
       <w:r>
@@ -1869,27 +2244,7 @@
           <w:rFonts w:ascii="Arial" w:cs="Arial" w:eastAsia="Arial" w:hAnsi="Arial"/>
           <w:b/>
           <w:bCs/>
-          <w:color w:val="1F2A44"/>
-          <w:sz w:val="27"/>
-          <w:szCs w:val="27"/>
-          <w:u w:val="single"/>
-        </w:rPr>
-        <w:t xml:space="preserve">رابعاً: المشروبات</w:t>
-      </w:r>
-    </w:p>
-    <w:p>
-      <w:pPr>
-        <w:keepNext/>
-        <w:bidi/>
-        <w:spacing w:after="80" w:before="120" w:line="320"/>
-        <w:jc w:val="left"/>
-      </w:pPr>
-      <w:r>
-        <w:rPr>
-          <w:rFonts w:ascii="Arial" w:cs="Arial" w:eastAsia="Arial" w:hAnsi="Arial"/>
-          <w:b/>
-          <w:bCs/>
-          <w:color w:val="000000"/>
+          <w:color w:val="0B284A"/>
           <w:sz w:val="23"/>
           <w:szCs w:val="23"/>
         </w:rPr>
@@ -1918,8 +2273,76 @@
     <w:p>
       <w:pPr>
         <w:keepNext/>
+        <w:spacing w:after="60" w:before="140"/>
+        <w:jc w:val="center"/>
+      </w:pPr>
+      <w:r>
+        <w:drawing>
+          <wp:inline distT="0" distB="0" distL="0" distR="0">
+            <wp:extent cx="4953000" cy="3714750"/>
+            <wp:effectExtent t="0" r="0" b="0" l="0"/>
+            <wp:docPr id="3" name="" descr="" title=""/>
+            <wp:cNvGraphicFramePr>
+              <a:graphicFrameLocks xmlns:a="http://schemas.openxmlformats.org/drawingml/2006/main" noChangeAspect="1"/>
+            </wp:cNvGraphicFramePr>
+            <a:graphic xmlns:a="http://schemas.openxmlformats.org/drawingml/2006/main">
+              <a:graphicData uri="http://schemas.openxmlformats.org/drawingml/2006/picture">
+                <pic:pic xmlns:pic="http://schemas.openxmlformats.org/drawingml/2006/picture">
+                  <pic:nvPicPr>
+                    <pic:cNvPr id="0" name="" descr=""/>
+                    <pic:cNvPicPr>
+                      <a:picLocks noChangeAspect="1" noChangeArrowheads="1"/>
+                    </pic:cNvPicPr>
+                  </pic:nvPicPr>
+                  <pic:blipFill>
+                    <a:blip r:embed="rId10" cstate="none"/>
+                    <a:srcRect/>
+                    <a:stretch>
+                      <a:fillRect/>
+                    </a:stretch>
+                  </pic:blipFill>
+                  <pic:spPr bwMode="auto">
+                    <a:xfrm>
+                      <a:off x="0" y="0"/>
+                      <a:ext cx="4953000" cy="3714750"/>
+                    </a:xfrm>
+                    <a:prstGeom prst="rect">
+                      <a:avLst/>
+                    </a:prstGeom>
+                  </pic:spPr>
+                </pic:pic>
+              </a:graphicData>
+            </a:graphic>
+          </wp:inline>
+        </w:drawing>
+      </w:r>
+    </w:p>
+    <w:p>
+      <w:pPr>
         <w:bidi/>
-        <w:spacing w:after="80" w:before="120" w:line="320"/>
+        <w:spacing w:after="200"/>
+        <w:jc w:val="center"/>
+      </w:pPr>
+      <w:r>
+        <w:rPr>
+          <w:rFonts w:ascii="Arial" w:cs="Arial" w:eastAsia="Arial" w:hAnsi="Arial"/>
+          <w:i/>
+          <w:iCs/>
+          <w:color w:val="727176"/>
+          <w:sz w:val="18"/>
+          <w:szCs w:val="18"/>
+        </w:rPr>
+        <w:t xml:space="preserve">تصميم كوب الأماني</w:t>
+      </w:r>
+    </w:p>
+    <w:p>
+      <w:pPr>
+        <w:keepNext/>
+        <w:pBdr>
+          <w:bottom w:val="single" w:color="C9C2B6" w:sz="6" w:space="2"/>
+        </w:pBdr>
+        <w:bidi/>
+        <w:spacing w:after="80" w:before="140"/>
         <w:jc w:val="left"/>
       </w:pPr>
       <w:r>
@@ -1927,7 +2350,7 @@
           <w:rFonts w:ascii="Arial" w:cs="Arial" w:eastAsia="Arial" w:hAnsi="Arial"/>
           <w:b/>
           <w:bCs/>
-          <w:color w:val="000000"/>
+          <w:color w:val="0B284A"/>
           <w:sz w:val="23"/>
           <w:szCs w:val="23"/>
         </w:rPr>
@@ -2061,8 +2484,11 @@
     <w:p>
       <w:pPr>
         <w:keepNext/>
+        <w:pBdr>
+          <w:bottom w:val="single" w:color="C9C2B6" w:sz="6" w:space="2"/>
+        </w:pBdr>
         <w:bidi/>
-        <w:spacing w:after="80" w:before="120" w:line="320"/>
+        <w:spacing w:after="80" w:before="140"/>
         <w:jc w:val="left"/>
       </w:pPr>
       <w:r>
@@ -2070,7 +2496,7 @@
           <w:rFonts w:ascii="Arial" w:cs="Arial" w:eastAsia="Arial" w:hAnsi="Arial"/>
           <w:b/>
           <w:bCs/>
-          <w:color w:val="000000"/>
+          <w:color w:val="0B284A"/>
           <w:sz w:val="23"/>
           <w:szCs w:val="23"/>
         </w:rPr>
@@ -2099,8 +2525,11 @@
     <w:p>
       <w:pPr>
         <w:keepNext/>
+        <w:pBdr>
+          <w:bottom w:val="single" w:color="C9C2B6" w:sz="6" w:space="2"/>
+        </w:pBdr>
         <w:bidi/>
-        <w:spacing w:after="80" w:before="120" w:line="320"/>
+        <w:spacing w:after="80" w:before="140"/>
         <w:jc w:val="left"/>
       </w:pPr>
       <w:r>
@@ -2108,7 +2537,7 @@
           <w:rFonts w:ascii="Arial" w:cs="Arial" w:eastAsia="Arial" w:hAnsi="Arial"/>
           <w:b/>
           <w:bCs/>
-          <w:color w:val="000000"/>
+          <w:color w:val="0B284A"/>
           <w:sz w:val="23"/>
           <w:szCs w:val="23"/>
         </w:rPr>
@@ -2140,11 +2569,11 @@
         <w:tc>
           <w:tcPr>
             <w:tcW w:type="dxa" w:w="2700"/>
-            <w:shd w:fill="D9D9D9" w:color="auto" w:val="clear"/>
-            <w:tcMar>
-              <w:top w:type="dxa" w:w="70"/>
-              <w:left w:type="dxa" w:w="100"/>
-              <w:bottom w:type="dxa" w:w="70"/>
+            <w:shd w:fill="0B284A" w:color="auto" w:val="clear"/>
+            <w:tcMar>
+              <w:top w:type="dxa" w:w="45"/>
+              <w:left w:type="dxa" w:w="100"/>
+              <w:bottom w:type="dxa" w:w="45"/>
               <w:right w:type="dxa" w:w="100"/>
             </w:tcMar>
             <w:vAlign w:val="center"/>
@@ -2159,7 +2588,7 @@
                 <w:rFonts w:ascii="Arial" w:cs="Arial" w:eastAsia="Arial" w:hAnsi="Arial"/>
                 <w:b/>
                 <w:bCs/>
-                <w:color w:val="000000"/>
+                <w:color w:val="FFFFFF"/>
                 <w:sz w:val="20"/>
                 <w:szCs w:val="20"/>
               </w:rPr>
@@ -2170,11 +2599,11 @@
         <w:tc>
           <w:tcPr>
             <w:tcW w:type="dxa" w:w="3200"/>
-            <w:shd w:fill="D9D9D9" w:color="auto" w:val="clear"/>
-            <w:tcMar>
-              <w:top w:type="dxa" w:w="70"/>
-              <w:left w:type="dxa" w:w="100"/>
-              <w:bottom w:type="dxa" w:w="70"/>
+            <w:shd w:fill="0B284A" w:color="auto" w:val="clear"/>
+            <w:tcMar>
+              <w:top w:type="dxa" w:w="45"/>
+              <w:left w:type="dxa" w:w="100"/>
+              <w:bottom w:type="dxa" w:w="45"/>
               <w:right w:type="dxa" w:w="100"/>
             </w:tcMar>
             <w:vAlign w:val="center"/>
@@ -2189,7 +2618,7 @@
                 <w:rFonts w:ascii="Arial" w:cs="Arial" w:eastAsia="Arial" w:hAnsi="Arial"/>
                 <w:b/>
                 <w:bCs/>
-                <w:color w:val="000000"/>
+                <w:color w:val="FFFFFF"/>
                 <w:sz w:val="20"/>
                 <w:szCs w:val="20"/>
               </w:rPr>
@@ -2200,11 +2629,11 @@
         <w:tc>
           <w:tcPr>
             <w:tcW w:type="dxa" w:w="4000"/>
-            <w:shd w:fill="D9D9D9" w:color="auto" w:val="clear"/>
-            <w:tcMar>
-              <w:top w:type="dxa" w:w="70"/>
-              <w:left w:type="dxa" w:w="100"/>
-              <w:bottom w:type="dxa" w:w="70"/>
+            <w:shd w:fill="0B284A" w:color="auto" w:val="clear"/>
+            <w:tcMar>
+              <w:top w:type="dxa" w:w="45"/>
+              <w:left w:type="dxa" w:w="100"/>
+              <w:bottom w:type="dxa" w:w="45"/>
               <w:right w:type="dxa" w:w="100"/>
             </w:tcMar>
             <w:vAlign w:val="center"/>
@@ -2219,7 +2648,7 @@
                 <w:rFonts w:ascii="Arial" w:cs="Arial" w:eastAsia="Arial" w:hAnsi="Arial"/>
                 <w:b/>
                 <w:bCs/>
-                <w:color w:val="000000"/>
+                <w:color w:val="FFFFFF"/>
                 <w:sz w:val="20"/>
                 <w:szCs w:val="20"/>
               </w:rPr>
@@ -2236,9 +2665,9 @@
           <w:tcPr>
             <w:tcW w:type="dxa" w:w="2700"/>
             <w:tcMar>
-              <w:top w:type="dxa" w:w="70"/>
-              <w:left w:type="dxa" w:w="100"/>
-              <w:bottom w:type="dxa" w:w="70"/>
+              <w:top w:type="dxa" w:w="45"/>
+              <w:left w:type="dxa" w:w="100"/>
+              <w:bottom w:type="dxa" w:w="45"/>
               <w:right w:type="dxa" w:w="100"/>
             </w:tcMar>
             <w:vAlign w:val="center"/>
@@ -2265,9 +2694,9 @@
           <w:tcPr>
             <w:tcW w:type="dxa" w:w="3200"/>
             <w:tcMar>
-              <w:top w:type="dxa" w:w="70"/>
-              <w:left w:type="dxa" w:w="100"/>
-              <w:bottom w:type="dxa" w:w="70"/>
+              <w:top w:type="dxa" w:w="45"/>
+              <w:left w:type="dxa" w:w="100"/>
+              <w:bottom w:type="dxa" w:w="45"/>
               <w:right w:type="dxa" w:w="100"/>
             </w:tcMar>
             <w:vAlign w:val="center"/>
@@ -2294,9 +2723,9 @@
           <w:tcPr>
             <w:tcW w:type="dxa" w:w="4000"/>
             <w:tcMar>
-              <w:top w:type="dxa" w:w="70"/>
-              <w:left w:type="dxa" w:w="100"/>
-              <w:bottom w:type="dxa" w:w="70"/>
+              <w:top w:type="dxa" w:w="45"/>
+              <w:left w:type="dxa" w:w="100"/>
+              <w:bottom w:type="dxa" w:w="45"/>
               <w:right w:type="dxa" w:w="100"/>
             </w:tcMar>
             <w:vAlign w:val="center"/>
@@ -2327,10 +2756,11 @@
         <w:tc>
           <w:tcPr>
             <w:tcW w:type="dxa" w:w="2700"/>
-            <w:tcMar>
-              <w:top w:type="dxa" w:w="70"/>
-              <w:left w:type="dxa" w:w="100"/>
-              <w:bottom w:type="dxa" w:w="70"/>
+            <w:shd w:fill="EEEAE3" w:color="auto" w:val="clear"/>
+            <w:tcMar>
+              <w:top w:type="dxa" w:w="45"/>
+              <w:left w:type="dxa" w:w="100"/>
+              <w:bottom w:type="dxa" w:w="45"/>
               <w:right w:type="dxa" w:w="100"/>
             </w:tcMar>
             <w:vAlign w:val="center"/>
@@ -2356,10 +2786,11 @@
         <w:tc>
           <w:tcPr>
             <w:tcW w:type="dxa" w:w="3200"/>
-            <w:tcMar>
-              <w:top w:type="dxa" w:w="70"/>
-              <w:left w:type="dxa" w:w="100"/>
-              <w:bottom w:type="dxa" w:w="70"/>
+            <w:shd w:fill="EEEAE3" w:color="auto" w:val="clear"/>
+            <w:tcMar>
+              <w:top w:type="dxa" w:w="45"/>
+              <w:left w:type="dxa" w:w="100"/>
+              <w:bottom w:type="dxa" w:w="45"/>
               <w:right w:type="dxa" w:w="100"/>
             </w:tcMar>
             <w:vAlign w:val="center"/>
@@ -2385,10 +2816,11 @@
         <w:tc>
           <w:tcPr>
             <w:tcW w:type="dxa" w:w="4000"/>
-            <w:tcMar>
-              <w:top w:type="dxa" w:w="70"/>
-              <w:left w:type="dxa" w:w="100"/>
-              <w:bottom w:type="dxa" w:w="70"/>
+            <w:shd w:fill="EEEAE3" w:color="auto" w:val="clear"/>
+            <w:tcMar>
+              <w:top w:type="dxa" w:w="45"/>
+              <w:left w:type="dxa" w:w="100"/>
+              <w:bottom w:type="dxa" w:w="45"/>
               <w:right w:type="dxa" w:w="100"/>
             </w:tcMar>
             <w:vAlign w:val="center"/>
@@ -2420,9 +2852,9 @@
           <w:tcPr>
             <w:tcW w:type="dxa" w:w="2700"/>
             <w:tcMar>
-              <w:top w:type="dxa" w:w="70"/>
-              <w:left w:type="dxa" w:w="100"/>
-              <w:bottom w:type="dxa" w:w="70"/>
+              <w:top w:type="dxa" w:w="45"/>
+              <w:left w:type="dxa" w:w="100"/>
+              <w:bottom w:type="dxa" w:w="45"/>
               <w:right w:type="dxa" w:w="100"/>
             </w:tcMar>
             <w:vAlign w:val="center"/>
@@ -2449,9 +2881,9 @@
           <w:tcPr>
             <w:tcW w:type="dxa" w:w="3200"/>
             <w:tcMar>
-              <w:top w:type="dxa" w:w="70"/>
-              <w:left w:type="dxa" w:w="100"/>
-              <w:bottom w:type="dxa" w:w="70"/>
+              <w:top w:type="dxa" w:w="45"/>
+              <w:left w:type="dxa" w:w="100"/>
+              <w:bottom w:type="dxa" w:w="45"/>
               <w:right w:type="dxa" w:w="100"/>
             </w:tcMar>
             <w:vAlign w:val="center"/>
@@ -2478,9 +2910,9 @@
           <w:tcPr>
             <w:tcW w:type="dxa" w:w="4000"/>
             <w:tcMar>
-              <w:top w:type="dxa" w:w="70"/>
-              <w:left w:type="dxa" w:w="100"/>
-              <w:bottom w:type="dxa" w:w="70"/>
+              <w:top w:type="dxa" w:w="45"/>
+              <w:left w:type="dxa" w:w="100"/>
+              <w:bottom w:type="dxa" w:w="45"/>
               <w:right w:type="dxa" w:w="100"/>
             </w:tcMar>
             <w:vAlign w:val="center"/>
@@ -2511,10 +2943,11 @@
         <w:tc>
           <w:tcPr>
             <w:tcW w:type="dxa" w:w="2700"/>
-            <w:tcMar>
-              <w:top w:type="dxa" w:w="70"/>
-              <w:left w:type="dxa" w:w="100"/>
-              <w:bottom w:type="dxa" w:w="70"/>
+            <w:shd w:fill="EEEAE3" w:color="auto" w:val="clear"/>
+            <w:tcMar>
+              <w:top w:type="dxa" w:w="45"/>
+              <w:left w:type="dxa" w:w="100"/>
+              <w:bottom w:type="dxa" w:w="45"/>
               <w:right w:type="dxa" w:w="100"/>
             </w:tcMar>
             <w:vAlign w:val="center"/>
@@ -2540,10 +2973,11 @@
         <w:tc>
           <w:tcPr>
             <w:tcW w:type="dxa" w:w="3200"/>
-            <w:tcMar>
-              <w:top w:type="dxa" w:w="70"/>
-              <w:left w:type="dxa" w:w="100"/>
-              <w:bottom w:type="dxa" w:w="70"/>
+            <w:shd w:fill="EEEAE3" w:color="auto" w:val="clear"/>
+            <w:tcMar>
+              <w:top w:type="dxa" w:w="45"/>
+              <w:left w:type="dxa" w:w="100"/>
+              <w:bottom w:type="dxa" w:w="45"/>
               <w:right w:type="dxa" w:w="100"/>
             </w:tcMar>
             <w:vAlign w:val="center"/>
@@ -2569,10 +3003,11 @@
         <w:tc>
           <w:tcPr>
             <w:tcW w:type="dxa" w:w="4000"/>
-            <w:tcMar>
-              <w:top w:type="dxa" w:w="70"/>
-              <w:left w:type="dxa" w:w="100"/>
-              <w:bottom w:type="dxa" w:w="70"/>
+            <w:shd w:fill="EEEAE3" w:color="auto" w:val="clear"/>
+            <w:tcMar>
+              <w:top w:type="dxa" w:w="45"/>
+              <w:left w:type="dxa" w:w="100"/>
+              <w:bottom w:type="dxa" w:w="45"/>
               <w:right w:type="dxa" w:w="100"/>
             </w:tcMar>
             <w:vAlign w:val="center"/>
@@ -2604,9 +3039,9 @@
           <w:tcPr>
             <w:tcW w:type="dxa" w:w="2700"/>
             <w:tcMar>
-              <w:top w:type="dxa" w:w="70"/>
-              <w:left w:type="dxa" w:w="100"/>
-              <w:bottom w:type="dxa" w:w="70"/>
+              <w:top w:type="dxa" w:w="45"/>
+              <w:left w:type="dxa" w:w="100"/>
+              <w:bottom w:type="dxa" w:w="45"/>
               <w:right w:type="dxa" w:w="100"/>
             </w:tcMar>
             <w:vAlign w:val="center"/>
@@ -2633,9 +3068,9 @@
           <w:tcPr>
             <w:tcW w:type="dxa" w:w="3200"/>
             <w:tcMar>
-              <w:top w:type="dxa" w:w="70"/>
-              <w:left w:type="dxa" w:w="100"/>
-              <w:bottom w:type="dxa" w:w="70"/>
+              <w:top w:type="dxa" w:w="45"/>
+              <w:left w:type="dxa" w:w="100"/>
+              <w:bottom w:type="dxa" w:w="45"/>
               <w:right w:type="dxa" w:w="100"/>
             </w:tcMar>
             <w:vAlign w:val="center"/>
@@ -2662,9 +3097,9 @@
           <w:tcPr>
             <w:tcW w:type="dxa" w:w="4000"/>
             <w:tcMar>
-              <w:top w:type="dxa" w:w="70"/>
-              <w:left w:type="dxa" w:w="100"/>
-              <w:bottom w:type="dxa" w:w="70"/>
+              <w:top w:type="dxa" w:w="45"/>
+              <w:left w:type="dxa" w:w="100"/>
+              <w:bottom w:type="dxa" w:w="45"/>
               <w:right w:type="dxa" w:w="100"/>
             </w:tcMar>
             <w:vAlign w:val="center"/>
@@ -2695,10 +3130,11 @@
         <w:tc>
           <w:tcPr>
             <w:tcW w:type="dxa" w:w="2700"/>
-            <w:tcMar>
-              <w:top w:type="dxa" w:w="70"/>
-              <w:left w:type="dxa" w:w="100"/>
-              <w:bottom w:type="dxa" w:w="70"/>
+            <w:shd w:fill="EEEAE3" w:color="auto" w:val="clear"/>
+            <w:tcMar>
+              <w:top w:type="dxa" w:w="45"/>
+              <w:left w:type="dxa" w:w="100"/>
+              <w:bottom w:type="dxa" w:w="45"/>
               <w:right w:type="dxa" w:w="100"/>
             </w:tcMar>
             <w:vAlign w:val="center"/>
@@ -2724,10 +3160,11 @@
         <w:tc>
           <w:tcPr>
             <w:tcW w:type="dxa" w:w="3200"/>
-            <w:tcMar>
-              <w:top w:type="dxa" w:w="70"/>
-              <w:left w:type="dxa" w:w="100"/>
-              <w:bottom w:type="dxa" w:w="70"/>
+            <w:shd w:fill="EEEAE3" w:color="auto" w:val="clear"/>
+            <w:tcMar>
+              <w:top w:type="dxa" w:w="45"/>
+              <w:left w:type="dxa" w:w="100"/>
+              <w:bottom w:type="dxa" w:w="45"/>
               <w:right w:type="dxa" w:w="100"/>
             </w:tcMar>
             <w:vAlign w:val="center"/>
@@ -2753,10 +3190,11 @@
         <w:tc>
           <w:tcPr>
             <w:tcW w:type="dxa" w:w="4000"/>
-            <w:tcMar>
-              <w:top w:type="dxa" w:w="70"/>
-              <w:left w:type="dxa" w:w="100"/>
-              <w:bottom w:type="dxa" w:w="70"/>
+            <w:shd w:fill="EEEAE3" w:color="auto" w:val="clear"/>
+            <w:tcMar>
+              <w:top w:type="dxa" w:w="45"/>
+              <w:left w:type="dxa" w:w="100"/>
+              <w:bottom w:type="dxa" w:w="45"/>
               <w:right w:type="dxa" w:w="100"/>
             </w:tcMar>
             <w:vAlign w:val="center"/>
@@ -2788,9 +3226,9 @@
           <w:tcPr>
             <w:tcW w:type="dxa" w:w="2700"/>
             <w:tcMar>
-              <w:top w:type="dxa" w:w="70"/>
-              <w:left w:type="dxa" w:w="100"/>
-              <w:bottom w:type="dxa" w:w="70"/>
+              <w:top w:type="dxa" w:w="45"/>
+              <w:left w:type="dxa" w:w="100"/>
+              <w:bottom w:type="dxa" w:w="45"/>
               <w:right w:type="dxa" w:w="100"/>
             </w:tcMar>
             <w:vAlign w:val="center"/>
@@ -2817,9 +3255,9 @@
           <w:tcPr>
             <w:tcW w:type="dxa" w:w="3200"/>
             <w:tcMar>
-              <w:top w:type="dxa" w:w="70"/>
-              <w:left w:type="dxa" w:w="100"/>
-              <w:bottom w:type="dxa" w:w="70"/>
+              <w:top w:type="dxa" w:w="45"/>
+              <w:left w:type="dxa" w:w="100"/>
+              <w:bottom w:type="dxa" w:w="45"/>
               <w:right w:type="dxa" w:w="100"/>
             </w:tcMar>
             <w:vAlign w:val="center"/>
@@ -2846,9 +3284,9 @@
           <w:tcPr>
             <w:tcW w:type="dxa" w:w="4000"/>
             <w:tcMar>
-              <w:top w:type="dxa" w:w="70"/>
-              <w:left w:type="dxa" w:w="100"/>
-              <w:bottom w:type="dxa" w:w="70"/>
+              <w:top w:type="dxa" w:w="45"/>
+              <w:left w:type="dxa" w:w="100"/>
+              <w:bottom w:type="dxa" w:w="45"/>
               <w:right w:type="dxa" w:w="100"/>
             </w:tcMar>
             <w:vAlign w:val="center"/>
@@ -2879,10 +3317,11 @@
         <w:tc>
           <w:tcPr>
             <w:tcW w:type="dxa" w:w="2700"/>
-            <w:tcMar>
-              <w:top w:type="dxa" w:w="70"/>
-              <w:left w:type="dxa" w:w="100"/>
-              <w:bottom w:type="dxa" w:w="70"/>
+            <w:shd w:fill="EEEAE3" w:color="auto" w:val="clear"/>
+            <w:tcMar>
+              <w:top w:type="dxa" w:w="45"/>
+              <w:left w:type="dxa" w:w="100"/>
+              <w:bottom w:type="dxa" w:w="45"/>
               <w:right w:type="dxa" w:w="100"/>
             </w:tcMar>
             <w:vAlign w:val="center"/>
@@ -2908,10 +3347,11 @@
         <w:tc>
           <w:tcPr>
             <w:tcW w:type="dxa" w:w="3200"/>
-            <w:tcMar>
-              <w:top w:type="dxa" w:w="70"/>
-              <w:left w:type="dxa" w:w="100"/>
-              <w:bottom w:type="dxa" w:w="70"/>
+            <w:shd w:fill="EEEAE3" w:color="auto" w:val="clear"/>
+            <w:tcMar>
+              <w:top w:type="dxa" w:w="45"/>
+              <w:left w:type="dxa" w:w="100"/>
+              <w:bottom w:type="dxa" w:w="45"/>
               <w:right w:type="dxa" w:w="100"/>
             </w:tcMar>
             <w:vAlign w:val="center"/>
@@ -2937,10 +3377,11 @@
         <w:tc>
           <w:tcPr>
             <w:tcW w:type="dxa" w:w="4000"/>
-            <w:tcMar>
-              <w:top w:type="dxa" w:w="70"/>
-              <w:left w:type="dxa" w:w="100"/>
-              <w:bottom w:type="dxa" w:w="70"/>
+            <w:shd w:fill="EEEAE3" w:color="auto" w:val="clear"/>
+            <w:tcMar>
+              <w:top w:type="dxa" w:w="45"/>
+              <w:left w:type="dxa" w:w="100"/>
+              <w:bottom w:type="dxa" w:w="45"/>
               <w:right w:type="dxa" w:w="100"/>
             </w:tcMar>
             <w:vAlign w:val="center"/>
@@ -2967,28 +3408,33 @@
     </w:tbl>
     <w:p>
       <w:pPr>
-        <w:keepNext w:val="false"/>
+        <w:pBdr>
+          <w:right w:val="single" w:color="0B284A" w:sz="24" w:space="6"/>
+        </w:pBdr>
+        <w:shd w:fill="EEEAE3" w:color="auto" w:val="clear"/>
         <w:bidi/>
-        <w:spacing w:after="120" w:before="80" w:line="320"/>
-        <w:jc w:val="both"/>
+        <w:spacing w:after="160" w:before="100" w:line="300"/>
+        <w:ind w:left="120" w:right="120"/>
+        <w:jc w:val="left"/>
       </w:pPr>
       <w:r>
         <w:rPr>
           <w:rFonts w:ascii="Arial" w:cs="Arial" w:eastAsia="Arial" w:hAnsi="Arial"/>
-          <w:b w:val="false"/>
-          <w:bCs w:val="false"/>
-          <w:color w:val="000000"/>
-          <w:sz w:val="23"/>
-          <w:szCs w:val="23"/>
+          <w:color w:val="222222"/>
+          <w:sz w:val="21"/>
+          <w:szCs w:val="21"/>
         </w:rPr>
-        <w:t xml:space="preserve">كميات كل مشروب ونوع البن وأسعار البيع تتحدد بعد تجربة المشروبات على الأجهزة والأكواب الفعلية. ولا يدخل أي مشروب القائمة قبل التجربة. بديل السكر: سكرين أو ستيفيا.</w:t>
+        <w:t xml:space="preserve">كميات كل مشروب ونوع البن وأسعار البيع تتحدد بعد تجربة المشروبات على الأجهزة والأكواب الفعلية، ولا يدخل أي مشروب القائمة قبل التجربة. بديل السكر: سكرين أو ستيفيا.</w:t>
       </w:r>
     </w:p>
     <w:p>
       <w:pPr>
         <w:keepNext/>
+        <w:pBdr>
+          <w:bottom w:val="single" w:color="C9C2B6" w:sz="6" w:space="2"/>
+        </w:pBdr>
         <w:bidi/>
-        <w:spacing w:after="80" w:before="120" w:line="320"/>
+        <w:spacing w:after="80" w:before="140"/>
         <w:jc w:val="left"/>
       </w:pPr>
       <w:r>
@@ -2996,7 +3442,7 @@
           <w:rFonts w:ascii="Arial" w:cs="Arial" w:eastAsia="Arial" w:hAnsi="Arial"/>
           <w:b/>
           <w:bCs/>
-          <w:color w:val="000000"/>
+          <w:color w:val="0B284A"/>
           <w:sz w:val="23"/>
           <w:szCs w:val="23"/>
         </w:rPr>
@@ -3025,8 +3471,76 @@
     <w:p>
       <w:pPr>
         <w:keepNext/>
+        <w:spacing w:after="60" w:before="140"/>
+        <w:jc w:val="center"/>
+      </w:pPr>
+      <w:r>
+        <w:drawing>
+          <wp:inline distT="0" distB="0" distL="0" distR="0">
+            <wp:extent cx="3048000" cy="2781300"/>
+            <wp:effectExtent t="0" r="0" b="0" l="0"/>
+            <wp:docPr id="4" name="" descr="" title=""/>
+            <wp:cNvGraphicFramePr>
+              <a:graphicFrameLocks xmlns:a="http://schemas.openxmlformats.org/drawingml/2006/main" noChangeAspect="1"/>
+            </wp:cNvGraphicFramePr>
+            <a:graphic xmlns:a="http://schemas.openxmlformats.org/drawingml/2006/main">
+              <a:graphicData uri="http://schemas.openxmlformats.org/drawingml/2006/picture">
+                <pic:pic xmlns:pic="http://schemas.openxmlformats.org/drawingml/2006/picture">
+                  <pic:nvPicPr>
+                    <pic:cNvPr id="0" name="" descr=""/>
+                    <pic:cNvPicPr>
+                      <a:picLocks noChangeAspect="1" noChangeArrowheads="1"/>
+                    </pic:cNvPicPr>
+                  </pic:nvPicPr>
+                  <pic:blipFill>
+                    <a:blip r:embed="rId11" cstate="none"/>
+                    <a:srcRect/>
+                    <a:stretch>
+                      <a:fillRect/>
+                    </a:stretch>
+                  </pic:blipFill>
+                  <pic:spPr bwMode="auto">
+                    <a:xfrm>
+                      <a:off x="0" y="0"/>
+                      <a:ext cx="3048000" cy="2781300"/>
+                    </a:xfrm>
+                    <a:prstGeom prst="rect">
+                      <a:avLst/>
+                    </a:prstGeom>
+                  </pic:spPr>
+                </pic:pic>
+              </a:graphicData>
+            </a:graphic>
+          </wp:inline>
+        </w:drawing>
+      </w:r>
+    </w:p>
+    <w:p>
+      <w:pPr>
         <w:bidi/>
-        <w:spacing w:after="80" w:before="120" w:line="320"/>
+        <w:spacing w:after="200"/>
+        <w:jc w:val="center"/>
+      </w:pPr>
+      <w:r>
+        <w:rPr>
+          <w:rFonts w:ascii="Arial" w:cs="Arial" w:eastAsia="Arial" w:hAnsi="Arial"/>
+          <w:i/>
+          <w:iCs/>
+          <w:color w:val="727176"/>
+          <w:sz w:val="18"/>
+          <w:szCs w:val="18"/>
+        </w:rPr>
+        <w:t xml:space="preserve">المشروبات الخاصة الأربعة (صورة توضيحية، والوصفة النهائية بعد التجربة)</w:t>
+      </w:r>
+    </w:p>
+    <w:p>
+      <w:pPr>
+        <w:keepNext/>
+        <w:pBdr>
+          <w:bottom w:val="single" w:color="C9C2B6" w:sz="6" w:space="2"/>
+        </w:pBdr>
+        <w:bidi/>
+        <w:spacing w:after="80" w:before="140"/>
         <w:jc w:val="left"/>
       </w:pPr>
       <w:r>
@@ -3034,7 +3548,7 @@
           <w:rFonts w:ascii="Arial" w:cs="Arial" w:eastAsia="Arial" w:hAnsi="Arial"/>
           <w:b/>
           <w:bCs/>
-          <w:color w:val="000000"/>
+          <w:color w:val="0B284A"/>
           <w:sz w:val="23"/>
           <w:szCs w:val="23"/>
         </w:rPr>
@@ -3062,24 +3576,74 @@
     </w:p>
     <w:p>
       <w:pPr>
-        <w:pStyle w:val="Heading1"/>
         <w:keepNext/>
-        <w:bidi/>
-        <w:spacing w:after="140" w:before="300"/>
-        <w:jc w:val="left"/>
+        <w:spacing w:after="0" w:before="140"/>
       </w:pPr>
-      <w:r>
-        <w:rPr>
-          <w:rFonts w:ascii="Arial" w:cs="Arial" w:eastAsia="Arial" w:hAnsi="Arial"/>
-          <w:b/>
-          <w:bCs/>
-          <w:color w:val="1F2A44"/>
-          <w:sz w:val="27"/>
-          <w:szCs w:val="27"/>
-          <w:u w:val="single"/>
-        </w:rPr>
-        <w:t xml:space="preserve">خامساً: الطعام والمعجنات</w:t>
-      </w:r>
+    </w:p>
+    <w:tbl>
+      <w:tblPr>
+        <w:bidiVisual/>
+        <w:tblW w:type="dxa" w:w="9900"/>
+        <w:tblBorders>
+          <w:top w:val="none" w:color="FFFFFF" w:sz="0"/>
+          <w:left w:val="none" w:color="FFFFFF" w:sz="0"/>
+          <w:bottom w:val="none" w:color="FFFFFF" w:sz="0"/>
+          <w:right w:val="none" w:color="FFFFFF" w:sz="0"/>
+          <w:insideH w:val="none" w:color="FFFFFF" w:sz="0"/>
+          <w:insideV w:val="none" w:color="FFFFFF" w:sz="0"/>
+        </w:tblBorders>
+      </w:tblPr>
+      <w:tblGrid>
+        <w:gridCol w:w="9900"/>
+      </w:tblGrid>
+      <w:tr>
+        <w:trPr>
+          <w:cantSplit/>
+        </w:trPr>
+        <w:tc>
+          <w:tcPr>
+            <w:tcW w:type="dxa" w:w="9900"/>
+            <w:tcBorders>
+              <w:top w:val="none" w:color="FFFFFF" w:sz="0"/>
+              <w:left w:val="none" w:color="FFFFFF" w:sz="0"/>
+              <w:bottom w:val="none" w:color="FFFFFF" w:sz="0"/>
+              <w:right w:val="none" w:color="FFFFFF" w:sz="0"/>
+            </w:tcBorders>
+            <w:shd w:fill="0B284A" w:color="auto" w:val="clear"/>
+            <w:tcMar>
+              <w:top w:type="dxa" w:w="70"/>
+              <w:left w:type="dxa" w:w="160"/>
+              <w:bottom w:type="dxa" w:w="70"/>
+              <w:right w:type="dxa" w:w="200"/>
+            </w:tcMar>
+          </w:tcPr>
+          <w:p>
+            <w:pPr>
+              <w:pStyle w:val="Heading1"/>
+              <w:keepNext/>
+              <w:bidi/>
+              <w:jc w:val="left"/>
+            </w:pPr>
+            <w:r>
+              <w:rPr>
+                <w:rFonts w:ascii="Arial" w:cs="Arial" w:eastAsia="Arial" w:hAnsi="Arial"/>
+                <w:b/>
+                <w:bCs/>
+                <w:color w:val="FFFFFF"/>
+                <w:sz w:val="26"/>
+                <w:szCs w:val="26"/>
+              </w:rPr>
+              <w:t xml:space="preserve">خامساً: الطعام والمعجنات</w:t>
+            </w:r>
+          </w:p>
+        </w:tc>
+      </w:tr>
+    </w:tbl>
+    <w:p>
+      <w:pPr>
+        <w:keepNext/>
+        <w:spacing w:after="100" w:before="0"/>
+      </w:pPr>
     </w:p>
     <w:p>
       <w:pPr>
@@ -3387,11 +3951,89 @@
       </w:r>
     </w:p>
     <w:p>
+      <w:r>
+        <w:br w:type="page"/>
+      </w:r>
+    </w:p>
+    <w:p>
       <w:pPr>
-        <w:pStyle w:val="Heading1"/>
         <w:keepNext/>
+        <w:spacing w:after="0" w:before="140"/>
+      </w:pPr>
+    </w:p>
+    <w:tbl>
+      <w:tblPr>
+        <w:bidiVisual/>
+        <w:tblW w:type="dxa" w:w="9900"/>
+        <w:tblBorders>
+          <w:top w:val="none" w:color="FFFFFF" w:sz="0"/>
+          <w:left w:val="none" w:color="FFFFFF" w:sz="0"/>
+          <w:bottom w:val="none" w:color="FFFFFF" w:sz="0"/>
+          <w:right w:val="none" w:color="FFFFFF" w:sz="0"/>
+          <w:insideH w:val="none" w:color="FFFFFF" w:sz="0"/>
+          <w:insideV w:val="none" w:color="FFFFFF" w:sz="0"/>
+        </w:tblBorders>
+      </w:tblPr>
+      <w:tblGrid>
+        <w:gridCol w:w="9900"/>
+      </w:tblGrid>
+      <w:tr>
+        <w:trPr>
+          <w:cantSplit/>
+        </w:trPr>
+        <w:tc>
+          <w:tcPr>
+            <w:tcW w:type="dxa" w:w="9900"/>
+            <w:tcBorders>
+              <w:top w:val="none" w:color="FFFFFF" w:sz="0"/>
+              <w:left w:val="none" w:color="FFFFFF" w:sz="0"/>
+              <w:bottom w:val="none" w:color="FFFFFF" w:sz="0"/>
+              <w:right w:val="none" w:color="FFFFFF" w:sz="0"/>
+            </w:tcBorders>
+            <w:shd w:fill="0B284A" w:color="auto" w:val="clear"/>
+            <w:tcMar>
+              <w:top w:type="dxa" w:w="70"/>
+              <w:left w:type="dxa" w:w="160"/>
+              <w:bottom w:type="dxa" w:w="70"/>
+              <w:right w:type="dxa" w:w="200"/>
+            </w:tcMar>
+          </w:tcPr>
+          <w:p>
+            <w:pPr>
+              <w:pStyle w:val="Heading1"/>
+              <w:keepNext/>
+              <w:bidi/>
+              <w:jc w:val="left"/>
+            </w:pPr>
+            <w:r>
+              <w:rPr>
+                <w:rFonts w:ascii="Arial" w:cs="Arial" w:eastAsia="Arial" w:hAnsi="Arial"/>
+                <w:b/>
+                <w:bCs/>
+                <w:color w:val="FFFFFF"/>
+                <w:sz w:val="26"/>
+                <w:szCs w:val="26"/>
+              </w:rPr>
+              <w:t xml:space="preserve">سادساً: المنتجات والثلاجة</w:t>
+            </w:r>
+          </w:p>
+        </w:tc>
+      </w:tr>
+    </w:tbl>
+    <w:p>
+      <w:pPr>
+        <w:keepNext/>
+        <w:spacing w:after="100" w:before="0"/>
+      </w:pPr>
+    </w:p>
+    <w:p>
+      <w:pPr>
+        <w:keepNext/>
+        <w:pBdr>
+          <w:bottom w:val="single" w:color="C9C2B6" w:sz="6" w:space="2"/>
+        </w:pBdr>
         <w:bidi/>
-        <w:spacing w:after="140" w:before="300"/>
+        <w:spacing w:after="80" w:before="140"/>
         <w:jc w:val="left"/>
       </w:pPr>
       <w:r>
@@ -3399,27 +4041,7 @@
           <w:rFonts w:ascii="Arial" w:cs="Arial" w:eastAsia="Arial" w:hAnsi="Arial"/>
           <w:b/>
           <w:bCs/>
-          <w:color w:val="1F2A44"/>
-          <w:sz w:val="27"/>
-          <w:szCs w:val="27"/>
-          <w:u w:val="single"/>
-        </w:rPr>
-        <w:t xml:space="preserve">سادساً: المنتجات والثلاجة</w:t>
-      </w:r>
-    </w:p>
-    <w:p>
-      <w:pPr>
-        <w:keepNext/>
-        <w:bidi/>
-        <w:spacing w:after="80" w:before="120" w:line="320"/>
-        <w:jc w:val="left"/>
-      </w:pPr>
-      <w:r>
-        <w:rPr>
-          <w:rFonts w:ascii="Arial" w:cs="Arial" w:eastAsia="Arial" w:hAnsi="Arial"/>
-          <w:b/>
-          <w:bCs/>
-          <w:color w:val="000000"/>
+          <w:color w:val="0B284A"/>
           <w:sz w:val="23"/>
           <w:szCs w:val="23"/>
         </w:rPr>
@@ -3553,8 +4175,76 @@
     <w:p>
       <w:pPr>
         <w:keepNext/>
+        <w:spacing w:after="60" w:before="140"/>
+        <w:jc w:val="center"/>
+      </w:pPr>
+      <w:r>
+        <w:drawing>
+          <wp:inline distT="0" distB="0" distL="0" distR="0">
+            <wp:extent cx="3429000" cy="4572000"/>
+            <wp:effectExtent t="0" r="0" b="0" l="0"/>
+            <wp:docPr id="5" name="" descr="" title=""/>
+            <wp:cNvGraphicFramePr>
+              <a:graphicFrameLocks xmlns:a="http://schemas.openxmlformats.org/drawingml/2006/main" noChangeAspect="1"/>
+            </wp:cNvGraphicFramePr>
+            <a:graphic xmlns:a="http://schemas.openxmlformats.org/drawingml/2006/main">
+              <a:graphicData uri="http://schemas.openxmlformats.org/drawingml/2006/picture">
+                <pic:pic xmlns:pic="http://schemas.openxmlformats.org/drawingml/2006/picture">
+                  <pic:nvPicPr>
+                    <pic:cNvPr id="0" name="" descr=""/>
+                    <pic:cNvPicPr>
+                      <a:picLocks noChangeAspect="1" noChangeArrowheads="1"/>
+                    </pic:cNvPicPr>
+                  </pic:nvPicPr>
+                  <pic:blipFill>
+                    <a:blip r:embed="rId12" cstate="none"/>
+                    <a:srcRect/>
+                    <a:stretch>
+                      <a:fillRect/>
+                    </a:stretch>
+                  </pic:blipFill>
+                  <pic:spPr bwMode="auto">
+                    <a:xfrm>
+                      <a:off x="0" y="0"/>
+                      <a:ext cx="3429000" cy="4572000"/>
+                    </a:xfrm>
+                    <a:prstGeom prst="rect">
+                      <a:avLst/>
+                    </a:prstGeom>
+                  </pic:spPr>
+                </pic:pic>
+              </a:graphicData>
+            </a:graphic>
+          </wp:inline>
+        </w:drawing>
+      </w:r>
+    </w:p>
+    <w:p>
+      <w:pPr>
         <w:bidi/>
-        <w:spacing w:after="80" w:before="120" w:line="320"/>
+        <w:spacing w:after="200"/>
+        <w:jc w:val="center"/>
+      </w:pPr>
+      <w:r>
+        <w:rPr>
+          <w:rFonts w:ascii="Arial" w:cs="Arial" w:eastAsia="Arial" w:hAnsi="Arial"/>
+          <w:i/>
+          <w:iCs/>
+          <w:color w:val="727176"/>
+          <w:sz w:val="18"/>
+          <w:szCs w:val="18"/>
+        </w:rPr>
+        <w:t xml:space="preserve">صورة مرجعية للاتجاه العام لتصميم الاستراحة (ليست المخطط النهائي)</w:t>
+      </w:r>
+    </w:p>
+    <w:p>
+      <w:pPr>
+        <w:keepNext/>
+        <w:pBdr>
+          <w:bottom w:val="single" w:color="C9C2B6" w:sz="6" w:space="2"/>
+        </w:pBdr>
+        <w:bidi/>
+        <w:spacing w:after="80" w:before="140"/>
         <w:jc w:val="left"/>
       </w:pPr>
       <w:r>
@@ -3562,7 +4252,7 @@
           <w:rFonts w:ascii="Arial" w:cs="Arial" w:eastAsia="Arial" w:hAnsi="Arial"/>
           <w:b/>
           <w:bCs/>
-          <w:color w:val="000000"/>
+          <w:color w:val="0B284A"/>
           <w:sz w:val="23"/>
           <w:szCs w:val="23"/>
         </w:rPr>
@@ -3591,8 +4281,11 @@
     <w:p>
       <w:pPr>
         <w:keepNext/>
+        <w:pBdr>
+          <w:bottom w:val="single" w:color="C9C2B6" w:sz="6" w:space="2"/>
+        </w:pBdr>
         <w:bidi/>
-        <w:spacing w:after="80" w:before="120" w:line="320"/>
+        <w:spacing w:after="80" w:before="140"/>
         <w:jc w:val="left"/>
       </w:pPr>
       <w:r>
@@ -3600,7 +4293,7 @@
           <w:rFonts w:ascii="Arial" w:cs="Arial" w:eastAsia="Arial" w:hAnsi="Arial"/>
           <w:b/>
           <w:bCs/>
-          <w:color w:val="000000"/>
+          <w:color w:val="0B284A"/>
           <w:sz w:val="23"/>
           <w:szCs w:val="23"/>
         </w:rPr>
@@ -3629,8 +4322,11 @@
     <w:p>
       <w:pPr>
         <w:keepNext/>
+        <w:pBdr>
+          <w:bottom w:val="single" w:color="C9C2B6" w:sz="6" w:space="2"/>
+        </w:pBdr>
         <w:bidi/>
-        <w:spacing w:after="80" w:before="120" w:line="320"/>
+        <w:spacing w:after="80" w:before="140"/>
         <w:jc w:val="left"/>
       </w:pPr>
       <w:r>
@@ -3638,7 +4334,7 @@
           <w:rFonts w:ascii="Arial" w:cs="Arial" w:eastAsia="Arial" w:hAnsi="Arial"/>
           <w:b/>
           <w:bCs/>
-          <w:color w:val="000000"/>
+          <w:color w:val="0B284A"/>
           <w:sz w:val="23"/>
           <w:szCs w:val="23"/>
         </w:rPr>
@@ -3666,24 +4362,74 @@
     </w:p>
     <w:p>
       <w:pPr>
-        <w:pStyle w:val="Heading1"/>
         <w:keepNext/>
-        <w:bidi/>
-        <w:spacing w:after="140" w:before="300"/>
-        <w:jc w:val="left"/>
+        <w:spacing w:after="0" w:before="140"/>
       </w:pPr>
-      <w:r>
-        <w:rPr>
-          <w:rFonts w:ascii="Arial" w:cs="Arial" w:eastAsia="Arial" w:hAnsi="Arial"/>
-          <w:b/>
-          <w:bCs/>
-          <w:color w:val="1F2A44"/>
-          <w:sz w:val="27"/>
-          <w:szCs w:val="27"/>
-          <w:u w:val="single"/>
-        </w:rPr>
-        <w:t xml:space="preserve">سابعاً: الشراء والتوريد</w:t>
-      </w:r>
+    </w:p>
+    <w:tbl>
+      <w:tblPr>
+        <w:bidiVisual/>
+        <w:tblW w:type="dxa" w:w="9900"/>
+        <w:tblBorders>
+          <w:top w:val="none" w:color="FFFFFF" w:sz="0"/>
+          <w:left w:val="none" w:color="FFFFFF" w:sz="0"/>
+          <w:bottom w:val="none" w:color="FFFFFF" w:sz="0"/>
+          <w:right w:val="none" w:color="FFFFFF" w:sz="0"/>
+          <w:insideH w:val="none" w:color="FFFFFF" w:sz="0"/>
+          <w:insideV w:val="none" w:color="FFFFFF" w:sz="0"/>
+        </w:tblBorders>
+      </w:tblPr>
+      <w:tblGrid>
+        <w:gridCol w:w="9900"/>
+      </w:tblGrid>
+      <w:tr>
+        <w:trPr>
+          <w:cantSplit/>
+        </w:trPr>
+        <w:tc>
+          <w:tcPr>
+            <w:tcW w:type="dxa" w:w="9900"/>
+            <w:tcBorders>
+              <w:top w:val="none" w:color="FFFFFF" w:sz="0"/>
+              <w:left w:val="none" w:color="FFFFFF" w:sz="0"/>
+              <w:bottom w:val="none" w:color="FFFFFF" w:sz="0"/>
+              <w:right w:val="none" w:color="FFFFFF" w:sz="0"/>
+            </w:tcBorders>
+            <w:shd w:fill="0B284A" w:color="auto" w:val="clear"/>
+            <w:tcMar>
+              <w:top w:type="dxa" w:w="70"/>
+              <w:left w:type="dxa" w:w="160"/>
+              <w:bottom w:type="dxa" w:w="70"/>
+              <w:right w:type="dxa" w:w="200"/>
+            </w:tcMar>
+          </w:tcPr>
+          <w:p>
+            <w:pPr>
+              <w:pStyle w:val="Heading1"/>
+              <w:keepNext/>
+              <w:bidi/>
+              <w:jc w:val="left"/>
+            </w:pPr>
+            <w:r>
+              <w:rPr>
+                <w:rFonts w:ascii="Arial" w:cs="Arial" w:eastAsia="Arial" w:hAnsi="Arial"/>
+                <w:b/>
+                <w:bCs/>
+                <w:color w:val="FFFFFF"/>
+                <w:sz w:val="26"/>
+                <w:szCs w:val="26"/>
+              </w:rPr>
+              <w:t xml:space="preserve">سابعاً: الشراء والتوريد</w:t>
+            </w:r>
+          </w:p>
+        </w:tc>
+      </w:tr>
+    </w:tbl>
+    <w:p>
+      <w:pPr>
+        <w:keepNext/>
+        <w:spacing w:after="100" w:before="0"/>
+      </w:pPr>
     </w:p>
     <w:p>
       <w:pPr>
@@ -3861,10 +4607,83 @@
     </w:p>
     <w:p>
       <w:pPr>
-        <w:pStyle w:val="Heading1"/>
         <w:keepNext/>
+        <w:spacing w:after="0" w:before="140"/>
+      </w:pPr>
+    </w:p>
+    <w:tbl>
+      <w:tblPr>
+        <w:bidiVisual/>
+        <w:tblW w:type="dxa" w:w="9900"/>
+        <w:tblBorders>
+          <w:top w:val="none" w:color="FFFFFF" w:sz="0"/>
+          <w:left w:val="none" w:color="FFFFFF" w:sz="0"/>
+          <w:bottom w:val="none" w:color="FFFFFF" w:sz="0"/>
+          <w:right w:val="none" w:color="FFFFFF" w:sz="0"/>
+          <w:insideH w:val="none" w:color="FFFFFF" w:sz="0"/>
+          <w:insideV w:val="none" w:color="FFFFFF" w:sz="0"/>
+        </w:tblBorders>
+      </w:tblPr>
+      <w:tblGrid>
+        <w:gridCol w:w="9900"/>
+      </w:tblGrid>
+      <w:tr>
+        <w:trPr>
+          <w:cantSplit/>
+        </w:trPr>
+        <w:tc>
+          <w:tcPr>
+            <w:tcW w:type="dxa" w:w="9900"/>
+            <w:tcBorders>
+              <w:top w:val="none" w:color="FFFFFF" w:sz="0"/>
+              <w:left w:val="none" w:color="FFFFFF" w:sz="0"/>
+              <w:bottom w:val="none" w:color="FFFFFF" w:sz="0"/>
+              <w:right w:val="none" w:color="FFFFFF" w:sz="0"/>
+            </w:tcBorders>
+            <w:shd w:fill="0B284A" w:color="auto" w:val="clear"/>
+            <w:tcMar>
+              <w:top w:type="dxa" w:w="70"/>
+              <w:left w:type="dxa" w:w="160"/>
+              <w:bottom w:type="dxa" w:w="70"/>
+              <w:right w:type="dxa" w:w="200"/>
+            </w:tcMar>
+          </w:tcPr>
+          <w:p>
+            <w:pPr>
+              <w:pStyle w:val="Heading1"/>
+              <w:keepNext/>
+              <w:bidi/>
+              <w:jc w:val="left"/>
+            </w:pPr>
+            <w:r>
+              <w:rPr>
+                <w:rFonts w:ascii="Arial" w:cs="Arial" w:eastAsia="Arial" w:hAnsi="Arial"/>
+                <w:b/>
+                <w:bCs/>
+                <w:color w:val="FFFFFF"/>
+                <w:sz w:val="26"/>
+                <w:szCs w:val="26"/>
+              </w:rPr>
+              <w:t xml:space="preserve">ثامناً: فتح وإغلاق الاستراحة وتسليم الوردية</w:t>
+            </w:r>
+          </w:p>
+        </w:tc>
+      </w:tr>
+    </w:tbl>
+    <w:p>
+      <w:pPr>
+        <w:keepNext/>
+        <w:spacing w:after="100" w:before="0"/>
+      </w:pPr>
+    </w:p>
+    <w:p>
+      <w:pPr>
+        <w:keepNext/>
+        <w:pBdr>
+          <w:bottom w:val="single" w:color="C9C2B6" w:sz="6" w:space="2"/>
+        </w:pBdr>
         <w:bidi/>
-        <w:spacing w:after="140" w:before="300"/>
+        <w:spacing w:after="80" w:before="140"/>
         <w:jc w:val="left"/>
       </w:pPr>
       <w:r>
@@ -3872,27 +4691,7 @@
           <w:rFonts w:ascii="Arial" w:cs="Arial" w:eastAsia="Arial" w:hAnsi="Arial"/>
           <w:b/>
           <w:bCs/>
-          <w:color w:val="1F2A44"/>
-          <w:sz w:val="27"/>
-          <w:szCs w:val="27"/>
-          <w:u w:val="single"/>
-        </w:rPr>
-        <w:t xml:space="preserve">ثامناً: فتح وإغلاق الاستراحة وتسليم الوردية</w:t>
-      </w:r>
-    </w:p>
-    <w:p>
-      <w:pPr>
-        <w:keepNext/>
-        <w:bidi/>
-        <w:spacing w:after="80" w:before="120" w:line="320"/>
-        <w:jc w:val="left"/>
-      </w:pPr>
-      <w:r>
-        <w:rPr>
-          <w:rFonts w:ascii="Arial" w:cs="Arial" w:eastAsia="Arial" w:hAnsi="Arial"/>
-          <w:b/>
-          <w:bCs/>
-          <w:color w:val="000000"/>
+          <w:color w:val="0B284A"/>
           <w:sz w:val="23"/>
           <w:szCs w:val="23"/>
         </w:rPr>
@@ -3924,11 +4723,11 @@
         <w:tc>
           <w:tcPr>
             <w:tcW w:type="dxa" w:w="600"/>
-            <w:shd w:fill="D9D9D9" w:color="auto" w:val="clear"/>
-            <w:tcMar>
-              <w:top w:type="dxa" w:w="70"/>
-              <w:left w:type="dxa" w:w="100"/>
-              <w:bottom w:type="dxa" w:w="70"/>
+            <w:shd w:fill="0B284A" w:color="auto" w:val="clear"/>
+            <w:tcMar>
+              <w:top w:type="dxa" w:w="45"/>
+              <w:left w:type="dxa" w:w="100"/>
+              <w:bottom w:type="dxa" w:w="45"/>
               <w:right w:type="dxa" w:w="100"/>
             </w:tcMar>
             <w:vAlign w:val="center"/>
@@ -3943,7 +4742,7 @@
                 <w:rFonts w:ascii="Arial" w:cs="Arial" w:eastAsia="Arial" w:hAnsi="Arial"/>
                 <w:b/>
                 <w:bCs/>
-                <w:color w:val="000000"/>
+                <w:color w:val="FFFFFF"/>
                 <w:sz w:val="20"/>
                 <w:szCs w:val="20"/>
               </w:rPr>
@@ -3954,11 +4753,11 @@
         <w:tc>
           <w:tcPr>
             <w:tcW w:type="dxa" w:w="8400"/>
-            <w:shd w:fill="D9D9D9" w:color="auto" w:val="clear"/>
-            <w:tcMar>
-              <w:top w:type="dxa" w:w="70"/>
-              <w:left w:type="dxa" w:w="100"/>
-              <w:bottom w:type="dxa" w:w="70"/>
+            <w:shd w:fill="0B284A" w:color="auto" w:val="clear"/>
+            <w:tcMar>
+              <w:top w:type="dxa" w:w="45"/>
+              <w:left w:type="dxa" w:w="100"/>
+              <w:bottom w:type="dxa" w:w="45"/>
               <w:right w:type="dxa" w:w="100"/>
             </w:tcMar>
             <w:vAlign w:val="center"/>
@@ -3973,7 +4772,7 @@
                 <w:rFonts w:ascii="Arial" w:cs="Arial" w:eastAsia="Arial" w:hAnsi="Arial"/>
                 <w:b/>
                 <w:bCs/>
-                <w:color w:val="000000"/>
+                <w:color w:val="FFFFFF"/>
                 <w:sz w:val="20"/>
                 <w:szCs w:val="20"/>
               </w:rPr>
@@ -3984,11 +4783,11 @@
         <w:tc>
           <w:tcPr>
             <w:tcW w:type="dxa" w:w="900"/>
-            <w:shd w:fill="D9D9D9" w:color="auto" w:val="clear"/>
-            <w:tcMar>
-              <w:top w:type="dxa" w:w="70"/>
-              <w:left w:type="dxa" w:w="100"/>
-              <w:bottom w:type="dxa" w:w="70"/>
+            <w:shd w:fill="0B284A" w:color="auto" w:val="clear"/>
+            <w:tcMar>
+              <w:top w:type="dxa" w:w="45"/>
+              <w:left w:type="dxa" w:w="100"/>
+              <w:bottom w:type="dxa" w:w="45"/>
               <w:right w:type="dxa" w:w="100"/>
             </w:tcMar>
             <w:vAlign w:val="center"/>
@@ -4003,7 +4802,7 @@
                 <w:rFonts w:ascii="Arial" w:cs="Arial" w:eastAsia="Arial" w:hAnsi="Arial"/>
                 <w:b/>
                 <w:bCs/>
-                <w:color w:val="000000"/>
+                <w:color w:val="FFFFFF"/>
                 <w:sz w:val="20"/>
                 <w:szCs w:val="20"/>
               </w:rPr>
@@ -4020,9 +4819,9 @@
           <w:tcPr>
             <w:tcW w:type="dxa" w:w="600"/>
             <w:tcMar>
-              <w:top w:type="dxa" w:w="70"/>
-              <w:left w:type="dxa" w:w="100"/>
-              <w:bottom w:type="dxa" w:w="70"/>
+              <w:top w:type="dxa" w:w="45"/>
+              <w:left w:type="dxa" w:w="100"/>
+              <w:bottom w:type="dxa" w:w="45"/>
               <w:right w:type="dxa" w:w="100"/>
             </w:tcMar>
             <w:vAlign w:val="center"/>
@@ -4049,9 +4848,9 @@
           <w:tcPr>
             <w:tcW w:type="dxa" w:w="8400"/>
             <w:tcMar>
-              <w:top w:type="dxa" w:w="70"/>
-              <w:left w:type="dxa" w:w="100"/>
-              <w:bottom w:type="dxa" w:w="70"/>
+              <w:top w:type="dxa" w:w="45"/>
+              <w:left w:type="dxa" w:w="100"/>
+              <w:bottom w:type="dxa" w:w="45"/>
               <w:right w:type="dxa" w:w="100"/>
             </w:tcMar>
             <w:vAlign w:val="center"/>
@@ -4078,9 +4877,9 @@
           <w:tcPr>
             <w:tcW w:type="dxa" w:w="900"/>
             <w:tcMar>
-              <w:top w:type="dxa" w:w="70"/>
-              <w:left w:type="dxa" w:w="100"/>
-              <w:bottom w:type="dxa" w:w="70"/>
+              <w:top w:type="dxa" w:w="45"/>
+              <w:left w:type="dxa" w:w="100"/>
+              <w:bottom w:type="dxa" w:w="45"/>
               <w:right w:type="dxa" w:w="100"/>
             </w:tcMar>
             <w:vAlign w:val="center"/>
@@ -4111,10 +4910,11 @@
         <w:tc>
           <w:tcPr>
             <w:tcW w:type="dxa" w:w="600"/>
-            <w:tcMar>
-              <w:top w:type="dxa" w:w="70"/>
-              <w:left w:type="dxa" w:w="100"/>
-              <w:bottom w:type="dxa" w:w="70"/>
+            <w:shd w:fill="EEEAE3" w:color="auto" w:val="clear"/>
+            <w:tcMar>
+              <w:top w:type="dxa" w:w="45"/>
+              <w:left w:type="dxa" w:w="100"/>
+              <w:bottom w:type="dxa" w:w="45"/>
               <w:right w:type="dxa" w:w="100"/>
             </w:tcMar>
             <w:vAlign w:val="center"/>
@@ -4140,10 +4940,11 @@
         <w:tc>
           <w:tcPr>
             <w:tcW w:type="dxa" w:w="8400"/>
-            <w:tcMar>
-              <w:top w:type="dxa" w:w="70"/>
-              <w:left w:type="dxa" w:w="100"/>
-              <w:bottom w:type="dxa" w:w="70"/>
+            <w:shd w:fill="EEEAE3" w:color="auto" w:val="clear"/>
+            <w:tcMar>
+              <w:top w:type="dxa" w:w="45"/>
+              <w:left w:type="dxa" w:w="100"/>
+              <w:bottom w:type="dxa" w:w="45"/>
               <w:right w:type="dxa" w:w="100"/>
             </w:tcMar>
             <w:vAlign w:val="center"/>
@@ -4169,10 +4970,11 @@
         <w:tc>
           <w:tcPr>
             <w:tcW w:type="dxa" w:w="900"/>
-            <w:tcMar>
-              <w:top w:type="dxa" w:w="70"/>
-              <w:left w:type="dxa" w:w="100"/>
-              <w:bottom w:type="dxa" w:w="70"/>
+            <w:shd w:fill="EEEAE3" w:color="auto" w:val="clear"/>
+            <w:tcMar>
+              <w:top w:type="dxa" w:w="45"/>
+              <w:left w:type="dxa" w:w="100"/>
+              <w:bottom w:type="dxa" w:w="45"/>
               <w:right w:type="dxa" w:w="100"/>
             </w:tcMar>
             <w:vAlign w:val="center"/>
@@ -4204,9 +5006,9 @@
           <w:tcPr>
             <w:tcW w:type="dxa" w:w="600"/>
             <w:tcMar>
-              <w:top w:type="dxa" w:w="70"/>
-              <w:left w:type="dxa" w:w="100"/>
-              <w:bottom w:type="dxa" w:w="70"/>
+              <w:top w:type="dxa" w:w="45"/>
+              <w:left w:type="dxa" w:w="100"/>
+              <w:bottom w:type="dxa" w:w="45"/>
               <w:right w:type="dxa" w:w="100"/>
             </w:tcMar>
             <w:vAlign w:val="center"/>
@@ -4233,9 +5035,9 @@
           <w:tcPr>
             <w:tcW w:type="dxa" w:w="8400"/>
             <w:tcMar>
-              <w:top w:type="dxa" w:w="70"/>
-              <w:left w:type="dxa" w:w="100"/>
-              <w:bottom w:type="dxa" w:w="70"/>
+              <w:top w:type="dxa" w:w="45"/>
+              <w:left w:type="dxa" w:w="100"/>
+              <w:bottom w:type="dxa" w:w="45"/>
               <w:right w:type="dxa" w:w="100"/>
             </w:tcMar>
             <w:vAlign w:val="center"/>
@@ -4262,9 +5064,9 @@
           <w:tcPr>
             <w:tcW w:type="dxa" w:w="900"/>
             <w:tcMar>
-              <w:top w:type="dxa" w:w="70"/>
-              <w:left w:type="dxa" w:w="100"/>
-              <w:bottom w:type="dxa" w:w="70"/>
+              <w:top w:type="dxa" w:w="45"/>
+              <w:left w:type="dxa" w:w="100"/>
+              <w:bottom w:type="dxa" w:w="45"/>
               <w:right w:type="dxa" w:w="100"/>
             </w:tcMar>
             <w:vAlign w:val="center"/>
@@ -4295,10 +5097,11 @@
         <w:tc>
           <w:tcPr>
             <w:tcW w:type="dxa" w:w="600"/>
-            <w:tcMar>
-              <w:top w:type="dxa" w:w="70"/>
-              <w:left w:type="dxa" w:w="100"/>
-              <w:bottom w:type="dxa" w:w="70"/>
+            <w:shd w:fill="EEEAE3" w:color="auto" w:val="clear"/>
+            <w:tcMar>
+              <w:top w:type="dxa" w:w="45"/>
+              <w:left w:type="dxa" w:w="100"/>
+              <w:bottom w:type="dxa" w:w="45"/>
               <w:right w:type="dxa" w:w="100"/>
             </w:tcMar>
             <w:vAlign w:val="center"/>
@@ -4324,10 +5127,11 @@
         <w:tc>
           <w:tcPr>
             <w:tcW w:type="dxa" w:w="8400"/>
-            <w:tcMar>
-              <w:top w:type="dxa" w:w="70"/>
-              <w:left w:type="dxa" w:w="100"/>
-              <w:bottom w:type="dxa" w:w="70"/>
+            <w:shd w:fill="EEEAE3" w:color="auto" w:val="clear"/>
+            <w:tcMar>
+              <w:top w:type="dxa" w:w="45"/>
+              <w:left w:type="dxa" w:w="100"/>
+              <w:bottom w:type="dxa" w:w="45"/>
               <w:right w:type="dxa" w:w="100"/>
             </w:tcMar>
             <w:vAlign w:val="center"/>
@@ -4353,10 +5157,11 @@
         <w:tc>
           <w:tcPr>
             <w:tcW w:type="dxa" w:w="900"/>
-            <w:tcMar>
-              <w:top w:type="dxa" w:w="70"/>
-              <w:left w:type="dxa" w:w="100"/>
-              <w:bottom w:type="dxa" w:w="70"/>
+            <w:shd w:fill="EEEAE3" w:color="auto" w:val="clear"/>
+            <w:tcMar>
+              <w:top w:type="dxa" w:w="45"/>
+              <w:left w:type="dxa" w:w="100"/>
+              <w:bottom w:type="dxa" w:w="45"/>
               <w:right w:type="dxa" w:w="100"/>
             </w:tcMar>
             <w:vAlign w:val="center"/>
@@ -4388,9 +5193,9 @@
           <w:tcPr>
             <w:tcW w:type="dxa" w:w="600"/>
             <w:tcMar>
-              <w:top w:type="dxa" w:w="70"/>
-              <w:left w:type="dxa" w:w="100"/>
-              <w:bottom w:type="dxa" w:w="70"/>
+              <w:top w:type="dxa" w:w="45"/>
+              <w:left w:type="dxa" w:w="100"/>
+              <w:bottom w:type="dxa" w:w="45"/>
               <w:right w:type="dxa" w:w="100"/>
             </w:tcMar>
             <w:vAlign w:val="center"/>
@@ -4417,9 +5222,9 @@
           <w:tcPr>
             <w:tcW w:type="dxa" w:w="8400"/>
             <w:tcMar>
-              <w:top w:type="dxa" w:w="70"/>
-              <w:left w:type="dxa" w:w="100"/>
-              <w:bottom w:type="dxa" w:w="70"/>
+              <w:top w:type="dxa" w:w="45"/>
+              <w:left w:type="dxa" w:w="100"/>
+              <w:bottom w:type="dxa" w:w="45"/>
               <w:right w:type="dxa" w:w="100"/>
             </w:tcMar>
             <w:vAlign w:val="center"/>
@@ -4446,9 +5251,9 @@
           <w:tcPr>
             <w:tcW w:type="dxa" w:w="900"/>
             <w:tcMar>
-              <w:top w:type="dxa" w:w="70"/>
-              <w:left w:type="dxa" w:w="100"/>
-              <w:bottom w:type="dxa" w:w="70"/>
+              <w:top w:type="dxa" w:w="45"/>
+              <w:left w:type="dxa" w:w="100"/>
+              <w:bottom w:type="dxa" w:w="45"/>
               <w:right w:type="dxa" w:w="100"/>
             </w:tcMar>
             <w:vAlign w:val="center"/>
@@ -4479,10 +5284,11 @@
         <w:tc>
           <w:tcPr>
             <w:tcW w:type="dxa" w:w="600"/>
-            <w:tcMar>
-              <w:top w:type="dxa" w:w="70"/>
-              <w:left w:type="dxa" w:w="100"/>
-              <w:bottom w:type="dxa" w:w="70"/>
+            <w:shd w:fill="EEEAE3" w:color="auto" w:val="clear"/>
+            <w:tcMar>
+              <w:top w:type="dxa" w:w="45"/>
+              <w:left w:type="dxa" w:w="100"/>
+              <w:bottom w:type="dxa" w:w="45"/>
               <w:right w:type="dxa" w:w="100"/>
             </w:tcMar>
             <w:vAlign w:val="center"/>
@@ -4508,10 +5314,11 @@
         <w:tc>
           <w:tcPr>
             <w:tcW w:type="dxa" w:w="8400"/>
-            <w:tcMar>
-              <w:top w:type="dxa" w:w="70"/>
-              <w:left w:type="dxa" w:w="100"/>
-              <w:bottom w:type="dxa" w:w="70"/>
+            <w:shd w:fill="EEEAE3" w:color="auto" w:val="clear"/>
+            <w:tcMar>
+              <w:top w:type="dxa" w:w="45"/>
+              <w:left w:type="dxa" w:w="100"/>
+              <w:bottom w:type="dxa" w:w="45"/>
               <w:right w:type="dxa" w:w="100"/>
             </w:tcMar>
             <w:vAlign w:val="center"/>
@@ -4537,10 +5344,11 @@
         <w:tc>
           <w:tcPr>
             <w:tcW w:type="dxa" w:w="900"/>
-            <w:tcMar>
-              <w:top w:type="dxa" w:w="70"/>
-              <w:left w:type="dxa" w:w="100"/>
-              <w:bottom w:type="dxa" w:w="70"/>
+            <w:shd w:fill="EEEAE3" w:color="auto" w:val="clear"/>
+            <w:tcMar>
+              <w:top w:type="dxa" w:w="45"/>
+              <w:left w:type="dxa" w:w="100"/>
+              <w:bottom w:type="dxa" w:w="45"/>
               <w:right w:type="dxa" w:w="100"/>
             </w:tcMar>
             <w:vAlign w:val="center"/>
@@ -4572,9 +5380,9 @@
           <w:tcPr>
             <w:tcW w:type="dxa" w:w="600"/>
             <w:tcMar>
-              <w:top w:type="dxa" w:w="70"/>
-              <w:left w:type="dxa" w:w="100"/>
-              <w:bottom w:type="dxa" w:w="70"/>
+              <w:top w:type="dxa" w:w="45"/>
+              <w:left w:type="dxa" w:w="100"/>
+              <w:bottom w:type="dxa" w:w="45"/>
               <w:right w:type="dxa" w:w="100"/>
             </w:tcMar>
             <w:vAlign w:val="center"/>
@@ -4601,9 +5409,9 @@
           <w:tcPr>
             <w:tcW w:type="dxa" w:w="8400"/>
             <w:tcMar>
-              <w:top w:type="dxa" w:w="70"/>
-              <w:left w:type="dxa" w:w="100"/>
-              <w:bottom w:type="dxa" w:w="70"/>
+              <w:top w:type="dxa" w:w="45"/>
+              <w:left w:type="dxa" w:w="100"/>
+              <w:bottom w:type="dxa" w:w="45"/>
               <w:right w:type="dxa" w:w="100"/>
             </w:tcMar>
             <w:vAlign w:val="center"/>
@@ -4630,9 +5438,9 @@
           <w:tcPr>
             <w:tcW w:type="dxa" w:w="900"/>
             <w:tcMar>
-              <w:top w:type="dxa" w:w="70"/>
-              <w:left w:type="dxa" w:w="100"/>
-              <w:bottom w:type="dxa" w:w="70"/>
+              <w:top w:type="dxa" w:w="45"/>
+              <w:left w:type="dxa" w:w="100"/>
+              <w:bottom w:type="dxa" w:w="45"/>
               <w:right w:type="dxa" w:w="100"/>
             </w:tcMar>
             <w:vAlign w:val="center"/>
@@ -4663,10 +5471,11 @@
         <w:tc>
           <w:tcPr>
             <w:tcW w:type="dxa" w:w="600"/>
-            <w:tcMar>
-              <w:top w:type="dxa" w:w="70"/>
-              <w:left w:type="dxa" w:w="100"/>
-              <w:bottom w:type="dxa" w:w="70"/>
+            <w:shd w:fill="EEEAE3" w:color="auto" w:val="clear"/>
+            <w:tcMar>
+              <w:top w:type="dxa" w:w="45"/>
+              <w:left w:type="dxa" w:w="100"/>
+              <w:bottom w:type="dxa" w:w="45"/>
               <w:right w:type="dxa" w:w="100"/>
             </w:tcMar>
             <w:vAlign w:val="center"/>
@@ -4692,10 +5501,11 @@
         <w:tc>
           <w:tcPr>
             <w:tcW w:type="dxa" w:w="8400"/>
-            <w:tcMar>
-              <w:top w:type="dxa" w:w="70"/>
-              <w:left w:type="dxa" w:w="100"/>
-              <w:bottom w:type="dxa" w:w="70"/>
+            <w:shd w:fill="EEEAE3" w:color="auto" w:val="clear"/>
+            <w:tcMar>
+              <w:top w:type="dxa" w:w="45"/>
+              <w:left w:type="dxa" w:w="100"/>
+              <w:bottom w:type="dxa" w:w="45"/>
               <w:right w:type="dxa" w:w="100"/>
             </w:tcMar>
             <w:vAlign w:val="center"/>
@@ -4721,10 +5531,11 @@
         <w:tc>
           <w:tcPr>
             <w:tcW w:type="dxa" w:w="900"/>
-            <w:tcMar>
-              <w:top w:type="dxa" w:w="70"/>
-              <w:left w:type="dxa" w:w="100"/>
-              <w:bottom w:type="dxa" w:w="70"/>
+            <w:shd w:fill="EEEAE3" w:color="auto" w:val="clear"/>
+            <w:tcMar>
+              <w:top w:type="dxa" w:w="45"/>
+              <w:left w:type="dxa" w:w="100"/>
+              <w:bottom w:type="dxa" w:w="45"/>
               <w:right w:type="dxa" w:w="100"/>
             </w:tcMar>
             <w:vAlign w:val="center"/>
@@ -4756,9 +5567,9 @@
           <w:tcPr>
             <w:tcW w:type="dxa" w:w="600"/>
             <w:tcMar>
-              <w:top w:type="dxa" w:w="70"/>
-              <w:left w:type="dxa" w:w="100"/>
-              <w:bottom w:type="dxa" w:w="70"/>
+              <w:top w:type="dxa" w:w="45"/>
+              <w:left w:type="dxa" w:w="100"/>
+              <w:bottom w:type="dxa" w:w="45"/>
               <w:right w:type="dxa" w:w="100"/>
             </w:tcMar>
             <w:vAlign w:val="center"/>
@@ -4785,9 +5596,9 @@
           <w:tcPr>
             <w:tcW w:type="dxa" w:w="8400"/>
             <w:tcMar>
-              <w:top w:type="dxa" w:w="70"/>
-              <w:left w:type="dxa" w:w="100"/>
-              <w:bottom w:type="dxa" w:w="70"/>
+              <w:top w:type="dxa" w:w="45"/>
+              <w:left w:type="dxa" w:w="100"/>
+              <w:bottom w:type="dxa" w:w="45"/>
               <w:right w:type="dxa" w:w="100"/>
             </w:tcMar>
             <w:vAlign w:val="center"/>
@@ -4814,9 +5625,9 @@
           <w:tcPr>
             <w:tcW w:type="dxa" w:w="900"/>
             <w:tcMar>
-              <w:top w:type="dxa" w:w="70"/>
-              <w:left w:type="dxa" w:w="100"/>
-              <w:bottom w:type="dxa" w:w="70"/>
+              <w:top w:type="dxa" w:w="45"/>
+              <w:left w:type="dxa" w:w="100"/>
+              <w:bottom w:type="dxa" w:w="45"/>
               <w:right w:type="dxa" w:w="100"/>
             </w:tcMar>
             <w:vAlign w:val="center"/>
@@ -4863,8 +5674,11 @@
     <w:p>
       <w:pPr>
         <w:keepNext/>
+        <w:pBdr>
+          <w:bottom w:val="single" w:color="C9C2B6" w:sz="6" w:space="2"/>
+        </w:pBdr>
         <w:bidi/>
-        <w:spacing w:after="80" w:before="120" w:line="320"/>
+        <w:spacing w:after="80" w:before="140"/>
         <w:jc w:val="left"/>
       </w:pPr>
       <w:r>
@@ -4872,7 +5686,7 @@
           <w:rFonts w:ascii="Arial" w:cs="Arial" w:eastAsia="Arial" w:hAnsi="Arial"/>
           <w:b/>
           <w:bCs/>
-          <w:color w:val="000000"/>
+          <w:color w:val="0B284A"/>
           <w:sz w:val="23"/>
           <w:szCs w:val="23"/>
         </w:rPr>
@@ -4904,11 +5718,11 @@
         <w:tc>
           <w:tcPr>
             <w:tcW w:type="dxa" w:w="600"/>
-            <w:shd w:fill="D9D9D9" w:color="auto" w:val="clear"/>
-            <w:tcMar>
-              <w:top w:type="dxa" w:w="70"/>
-              <w:left w:type="dxa" w:w="100"/>
-              <w:bottom w:type="dxa" w:w="70"/>
+            <w:shd w:fill="0B284A" w:color="auto" w:val="clear"/>
+            <w:tcMar>
+              <w:top w:type="dxa" w:w="45"/>
+              <w:left w:type="dxa" w:w="100"/>
+              <w:bottom w:type="dxa" w:w="45"/>
               <w:right w:type="dxa" w:w="100"/>
             </w:tcMar>
             <w:vAlign w:val="center"/>
@@ -4923,7 +5737,7 @@
                 <w:rFonts w:ascii="Arial" w:cs="Arial" w:eastAsia="Arial" w:hAnsi="Arial"/>
                 <w:b/>
                 <w:bCs/>
-                <w:color w:val="000000"/>
+                <w:color w:val="FFFFFF"/>
                 <w:sz w:val="20"/>
                 <w:szCs w:val="20"/>
               </w:rPr>
@@ -4934,11 +5748,11 @@
         <w:tc>
           <w:tcPr>
             <w:tcW w:type="dxa" w:w="8400"/>
-            <w:shd w:fill="D9D9D9" w:color="auto" w:val="clear"/>
-            <w:tcMar>
-              <w:top w:type="dxa" w:w="70"/>
-              <w:left w:type="dxa" w:w="100"/>
-              <w:bottom w:type="dxa" w:w="70"/>
+            <w:shd w:fill="0B284A" w:color="auto" w:val="clear"/>
+            <w:tcMar>
+              <w:top w:type="dxa" w:w="45"/>
+              <w:left w:type="dxa" w:w="100"/>
+              <w:bottom w:type="dxa" w:w="45"/>
               <w:right w:type="dxa" w:w="100"/>
             </w:tcMar>
             <w:vAlign w:val="center"/>
@@ -4953,7 +5767,7 @@
                 <w:rFonts w:ascii="Arial" w:cs="Arial" w:eastAsia="Arial" w:hAnsi="Arial"/>
                 <w:b/>
                 <w:bCs/>
-                <w:color w:val="000000"/>
+                <w:color w:val="FFFFFF"/>
                 <w:sz w:val="20"/>
                 <w:szCs w:val="20"/>
               </w:rPr>
@@ -4964,11 +5778,11 @@
         <w:tc>
           <w:tcPr>
             <w:tcW w:type="dxa" w:w="900"/>
-            <w:shd w:fill="D9D9D9" w:color="auto" w:val="clear"/>
-            <w:tcMar>
-              <w:top w:type="dxa" w:w="70"/>
-              <w:left w:type="dxa" w:w="100"/>
-              <w:bottom w:type="dxa" w:w="70"/>
+            <w:shd w:fill="0B284A" w:color="auto" w:val="clear"/>
+            <w:tcMar>
+              <w:top w:type="dxa" w:w="45"/>
+              <w:left w:type="dxa" w:w="100"/>
+              <w:bottom w:type="dxa" w:w="45"/>
               <w:right w:type="dxa" w:w="100"/>
             </w:tcMar>
             <w:vAlign w:val="center"/>
@@ -4983,7 +5797,7 @@
                 <w:rFonts w:ascii="Arial" w:cs="Arial" w:eastAsia="Arial" w:hAnsi="Arial"/>
                 <w:b/>
                 <w:bCs/>
-                <w:color w:val="000000"/>
+                <w:color w:val="FFFFFF"/>
                 <w:sz w:val="20"/>
                 <w:szCs w:val="20"/>
               </w:rPr>
@@ -5000,9 +5814,9 @@
           <w:tcPr>
             <w:tcW w:type="dxa" w:w="600"/>
             <w:tcMar>
-              <w:top w:type="dxa" w:w="70"/>
-              <w:left w:type="dxa" w:w="100"/>
-              <w:bottom w:type="dxa" w:w="70"/>
+              <w:top w:type="dxa" w:w="45"/>
+              <w:left w:type="dxa" w:w="100"/>
+              <w:bottom w:type="dxa" w:w="45"/>
               <w:right w:type="dxa" w:w="100"/>
             </w:tcMar>
             <w:vAlign w:val="center"/>
@@ -5029,9 +5843,9 @@
           <w:tcPr>
             <w:tcW w:type="dxa" w:w="8400"/>
             <w:tcMar>
-              <w:top w:type="dxa" w:w="70"/>
-              <w:left w:type="dxa" w:w="100"/>
-              <w:bottom w:type="dxa" w:w="70"/>
+              <w:top w:type="dxa" w:w="45"/>
+              <w:left w:type="dxa" w:w="100"/>
+              <w:bottom w:type="dxa" w:w="45"/>
               <w:right w:type="dxa" w:w="100"/>
             </w:tcMar>
             <w:vAlign w:val="center"/>
@@ -5058,9 +5872,9 @@
           <w:tcPr>
             <w:tcW w:type="dxa" w:w="900"/>
             <w:tcMar>
-              <w:top w:type="dxa" w:w="70"/>
-              <w:left w:type="dxa" w:w="100"/>
-              <w:bottom w:type="dxa" w:w="70"/>
+              <w:top w:type="dxa" w:w="45"/>
+              <w:left w:type="dxa" w:w="100"/>
+              <w:bottom w:type="dxa" w:w="45"/>
               <w:right w:type="dxa" w:w="100"/>
             </w:tcMar>
             <w:vAlign w:val="center"/>
@@ -5091,10 +5905,11 @@
         <w:tc>
           <w:tcPr>
             <w:tcW w:type="dxa" w:w="600"/>
-            <w:tcMar>
-              <w:top w:type="dxa" w:w="70"/>
-              <w:left w:type="dxa" w:w="100"/>
-              <w:bottom w:type="dxa" w:w="70"/>
+            <w:shd w:fill="EEEAE3" w:color="auto" w:val="clear"/>
+            <w:tcMar>
+              <w:top w:type="dxa" w:w="45"/>
+              <w:left w:type="dxa" w:w="100"/>
+              <w:bottom w:type="dxa" w:w="45"/>
               <w:right w:type="dxa" w:w="100"/>
             </w:tcMar>
             <w:vAlign w:val="center"/>
@@ -5120,10 +5935,11 @@
         <w:tc>
           <w:tcPr>
             <w:tcW w:type="dxa" w:w="8400"/>
-            <w:tcMar>
-              <w:top w:type="dxa" w:w="70"/>
-              <w:left w:type="dxa" w:w="100"/>
-              <w:bottom w:type="dxa" w:w="70"/>
+            <w:shd w:fill="EEEAE3" w:color="auto" w:val="clear"/>
+            <w:tcMar>
+              <w:top w:type="dxa" w:w="45"/>
+              <w:left w:type="dxa" w:w="100"/>
+              <w:bottom w:type="dxa" w:w="45"/>
               <w:right w:type="dxa" w:w="100"/>
             </w:tcMar>
             <w:vAlign w:val="center"/>
@@ -5149,10 +5965,11 @@
         <w:tc>
           <w:tcPr>
             <w:tcW w:type="dxa" w:w="900"/>
-            <w:tcMar>
-              <w:top w:type="dxa" w:w="70"/>
-              <w:left w:type="dxa" w:w="100"/>
-              <w:bottom w:type="dxa" w:w="70"/>
+            <w:shd w:fill="EEEAE3" w:color="auto" w:val="clear"/>
+            <w:tcMar>
+              <w:top w:type="dxa" w:w="45"/>
+              <w:left w:type="dxa" w:w="100"/>
+              <w:bottom w:type="dxa" w:w="45"/>
               <w:right w:type="dxa" w:w="100"/>
             </w:tcMar>
             <w:vAlign w:val="center"/>
@@ -5184,9 +6001,9 @@
           <w:tcPr>
             <w:tcW w:type="dxa" w:w="600"/>
             <w:tcMar>
-              <w:top w:type="dxa" w:w="70"/>
-              <w:left w:type="dxa" w:w="100"/>
-              <w:bottom w:type="dxa" w:w="70"/>
+              <w:top w:type="dxa" w:w="45"/>
+              <w:left w:type="dxa" w:w="100"/>
+              <w:bottom w:type="dxa" w:w="45"/>
               <w:right w:type="dxa" w:w="100"/>
             </w:tcMar>
             <w:vAlign w:val="center"/>
@@ -5213,9 +6030,9 @@
           <w:tcPr>
             <w:tcW w:type="dxa" w:w="8400"/>
             <w:tcMar>
-              <w:top w:type="dxa" w:w="70"/>
-              <w:left w:type="dxa" w:w="100"/>
-              <w:bottom w:type="dxa" w:w="70"/>
+              <w:top w:type="dxa" w:w="45"/>
+              <w:left w:type="dxa" w:w="100"/>
+              <w:bottom w:type="dxa" w:w="45"/>
               <w:right w:type="dxa" w:w="100"/>
             </w:tcMar>
             <w:vAlign w:val="center"/>
@@ -5242,9 +6059,9 @@
           <w:tcPr>
             <w:tcW w:type="dxa" w:w="900"/>
             <w:tcMar>
-              <w:top w:type="dxa" w:w="70"/>
-              <w:left w:type="dxa" w:w="100"/>
-              <w:bottom w:type="dxa" w:w="70"/>
+              <w:top w:type="dxa" w:w="45"/>
+              <w:left w:type="dxa" w:w="100"/>
+              <w:bottom w:type="dxa" w:w="45"/>
               <w:right w:type="dxa" w:w="100"/>
             </w:tcMar>
             <w:vAlign w:val="center"/>
@@ -5275,10 +6092,11 @@
         <w:tc>
           <w:tcPr>
             <w:tcW w:type="dxa" w:w="600"/>
-            <w:tcMar>
-              <w:top w:type="dxa" w:w="70"/>
-              <w:left w:type="dxa" w:w="100"/>
-              <w:bottom w:type="dxa" w:w="70"/>
+            <w:shd w:fill="EEEAE3" w:color="auto" w:val="clear"/>
+            <w:tcMar>
+              <w:top w:type="dxa" w:w="45"/>
+              <w:left w:type="dxa" w:w="100"/>
+              <w:bottom w:type="dxa" w:w="45"/>
               <w:right w:type="dxa" w:w="100"/>
             </w:tcMar>
             <w:vAlign w:val="center"/>
@@ -5304,10 +6122,11 @@
         <w:tc>
           <w:tcPr>
             <w:tcW w:type="dxa" w:w="8400"/>
-            <w:tcMar>
-              <w:top w:type="dxa" w:w="70"/>
-              <w:left w:type="dxa" w:w="100"/>
-              <w:bottom w:type="dxa" w:w="70"/>
+            <w:shd w:fill="EEEAE3" w:color="auto" w:val="clear"/>
+            <w:tcMar>
+              <w:top w:type="dxa" w:w="45"/>
+              <w:left w:type="dxa" w:w="100"/>
+              <w:bottom w:type="dxa" w:w="45"/>
               <w:right w:type="dxa" w:w="100"/>
             </w:tcMar>
             <w:vAlign w:val="center"/>
@@ -5333,10 +6152,11 @@
         <w:tc>
           <w:tcPr>
             <w:tcW w:type="dxa" w:w="900"/>
-            <w:tcMar>
-              <w:top w:type="dxa" w:w="70"/>
-              <w:left w:type="dxa" w:w="100"/>
-              <w:bottom w:type="dxa" w:w="70"/>
+            <w:shd w:fill="EEEAE3" w:color="auto" w:val="clear"/>
+            <w:tcMar>
+              <w:top w:type="dxa" w:w="45"/>
+              <w:left w:type="dxa" w:w="100"/>
+              <w:bottom w:type="dxa" w:w="45"/>
               <w:right w:type="dxa" w:w="100"/>
             </w:tcMar>
             <w:vAlign w:val="center"/>
@@ -5368,9 +6188,9 @@
           <w:tcPr>
             <w:tcW w:type="dxa" w:w="600"/>
             <w:tcMar>
-              <w:top w:type="dxa" w:w="70"/>
-              <w:left w:type="dxa" w:w="100"/>
-              <w:bottom w:type="dxa" w:w="70"/>
+              <w:top w:type="dxa" w:w="45"/>
+              <w:left w:type="dxa" w:w="100"/>
+              <w:bottom w:type="dxa" w:w="45"/>
               <w:right w:type="dxa" w:w="100"/>
             </w:tcMar>
             <w:vAlign w:val="center"/>
@@ -5397,9 +6217,9 @@
           <w:tcPr>
             <w:tcW w:type="dxa" w:w="8400"/>
             <w:tcMar>
-              <w:top w:type="dxa" w:w="70"/>
-              <w:left w:type="dxa" w:w="100"/>
-              <w:bottom w:type="dxa" w:w="70"/>
+              <w:top w:type="dxa" w:w="45"/>
+              <w:left w:type="dxa" w:w="100"/>
+              <w:bottom w:type="dxa" w:w="45"/>
               <w:right w:type="dxa" w:w="100"/>
             </w:tcMar>
             <w:vAlign w:val="center"/>
@@ -5426,9 +6246,9 @@
           <w:tcPr>
             <w:tcW w:type="dxa" w:w="900"/>
             <w:tcMar>
-              <w:top w:type="dxa" w:w="70"/>
-              <w:left w:type="dxa" w:w="100"/>
-              <w:bottom w:type="dxa" w:w="70"/>
+              <w:top w:type="dxa" w:w="45"/>
+              <w:left w:type="dxa" w:w="100"/>
+              <w:bottom w:type="dxa" w:w="45"/>
               <w:right w:type="dxa" w:w="100"/>
             </w:tcMar>
             <w:vAlign w:val="center"/>
@@ -5459,10 +6279,11 @@
         <w:tc>
           <w:tcPr>
             <w:tcW w:type="dxa" w:w="600"/>
-            <w:tcMar>
-              <w:top w:type="dxa" w:w="70"/>
-              <w:left w:type="dxa" w:w="100"/>
-              <w:bottom w:type="dxa" w:w="70"/>
+            <w:shd w:fill="EEEAE3" w:color="auto" w:val="clear"/>
+            <w:tcMar>
+              <w:top w:type="dxa" w:w="45"/>
+              <w:left w:type="dxa" w:w="100"/>
+              <w:bottom w:type="dxa" w:w="45"/>
               <w:right w:type="dxa" w:w="100"/>
             </w:tcMar>
             <w:vAlign w:val="center"/>
@@ -5488,10 +6309,11 @@
         <w:tc>
           <w:tcPr>
             <w:tcW w:type="dxa" w:w="8400"/>
-            <w:tcMar>
-              <w:top w:type="dxa" w:w="70"/>
-              <w:left w:type="dxa" w:w="100"/>
-              <w:bottom w:type="dxa" w:w="70"/>
+            <w:shd w:fill="EEEAE3" w:color="auto" w:val="clear"/>
+            <w:tcMar>
+              <w:top w:type="dxa" w:w="45"/>
+              <w:left w:type="dxa" w:w="100"/>
+              <w:bottom w:type="dxa" w:w="45"/>
               <w:right w:type="dxa" w:w="100"/>
             </w:tcMar>
             <w:vAlign w:val="center"/>
@@ -5517,10 +6339,11 @@
         <w:tc>
           <w:tcPr>
             <w:tcW w:type="dxa" w:w="900"/>
-            <w:tcMar>
-              <w:top w:type="dxa" w:w="70"/>
-              <w:left w:type="dxa" w:w="100"/>
-              <w:bottom w:type="dxa" w:w="70"/>
+            <w:shd w:fill="EEEAE3" w:color="auto" w:val="clear"/>
+            <w:tcMar>
+              <w:top w:type="dxa" w:w="45"/>
+              <w:left w:type="dxa" w:w="100"/>
+              <w:bottom w:type="dxa" w:w="45"/>
               <w:right w:type="dxa" w:w="100"/>
             </w:tcMar>
             <w:vAlign w:val="center"/>
@@ -5567,8 +6390,11 @@
     <w:p>
       <w:pPr>
         <w:keepNext/>
+        <w:pBdr>
+          <w:bottom w:val="single" w:color="C9C2B6" w:sz="6" w:space="2"/>
+        </w:pBdr>
         <w:bidi/>
-        <w:spacing w:after="80" w:before="120" w:line="320"/>
+        <w:spacing w:after="80" w:before="140"/>
         <w:jc w:val="left"/>
       </w:pPr>
       <w:r>
@@ -5576,7 +6402,7 @@
           <w:rFonts w:ascii="Arial" w:cs="Arial" w:eastAsia="Arial" w:hAnsi="Arial"/>
           <w:b/>
           <w:bCs/>
-          <w:color w:val="000000"/>
+          <w:color w:val="0B284A"/>
           <w:sz w:val="23"/>
           <w:szCs w:val="23"/>
         </w:rPr>
@@ -5608,11 +6434,11 @@
         <w:tc>
           <w:tcPr>
             <w:tcW w:type="dxa" w:w="600"/>
-            <w:shd w:fill="D9D9D9" w:color="auto" w:val="clear"/>
-            <w:tcMar>
-              <w:top w:type="dxa" w:w="70"/>
-              <w:left w:type="dxa" w:w="100"/>
-              <w:bottom w:type="dxa" w:w="70"/>
+            <w:shd w:fill="0B284A" w:color="auto" w:val="clear"/>
+            <w:tcMar>
+              <w:top w:type="dxa" w:w="45"/>
+              <w:left w:type="dxa" w:w="100"/>
+              <w:bottom w:type="dxa" w:w="45"/>
               <w:right w:type="dxa" w:w="100"/>
             </w:tcMar>
             <w:vAlign w:val="center"/>
@@ -5627,7 +6453,7 @@
                 <w:rFonts w:ascii="Arial" w:cs="Arial" w:eastAsia="Arial" w:hAnsi="Arial"/>
                 <w:b/>
                 <w:bCs/>
-                <w:color w:val="000000"/>
+                <w:color w:val="FFFFFF"/>
                 <w:sz w:val="20"/>
                 <w:szCs w:val="20"/>
               </w:rPr>
@@ -5638,11 +6464,11 @@
         <w:tc>
           <w:tcPr>
             <w:tcW w:type="dxa" w:w="8400"/>
-            <w:shd w:fill="D9D9D9" w:color="auto" w:val="clear"/>
-            <w:tcMar>
-              <w:top w:type="dxa" w:w="70"/>
-              <w:left w:type="dxa" w:w="100"/>
-              <w:bottom w:type="dxa" w:w="70"/>
+            <w:shd w:fill="0B284A" w:color="auto" w:val="clear"/>
+            <w:tcMar>
+              <w:top w:type="dxa" w:w="45"/>
+              <w:left w:type="dxa" w:w="100"/>
+              <w:bottom w:type="dxa" w:w="45"/>
               <w:right w:type="dxa" w:w="100"/>
             </w:tcMar>
             <w:vAlign w:val="center"/>
@@ -5657,7 +6483,7 @@
                 <w:rFonts w:ascii="Arial" w:cs="Arial" w:eastAsia="Arial" w:hAnsi="Arial"/>
                 <w:b/>
                 <w:bCs/>
-                <w:color w:val="000000"/>
+                <w:color w:val="FFFFFF"/>
                 <w:sz w:val="20"/>
                 <w:szCs w:val="20"/>
               </w:rPr>
@@ -5668,11 +6494,11 @@
         <w:tc>
           <w:tcPr>
             <w:tcW w:type="dxa" w:w="900"/>
-            <w:shd w:fill="D9D9D9" w:color="auto" w:val="clear"/>
-            <w:tcMar>
-              <w:top w:type="dxa" w:w="70"/>
-              <w:left w:type="dxa" w:w="100"/>
-              <w:bottom w:type="dxa" w:w="70"/>
+            <w:shd w:fill="0B284A" w:color="auto" w:val="clear"/>
+            <w:tcMar>
+              <w:top w:type="dxa" w:w="45"/>
+              <w:left w:type="dxa" w:w="100"/>
+              <w:bottom w:type="dxa" w:w="45"/>
               <w:right w:type="dxa" w:w="100"/>
             </w:tcMar>
             <w:vAlign w:val="center"/>
@@ -5687,7 +6513,7 @@
                 <w:rFonts w:ascii="Arial" w:cs="Arial" w:eastAsia="Arial" w:hAnsi="Arial"/>
                 <w:b/>
                 <w:bCs/>
-                <w:color w:val="000000"/>
+                <w:color w:val="FFFFFF"/>
                 <w:sz w:val="20"/>
                 <w:szCs w:val="20"/>
               </w:rPr>
@@ -5704,9 +6530,9 @@
           <w:tcPr>
             <w:tcW w:type="dxa" w:w="600"/>
             <w:tcMar>
-              <w:top w:type="dxa" w:w="70"/>
-              <w:left w:type="dxa" w:w="100"/>
-              <w:bottom w:type="dxa" w:w="70"/>
+              <w:top w:type="dxa" w:w="45"/>
+              <w:left w:type="dxa" w:w="100"/>
+              <w:bottom w:type="dxa" w:w="45"/>
               <w:right w:type="dxa" w:w="100"/>
             </w:tcMar>
             <w:vAlign w:val="center"/>
@@ -5733,9 +6559,9 @@
           <w:tcPr>
             <w:tcW w:type="dxa" w:w="8400"/>
             <w:tcMar>
-              <w:top w:type="dxa" w:w="70"/>
-              <w:left w:type="dxa" w:w="100"/>
-              <w:bottom w:type="dxa" w:w="70"/>
+              <w:top w:type="dxa" w:w="45"/>
+              <w:left w:type="dxa" w:w="100"/>
+              <w:bottom w:type="dxa" w:w="45"/>
               <w:right w:type="dxa" w:w="100"/>
             </w:tcMar>
             <w:vAlign w:val="center"/>
@@ -5762,9 +6588,9 @@
           <w:tcPr>
             <w:tcW w:type="dxa" w:w="900"/>
             <w:tcMar>
-              <w:top w:type="dxa" w:w="70"/>
-              <w:left w:type="dxa" w:w="100"/>
-              <w:bottom w:type="dxa" w:w="70"/>
+              <w:top w:type="dxa" w:w="45"/>
+              <w:left w:type="dxa" w:w="100"/>
+              <w:bottom w:type="dxa" w:w="45"/>
               <w:right w:type="dxa" w:w="100"/>
             </w:tcMar>
             <w:vAlign w:val="center"/>
@@ -5795,10 +6621,11 @@
         <w:tc>
           <w:tcPr>
             <w:tcW w:type="dxa" w:w="600"/>
-            <w:tcMar>
-              <w:top w:type="dxa" w:w="70"/>
-              <w:left w:type="dxa" w:w="100"/>
-              <w:bottom w:type="dxa" w:w="70"/>
+            <w:shd w:fill="EEEAE3" w:color="auto" w:val="clear"/>
+            <w:tcMar>
+              <w:top w:type="dxa" w:w="45"/>
+              <w:left w:type="dxa" w:w="100"/>
+              <w:bottom w:type="dxa" w:w="45"/>
               <w:right w:type="dxa" w:w="100"/>
             </w:tcMar>
             <w:vAlign w:val="center"/>
@@ -5824,10 +6651,11 @@
         <w:tc>
           <w:tcPr>
             <w:tcW w:type="dxa" w:w="8400"/>
-            <w:tcMar>
-              <w:top w:type="dxa" w:w="70"/>
-              <w:left w:type="dxa" w:w="100"/>
-              <w:bottom w:type="dxa" w:w="70"/>
+            <w:shd w:fill="EEEAE3" w:color="auto" w:val="clear"/>
+            <w:tcMar>
+              <w:top w:type="dxa" w:w="45"/>
+              <w:left w:type="dxa" w:w="100"/>
+              <w:bottom w:type="dxa" w:w="45"/>
               <w:right w:type="dxa" w:w="100"/>
             </w:tcMar>
             <w:vAlign w:val="center"/>
@@ -5853,10 +6681,11 @@
         <w:tc>
           <w:tcPr>
             <w:tcW w:type="dxa" w:w="900"/>
-            <w:tcMar>
-              <w:top w:type="dxa" w:w="70"/>
-              <w:left w:type="dxa" w:w="100"/>
-              <w:bottom w:type="dxa" w:w="70"/>
+            <w:shd w:fill="EEEAE3" w:color="auto" w:val="clear"/>
+            <w:tcMar>
+              <w:top w:type="dxa" w:w="45"/>
+              <w:left w:type="dxa" w:w="100"/>
+              <w:bottom w:type="dxa" w:w="45"/>
               <w:right w:type="dxa" w:w="100"/>
             </w:tcMar>
             <w:vAlign w:val="center"/>
@@ -5888,9 +6717,9 @@
           <w:tcPr>
             <w:tcW w:type="dxa" w:w="600"/>
             <w:tcMar>
-              <w:top w:type="dxa" w:w="70"/>
-              <w:left w:type="dxa" w:w="100"/>
-              <w:bottom w:type="dxa" w:w="70"/>
+              <w:top w:type="dxa" w:w="45"/>
+              <w:left w:type="dxa" w:w="100"/>
+              <w:bottom w:type="dxa" w:w="45"/>
               <w:right w:type="dxa" w:w="100"/>
             </w:tcMar>
             <w:vAlign w:val="center"/>
@@ -5917,9 +6746,9 @@
           <w:tcPr>
             <w:tcW w:type="dxa" w:w="8400"/>
             <w:tcMar>
-              <w:top w:type="dxa" w:w="70"/>
-              <w:left w:type="dxa" w:w="100"/>
-              <w:bottom w:type="dxa" w:w="70"/>
+              <w:top w:type="dxa" w:w="45"/>
+              <w:left w:type="dxa" w:w="100"/>
+              <w:bottom w:type="dxa" w:w="45"/>
               <w:right w:type="dxa" w:w="100"/>
             </w:tcMar>
             <w:vAlign w:val="center"/>
@@ -5946,9 +6775,9 @@
           <w:tcPr>
             <w:tcW w:type="dxa" w:w="900"/>
             <w:tcMar>
-              <w:top w:type="dxa" w:w="70"/>
-              <w:left w:type="dxa" w:w="100"/>
-              <w:bottom w:type="dxa" w:w="70"/>
+              <w:top w:type="dxa" w:w="45"/>
+              <w:left w:type="dxa" w:w="100"/>
+              <w:bottom w:type="dxa" w:w="45"/>
               <w:right w:type="dxa" w:w="100"/>
             </w:tcMar>
             <w:vAlign w:val="center"/>
@@ -5979,10 +6808,11 @@
         <w:tc>
           <w:tcPr>
             <w:tcW w:type="dxa" w:w="600"/>
-            <w:tcMar>
-              <w:top w:type="dxa" w:w="70"/>
-              <w:left w:type="dxa" w:w="100"/>
-              <w:bottom w:type="dxa" w:w="70"/>
+            <w:shd w:fill="EEEAE3" w:color="auto" w:val="clear"/>
+            <w:tcMar>
+              <w:top w:type="dxa" w:w="45"/>
+              <w:left w:type="dxa" w:w="100"/>
+              <w:bottom w:type="dxa" w:w="45"/>
               <w:right w:type="dxa" w:w="100"/>
             </w:tcMar>
             <w:vAlign w:val="center"/>
@@ -6008,10 +6838,11 @@
         <w:tc>
           <w:tcPr>
             <w:tcW w:type="dxa" w:w="8400"/>
-            <w:tcMar>
-              <w:top w:type="dxa" w:w="70"/>
-              <w:left w:type="dxa" w:w="100"/>
-              <w:bottom w:type="dxa" w:w="70"/>
+            <w:shd w:fill="EEEAE3" w:color="auto" w:val="clear"/>
+            <w:tcMar>
+              <w:top w:type="dxa" w:w="45"/>
+              <w:left w:type="dxa" w:w="100"/>
+              <w:bottom w:type="dxa" w:w="45"/>
               <w:right w:type="dxa" w:w="100"/>
             </w:tcMar>
             <w:vAlign w:val="center"/>
@@ -6037,10 +6868,11 @@
         <w:tc>
           <w:tcPr>
             <w:tcW w:type="dxa" w:w="900"/>
-            <w:tcMar>
-              <w:top w:type="dxa" w:w="70"/>
-              <w:left w:type="dxa" w:w="100"/>
-              <w:bottom w:type="dxa" w:w="70"/>
+            <w:shd w:fill="EEEAE3" w:color="auto" w:val="clear"/>
+            <w:tcMar>
+              <w:top w:type="dxa" w:w="45"/>
+              <w:left w:type="dxa" w:w="100"/>
+              <w:bottom w:type="dxa" w:w="45"/>
               <w:right w:type="dxa" w:w="100"/>
             </w:tcMar>
             <w:vAlign w:val="center"/>
@@ -6072,9 +6904,9 @@
           <w:tcPr>
             <w:tcW w:type="dxa" w:w="600"/>
             <w:tcMar>
-              <w:top w:type="dxa" w:w="70"/>
-              <w:left w:type="dxa" w:w="100"/>
-              <w:bottom w:type="dxa" w:w="70"/>
+              <w:top w:type="dxa" w:w="45"/>
+              <w:left w:type="dxa" w:w="100"/>
+              <w:bottom w:type="dxa" w:w="45"/>
               <w:right w:type="dxa" w:w="100"/>
             </w:tcMar>
             <w:vAlign w:val="center"/>
@@ -6101,9 +6933,9 @@
           <w:tcPr>
             <w:tcW w:type="dxa" w:w="8400"/>
             <w:tcMar>
-              <w:top w:type="dxa" w:w="70"/>
-              <w:left w:type="dxa" w:w="100"/>
-              <w:bottom w:type="dxa" w:w="70"/>
+              <w:top w:type="dxa" w:w="45"/>
+              <w:left w:type="dxa" w:w="100"/>
+              <w:bottom w:type="dxa" w:w="45"/>
               <w:right w:type="dxa" w:w="100"/>
             </w:tcMar>
             <w:vAlign w:val="center"/>
@@ -6130,9 +6962,9 @@
           <w:tcPr>
             <w:tcW w:type="dxa" w:w="900"/>
             <w:tcMar>
-              <w:top w:type="dxa" w:w="70"/>
-              <w:left w:type="dxa" w:w="100"/>
-              <w:bottom w:type="dxa" w:w="70"/>
+              <w:top w:type="dxa" w:w="45"/>
+              <w:left w:type="dxa" w:w="100"/>
+              <w:bottom w:type="dxa" w:w="45"/>
               <w:right w:type="dxa" w:w="100"/>
             </w:tcMar>
             <w:vAlign w:val="center"/>
@@ -6163,10 +6995,11 @@
         <w:tc>
           <w:tcPr>
             <w:tcW w:type="dxa" w:w="600"/>
-            <w:tcMar>
-              <w:top w:type="dxa" w:w="70"/>
-              <w:left w:type="dxa" w:w="100"/>
-              <w:bottom w:type="dxa" w:w="70"/>
+            <w:shd w:fill="EEEAE3" w:color="auto" w:val="clear"/>
+            <w:tcMar>
+              <w:top w:type="dxa" w:w="45"/>
+              <w:left w:type="dxa" w:w="100"/>
+              <w:bottom w:type="dxa" w:w="45"/>
               <w:right w:type="dxa" w:w="100"/>
             </w:tcMar>
             <w:vAlign w:val="center"/>
@@ -6192,10 +7025,11 @@
         <w:tc>
           <w:tcPr>
             <w:tcW w:type="dxa" w:w="8400"/>
-            <w:tcMar>
-              <w:top w:type="dxa" w:w="70"/>
-              <w:left w:type="dxa" w:w="100"/>
-              <w:bottom w:type="dxa" w:w="70"/>
+            <w:shd w:fill="EEEAE3" w:color="auto" w:val="clear"/>
+            <w:tcMar>
+              <w:top w:type="dxa" w:w="45"/>
+              <w:left w:type="dxa" w:w="100"/>
+              <w:bottom w:type="dxa" w:w="45"/>
               <w:right w:type="dxa" w:w="100"/>
             </w:tcMar>
             <w:vAlign w:val="center"/>
@@ -6221,10 +7055,11 @@
         <w:tc>
           <w:tcPr>
             <w:tcW w:type="dxa" w:w="900"/>
-            <w:tcMar>
-              <w:top w:type="dxa" w:w="70"/>
-              <w:left w:type="dxa" w:w="100"/>
-              <w:bottom w:type="dxa" w:w="70"/>
+            <w:shd w:fill="EEEAE3" w:color="auto" w:val="clear"/>
+            <w:tcMar>
+              <w:top w:type="dxa" w:w="45"/>
+              <w:left w:type="dxa" w:w="100"/>
+              <w:bottom w:type="dxa" w:w="45"/>
               <w:right w:type="dxa" w:w="100"/>
             </w:tcMar>
             <w:vAlign w:val="center"/>
@@ -6256,9 +7091,9 @@
           <w:tcPr>
             <w:tcW w:type="dxa" w:w="600"/>
             <w:tcMar>
-              <w:top w:type="dxa" w:w="70"/>
-              <w:left w:type="dxa" w:w="100"/>
-              <w:bottom w:type="dxa" w:w="70"/>
+              <w:top w:type="dxa" w:w="45"/>
+              <w:left w:type="dxa" w:w="100"/>
+              <w:bottom w:type="dxa" w:w="45"/>
               <w:right w:type="dxa" w:w="100"/>
             </w:tcMar>
             <w:vAlign w:val="center"/>
@@ -6285,9 +7120,9 @@
           <w:tcPr>
             <w:tcW w:type="dxa" w:w="8400"/>
             <w:tcMar>
-              <w:top w:type="dxa" w:w="70"/>
-              <w:left w:type="dxa" w:w="100"/>
-              <w:bottom w:type="dxa" w:w="70"/>
+              <w:top w:type="dxa" w:w="45"/>
+              <w:left w:type="dxa" w:w="100"/>
+              <w:bottom w:type="dxa" w:w="45"/>
               <w:right w:type="dxa" w:w="100"/>
             </w:tcMar>
             <w:vAlign w:val="center"/>
@@ -6314,9 +7149,9 @@
           <w:tcPr>
             <w:tcW w:type="dxa" w:w="900"/>
             <w:tcMar>
-              <w:top w:type="dxa" w:w="70"/>
-              <w:left w:type="dxa" w:w="100"/>
-              <w:bottom w:type="dxa" w:w="70"/>
+              <w:top w:type="dxa" w:w="45"/>
+              <w:left w:type="dxa" w:w="100"/>
+              <w:bottom w:type="dxa" w:w="45"/>
               <w:right w:type="dxa" w:w="100"/>
             </w:tcMar>
             <w:vAlign w:val="center"/>
@@ -6347,10 +7182,11 @@
         <w:tc>
           <w:tcPr>
             <w:tcW w:type="dxa" w:w="600"/>
-            <w:tcMar>
-              <w:top w:type="dxa" w:w="70"/>
-              <w:left w:type="dxa" w:w="100"/>
-              <w:bottom w:type="dxa" w:w="70"/>
+            <w:shd w:fill="EEEAE3" w:color="auto" w:val="clear"/>
+            <w:tcMar>
+              <w:top w:type="dxa" w:w="45"/>
+              <w:left w:type="dxa" w:w="100"/>
+              <w:bottom w:type="dxa" w:w="45"/>
               <w:right w:type="dxa" w:w="100"/>
             </w:tcMar>
             <w:vAlign w:val="center"/>
@@ -6376,10 +7212,11 @@
         <w:tc>
           <w:tcPr>
             <w:tcW w:type="dxa" w:w="8400"/>
-            <w:tcMar>
-              <w:top w:type="dxa" w:w="70"/>
-              <w:left w:type="dxa" w:w="100"/>
-              <w:bottom w:type="dxa" w:w="70"/>
+            <w:shd w:fill="EEEAE3" w:color="auto" w:val="clear"/>
+            <w:tcMar>
+              <w:top w:type="dxa" w:w="45"/>
+              <w:left w:type="dxa" w:w="100"/>
+              <w:bottom w:type="dxa" w:w="45"/>
               <w:right w:type="dxa" w:w="100"/>
             </w:tcMar>
             <w:vAlign w:val="center"/>
@@ -6405,10 +7242,11 @@
         <w:tc>
           <w:tcPr>
             <w:tcW w:type="dxa" w:w="900"/>
-            <w:tcMar>
-              <w:top w:type="dxa" w:w="70"/>
-              <w:left w:type="dxa" w:w="100"/>
-              <w:bottom w:type="dxa" w:w="70"/>
+            <w:shd w:fill="EEEAE3" w:color="auto" w:val="clear"/>
+            <w:tcMar>
+              <w:top w:type="dxa" w:w="45"/>
+              <w:left w:type="dxa" w:w="100"/>
+              <w:bottom w:type="dxa" w:w="45"/>
               <w:right w:type="dxa" w:w="100"/>
             </w:tcMar>
             <w:vAlign w:val="center"/>
@@ -6435,24 +7273,74 @@
     </w:tbl>
     <w:p>
       <w:pPr>
-        <w:pStyle w:val="Heading1"/>
         <w:keepNext/>
-        <w:bidi/>
-        <w:spacing w:after="140" w:before="300"/>
-        <w:jc w:val="left"/>
+        <w:spacing w:after="0" w:before="140"/>
       </w:pPr>
-      <w:r>
-        <w:rPr>
-          <w:rFonts w:ascii="Arial" w:cs="Arial" w:eastAsia="Arial" w:hAnsi="Arial"/>
-          <w:b/>
-          <w:bCs/>
-          <w:color w:val="1F2A44"/>
-          <w:sz w:val="27"/>
-          <w:szCs w:val="27"/>
-          <w:u w:val="single"/>
-        </w:rPr>
-        <w:t xml:space="preserve">تاسعاً: التدريب</w:t>
-      </w:r>
+    </w:p>
+    <w:tbl>
+      <w:tblPr>
+        <w:bidiVisual/>
+        <w:tblW w:type="dxa" w:w="9900"/>
+        <w:tblBorders>
+          <w:top w:val="none" w:color="FFFFFF" w:sz="0"/>
+          <w:left w:val="none" w:color="FFFFFF" w:sz="0"/>
+          <w:bottom w:val="none" w:color="FFFFFF" w:sz="0"/>
+          <w:right w:val="none" w:color="FFFFFF" w:sz="0"/>
+          <w:insideH w:val="none" w:color="FFFFFF" w:sz="0"/>
+          <w:insideV w:val="none" w:color="FFFFFF" w:sz="0"/>
+        </w:tblBorders>
+      </w:tblPr>
+      <w:tblGrid>
+        <w:gridCol w:w="9900"/>
+      </w:tblGrid>
+      <w:tr>
+        <w:trPr>
+          <w:cantSplit/>
+        </w:trPr>
+        <w:tc>
+          <w:tcPr>
+            <w:tcW w:type="dxa" w:w="9900"/>
+            <w:tcBorders>
+              <w:top w:val="none" w:color="FFFFFF" w:sz="0"/>
+              <w:left w:val="none" w:color="FFFFFF" w:sz="0"/>
+              <w:bottom w:val="none" w:color="FFFFFF" w:sz="0"/>
+              <w:right w:val="none" w:color="FFFFFF" w:sz="0"/>
+            </w:tcBorders>
+            <w:shd w:fill="0B284A" w:color="auto" w:val="clear"/>
+            <w:tcMar>
+              <w:top w:type="dxa" w:w="70"/>
+              <w:left w:type="dxa" w:w="160"/>
+              <w:bottom w:type="dxa" w:w="70"/>
+              <w:right w:type="dxa" w:w="200"/>
+            </w:tcMar>
+          </w:tcPr>
+          <w:p>
+            <w:pPr>
+              <w:pStyle w:val="Heading1"/>
+              <w:keepNext/>
+              <w:bidi/>
+              <w:jc w:val="left"/>
+            </w:pPr>
+            <w:r>
+              <w:rPr>
+                <w:rFonts w:ascii="Arial" w:cs="Arial" w:eastAsia="Arial" w:hAnsi="Arial"/>
+                <w:b/>
+                <w:bCs/>
+                <w:color w:val="FFFFFF"/>
+                <w:sz w:val="26"/>
+                <w:szCs w:val="26"/>
+              </w:rPr>
+              <w:t xml:space="preserve">تاسعاً: التدريب</w:t>
+            </w:r>
+          </w:p>
+        </w:tc>
+      </w:tr>
+    </w:tbl>
+    <w:p>
+      <w:pPr>
+        <w:keepNext/>
+        <w:spacing w:after="100" w:before="0"/>
+      </w:pPr>
     </w:p>
     <w:p>
       <w:pPr>
@@ -6513,24 +7401,74 @@
     </w:p>
     <w:p>
       <w:pPr>
-        <w:pStyle w:val="Heading1"/>
         <w:keepNext/>
-        <w:bidi/>
-        <w:spacing w:after="140" w:before="300"/>
-        <w:jc w:val="left"/>
+        <w:spacing w:after="0" w:before="140"/>
       </w:pPr>
-      <w:r>
-        <w:rPr>
-          <w:rFonts w:ascii="Arial" w:cs="Arial" w:eastAsia="Arial" w:hAnsi="Arial"/>
-          <w:b/>
-          <w:bCs/>
-          <w:color w:val="1F2A44"/>
-          <w:sz w:val="27"/>
-          <w:szCs w:val="27"/>
-          <w:u w:val="single"/>
-        </w:rPr>
-        <w:t xml:space="preserve">عاشراً: نقاط تحتاج موافقة حضرتكم</w:t>
-      </w:r>
+    </w:p>
+    <w:tbl>
+      <w:tblPr>
+        <w:bidiVisual/>
+        <w:tblW w:type="dxa" w:w="9900"/>
+        <w:tblBorders>
+          <w:top w:val="none" w:color="FFFFFF" w:sz="0"/>
+          <w:left w:val="none" w:color="FFFFFF" w:sz="0"/>
+          <w:bottom w:val="none" w:color="FFFFFF" w:sz="0"/>
+          <w:right w:val="none" w:color="FFFFFF" w:sz="0"/>
+          <w:insideH w:val="none" w:color="FFFFFF" w:sz="0"/>
+          <w:insideV w:val="none" w:color="FFFFFF" w:sz="0"/>
+        </w:tblBorders>
+      </w:tblPr>
+      <w:tblGrid>
+        <w:gridCol w:w="9900"/>
+      </w:tblGrid>
+      <w:tr>
+        <w:trPr>
+          <w:cantSplit/>
+        </w:trPr>
+        <w:tc>
+          <w:tcPr>
+            <w:tcW w:type="dxa" w:w="9900"/>
+            <w:tcBorders>
+              <w:top w:val="none" w:color="FFFFFF" w:sz="0"/>
+              <w:left w:val="none" w:color="FFFFFF" w:sz="0"/>
+              <w:bottom w:val="none" w:color="FFFFFF" w:sz="0"/>
+              <w:right w:val="none" w:color="FFFFFF" w:sz="0"/>
+            </w:tcBorders>
+            <w:shd w:fill="0B284A" w:color="auto" w:val="clear"/>
+            <w:tcMar>
+              <w:top w:type="dxa" w:w="70"/>
+              <w:left w:type="dxa" w:w="160"/>
+              <w:bottom w:type="dxa" w:w="70"/>
+              <w:right w:type="dxa" w:w="200"/>
+            </w:tcMar>
+          </w:tcPr>
+          <w:p>
+            <w:pPr>
+              <w:pStyle w:val="Heading1"/>
+              <w:keepNext/>
+              <w:bidi/>
+              <w:jc w:val="left"/>
+            </w:pPr>
+            <w:r>
+              <w:rPr>
+                <w:rFonts w:ascii="Arial" w:cs="Arial" w:eastAsia="Arial" w:hAnsi="Arial"/>
+                <w:b/>
+                <w:bCs/>
+                <w:color w:val="FFFFFF"/>
+                <w:sz w:val="26"/>
+                <w:szCs w:val="26"/>
+              </w:rPr>
+              <w:t xml:space="preserve">عاشراً: نقاط تحتاج موافقة حضرتكم</w:t>
+            </w:r>
+          </w:p>
+        </w:tc>
+      </w:tr>
+    </w:tbl>
+    <w:p>
+      <w:pPr>
+        <w:keepNext/>
+        <w:spacing w:after="100" w:before="0"/>
+      </w:pPr>
     </w:p>
     <w:p>
       <w:pPr>
@@ -6638,24 +7576,74 @@
     </w:p>
     <w:p>
       <w:pPr>
-        <w:pStyle w:val="Heading1"/>
         <w:keepNext/>
-        <w:bidi/>
-        <w:spacing w:after="140" w:before="300"/>
-        <w:jc w:val="left"/>
+        <w:spacing w:after="0" w:before="140"/>
       </w:pPr>
-      <w:r>
-        <w:rPr>
-          <w:rFonts w:ascii="Arial" w:cs="Arial" w:eastAsia="Arial" w:hAnsi="Arial"/>
-          <w:b/>
-          <w:bCs/>
-          <w:color w:val="1F2A44"/>
-          <w:sz w:val="27"/>
-          <w:szCs w:val="27"/>
-          <w:u w:val="single"/>
-        </w:rPr>
-        <w:t xml:space="preserve">حادي عشر: نقاط ما زالت معلقة</w:t>
-      </w:r>
+    </w:p>
+    <w:tbl>
+      <w:tblPr>
+        <w:bidiVisual/>
+        <w:tblW w:type="dxa" w:w="9900"/>
+        <w:tblBorders>
+          <w:top w:val="none" w:color="FFFFFF" w:sz="0"/>
+          <w:left w:val="none" w:color="FFFFFF" w:sz="0"/>
+          <w:bottom w:val="none" w:color="FFFFFF" w:sz="0"/>
+          <w:right w:val="none" w:color="FFFFFF" w:sz="0"/>
+          <w:insideH w:val="none" w:color="FFFFFF" w:sz="0"/>
+          <w:insideV w:val="none" w:color="FFFFFF" w:sz="0"/>
+        </w:tblBorders>
+      </w:tblPr>
+      <w:tblGrid>
+        <w:gridCol w:w="9900"/>
+      </w:tblGrid>
+      <w:tr>
+        <w:trPr>
+          <w:cantSplit/>
+        </w:trPr>
+        <w:tc>
+          <w:tcPr>
+            <w:tcW w:type="dxa" w:w="9900"/>
+            <w:tcBorders>
+              <w:top w:val="none" w:color="FFFFFF" w:sz="0"/>
+              <w:left w:val="none" w:color="FFFFFF" w:sz="0"/>
+              <w:bottom w:val="none" w:color="FFFFFF" w:sz="0"/>
+              <w:right w:val="none" w:color="FFFFFF" w:sz="0"/>
+            </w:tcBorders>
+            <w:shd w:fill="0B284A" w:color="auto" w:val="clear"/>
+            <w:tcMar>
+              <w:top w:type="dxa" w:w="70"/>
+              <w:left w:type="dxa" w:w="160"/>
+              <w:bottom w:type="dxa" w:w="70"/>
+              <w:right w:type="dxa" w:w="200"/>
+            </w:tcMar>
+          </w:tcPr>
+          <w:p>
+            <w:pPr>
+              <w:pStyle w:val="Heading1"/>
+              <w:keepNext/>
+              <w:bidi/>
+              <w:jc w:val="left"/>
+            </w:pPr>
+            <w:r>
+              <w:rPr>
+                <w:rFonts w:ascii="Arial" w:cs="Arial" w:eastAsia="Arial" w:hAnsi="Arial"/>
+                <w:b/>
+                <w:bCs/>
+                <w:color w:val="FFFFFF"/>
+                <w:sz w:val="26"/>
+                <w:szCs w:val="26"/>
+              </w:rPr>
+              <w:t xml:space="preserve">حادي عشر: نقاط ما زالت معلقة</w:t>
+            </w:r>
+          </w:p>
+        </w:tc>
+      </w:tr>
+    </w:tbl>
+    <w:p>
+      <w:pPr>
+        <w:keepNext/>
+        <w:spacing w:after="100" w:before="0"/>
+      </w:pPr>
     </w:p>
     <w:p>
       <w:pPr>
@@ -6847,7 +7835,7 @@
       <w:pPr>
         <w:keepNext w:val="false"/>
         <w:bidi/>
-        <w:spacing w:after="300" w:before="0" w:line="320"/>
+        <w:spacing w:after="60" w:before="0" w:line="320"/>
         <w:jc w:val="both"/>
       </w:pPr>
       <w:r>
@@ -6887,11 +7875,11 @@
         <w:tc>
           <w:tcPr>
             <w:tcW w:type="dxa" w:w="2400"/>
-            <w:shd w:fill="D9D9D9" w:color="auto" w:val="clear"/>
-            <w:tcMar>
-              <w:top w:type="dxa" w:w="70"/>
-              <w:left w:type="dxa" w:w="100"/>
-              <w:bottom w:type="dxa" w:w="70"/>
+            <w:shd w:fill="0B284A" w:color="auto" w:val="clear"/>
+            <w:tcMar>
+              <w:top w:type="dxa" w:w="45"/>
+              <w:left w:type="dxa" w:w="100"/>
+              <w:bottom w:type="dxa" w:w="45"/>
               <w:right w:type="dxa" w:w="100"/>
             </w:tcMar>
             <w:vAlign w:val="center"/>
@@ -6906,7 +7894,7 @@
                 <w:rFonts w:ascii="Arial" w:cs="Arial" w:eastAsia="Arial" w:hAnsi="Arial"/>
                 <w:b/>
                 <w:bCs/>
-                <w:color w:val="000000"/>
+                <w:color w:val="FFFFFF"/>
                 <w:sz w:val="20"/>
                 <w:szCs w:val="20"/>
               </w:rPr>
@@ -6917,11 +7905,11 @@
         <w:tc>
           <w:tcPr>
             <w:tcW w:type="dxa" w:w="4200"/>
-            <w:shd w:fill="D9D9D9" w:color="auto" w:val="clear"/>
-            <w:tcMar>
-              <w:top w:type="dxa" w:w="70"/>
-              <w:left w:type="dxa" w:w="100"/>
-              <w:bottom w:type="dxa" w:w="70"/>
+            <w:shd w:fill="0B284A" w:color="auto" w:val="clear"/>
+            <w:tcMar>
+              <w:top w:type="dxa" w:w="45"/>
+              <w:left w:type="dxa" w:w="100"/>
+              <w:bottom w:type="dxa" w:w="45"/>
               <w:right w:type="dxa" w:w="100"/>
             </w:tcMar>
             <w:vAlign w:val="center"/>
@@ -6936,7 +7924,7 @@
                 <w:rFonts w:ascii="Arial" w:cs="Arial" w:eastAsia="Arial" w:hAnsi="Arial"/>
                 <w:b/>
                 <w:bCs/>
-                <w:color w:val="000000"/>
+                <w:color w:val="FFFFFF"/>
                 <w:sz w:val="20"/>
                 <w:szCs w:val="20"/>
               </w:rPr>
@@ -6947,11 +7935,11 @@
         <w:tc>
           <w:tcPr>
             <w:tcW w:type="dxa" w:w="3300"/>
-            <w:shd w:fill="D9D9D9" w:color="auto" w:val="clear"/>
-            <w:tcMar>
-              <w:top w:type="dxa" w:w="70"/>
-              <w:left w:type="dxa" w:w="100"/>
-              <w:bottom w:type="dxa" w:w="70"/>
+            <w:shd w:fill="0B284A" w:color="auto" w:val="clear"/>
+            <w:tcMar>
+              <w:top w:type="dxa" w:w="45"/>
+              <w:left w:type="dxa" w:w="100"/>
+              <w:bottom w:type="dxa" w:w="45"/>
               <w:right w:type="dxa" w:w="100"/>
             </w:tcMar>
             <w:vAlign w:val="center"/>
@@ -6966,7 +7954,7 @@
                 <w:rFonts w:ascii="Arial" w:cs="Arial" w:eastAsia="Arial" w:hAnsi="Arial"/>
                 <w:b/>
                 <w:bCs/>
-                <w:color w:val="000000"/>
+                <w:color w:val="FFFFFF"/>
                 <w:sz w:val="20"/>
                 <w:szCs w:val="20"/>
               </w:rPr>
@@ -6978,15 +7966,15 @@
       <w:tr>
         <w:trPr>
           <w:cantSplit/>
-          <w:trHeight w:val="600" w:hRule="atLeast"/>
+          <w:trHeight w:val="440" w:hRule="atLeast"/>
         </w:trPr>
         <w:tc>
           <w:tcPr>
             <w:tcW w:type="dxa" w:w="2400"/>
             <w:tcMar>
-              <w:top w:type="dxa" w:w="70"/>
-              <w:left w:type="dxa" w:w="100"/>
-              <w:bottom w:type="dxa" w:w="70"/>
+              <w:top w:type="dxa" w:w="45"/>
+              <w:left w:type="dxa" w:w="100"/>
+              <w:bottom w:type="dxa" w:w="45"/>
               <w:right w:type="dxa" w:w="100"/>
             </w:tcMar>
             <w:vAlign w:val="center"/>
@@ -7013,9 +8001,9 @@
           <w:tcPr>
             <w:tcW w:type="dxa" w:w="4200"/>
             <w:tcMar>
-              <w:top w:type="dxa" w:w="70"/>
-              <w:left w:type="dxa" w:w="100"/>
-              <w:bottom w:type="dxa" w:w="70"/>
+              <w:top w:type="dxa" w:w="45"/>
+              <w:left w:type="dxa" w:w="100"/>
+              <w:bottom w:type="dxa" w:w="45"/>
               <w:right w:type="dxa" w:w="100"/>
             </w:tcMar>
             <w:vAlign w:val="center"/>
@@ -7042,9 +8030,9 @@
           <w:tcPr>
             <w:tcW w:type="dxa" w:w="3300"/>
             <w:tcMar>
-              <w:top w:type="dxa" w:w="70"/>
-              <w:left w:type="dxa" w:w="100"/>
-              <w:bottom w:type="dxa" w:w="70"/>
+              <w:top w:type="dxa" w:w="45"/>
+              <w:left w:type="dxa" w:w="100"/>
+              <w:bottom w:type="dxa" w:w="45"/>
               <w:right w:type="dxa" w:w="100"/>
             </w:tcMar>
             <w:vAlign w:val="center"/>
@@ -7071,15 +8059,15 @@
       <w:tr>
         <w:trPr>
           <w:cantSplit/>
-          <w:trHeight w:val="600" w:hRule="atLeast"/>
+          <w:trHeight w:val="440" w:hRule="atLeast"/>
         </w:trPr>
         <w:tc>
           <w:tcPr>
             <w:tcW w:type="dxa" w:w="2400"/>
             <w:tcMar>
-              <w:top w:type="dxa" w:w="70"/>
-              <w:left w:type="dxa" w:w="100"/>
-              <w:bottom w:type="dxa" w:w="70"/>
+              <w:top w:type="dxa" w:w="45"/>
+              <w:left w:type="dxa" w:w="100"/>
+              <w:bottom w:type="dxa" w:w="45"/>
               <w:right w:type="dxa" w:w="100"/>
             </w:tcMar>
             <w:vAlign w:val="center"/>
@@ -7106,9 +8094,9 @@
           <w:tcPr>
             <w:tcW w:type="dxa" w:w="4200"/>
             <w:tcMar>
-              <w:top w:type="dxa" w:w="70"/>
-              <w:left w:type="dxa" w:w="100"/>
-              <w:bottom w:type="dxa" w:w="70"/>
+              <w:top w:type="dxa" w:w="45"/>
+              <w:left w:type="dxa" w:w="100"/>
+              <w:bottom w:type="dxa" w:w="45"/>
               <w:right w:type="dxa" w:w="100"/>
             </w:tcMar>
             <w:vAlign w:val="center"/>
@@ -7135,9 +8123,9 @@
           <w:tcPr>
             <w:tcW w:type="dxa" w:w="3300"/>
             <w:tcMar>
-              <w:top w:type="dxa" w:w="70"/>
-              <w:left w:type="dxa" w:w="100"/>
-              <w:bottom w:type="dxa" w:w="70"/>
+              <w:top w:type="dxa" w:w="45"/>
+              <w:left w:type="dxa" w:w="100"/>
+              <w:bottom w:type="dxa" w:w="45"/>
               <w:right w:type="dxa" w:w="100"/>
             </w:tcMar>
             <w:vAlign w:val="center"/>
@@ -7169,10 +8157,83 @@
     </w:p>
     <w:p>
       <w:pPr>
-        <w:pStyle w:val="Heading1"/>
         <w:keepNext/>
+        <w:spacing w:after="0" w:before="140"/>
+      </w:pPr>
+    </w:p>
+    <w:tbl>
+      <w:tblPr>
+        <w:bidiVisual/>
+        <w:tblW w:type="dxa" w:w="9900"/>
+        <w:tblBorders>
+          <w:top w:val="none" w:color="FFFFFF" w:sz="0"/>
+          <w:left w:val="none" w:color="FFFFFF" w:sz="0"/>
+          <w:bottom w:val="none" w:color="FFFFFF" w:sz="0"/>
+          <w:right w:val="none" w:color="FFFFFF" w:sz="0"/>
+          <w:insideH w:val="none" w:color="FFFFFF" w:sz="0"/>
+          <w:insideV w:val="none" w:color="FFFFFF" w:sz="0"/>
+        </w:tblBorders>
+      </w:tblPr>
+      <w:tblGrid>
+        <w:gridCol w:w="9900"/>
+      </w:tblGrid>
+      <w:tr>
+        <w:trPr>
+          <w:cantSplit/>
+        </w:trPr>
+        <w:tc>
+          <w:tcPr>
+            <w:tcW w:type="dxa" w:w="9900"/>
+            <w:tcBorders>
+              <w:top w:val="none" w:color="FFFFFF" w:sz="0"/>
+              <w:left w:val="none" w:color="FFFFFF" w:sz="0"/>
+              <w:bottom w:val="none" w:color="FFFFFF" w:sz="0"/>
+              <w:right w:val="none" w:color="FFFFFF" w:sz="0"/>
+            </w:tcBorders>
+            <w:shd w:fill="0B284A" w:color="auto" w:val="clear"/>
+            <w:tcMar>
+              <w:top w:type="dxa" w:w="70"/>
+              <w:left w:type="dxa" w:w="160"/>
+              <w:bottom w:type="dxa" w:w="70"/>
+              <w:right w:type="dxa" w:w="200"/>
+            </w:tcMar>
+          </w:tcPr>
+          <w:p>
+            <w:pPr>
+              <w:pStyle w:val="Heading1"/>
+              <w:keepNext/>
+              <w:bidi/>
+              <w:jc w:val="left"/>
+            </w:pPr>
+            <w:r>
+              <w:rPr>
+                <w:rFonts w:ascii="Arial" w:cs="Arial" w:eastAsia="Arial" w:hAnsi="Arial"/>
+                <w:b/>
+                <w:bCs/>
+                <w:color w:val="FFFFFF"/>
+                <w:sz w:val="26"/>
+                <w:szCs w:val="26"/>
+              </w:rPr>
+              <w:t xml:space="preserve">المرفقات</w:t>
+            </w:r>
+          </w:p>
+        </w:tc>
+      </w:tr>
+    </w:tbl>
+    <w:p>
+      <w:pPr>
+        <w:keepNext/>
+        <w:spacing w:after="100" w:before="0"/>
+      </w:pPr>
+    </w:p>
+    <w:p>
+      <w:pPr>
+        <w:keepNext/>
+        <w:pBdr>
+          <w:bottom w:val="single" w:color="C9C2B6" w:sz="6" w:space="2"/>
+        </w:pBdr>
         <w:bidi/>
-        <w:spacing w:after="140" w:before="300"/>
+        <w:spacing w:after="80" w:before="140"/>
         <w:jc w:val="left"/>
       </w:pPr>
       <w:r>
@@ -7180,27 +8241,7 @@
           <w:rFonts w:ascii="Arial" w:cs="Arial" w:eastAsia="Arial" w:hAnsi="Arial"/>
           <w:b/>
           <w:bCs/>
-          <w:color w:val="1F2A44"/>
-          <w:sz w:val="27"/>
-          <w:szCs w:val="27"/>
-          <w:u w:val="single"/>
-        </w:rPr>
-        <w:t xml:space="preserve">المرفقات</w:t>
-      </w:r>
-    </w:p>
-    <w:p>
-      <w:pPr>
-        <w:keepNext/>
-        <w:bidi/>
-        <w:spacing w:after="80" w:before="120" w:line="320"/>
-        <w:jc w:val="left"/>
-      </w:pPr>
-      <w:r>
-        <w:rPr>
-          <w:rFonts w:ascii="Arial" w:cs="Arial" w:eastAsia="Arial" w:hAnsi="Arial"/>
-          <w:b/>
-          <w:bCs/>
-          <w:color w:val="000000"/>
+          <w:color w:val="0B284A"/>
           <w:sz w:val="23"/>
           <w:szCs w:val="23"/>
         </w:rPr>
@@ -7236,11 +8277,11 @@
         <w:tc>
           <w:tcPr>
             <w:tcW w:type="dxa" w:w="1250"/>
-            <w:shd w:fill="D9D9D9" w:color="auto" w:val="clear"/>
-            <w:tcMar>
-              <w:top w:type="dxa" w:w="70"/>
-              <w:left w:type="dxa" w:w="100"/>
-              <w:bottom w:type="dxa" w:w="70"/>
+            <w:shd w:fill="0B284A" w:color="auto" w:val="clear"/>
+            <w:tcMar>
+              <w:top w:type="dxa" w:w="45"/>
+              <w:left w:type="dxa" w:w="100"/>
+              <w:bottom w:type="dxa" w:w="45"/>
               <w:right w:type="dxa" w:w="100"/>
             </w:tcMar>
             <w:vAlign w:val="center"/>
@@ -7255,7 +8296,7 @@
                 <w:rFonts w:ascii="Arial" w:cs="Arial" w:eastAsia="Arial" w:hAnsi="Arial"/>
                 <w:b/>
                 <w:bCs/>
-                <w:color w:val="000000"/>
+                <w:color w:val="FFFFFF"/>
                 <w:sz w:val="20"/>
                 <w:szCs w:val="20"/>
               </w:rPr>
@@ -7266,11 +8307,11 @@
         <w:tc>
           <w:tcPr>
             <w:tcW w:type="dxa" w:w="1000"/>
-            <w:shd w:fill="D9D9D9" w:color="auto" w:val="clear"/>
-            <w:tcMar>
-              <w:top w:type="dxa" w:w="70"/>
-              <w:left w:type="dxa" w:w="100"/>
-              <w:bottom w:type="dxa" w:w="70"/>
+            <w:shd w:fill="0B284A" w:color="auto" w:val="clear"/>
+            <w:tcMar>
+              <w:top w:type="dxa" w:w="45"/>
+              <w:left w:type="dxa" w:w="100"/>
+              <w:bottom w:type="dxa" w:w="45"/>
               <w:right w:type="dxa" w:w="100"/>
             </w:tcMar>
             <w:vAlign w:val="center"/>
@@ -7285,7 +8326,7 @@
                 <w:rFonts w:ascii="Arial" w:cs="Arial" w:eastAsia="Arial" w:hAnsi="Arial"/>
                 <w:b/>
                 <w:bCs/>
-                <w:color w:val="000000"/>
+                <w:color w:val="FFFFFF"/>
                 <w:sz w:val="20"/>
                 <w:szCs w:val="20"/>
               </w:rPr>
@@ -7296,11 +8337,11 @@
         <w:tc>
           <w:tcPr>
             <w:tcW w:type="dxa" w:w="2000"/>
-            <w:shd w:fill="D9D9D9" w:color="auto" w:val="clear"/>
-            <w:tcMar>
-              <w:top w:type="dxa" w:w="70"/>
-              <w:left w:type="dxa" w:w="100"/>
-              <w:bottom w:type="dxa" w:w="70"/>
+            <w:shd w:fill="0B284A" w:color="auto" w:val="clear"/>
+            <w:tcMar>
+              <w:top w:type="dxa" w:w="45"/>
+              <w:left w:type="dxa" w:w="100"/>
+              <w:bottom w:type="dxa" w:w="45"/>
               <w:right w:type="dxa" w:w="100"/>
             </w:tcMar>
             <w:vAlign w:val="center"/>
@@ -7315,7 +8356,7 @@
                 <w:rFonts w:ascii="Arial" w:cs="Arial" w:eastAsia="Arial" w:hAnsi="Arial"/>
                 <w:b/>
                 <w:bCs/>
-                <w:color w:val="000000"/>
+                <w:color w:val="FFFFFF"/>
                 <w:sz w:val="20"/>
                 <w:szCs w:val="20"/>
               </w:rPr>
@@ -7326,11 +8367,11 @@
         <w:tc>
           <w:tcPr>
             <w:tcW w:type="dxa" w:w="1000"/>
-            <w:shd w:fill="D9D9D9" w:color="auto" w:val="clear"/>
-            <w:tcMar>
-              <w:top w:type="dxa" w:w="70"/>
-              <w:left w:type="dxa" w:w="100"/>
-              <w:bottom w:type="dxa" w:w="70"/>
+            <w:shd w:fill="0B284A" w:color="auto" w:val="clear"/>
+            <w:tcMar>
+              <w:top w:type="dxa" w:w="45"/>
+              <w:left w:type="dxa" w:w="100"/>
+              <w:bottom w:type="dxa" w:w="45"/>
               <w:right w:type="dxa" w:w="100"/>
             </w:tcMar>
             <w:vAlign w:val="center"/>
@@ -7345,7 +8386,7 @@
                 <w:rFonts w:ascii="Arial" w:cs="Arial" w:eastAsia="Arial" w:hAnsi="Arial"/>
                 <w:b/>
                 <w:bCs/>
-                <w:color w:val="000000"/>
+                <w:color w:val="FFFFFF"/>
                 <w:sz w:val="20"/>
                 <w:szCs w:val="20"/>
               </w:rPr>
@@ -7356,11 +8397,11 @@
         <w:tc>
           <w:tcPr>
             <w:tcW w:type="dxa" w:w="1550"/>
-            <w:shd w:fill="D9D9D9" w:color="auto" w:val="clear"/>
-            <w:tcMar>
-              <w:top w:type="dxa" w:w="70"/>
-              <w:left w:type="dxa" w:w="100"/>
-              <w:bottom w:type="dxa" w:w="70"/>
+            <w:shd w:fill="0B284A" w:color="auto" w:val="clear"/>
+            <w:tcMar>
+              <w:top w:type="dxa" w:w="45"/>
+              <w:left w:type="dxa" w:w="100"/>
+              <w:bottom w:type="dxa" w:w="45"/>
               <w:right w:type="dxa" w:w="100"/>
             </w:tcMar>
             <w:vAlign w:val="center"/>
@@ -7375,7 +8416,7 @@
                 <w:rFonts w:ascii="Arial" w:cs="Arial" w:eastAsia="Arial" w:hAnsi="Arial"/>
                 <w:b/>
                 <w:bCs/>
-                <w:color w:val="000000"/>
+                <w:color w:val="FFFFFF"/>
                 <w:sz w:val="20"/>
                 <w:szCs w:val="20"/>
               </w:rPr>
@@ -7386,11 +8427,11 @@
         <w:tc>
           <w:tcPr>
             <w:tcW w:type="dxa" w:w="1450"/>
-            <w:shd w:fill="D9D9D9" w:color="auto" w:val="clear"/>
-            <w:tcMar>
-              <w:top w:type="dxa" w:w="70"/>
-              <w:left w:type="dxa" w:w="100"/>
-              <w:bottom w:type="dxa" w:w="70"/>
+            <w:shd w:fill="0B284A" w:color="auto" w:val="clear"/>
+            <w:tcMar>
+              <w:top w:type="dxa" w:w="45"/>
+              <w:left w:type="dxa" w:w="100"/>
+              <w:bottom w:type="dxa" w:w="45"/>
               <w:right w:type="dxa" w:w="100"/>
             </w:tcMar>
             <w:vAlign w:val="center"/>
@@ -7405,7 +8446,7 @@
                 <w:rFonts w:ascii="Arial" w:cs="Arial" w:eastAsia="Arial" w:hAnsi="Arial"/>
                 <w:b/>
                 <w:bCs/>
-                <w:color w:val="000000"/>
+                <w:color w:val="FFFFFF"/>
                 <w:sz w:val="20"/>
                 <w:szCs w:val="20"/>
               </w:rPr>
@@ -7416,11 +8457,11 @@
         <w:tc>
           <w:tcPr>
             <w:tcW w:type="dxa" w:w="1650"/>
-            <w:shd w:fill="D9D9D9" w:color="auto" w:val="clear"/>
-            <w:tcMar>
-              <w:top w:type="dxa" w:w="70"/>
-              <w:left w:type="dxa" w:w="100"/>
-              <w:bottom w:type="dxa" w:w="70"/>
+            <w:shd w:fill="0B284A" w:color="auto" w:val="clear"/>
+            <w:tcMar>
+              <w:top w:type="dxa" w:w="45"/>
+              <w:left w:type="dxa" w:w="100"/>
+              <w:bottom w:type="dxa" w:w="45"/>
               <w:right w:type="dxa" w:w="100"/>
             </w:tcMar>
             <w:vAlign w:val="center"/>
@@ -7435,7 +8476,7 @@
                 <w:rFonts w:ascii="Arial" w:cs="Arial" w:eastAsia="Arial" w:hAnsi="Arial"/>
                 <w:b/>
                 <w:bCs/>
-                <w:color w:val="000000"/>
+                <w:color w:val="FFFFFF"/>
                 <w:sz w:val="20"/>
                 <w:szCs w:val="20"/>
               </w:rPr>
@@ -7453,9 +8494,9 @@
           <w:tcPr>
             <w:tcW w:type="dxa" w:w="1250"/>
             <w:tcMar>
-              <w:top w:type="dxa" w:w="70"/>
-              <w:left w:type="dxa" w:w="100"/>
-              <w:bottom w:type="dxa" w:w="70"/>
+              <w:top w:type="dxa" w:w="45"/>
+              <w:left w:type="dxa" w:w="100"/>
+              <w:bottom w:type="dxa" w:w="45"/>
               <w:right w:type="dxa" w:w="100"/>
             </w:tcMar>
             <w:vAlign w:val="center"/>
@@ -7482,9 +8523,9 @@
           <w:tcPr>
             <w:tcW w:type="dxa" w:w="1000"/>
             <w:tcMar>
-              <w:top w:type="dxa" w:w="70"/>
-              <w:left w:type="dxa" w:w="100"/>
-              <w:bottom w:type="dxa" w:w="70"/>
+              <w:top w:type="dxa" w:w="45"/>
+              <w:left w:type="dxa" w:w="100"/>
+              <w:bottom w:type="dxa" w:w="45"/>
               <w:right w:type="dxa" w:w="100"/>
             </w:tcMar>
             <w:vAlign w:val="center"/>
@@ -7511,9 +8552,9 @@
           <w:tcPr>
             <w:tcW w:type="dxa" w:w="2000"/>
             <w:tcMar>
-              <w:top w:type="dxa" w:w="70"/>
-              <w:left w:type="dxa" w:w="100"/>
-              <w:bottom w:type="dxa" w:w="70"/>
+              <w:top w:type="dxa" w:w="45"/>
+              <w:left w:type="dxa" w:w="100"/>
+              <w:bottom w:type="dxa" w:w="45"/>
               <w:right w:type="dxa" w:w="100"/>
             </w:tcMar>
             <w:vAlign w:val="center"/>
@@ -7540,9 +8581,9 @@
           <w:tcPr>
             <w:tcW w:type="dxa" w:w="1000"/>
             <w:tcMar>
-              <w:top w:type="dxa" w:w="70"/>
-              <w:left w:type="dxa" w:w="100"/>
-              <w:bottom w:type="dxa" w:w="70"/>
+              <w:top w:type="dxa" w:w="45"/>
+              <w:left w:type="dxa" w:w="100"/>
+              <w:bottom w:type="dxa" w:w="45"/>
               <w:right w:type="dxa" w:w="100"/>
             </w:tcMar>
             <w:vAlign w:val="center"/>
@@ -7569,9 +8610,9 @@
           <w:tcPr>
             <w:tcW w:type="dxa" w:w="1550"/>
             <w:tcMar>
-              <w:top w:type="dxa" w:w="70"/>
-              <w:left w:type="dxa" w:w="100"/>
-              <w:bottom w:type="dxa" w:w="70"/>
+              <w:top w:type="dxa" w:w="45"/>
+              <w:left w:type="dxa" w:w="100"/>
+              <w:bottom w:type="dxa" w:w="45"/>
               <w:right w:type="dxa" w:w="100"/>
             </w:tcMar>
             <w:vAlign w:val="center"/>
@@ -7598,9 +8639,9 @@
           <w:tcPr>
             <w:tcW w:type="dxa" w:w="1450"/>
             <w:tcMar>
-              <w:top w:type="dxa" w:w="70"/>
-              <w:left w:type="dxa" w:w="100"/>
-              <w:bottom w:type="dxa" w:w="70"/>
+              <w:top w:type="dxa" w:w="45"/>
+              <w:left w:type="dxa" w:w="100"/>
+              <w:bottom w:type="dxa" w:w="45"/>
               <w:right w:type="dxa" w:w="100"/>
             </w:tcMar>
             <w:vAlign w:val="center"/>
@@ -7627,9 +8668,9 @@
           <w:tcPr>
             <w:tcW w:type="dxa" w:w="1650"/>
             <w:tcMar>
-              <w:top w:type="dxa" w:w="70"/>
-              <w:left w:type="dxa" w:w="100"/>
-              <w:bottom w:type="dxa" w:w="70"/>
+              <w:top w:type="dxa" w:w="45"/>
+              <w:left w:type="dxa" w:w="100"/>
+              <w:bottom w:type="dxa" w:w="45"/>
               <w:right w:type="dxa" w:w="100"/>
             </w:tcMar>
             <w:vAlign w:val="center"/>
@@ -7662,9 +8703,9 @@
           <w:tcPr>
             <w:tcW w:type="dxa" w:w="1250"/>
             <w:tcMar>
-              <w:top w:type="dxa" w:w="70"/>
-              <w:left w:type="dxa" w:w="100"/>
-              <w:bottom w:type="dxa" w:w="70"/>
+              <w:top w:type="dxa" w:w="45"/>
+              <w:left w:type="dxa" w:w="100"/>
+              <w:bottom w:type="dxa" w:w="45"/>
               <w:right w:type="dxa" w:w="100"/>
             </w:tcMar>
             <w:vAlign w:val="center"/>
@@ -7691,9 +8732,9 @@
           <w:tcPr>
             <w:tcW w:type="dxa" w:w="1000"/>
             <w:tcMar>
-              <w:top w:type="dxa" w:w="70"/>
-              <w:left w:type="dxa" w:w="100"/>
-              <w:bottom w:type="dxa" w:w="70"/>
+              <w:top w:type="dxa" w:w="45"/>
+              <w:left w:type="dxa" w:w="100"/>
+              <w:bottom w:type="dxa" w:w="45"/>
               <w:right w:type="dxa" w:w="100"/>
             </w:tcMar>
             <w:vAlign w:val="center"/>
@@ -7720,9 +8761,9 @@
           <w:tcPr>
             <w:tcW w:type="dxa" w:w="2000"/>
             <w:tcMar>
-              <w:top w:type="dxa" w:w="70"/>
-              <w:left w:type="dxa" w:w="100"/>
-              <w:bottom w:type="dxa" w:w="70"/>
+              <w:top w:type="dxa" w:w="45"/>
+              <w:left w:type="dxa" w:w="100"/>
+              <w:bottom w:type="dxa" w:w="45"/>
               <w:right w:type="dxa" w:w="100"/>
             </w:tcMar>
             <w:vAlign w:val="center"/>
@@ -7749,9 +8790,9 @@
           <w:tcPr>
             <w:tcW w:type="dxa" w:w="1000"/>
             <w:tcMar>
-              <w:top w:type="dxa" w:w="70"/>
-              <w:left w:type="dxa" w:w="100"/>
-              <w:bottom w:type="dxa" w:w="70"/>
+              <w:top w:type="dxa" w:w="45"/>
+              <w:left w:type="dxa" w:w="100"/>
+              <w:bottom w:type="dxa" w:w="45"/>
               <w:right w:type="dxa" w:w="100"/>
             </w:tcMar>
             <w:vAlign w:val="center"/>
@@ -7778,9 +8819,9 @@
           <w:tcPr>
             <w:tcW w:type="dxa" w:w="1550"/>
             <w:tcMar>
-              <w:top w:type="dxa" w:w="70"/>
-              <w:left w:type="dxa" w:w="100"/>
-              <w:bottom w:type="dxa" w:w="70"/>
+              <w:top w:type="dxa" w:w="45"/>
+              <w:left w:type="dxa" w:w="100"/>
+              <w:bottom w:type="dxa" w:w="45"/>
               <w:right w:type="dxa" w:w="100"/>
             </w:tcMar>
             <w:vAlign w:val="center"/>
@@ -7807,9 +8848,9 @@
           <w:tcPr>
             <w:tcW w:type="dxa" w:w="1450"/>
             <w:tcMar>
-              <w:top w:type="dxa" w:w="70"/>
-              <w:left w:type="dxa" w:w="100"/>
-              <w:bottom w:type="dxa" w:w="70"/>
+              <w:top w:type="dxa" w:w="45"/>
+              <w:left w:type="dxa" w:w="100"/>
+              <w:bottom w:type="dxa" w:w="45"/>
               <w:right w:type="dxa" w:w="100"/>
             </w:tcMar>
             <w:vAlign w:val="center"/>
@@ -7836,9 +8877,9 @@
           <w:tcPr>
             <w:tcW w:type="dxa" w:w="1650"/>
             <w:tcMar>
-              <w:top w:type="dxa" w:w="70"/>
-              <w:left w:type="dxa" w:w="100"/>
-              <w:bottom w:type="dxa" w:w="70"/>
+              <w:top w:type="dxa" w:w="45"/>
+              <w:left w:type="dxa" w:w="100"/>
+              <w:bottom w:type="dxa" w:w="45"/>
               <w:right w:type="dxa" w:w="100"/>
             </w:tcMar>
             <w:vAlign w:val="center"/>
@@ -7871,9 +8912,9 @@
           <w:tcPr>
             <w:tcW w:type="dxa" w:w="1250"/>
             <w:tcMar>
-              <w:top w:type="dxa" w:w="70"/>
-              <w:left w:type="dxa" w:w="100"/>
-              <w:bottom w:type="dxa" w:w="70"/>
+              <w:top w:type="dxa" w:w="45"/>
+              <w:left w:type="dxa" w:w="100"/>
+              <w:bottom w:type="dxa" w:w="45"/>
               <w:right w:type="dxa" w:w="100"/>
             </w:tcMar>
             <w:vAlign w:val="center"/>
@@ -7900,9 +8941,9 @@
           <w:tcPr>
             <w:tcW w:type="dxa" w:w="1000"/>
             <w:tcMar>
-              <w:top w:type="dxa" w:w="70"/>
-              <w:left w:type="dxa" w:w="100"/>
-              <w:bottom w:type="dxa" w:w="70"/>
+              <w:top w:type="dxa" w:w="45"/>
+              <w:left w:type="dxa" w:w="100"/>
+              <w:bottom w:type="dxa" w:w="45"/>
               <w:right w:type="dxa" w:w="100"/>
             </w:tcMar>
             <w:vAlign w:val="center"/>
@@ -7929,9 +8970,9 @@
           <w:tcPr>
             <w:tcW w:type="dxa" w:w="2000"/>
             <w:tcMar>
-              <w:top w:type="dxa" w:w="70"/>
-              <w:left w:type="dxa" w:w="100"/>
-              <w:bottom w:type="dxa" w:w="70"/>
+              <w:top w:type="dxa" w:w="45"/>
+              <w:left w:type="dxa" w:w="100"/>
+              <w:bottom w:type="dxa" w:w="45"/>
               <w:right w:type="dxa" w:w="100"/>
             </w:tcMar>
             <w:vAlign w:val="center"/>
@@ -7958,9 +8999,9 @@
           <w:tcPr>
             <w:tcW w:type="dxa" w:w="1000"/>
             <w:tcMar>
-              <w:top w:type="dxa" w:w="70"/>
-              <w:left w:type="dxa" w:w="100"/>
-              <w:bottom w:type="dxa" w:w="70"/>
+              <w:top w:type="dxa" w:w="45"/>
+              <w:left w:type="dxa" w:w="100"/>
+              <w:bottom w:type="dxa" w:w="45"/>
               <w:right w:type="dxa" w:w="100"/>
             </w:tcMar>
             <w:vAlign w:val="center"/>
@@ -7987,9 +9028,9 @@
           <w:tcPr>
             <w:tcW w:type="dxa" w:w="1550"/>
             <w:tcMar>
-              <w:top w:type="dxa" w:w="70"/>
-              <w:left w:type="dxa" w:w="100"/>
-              <w:bottom w:type="dxa" w:w="70"/>
+              <w:top w:type="dxa" w:w="45"/>
+              <w:left w:type="dxa" w:w="100"/>
+              <w:bottom w:type="dxa" w:w="45"/>
               <w:right w:type="dxa" w:w="100"/>
             </w:tcMar>
             <w:vAlign w:val="center"/>
@@ -8016,9 +9057,9 @@
           <w:tcPr>
             <w:tcW w:type="dxa" w:w="1450"/>
             <w:tcMar>
-              <w:top w:type="dxa" w:w="70"/>
-              <w:left w:type="dxa" w:w="100"/>
-              <w:bottom w:type="dxa" w:w="70"/>
+              <w:top w:type="dxa" w:w="45"/>
+              <w:left w:type="dxa" w:w="100"/>
+              <w:bottom w:type="dxa" w:w="45"/>
               <w:right w:type="dxa" w:w="100"/>
             </w:tcMar>
             <w:vAlign w:val="center"/>
@@ -8045,9 +9086,9 @@
           <w:tcPr>
             <w:tcW w:type="dxa" w:w="1650"/>
             <w:tcMar>
-              <w:top w:type="dxa" w:w="70"/>
-              <w:left w:type="dxa" w:w="100"/>
-              <w:bottom w:type="dxa" w:w="70"/>
+              <w:top w:type="dxa" w:w="45"/>
+              <w:left w:type="dxa" w:w="100"/>
+              <w:bottom w:type="dxa" w:w="45"/>
               <w:right w:type="dxa" w:w="100"/>
             </w:tcMar>
             <w:vAlign w:val="center"/>
@@ -8080,9 +9121,9 @@
           <w:tcPr>
             <w:tcW w:type="dxa" w:w="1250"/>
             <w:tcMar>
-              <w:top w:type="dxa" w:w="70"/>
-              <w:left w:type="dxa" w:w="100"/>
-              <w:bottom w:type="dxa" w:w="70"/>
+              <w:top w:type="dxa" w:w="45"/>
+              <w:left w:type="dxa" w:w="100"/>
+              <w:bottom w:type="dxa" w:w="45"/>
               <w:right w:type="dxa" w:w="100"/>
             </w:tcMar>
             <w:vAlign w:val="center"/>
@@ -8109,9 +9150,9 @@
           <w:tcPr>
             <w:tcW w:type="dxa" w:w="1000"/>
             <w:tcMar>
-              <w:top w:type="dxa" w:w="70"/>
-              <w:left w:type="dxa" w:w="100"/>
-              <w:bottom w:type="dxa" w:w="70"/>
+              <w:top w:type="dxa" w:w="45"/>
+              <w:left w:type="dxa" w:w="100"/>
+              <w:bottom w:type="dxa" w:w="45"/>
               <w:right w:type="dxa" w:w="100"/>
             </w:tcMar>
             <w:vAlign w:val="center"/>
@@ -8138,9 +9179,9 @@
           <w:tcPr>
             <w:tcW w:type="dxa" w:w="2000"/>
             <w:tcMar>
-              <w:top w:type="dxa" w:w="70"/>
-              <w:left w:type="dxa" w:w="100"/>
-              <w:bottom w:type="dxa" w:w="70"/>
+              <w:top w:type="dxa" w:w="45"/>
+              <w:left w:type="dxa" w:w="100"/>
+              <w:bottom w:type="dxa" w:w="45"/>
               <w:right w:type="dxa" w:w="100"/>
             </w:tcMar>
             <w:vAlign w:val="center"/>
@@ -8167,9 +9208,9 @@
           <w:tcPr>
             <w:tcW w:type="dxa" w:w="1000"/>
             <w:tcMar>
-              <w:top w:type="dxa" w:w="70"/>
-              <w:left w:type="dxa" w:w="100"/>
-              <w:bottom w:type="dxa" w:w="70"/>
+              <w:top w:type="dxa" w:w="45"/>
+              <w:left w:type="dxa" w:w="100"/>
+              <w:bottom w:type="dxa" w:w="45"/>
               <w:right w:type="dxa" w:w="100"/>
             </w:tcMar>
             <w:vAlign w:val="center"/>
@@ -8196,9 +9237,9 @@
           <w:tcPr>
             <w:tcW w:type="dxa" w:w="1550"/>
             <w:tcMar>
-              <w:top w:type="dxa" w:w="70"/>
-              <w:left w:type="dxa" w:w="100"/>
-              <w:bottom w:type="dxa" w:w="70"/>
+              <w:top w:type="dxa" w:w="45"/>
+              <w:left w:type="dxa" w:w="100"/>
+              <w:bottom w:type="dxa" w:w="45"/>
               <w:right w:type="dxa" w:w="100"/>
             </w:tcMar>
             <w:vAlign w:val="center"/>
@@ -8225,9 +9266,9 @@
           <w:tcPr>
             <w:tcW w:type="dxa" w:w="1450"/>
             <w:tcMar>
-              <w:top w:type="dxa" w:w="70"/>
-              <w:left w:type="dxa" w:w="100"/>
-              <w:bottom w:type="dxa" w:w="70"/>
+              <w:top w:type="dxa" w:w="45"/>
+              <w:left w:type="dxa" w:w="100"/>
+              <w:bottom w:type="dxa" w:w="45"/>
               <w:right w:type="dxa" w:w="100"/>
             </w:tcMar>
             <w:vAlign w:val="center"/>
@@ -8254,9 +9295,9 @@
           <w:tcPr>
             <w:tcW w:type="dxa" w:w="1650"/>
             <w:tcMar>
-              <w:top w:type="dxa" w:w="70"/>
-              <w:left w:type="dxa" w:w="100"/>
-              <w:bottom w:type="dxa" w:w="70"/>
+              <w:top w:type="dxa" w:w="45"/>
+              <w:left w:type="dxa" w:w="100"/>
+              <w:bottom w:type="dxa" w:w="45"/>
               <w:right w:type="dxa" w:w="100"/>
             </w:tcMar>
             <w:vAlign w:val="center"/>
@@ -8289,9 +9330,9 @@
           <w:tcPr>
             <w:tcW w:type="dxa" w:w="1250"/>
             <w:tcMar>
-              <w:top w:type="dxa" w:w="70"/>
-              <w:left w:type="dxa" w:w="100"/>
-              <w:bottom w:type="dxa" w:w="70"/>
+              <w:top w:type="dxa" w:w="45"/>
+              <w:left w:type="dxa" w:w="100"/>
+              <w:bottom w:type="dxa" w:w="45"/>
               <w:right w:type="dxa" w:w="100"/>
             </w:tcMar>
             <w:vAlign w:val="center"/>
@@ -8318,9 +9359,9 @@
           <w:tcPr>
             <w:tcW w:type="dxa" w:w="1000"/>
             <w:tcMar>
-              <w:top w:type="dxa" w:w="70"/>
-              <w:left w:type="dxa" w:w="100"/>
-              <w:bottom w:type="dxa" w:w="70"/>
+              <w:top w:type="dxa" w:w="45"/>
+              <w:left w:type="dxa" w:w="100"/>
+              <w:bottom w:type="dxa" w:w="45"/>
               <w:right w:type="dxa" w:w="100"/>
             </w:tcMar>
             <w:vAlign w:val="center"/>
@@ -8347,9 +9388,9 @@
           <w:tcPr>
             <w:tcW w:type="dxa" w:w="2000"/>
             <w:tcMar>
-              <w:top w:type="dxa" w:w="70"/>
-              <w:left w:type="dxa" w:w="100"/>
-              <w:bottom w:type="dxa" w:w="70"/>
+              <w:top w:type="dxa" w:w="45"/>
+              <w:left w:type="dxa" w:w="100"/>
+              <w:bottom w:type="dxa" w:w="45"/>
               <w:right w:type="dxa" w:w="100"/>
             </w:tcMar>
             <w:vAlign w:val="center"/>
@@ -8376,9 +9417,9 @@
           <w:tcPr>
             <w:tcW w:type="dxa" w:w="1000"/>
             <w:tcMar>
-              <w:top w:type="dxa" w:w="70"/>
-              <w:left w:type="dxa" w:w="100"/>
-              <w:bottom w:type="dxa" w:w="70"/>
+              <w:top w:type="dxa" w:w="45"/>
+              <w:left w:type="dxa" w:w="100"/>
+              <w:bottom w:type="dxa" w:w="45"/>
               <w:right w:type="dxa" w:w="100"/>
             </w:tcMar>
             <w:vAlign w:val="center"/>
@@ -8405,9 +9446,9 @@
           <w:tcPr>
             <w:tcW w:type="dxa" w:w="1550"/>
             <w:tcMar>
-              <w:top w:type="dxa" w:w="70"/>
-              <w:left w:type="dxa" w:w="100"/>
-              <w:bottom w:type="dxa" w:w="70"/>
+              <w:top w:type="dxa" w:w="45"/>
+              <w:left w:type="dxa" w:w="100"/>
+              <w:bottom w:type="dxa" w:w="45"/>
               <w:right w:type="dxa" w:w="100"/>
             </w:tcMar>
             <w:vAlign w:val="center"/>
@@ -8434,9 +9475,9 @@
           <w:tcPr>
             <w:tcW w:type="dxa" w:w="1450"/>
             <w:tcMar>
-              <w:top w:type="dxa" w:w="70"/>
-              <w:left w:type="dxa" w:w="100"/>
-              <w:bottom w:type="dxa" w:w="70"/>
+              <w:top w:type="dxa" w:w="45"/>
+              <w:left w:type="dxa" w:w="100"/>
+              <w:bottom w:type="dxa" w:w="45"/>
               <w:right w:type="dxa" w:w="100"/>
             </w:tcMar>
             <w:vAlign w:val="center"/>
@@ -8463,9 +9504,9 @@
           <w:tcPr>
             <w:tcW w:type="dxa" w:w="1650"/>
             <w:tcMar>
-              <w:top w:type="dxa" w:w="70"/>
-              <w:left w:type="dxa" w:w="100"/>
-              <w:bottom w:type="dxa" w:w="70"/>
+              <w:top w:type="dxa" w:w="45"/>
+              <w:left w:type="dxa" w:w="100"/>
+              <w:bottom w:type="dxa" w:w="45"/>
               <w:right w:type="dxa" w:w="100"/>
             </w:tcMar>
             <w:vAlign w:val="center"/>
@@ -8498,9 +9539,9 @@
           <w:tcPr>
             <w:tcW w:type="dxa" w:w="1250"/>
             <w:tcMar>
-              <w:top w:type="dxa" w:w="70"/>
-              <w:left w:type="dxa" w:w="100"/>
-              <w:bottom w:type="dxa" w:w="70"/>
+              <w:top w:type="dxa" w:w="45"/>
+              <w:left w:type="dxa" w:w="100"/>
+              <w:bottom w:type="dxa" w:w="45"/>
               <w:right w:type="dxa" w:w="100"/>
             </w:tcMar>
             <w:vAlign w:val="center"/>
@@ -8527,9 +9568,9 @@
           <w:tcPr>
             <w:tcW w:type="dxa" w:w="1000"/>
             <w:tcMar>
-              <w:top w:type="dxa" w:w="70"/>
-              <w:left w:type="dxa" w:w="100"/>
-              <w:bottom w:type="dxa" w:w="70"/>
+              <w:top w:type="dxa" w:w="45"/>
+              <w:left w:type="dxa" w:w="100"/>
+              <w:bottom w:type="dxa" w:w="45"/>
               <w:right w:type="dxa" w:w="100"/>
             </w:tcMar>
             <w:vAlign w:val="center"/>
@@ -8556,9 +9597,9 @@
           <w:tcPr>
             <w:tcW w:type="dxa" w:w="2000"/>
             <w:tcMar>
-              <w:top w:type="dxa" w:w="70"/>
-              <w:left w:type="dxa" w:w="100"/>
-              <w:bottom w:type="dxa" w:w="70"/>
+              <w:top w:type="dxa" w:w="45"/>
+              <w:left w:type="dxa" w:w="100"/>
+              <w:bottom w:type="dxa" w:w="45"/>
               <w:right w:type="dxa" w:w="100"/>
             </w:tcMar>
             <w:vAlign w:val="center"/>
@@ -8585,9 +9626,9 @@
           <w:tcPr>
             <w:tcW w:type="dxa" w:w="1000"/>
             <w:tcMar>
-              <w:top w:type="dxa" w:w="70"/>
-              <w:left w:type="dxa" w:w="100"/>
-              <w:bottom w:type="dxa" w:w="70"/>
+              <w:top w:type="dxa" w:w="45"/>
+              <w:left w:type="dxa" w:w="100"/>
+              <w:bottom w:type="dxa" w:w="45"/>
               <w:right w:type="dxa" w:w="100"/>
             </w:tcMar>
             <w:vAlign w:val="center"/>
@@ -8614,9 +9655,9 @@
           <w:tcPr>
             <w:tcW w:type="dxa" w:w="1550"/>
             <w:tcMar>
-              <w:top w:type="dxa" w:w="70"/>
-              <w:left w:type="dxa" w:w="100"/>
-              <w:bottom w:type="dxa" w:w="70"/>
+              <w:top w:type="dxa" w:w="45"/>
+              <w:left w:type="dxa" w:w="100"/>
+              <w:bottom w:type="dxa" w:w="45"/>
               <w:right w:type="dxa" w:w="100"/>
             </w:tcMar>
             <w:vAlign w:val="center"/>
@@ -8643,9 +9684,9 @@
           <w:tcPr>
             <w:tcW w:type="dxa" w:w="1450"/>
             <w:tcMar>
-              <w:top w:type="dxa" w:w="70"/>
-              <w:left w:type="dxa" w:w="100"/>
-              <w:bottom w:type="dxa" w:w="70"/>
+              <w:top w:type="dxa" w:w="45"/>
+              <w:left w:type="dxa" w:w="100"/>
+              <w:bottom w:type="dxa" w:w="45"/>
               <w:right w:type="dxa" w:w="100"/>
             </w:tcMar>
             <w:vAlign w:val="center"/>
@@ -8672,9 +9713,9 @@
           <w:tcPr>
             <w:tcW w:type="dxa" w:w="1650"/>
             <w:tcMar>
-              <w:top w:type="dxa" w:w="70"/>
-              <w:left w:type="dxa" w:w="100"/>
-              <w:bottom w:type="dxa" w:w="70"/>
+              <w:top w:type="dxa" w:w="45"/>
+              <w:left w:type="dxa" w:w="100"/>
+              <w:bottom w:type="dxa" w:w="45"/>
               <w:right w:type="dxa" w:w="100"/>
             </w:tcMar>
             <w:vAlign w:val="center"/>
@@ -8707,9 +9748,9 @@
           <w:tcPr>
             <w:tcW w:type="dxa" w:w="1250"/>
             <w:tcMar>
-              <w:top w:type="dxa" w:w="70"/>
-              <w:left w:type="dxa" w:w="100"/>
-              <w:bottom w:type="dxa" w:w="70"/>
+              <w:top w:type="dxa" w:w="45"/>
+              <w:left w:type="dxa" w:w="100"/>
+              <w:bottom w:type="dxa" w:w="45"/>
               <w:right w:type="dxa" w:w="100"/>
             </w:tcMar>
             <w:vAlign w:val="center"/>
@@ -8736,9 +9777,9 @@
           <w:tcPr>
             <w:tcW w:type="dxa" w:w="1000"/>
             <w:tcMar>
-              <w:top w:type="dxa" w:w="70"/>
-              <w:left w:type="dxa" w:w="100"/>
-              <w:bottom w:type="dxa" w:w="70"/>
+              <w:top w:type="dxa" w:w="45"/>
+              <w:left w:type="dxa" w:w="100"/>
+              <w:bottom w:type="dxa" w:w="45"/>
               <w:right w:type="dxa" w:w="100"/>
             </w:tcMar>
             <w:vAlign w:val="center"/>
@@ -8765,9 +9806,9 @@
           <w:tcPr>
             <w:tcW w:type="dxa" w:w="2000"/>
             <w:tcMar>
-              <w:top w:type="dxa" w:w="70"/>
-              <w:left w:type="dxa" w:w="100"/>
-              <w:bottom w:type="dxa" w:w="70"/>
+              <w:top w:type="dxa" w:w="45"/>
+              <w:left w:type="dxa" w:w="100"/>
+              <w:bottom w:type="dxa" w:w="45"/>
               <w:right w:type="dxa" w:w="100"/>
             </w:tcMar>
             <w:vAlign w:val="center"/>
@@ -8794,9 +9835,9 @@
           <w:tcPr>
             <w:tcW w:type="dxa" w:w="1000"/>
             <w:tcMar>
-              <w:top w:type="dxa" w:w="70"/>
-              <w:left w:type="dxa" w:w="100"/>
-              <w:bottom w:type="dxa" w:w="70"/>
+              <w:top w:type="dxa" w:w="45"/>
+              <w:left w:type="dxa" w:w="100"/>
+              <w:bottom w:type="dxa" w:w="45"/>
               <w:right w:type="dxa" w:w="100"/>
             </w:tcMar>
             <w:vAlign w:val="center"/>
@@ -8823,9 +9864,9 @@
           <w:tcPr>
             <w:tcW w:type="dxa" w:w="1550"/>
             <w:tcMar>
-              <w:top w:type="dxa" w:w="70"/>
-              <w:left w:type="dxa" w:w="100"/>
-              <w:bottom w:type="dxa" w:w="70"/>
+              <w:top w:type="dxa" w:w="45"/>
+              <w:left w:type="dxa" w:w="100"/>
+              <w:bottom w:type="dxa" w:w="45"/>
               <w:right w:type="dxa" w:w="100"/>
             </w:tcMar>
             <w:vAlign w:val="center"/>
@@ -8852,9 +9893,9 @@
           <w:tcPr>
             <w:tcW w:type="dxa" w:w="1450"/>
             <w:tcMar>
-              <w:top w:type="dxa" w:w="70"/>
-              <w:left w:type="dxa" w:w="100"/>
-              <w:bottom w:type="dxa" w:w="70"/>
+              <w:top w:type="dxa" w:w="45"/>
+              <w:left w:type="dxa" w:w="100"/>
+              <w:bottom w:type="dxa" w:w="45"/>
               <w:right w:type="dxa" w:w="100"/>
             </w:tcMar>
             <w:vAlign w:val="center"/>
@@ -8881,9 +9922,9 @@
           <w:tcPr>
             <w:tcW w:type="dxa" w:w="1650"/>
             <w:tcMar>
-              <w:top w:type="dxa" w:w="70"/>
-              <w:left w:type="dxa" w:w="100"/>
-              <w:bottom w:type="dxa" w:w="70"/>
+              <w:top w:type="dxa" w:w="45"/>
+              <w:left w:type="dxa" w:w="100"/>
+              <w:bottom w:type="dxa" w:w="45"/>
               <w:right w:type="dxa" w:w="100"/>
             </w:tcMar>
             <w:vAlign w:val="center"/>
@@ -8916,9 +9957,9 @@
           <w:tcPr>
             <w:tcW w:type="dxa" w:w="1250"/>
             <w:tcMar>
-              <w:top w:type="dxa" w:w="70"/>
-              <w:left w:type="dxa" w:w="100"/>
-              <w:bottom w:type="dxa" w:w="70"/>
+              <w:top w:type="dxa" w:w="45"/>
+              <w:left w:type="dxa" w:w="100"/>
+              <w:bottom w:type="dxa" w:w="45"/>
               <w:right w:type="dxa" w:w="100"/>
             </w:tcMar>
             <w:vAlign w:val="center"/>
@@ -8945,9 +9986,9 @@
           <w:tcPr>
             <w:tcW w:type="dxa" w:w="1000"/>
             <w:tcMar>
-              <w:top w:type="dxa" w:w="70"/>
-              <w:left w:type="dxa" w:w="100"/>
-              <w:bottom w:type="dxa" w:w="70"/>
+              <w:top w:type="dxa" w:w="45"/>
+              <w:left w:type="dxa" w:w="100"/>
+              <w:bottom w:type="dxa" w:w="45"/>
               <w:right w:type="dxa" w:w="100"/>
             </w:tcMar>
             <w:vAlign w:val="center"/>
@@ -8974,9 +10015,9 @@
           <w:tcPr>
             <w:tcW w:type="dxa" w:w="2000"/>
             <w:tcMar>
-              <w:top w:type="dxa" w:w="70"/>
-              <w:left w:type="dxa" w:w="100"/>
-              <w:bottom w:type="dxa" w:w="70"/>
+              <w:top w:type="dxa" w:w="45"/>
+              <w:left w:type="dxa" w:w="100"/>
+              <w:bottom w:type="dxa" w:w="45"/>
               <w:right w:type="dxa" w:w="100"/>
             </w:tcMar>
             <w:vAlign w:val="center"/>
@@ -9003,9 +10044,9 @@
           <w:tcPr>
             <w:tcW w:type="dxa" w:w="1000"/>
             <w:tcMar>
-              <w:top w:type="dxa" w:w="70"/>
-              <w:left w:type="dxa" w:w="100"/>
-              <w:bottom w:type="dxa" w:w="70"/>
+              <w:top w:type="dxa" w:w="45"/>
+              <w:left w:type="dxa" w:w="100"/>
+              <w:bottom w:type="dxa" w:w="45"/>
               <w:right w:type="dxa" w:w="100"/>
             </w:tcMar>
             <w:vAlign w:val="center"/>
@@ -9032,9 +10073,9 @@
           <w:tcPr>
             <w:tcW w:type="dxa" w:w="1550"/>
             <w:tcMar>
-              <w:top w:type="dxa" w:w="70"/>
-              <w:left w:type="dxa" w:w="100"/>
-              <w:bottom w:type="dxa" w:w="70"/>
+              <w:top w:type="dxa" w:w="45"/>
+              <w:left w:type="dxa" w:w="100"/>
+              <w:bottom w:type="dxa" w:w="45"/>
               <w:right w:type="dxa" w:w="100"/>
             </w:tcMar>
             <w:vAlign w:val="center"/>
@@ -9061,9 +10102,9 @@
           <w:tcPr>
             <w:tcW w:type="dxa" w:w="1450"/>
             <w:tcMar>
-              <w:top w:type="dxa" w:w="70"/>
-              <w:left w:type="dxa" w:w="100"/>
-              <w:bottom w:type="dxa" w:w="70"/>
+              <w:top w:type="dxa" w:w="45"/>
+              <w:left w:type="dxa" w:w="100"/>
+              <w:bottom w:type="dxa" w:w="45"/>
               <w:right w:type="dxa" w:w="100"/>
             </w:tcMar>
             <w:vAlign w:val="center"/>
@@ -9090,9 +10131,9 @@
           <w:tcPr>
             <w:tcW w:type="dxa" w:w="1650"/>
             <w:tcMar>
-              <w:top w:type="dxa" w:w="70"/>
-              <w:left w:type="dxa" w:w="100"/>
-              <w:bottom w:type="dxa" w:w="70"/>
+              <w:top w:type="dxa" w:w="45"/>
+              <w:left w:type="dxa" w:w="100"/>
+              <w:bottom w:type="dxa" w:w="45"/>
               <w:right w:type="dxa" w:w="100"/>
             </w:tcMar>
             <w:vAlign w:val="center"/>
@@ -9125,9 +10166,9 @@
           <w:tcPr>
             <w:tcW w:type="dxa" w:w="1250"/>
             <w:tcMar>
-              <w:top w:type="dxa" w:w="70"/>
-              <w:left w:type="dxa" w:w="100"/>
-              <w:bottom w:type="dxa" w:w="70"/>
+              <w:top w:type="dxa" w:w="45"/>
+              <w:left w:type="dxa" w:w="100"/>
+              <w:bottom w:type="dxa" w:w="45"/>
               <w:right w:type="dxa" w:w="100"/>
             </w:tcMar>
             <w:vAlign w:val="center"/>
@@ -9154,9 +10195,9 @@
           <w:tcPr>
             <w:tcW w:type="dxa" w:w="1000"/>
             <w:tcMar>
-              <w:top w:type="dxa" w:w="70"/>
-              <w:left w:type="dxa" w:w="100"/>
-              <w:bottom w:type="dxa" w:w="70"/>
+              <w:top w:type="dxa" w:w="45"/>
+              <w:left w:type="dxa" w:w="100"/>
+              <w:bottom w:type="dxa" w:w="45"/>
               <w:right w:type="dxa" w:w="100"/>
             </w:tcMar>
             <w:vAlign w:val="center"/>
@@ -9183,9 +10224,9 @@
           <w:tcPr>
             <w:tcW w:type="dxa" w:w="2000"/>
             <w:tcMar>
-              <w:top w:type="dxa" w:w="70"/>
-              <w:left w:type="dxa" w:w="100"/>
-              <w:bottom w:type="dxa" w:w="70"/>
+              <w:top w:type="dxa" w:w="45"/>
+              <w:left w:type="dxa" w:w="100"/>
+              <w:bottom w:type="dxa" w:w="45"/>
               <w:right w:type="dxa" w:w="100"/>
             </w:tcMar>
             <w:vAlign w:val="center"/>
@@ -9212,9 +10253,9 @@
           <w:tcPr>
             <w:tcW w:type="dxa" w:w="1000"/>
             <w:tcMar>
-              <w:top w:type="dxa" w:w="70"/>
-              <w:left w:type="dxa" w:w="100"/>
-              <w:bottom w:type="dxa" w:w="70"/>
+              <w:top w:type="dxa" w:w="45"/>
+              <w:left w:type="dxa" w:w="100"/>
+              <w:bottom w:type="dxa" w:w="45"/>
               <w:right w:type="dxa" w:w="100"/>
             </w:tcMar>
             <w:vAlign w:val="center"/>
@@ -9241,9 +10282,9 @@
           <w:tcPr>
             <w:tcW w:type="dxa" w:w="1550"/>
             <w:tcMar>
-              <w:top w:type="dxa" w:w="70"/>
-              <w:left w:type="dxa" w:w="100"/>
-              <w:bottom w:type="dxa" w:w="70"/>
+              <w:top w:type="dxa" w:w="45"/>
+              <w:left w:type="dxa" w:w="100"/>
+              <w:bottom w:type="dxa" w:w="45"/>
               <w:right w:type="dxa" w:w="100"/>
             </w:tcMar>
             <w:vAlign w:val="center"/>
@@ -9270,9 +10311,9 @@
           <w:tcPr>
             <w:tcW w:type="dxa" w:w="1450"/>
             <w:tcMar>
-              <w:top w:type="dxa" w:w="70"/>
-              <w:left w:type="dxa" w:w="100"/>
-              <w:bottom w:type="dxa" w:w="70"/>
+              <w:top w:type="dxa" w:w="45"/>
+              <w:left w:type="dxa" w:w="100"/>
+              <w:bottom w:type="dxa" w:w="45"/>
               <w:right w:type="dxa" w:w="100"/>
             </w:tcMar>
             <w:vAlign w:val="center"/>
@@ -9299,9 +10340,9 @@
           <w:tcPr>
             <w:tcW w:type="dxa" w:w="1650"/>
             <w:tcMar>
-              <w:top w:type="dxa" w:w="70"/>
-              <w:left w:type="dxa" w:w="100"/>
-              <w:bottom w:type="dxa" w:w="70"/>
+              <w:top w:type="dxa" w:w="45"/>
+              <w:left w:type="dxa" w:w="100"/>
+              <w:bottom w:type="dxa" w:w="45"/>
               <w:right w:type="dxa" w:w="100"/>
             </w:tcMar>
             <w:vAlign w:val="center"/>
@@ -9334,9 +10375,9 @@
           <w:tcPr>
             <w:tcW w:type="dxa" w:w="1250"/>
             <w:tcMar>
-              <w:top w:type="dxa" w:w="70"/>
-              <w:left w:type="dxa" w:w="100"/>
-              <w:bottom w:type="dxa" w:w="70"/>
+              <w:top w:type="dxa" w:w="45"/>
+              <w:left w:type="dxa" w:w="100"/>
+              <w:bottom w:type="dxa" w:w="45"/>
               <w:right w:type="dxa" w:w="100"/>
             </w:tcMar>
             <w:vAlign w:val="center"/>
@@ -9363,9 +10404,9 @@
           <w:tcPr>
             <w:tcW w:type="dxa" w:w="1000"/>
             <w:tcMar>
-              <w:top w:type="dxa" w:w="70"/>
-              <w:left w:type="dxa" w:w="100"/>
-              <w:bottom w:type="dxa" w:w="70"/>
+              <w:top w:type="dxa" w:w="45"/>
+              <w:left w:type="dxa" w:w="100"/>
+              <w:bottom w:type="dxa" w:w="45"/>
               <w:right w:type="dxa" w:w="100"/>
             </w:tcMar>
             <w:vAlign w:val="center"/>
@@ -9392,9 +10433,9 @@
           <w:tcPr>
             <w:tcW w:type="dxa" w:w="2000"/>
             <w:tcMar>
-              <w:top w:type="dxa" w:w="70"/>
-              <w:left w:type="dxa" w:w="100"/>
-              <w:bottom w:type="dxa" w:w="70"/>
+              <w:top w:type="dxa" w:w="45"/>
+              <w:left w:type="dxa" w:w="100"/>
+              <w:bottom w:type="dxa" w:w="45"/>
               <w:right w:type="dxa" w:w="100"/>
             </w:tcMar>
             <w:vAlign w:val="center"/>
@@ -9421,9 +10462,9 @@
           <w:tcPr>
             <w:tcW w:type="dxa" w:w="1000"/>
             <w:tcMar>
-              <w:top w:type="dxa" w:w="70"/>
-              <w:left w:type="dxa" w:w="100"/>
-              <w:bottom w:type="dxa" w:w="70"/>
+              <w:top w:type="dxa" w:w="45"/>
+              <w:left w:type="dxa" w:w="100"/>
+              <w:bottom w:type="dxa" w:w="45"/>
               <w:right w:type="dxa" w:w="100"/>
             </w:tcMar>
             <w:vAlign w:val="center"/>
@@ -9450,9 +10491,9 @@
           <w:tcPr>
             <w:tcW w:type="dxa" w:w="1550"/>
             <w:tcMar>
-              <w:top w:type="dxa" w:w="70"/>
-              <w:left w:type="dxa" w:w="100"/>
-              <w:bottom w:type="dxa" w:w="70"/>
+              <w:top w:type="dxa" w:w="45"/>
+              <w:left w:type="dxa" w:w="100"/>
+              <w:bottom w:type="dxa" w:w="45"/>
               <w:right w:type="dxa" w:w="100"/>
             </w:tcMar>
             <w:vAlign w:val="center"/>
@@ -9479,9 +10520,9 @@
           <w:tcPr>
             <w:tcW w:type="dxa" w:w="1450"/>
             <w:tcMar>
-              <w:top w:type="dxa" w:w="70"/>
-              <w:left w:type="dxa" w:w="100"/>
-              <w:bottom w:type="dxa" w:w="70"/>
+              <w:top w:type="dxa" w:w="45"/>
+              <w:left w:type="dxa" w:w="100"/>
+              <w:bottom w:type="dxa" w:w="45"/>
               <w:right w:type="dxa" w:w="100"/>
             </w:tcMar>
             <w:vAlign w:val="center"/>
@@ -9508,9 +10549,9 @@
           <w:tcPr>
             <w:tcW w:type="dxa" w:w="1650"/>
             <w:tcMar>
-              <w:top w:type="dxa" w:w="70"/>
-              <w:left w:type="dxa" w:w="100"/>
-              <w:bottom w:type="dxa" w:w="70"/>
+              <w:top w:type="dxa" w:w="45"/>
+              <w:left w:type="dxa" w:w="100"/>
+              <w:bottom w:type="dxa" w:w="45"/>
               <w:right w:type="dxa" w:w="100"/>
             </w:tcMar>
             <w:vAlign w:val="center"/>
@@ -9543,9 +10584,9 @@
           <w:tcPr>
             <w:tcW w:type="dxa" w:w="1250"/>
             <w:tcMar>
-              <w:top w:type="dxa" w:w="70"/>
-              <w:left w:type="dxa" w:w="100"/>
-              <w:bottom w:type="dxa" w:w="70"/>
+              <w:top w:type="dxa" w:w="45"/>
+              <w:left w:type="dxa" w:w="100"/>
+              <w:bottom w:type="dxa" w:w="45"/>
               <w:right w:type="dxa" w:w="100"/>
             </w:tcMar>
             <w:vAlign w:val="center"/>
@@ -9572,9 +10613,9 @@
           <w:tcPr>
             <w:tcW w:type="dxa" w:w="1000"/>
             <w:tcMar>
-              <w:top w:type="dxa" w:w="70"/>
-              <w:left w:type="dxa" w:w="100"/>
-              <w:bottom w:type="dxa" w:w="70"/>
+              <w:top w:type="dxa" w:w="45"/>
+              <w:left w:type="dxa" w:w="100"/>
+              <w:bottom w:type="dxa" w:w="45"/>
               <w:right w:type="dxa" w:w="100"/>
             </w:tcMar>
             <w:vAlign w:val="center"/>
@@ -9601,9 +10642,9 @@
           <w:tcPr>
             <w:tcW w:type="dxa" w:w="2000"/>
             <w:tcMar>
-              <w:top w:type="dxa" w:w="70"/>
-              <w:left w:type="dxa" w:w="100"/>
-              <w:bottom w:type="dxa" w:w="70"/>
+              <w:top w:type="dxa" w:w="45"/>
+              <w:left w:type="dxa" w:w="100"/>
+              <w:bottom w:type="dxa" w:w="45"/>
               <w:right w:type="dxa" w:w="100"/>
             </w:tcMar>
             <w:vAlign w:val="center"/>
@@ -9630,9 +10671,9 @@
           <w:tcPr>
             <w:tcW w:type="dxa" w:w="1000"/>
             <w:tcMar>
-              <w:top w:type="dxa" w:w="70"/>
-              <w:left w:type="dxa" w:w="100"/>
-              <w:bottom w:type="dxa" w:w="70"/>
+              <w:top w:type="dxa" w:w="45"/>
+              <w:left w:type="dxa" w:w="100"/>
+              <w:bottom w:type="dxa" w:w="45"/>
               <w:right w:type="dxa" w:w="100"/>
             </w:tcMar>
             <w:vAlign w:val="center"/>
@@ -9659,9 +10700,9 @@
           <w:tcPr>
             <w:tcW w:type="dxa" w:w="1550"/>
             <w:tcMar>
-              <w:top w:type="dxa" w:w="70"/>
-              <w:left w:type="dxa" w:w="100"/>
-              <w:bottom w:type="dxa" w:w="70"/>
+              <w:top w:type="dxa" w:w="45"/>
+              <w:left w:type="dxa" w:w="100"/>
+              <w:bottom w:type="dxa" w:w="45"/>
               <w:right w:type="dxa" w:w="100"/>
             </w:tcMar>
             <w:vAlign w:val="center"/>
@@ -9688,9 +10729,9 @@
           <w:tcPr>
             <w:tcW w:type="dxa" w:w="1450"/>
             <w:tcMar>
-              <w:top w:type="dxa" w:w="70"/>
-              <w:left w:type="dxa" w:w="100"/>
-              <w:bottom w:type="dxa" w:w="70"/>
+              <w:top w:type="dxa" w:w="45"/>
+              <w:left w:type="dxa" w:w="100"/>
+              <w:bottom w:type="dxa" w:w="45"/>
               <w:right w:type="dxa" w:w="100"/>
             </w:tcMar>
             <w:vAlign w:val="center"/>
@@ -9717,9 +10758,9 @@
           <w:tcPr>
             <w:tcW w:type="dxa" w:w="1650"/>
             <w:tcMar>
-              <w:top w:type="dxa" w:w="70"/>
-              <w:left w:type="dxa" w:w="100"/>
-              <w:bottom w:type="dxa" w:w="70"/>
+              <w:top w:type="dxa" w:w="45"/>
+              <w:left w:type="dxa" w:w="100"/>
+              <w:bottom w:type="dxa" w:w="45"/>
               <w:right w:type="dxa" w:w="100"/>
             </w:tcMar>
             <w:vAlign w:val="center"/>
@@ -9752,9 +10793,9 @@
           <w:tcPr>
             <w:tcW w:type="dxa" w:w="1250"/>
             <w:tcMar>
-              <w:top w:type="dxa" w:w="70"/>
-              <w:left w:type="dxa" w:w="100"/>
-              <w:bottom w:type="dxa" w:w="70"/>
+              <w:top w:type="dxa" w:w="45"/>
+              <w:left w:type="dxa" w:w="100"/>
+              <w:bottom w:type="dxa" w:w="45"/>
               <w:right w:type="dxa" w:w="100"/>
             </w:tcMar>
             <w:vAlign w:val="center"/>
@@ -9781,9 +10822,9 @@
           <w:tcPr>
             <w:tcW w:type="dxa" w:w="1000"/>
             <w:tcMar>
-              <w:top w:type="dxa" w:w="70"/>
-              <w:left w:type="dxa" w:w="100"/>
-              <w:bottom w:type="dxa" w:w="70"/>
+              <w:top w:type="dxa" w:w="45"/>
+              <w:left w:type="dxa" w:w="100"/>
+              <w:bottom w:type="dxa" w:w="45"/>
               <w:right w:type="dxa" w:w="100"/>
             </w:tcMar>
             <w:vAlign w:val="center"/>
@@ -9810,9 +10851,9 @@
           <w:tcPr>
             <w:tcW w:type="dxa" w:w="2000"/>
             <w:tcMar>
-              <w:top w:type="dxa" w:w="70"/>
-              <w:left w:type="dxa" w:w="100"/>
-              <w:bottom w:type="dxa" w:w="70"/>
+              <w:top w:type="dxa" w:w="45"/>
+              <w:left w:type="dxa" w:w="100"/>
+              <w:bottom w:type="dxa" w:w="45"/>
               <w:right w:type="dxa" w:w="100"/>
             </w:tcMar>
             <w:vAlign w:val="center"/>
@@ -9839,9 +10880,9 @@
           <w:tcPr>
             <w:tcW w:type="dxa" w:w="1000"/>
             <w:tcMar>
-              <w:top w:type="dxa" w:w="70"/>
-              <w:left w:type="dxa" w:w="100"/>
-              <w:bottom w:type="dxa" w:w="70"/>
+              <w:top w:type="dxa" w:w="45"/>
+              <w:left w:type="dxa" w:w="100"/>
+              <w:bottom w:type="dxa" w:w="45"/>
               <w:right w:type="dxa" w:w="100"/>
             </w:tcMar>
             <w:vAlign w:val="center"/>
@@ -9868,9 +10909,9 @@
           <w:tcPr>
             <w:tcW w:type="dxa" w:w="1550"/>
             <w:tcMar>
-              <w:top w:type="dxa" w:w="70"/>
-              <w:left w:type="dxa" w:w="100"/>
-              <w:bottom w:type="dxa" w:w="70"/>
+              <w:top w:type="dxa" w:w="45"/>
+              <w:left w:type="dxa" w:w="100"/>
+              <w:bottom w:type="dxa" w:w="45"/>
               <w:right w:type="dxa" w:w="100"/>
             </w:tcMar>
             <w:vAlign w:val="center"/>
@@ -9897,9 +10938,9 @@
           <w:tcPr>
             <w:tcW w:type="dxa" w:w="1450"/>
             <w:tcMar>
-              <w:top w:type="dxa" w:w="70"/>
-              <w:left w:type="dxa" w:w="100"/>
-              <w:bottom w:type="dxa" w:w="70"/>
+              <w:top w:type="dxa" w:w="45"/>
+              <w:left w:type="dxa" w:w="100"/>
+              <w:bottom w:type="dxa" w:w="45"/>
               <w:right w:type="dxa" w:w="100"/>
             </w:tcMar>
             <w:vAlign w:val="center"/>
@@ -9926,9 +10967,9 @@
           <w:tcPr>
             <w:tcW w:type="dxa" w:w="1650"/>
             <w:tcMar>
-              <w:top w:type="dxa" w:w="70"/>
-              <w:left w:type="dxa" w:w="100"/>
-              <w:bottom w:type="dxa" w:w="70"/>
+              <w:top w:type="dxa" w:w="45"/>
+              <w:left w:type="dxa" w:w="100"/>
+              <w:bottom w:type="dxa" w:w="45"/>
               <w:right w:type="dxa" w:w="100"/>
             </w:tcMar>
             <w:vAlign w:val="center"/>
@@ -9961,8 +11002,11 @@
     <w:p>
       <w:pPr>
         <w:keepNext/>
+        <w:pBdr>
+          <w:bottom w:val="single" w:color="C9C2B6" w:sz="6" w:space="2"/>
+        </w:pBdr>
         <w:bidi/>
-        <w:spacing w:after="80" w:before="120" w:line="320"/>
+        <w:spacing w:after="80" w:before="140"/>
         <w:jc w:val="left"/>
       </w:pPr>
       <w:r>
@@ -9970,7 +11014,7 @@
           <w:rFonts w:ascii="Arial" w:cs="Arial" w:eastAsia="Arial" w:hAnsi="Arial"/>
           <w:b/>
           <w:bCs/>
-          <w:color w:val="000000"/>
+          <w:color w:val="0B284A"/>
           <w:sz w:val="23"/>
           <w:szCs w:val="23"/>
         </w:rPr>
@@ -10005,11 +11049,11 @@
         <w:tc>
           <w:tcPr>
             <w:tcW w:type="dxa" w:w="1300"/>
-            <w:shd w:fill="D9D9D9" w:color="auto" w:val="clear"/>
-            <w:tcMar>
-              <w:top w:type="dxa" w:w="70"/>
-              <w:left w:type="dxa" w:w="100"/>
-              <w:bottom w:type="dxa" w:w="70"/>
+            <w:shd w:fill="0B284A" w:color="auto" w:val="clear"/>
+            <w:tcMar>
+              <w:top w:type="dxa" w:w="45"/>
+              <w:left w:type="dxa" w:w="100"/>
+              <w:bottom w:type="dxa" w:w="45"/>
               <w:right w:type="dxa" w:w="100"/>
             </w:tcMar>
             <w:vAlign w:val="center"/>
@@ -10024,7 +11068,7 @@
                 <w:rFonts w:ascii="Arial" w:cs="Arial" w:eastAsia="Arial" w:hAnsi="Arial"/>
                 <w:b/>
                 <w:bCs/>
-                <w:color w:val="000000"/>
+                <w:color w:val="FFFFFF"/>
                 <w:sz w:val="20"/>
                 <w:szCs w:val="20"/>
               </w:rPr>
@@ -10035,11 +11079,11 @@
         <w:tc>
           <w:tcPr>
             <w:tcW w:type="dxa" w:w="1100"/>
-            <w:shd w:fill="D9D9D9" w:color="auto" w:val="clear"/>
-            <w:tcMar>
-              <w:top w:type="dxa" w:w="70"/>
-              <w:left w:type="dxa" w:w="100"/>
-              <w:bottom w:type="dxa" w:w="70"/>
+            <w:shd w:fill="0B284A" w:color="auto" w:val="clear"/>
+            <w:tcMar>
+              <w:top w:type="dxa" w:w="45"/>
+              <w:left w:type="dxa" w:w="100"/>
+              <w:bottom w:type="dxa" w:w="45"/>
               <w:right w:type="dxa" w:w="100"/>
             </w:tcMar>
             <w:vAlign w:val="center"/>
@@ -10054,7 +11098,7 @@
                 <w:rFonts w:ascii="Arial" w:cs="Arial" w:eastAsia="Arial" w:hAnsi="Arial"/>
                 <w:b/>
                 <w:bCs/>
-                <w:color w:val="000000"/>
+                <w:color w:val="FFFFFF"/>
                 <w:sz w:val="20"/>
                 <w:szCs w:val="20"/>
               </w:rPr>
@@ -10065,11 +11109,11 @@
         <w:tc>
           <w:tcPr>
             <w:tcW w:type="dxa" w:w="2400"/>
-            <w:shd w:fill="D9D9D9" w:color="auto" w:val="clear"/>
-            <w:tcMar>
-              <w:top w:type="dxa" w:w="70"/>
-              <w:left w:type="dxa" w:w="100"/>
-              <w:bottom w:type="dxa" w:w="70"/>
+            <w:shd w:fill="0B284A" w:color="auto" w:val="clear"/>
+            <w:tcMar>
+              <w:top w:type="dxa" w:w="45"/>
+              <w:left w:type="dxa" w:w="100"/>
+              <w:bottom w:type="dxa" w:w="45"/>
               <w:right w:type="dxa" w:w="100"/>
             </w:tcMar>
             <w:vAlign w:val="center"/>
@@ -10084,7 +11128,7 @@
                 <w:rFonts w:ascii="Arial" w:cs="Arial" w:eastAsia="Arial" w:hAnsi="Arial"/>
                 <w:b/>
                 <w:bCs/>
-                <w:color w:val="000000"/>
+                <w:color w:val="FFFFFF"/>
                 <w:sz w:val="20"/>
                 <w:szCs w:val="20"/>
               </w:rPr>
@@ -10095,11 +11139,11 @@
         <w:tc>
           <w:tcPr>
             <w:tcW w:type="dxa" w:w="1100"/>
-            <w:shd w:fill="D9D9D9" w:color="auto" w:val="clear"/>
-            <w:tcMar>
-              <w:top w:type="dxa" w:w="70"/>
-              <w:left w:type="dxa" w:w="100"/>
-              <w:bottom w:type="dxa" w:w="70"/>
+            <w:shd w:fill="0B284A" w:color="auto" w:val="clear"/>
+            <w:tcMar>
+              <w:top w:type="dxa" w:w="45"/>
+              <w:left w:type="dxa" w:w="100"/>
+              <w:bottom w:type="dxa" w:w="45"/>
               <w:right w:type="dxa" w:w="100"/>
             </w:tcMar>
             <w:vAlign w:val="center"/>
@@ -10114,7 +11158,7 @@
                 <w:rFonts w:ascii="Arial" w:cs="Arial" w:eastAsia="Arial" w:hAnsi="Arial"/>
                 <w:b/>
                 <w:bCs/>
-                <w:color w:val="000000"/>
+                <w:color w:val="FFFFFF"/>
                 <w:sz w:val="20"/>
                 <w:szCs w:val="20"/>
               </w:rPr>
@@ -10125,11 +11169,11 @@
         <w:tc>
           <w:tcPr>
             <w:tcW w:type="dxa" w:w="2500"/>
-            <w:shd w:fill="D9D9D9" w:color="auto" w:val="clear"/>
-            <w:tcMar>
-              <w:top w:type="dxa" w:w="70"/>
-              <w:left w:type="dxa" w:w="100"/>
-              <w:bottom w:type="dxa" w:w="70"/>
+            <w:shd w:fill="0B284A" w:color="auto" w:val="clear"/>
+            <w:tcMar>
+              <w:top w:type="dxa" w:w="45"/>
+              <w:left w:type="dxa" w:w="100"/>
+              <w:bottom w:type="dxa" w:w="45"/>
               <w:right w:type="dxa" w:w="100"/>
             </w:tcMar>
             <w:vAlign w:val="center"/>
@@ -10144,7 +11188,7 @@
                 <w:rFonts w:ascii="Arial" w:cs="Arial" w:eastAsia="Arial" w:hAnsi="Arial"/>
                 <w:b/>
                 <w:bCs/>
-                <w:color w:val="000000"/>
+                <w:color w:val="FFFFFF"/>
                 <w:sz w:val="20"/>
                 <w:szCs w:val="20"/>
               </w:rPr>
@@ -10155,11 +11199,11 @@
         <w:tc>
           <w:tcPr>
             <w:tcW w:type="dxa" w:w="1500"/>
-            <w:shd w:fill="D9D9D9" w:color="auto" w:val="clear"/>
-            <w:tcMar>
-              <w:top w:type="dxa" w:w="70"/>
-              <w:left w:type="dxa" w:w="100"/>
-              <w:bottom w:type="dxa" w:w="70"/>
+            <w:shd w:fill="0B284A" w:color="auto" w:val="clear"/>
+            <w:tcMar>
+              <w:top w:type="dxa" w:w="45"/>
+              <w:left w:type="dxa" w:w="100"/>
+              <w:bottom w:type="dxa" w:w="45"/>
               <w:right w:type="dxa" w:w="100"/>
             </w:tcMar>
             <w:vAlign w:val="center"/>
@@ -10174,7 +11218,7 @@
                 <w:rFonts w:ascii="Arial" w:cs="Arial" w:eastAsia="Arial" w:hAnsi="Arial"/>
                 <w:b/>
                 <w:bCs/>
-                <w:color w:val="000000"/>
+                <w:color w:val="FFFFFF"/>
                 <w:sz w:val="20"/>
                 <w:szCs w:val="20"/>
               </w:rPr>
@@ -10192,9 +11236,9 @@
           <w:tcPr>
             <w:tcW w:type="dxa" w:w="1300"/>
             <w:tcMar>
-              <w:top w:type="dxa" w:w="70"/>
-              <w:left w:type="dxa" w:w="100"/>
-              <w:bottom w:type="dxa" w:w="70"/>
+              <w:top w:type="dxa" w:w="45"/>
+              <w:left w:type="dxa" w:w="100"/>
+              <w:bottom w:type="dxa" w:w="45"/>
               <w:right w:type="dxa" w:w="100"/>
             </w:tcMar>
             <w:vAlign w:val="center"/>
@@ -10221,9 +11265,9 @@
           <w:tcPr>
             <w:tcW w:type="dxa" w:w="1100"/>
             <w:tcMar>
-              <w:top w:type="dxa" w:w="70"/>
-              <w:left w:type="dxa" w:w="100"/>
-              <w:bottom w:type="dxa" w:w="70"/>
+              <w:top w:type="dxa" w:w="45"/>
+              <w:left w:type="dxa" w:w="100"/>
+              <w:bottom w:type="dxa" w:w="45"/>
               <w:right w:type="dxa" w:w="100"/>
             </w:tcMar>
             <w:vAlign w:val="center"/>
@@ -10250,9 +11294,9 @@
           <w:tcPr>
             <w:tcW w:type="dxa" w:w="2400"/>
             <w:tcMar>
-              <w:top w:type="dxa" w:w="70"/>
-              <w:left w:type="dxa" w:w="100"/>
-              <w:bottom w:type="dxa" w:w="70"/>
+              <w:top w:type="dxa" w:w="45"/>
+              <w:left w:type="dxa" w:w="100"/>
+              <w:bottom w:type="dxa" w:w="45"/>
               <w:right w:type="dxa" w:w="100"/>
             </w:tcMar>
             <w:vAlign w:val="center"/>
@@ -10279,9 +11323,9 @@
           <w:tcPr>
             <w:tcW w:type="dxa" w:w="1100"/>
             <w:tcMar>
-              <w:top w:type="dxa" w:w="70"/>
-              <w:left w:type="dxa" w:w="100"/>
-              <w:bottom w:type="dxa" w:w="70"/>
+              <w:top w:type="dxa" w:w="45"/>
+              <w:left w:type="dxa" w:w="100"/>
+              <w:bottom w:type="dxa" w:w="45"/>
               <w:right w:type="dxa" w:w="100"/>
             </w:tcMar>
             <w:vAlign w:val="center"/>
@@ -10308,9 +11352,9 @@
           <w:tcPr>
             <w:tcW w:type="dxa" w:w="2500"/>
             <w:tcMar>
-              <w:top w:type="dxa" w:w="70"/>
-              <w:left w:type="dxa" w:w="100"/>
-              <w:bottom w:type="dxa" w:w="70"/>
+              <w:top w:type="dxa" w:w="45"/>
+              <w:left w:type="dxa" w:w="100"/>
+              <w:bottom w:type="dxa" w:w="45"/>
               <w:right w:type="dxa" w:w="100"/>
             </w:tcMar>
             <w:vAlign w:val="center"/>
@@ -10337,9 +11381,9 @@
           <w:tcPr>
             <w:tcW w:type="dxa" w:w="1500"/>
             <w:tcMar>
-              <w:top w:type="dxa" w:w="70"/>
-              <w:left w:type="dxa" w:w="100"/>
-              <w:bottom w:type="dxa" w:w="70"/>
+              <w:top w:type="dxa" w:w="45"/>
+              <w:left w:type="dxa" w:w="100"/>
+              <w:bottom w:type="dxa" w:w="45"/>
               <w:right w:type="dxa" w:w="100"/>
             </w:tcMar>
             <w:vAlign w:val="center"/>
@@ -10372,9 +11416,9 @@
           <w:tcPr>
             <w:tcW w:type="dxa" w:w="1300"/>
             <w:tcMar>
-              <w:top w:type="dxa" w:w="70"/>
-              <w:left w:type="dxa" w:w="100"/>
-              <w:bottom w:type="dxa" w:w="70"/>
+              <w:top w:type="dxa" w:w="45"/>
+              <w:left w:type="dxa" w:w="100"/>
+              <w:bottom w:type="dxa" w:w="45"/>
               <w:right w:type="dxa" w:w="100"/>
             </w:tcMar>
             <w:vAlign w:val="center"/>
@@ -10401,9 +11445,9 @@
           <w:tcPr>
             <w:tcW w:type="dxa" w:w="1100"/>
             <w:tcMar>
-              <w:top w:type="dxa" w:w="70"/>
-              <w:left w:type="dxa" w:w="100"/>
-              <w:bottom w:type="dxa" w:w="70"/>
+              <w:top w:type="dxa" w:w="45"/>
+              <w:left w:type="dxa" w:w="100"/>
+              <w:bottom w:type="dxa" w:w="45"/>
               <w:right w:type="dxa" w:w="100"/>
             </w:tcMar>
             <w:vAlign w:val="center"/>
@@ -10430,9 +11474,9 @@
           <w:tcPr>
             <w:tcW w:type="dxa" w:w="2400"/>
             <w:tcMar>
-              <w:top w:type="dxa" w:w="70"/>
-              <w:left w:type="dxa" w:w="100"/>
-              <w:bottom w:type="dxa" w:w="70"/>
+              <w:top w:type="dxa" w:w="45"/>
+              <w:left w:type="dxa" w:w="100"/>
+              <w:bottom w:type="dxa" w:w="45"/>
               <w:right w:type="dxa" w:w="100"/>
             </w:tcMar>
             <w:vAlign w:val="center"/>
@@ -10459,9 +11503,9 @@
           <w:tcPr>
             <w:tcW w:type="dxa" w:w="1100"/>
             <w:tcMar>
-              <w:top w:type="dxa" w:w="70"/>
-              <w:left w:type="dxa" w:w="100"/>
-              <w:bottom w:type="dxa" w:w="70"/>
+              <w:top w:type="dxa" w:w="45"/>
+              <w:left w:type="dxa" w:w="100"/>
+              <w:bottom w:type="dxa" w:w="45"/>
               <w:right w:type="dxa" w:w="100"/>
             </w:tcMar>
             <w:vAlign w:val="center"/>
@@ -10488,9 +11532,9 @@
           <w:tcPr>
             <w:tcW w:type="dxa" w:w="2500"/>
             <w:tcMar>
-              <w:top w:type="dxa" w:w="70"/>
-              <w:left w:type="dxa" w:w="100"/>
-              <w:bottom w:type="dxa" w:w="70"/>
+              <w:top w:type="dxa" w:w="45"/>
+              <w:left w:type="dxa" w:w="100"/>
+              <w:bottom w:type="dxa" w:w="45"/>
               <w:right w:type="dxa" w:w="100"/>
             </w:tcMar>
             <w:vAlign w:val="center"/>
@@ -10517,9 +11561,9 @@
           <w:tcPr>
             <w:tcW w:type="dxa" w:w="1500"/>
             <w:tcMar>
-              <w:top w:type="dxa" w:w="70"/>
-              <w:left w:type="dxa" w:w="100"/>
-              <w:bottom w:type="dxa" w:w="70"/>
+              <w:top w:type="dxa" w:w="45"/>
+              <w:left w:type="dxa" w:w="100"/>
+              <w:bottom w:type="dxa" w:w="45"/>
               <w:right w:type="dxa" w:w="100"/>
             </w:tcMar>
             <w:vAlign w:val="center"/>
@@ -10552,9 +11596,9 @@
           <w:tcPr>
             <w:tcW w:type="dxa" w:w="1300"/>
             <w:tcMar>
-              <w:top w:type="dxa" w:w="70"/>
-              <w:left w:type="dxa" w:w="100"/>
-              <w:bottom w:type="dxa" w:w="70"/>
+              <w:top w:type="dxa" w:w="45"/>
+              <w:left w:type="dxa" w:w="100"/>
+              <w:bottom w:type="dxa" w:w="45"/>
               <w:right w:type="dxa" w:w="100"/>
             </w:tcMar>
             <w:vAlign w:val="center"/>
@@ -10581,9 +11625,9 @@
           <w:tcPr>
             <w:tcW w:type="dxa" w:w="1100"/>
             <w:tcMar>
-              <w:top w:type="dxa" w:w="70"/>
-              <w:left w:type="dxa" w:w="100"/>
-              <w:bottom w:type="dxa" w:w="70"/>
+              <w:top w:type="dxa" w:w="45"/>
+              <w:left w:type="dxa" w:w="100"/>
+              <w:bottom w:type="dxa" w:w="45"/>
               <w:right w:type="dxa" w:w="100"/>
             </w:tcMar>
             <w:vAlign w:val="center"/>
@@ -10610,9 +11654,9 @@
           <w:tcPr>
             <w:tcW w:type="dxa" w:w="2400"/>
             <w:tcMar>
-              <w:top w:type="dxa" w:w="70"/>
-              <w:left w:type="dxa" w:w="100"/>
-              <w:bottom w:type="dxa" w:w="70"/>
+              <w:top w:type="dxa" w:w="45"/>
+              <w:left w:type="dxa" w:w="100"/>
+              <w:bottom w:type="dxa" w:w="45"/>
               <w:right w:type="dxa" w:w="100"/>
             </w:tcMar>
             <w:vAlign w:val="center"/>
@@ -10639,9 +11683,9 @@
           <w:tcPr>
             <w:tcW w:type="dxa" w:w="1100"/>
             <w:tcMar>
-              <w:top w:type="dxa" w:w="70"/>
-              <w:left w:type="dxa" w:w="100"/>
-              <w:bottom w:type="dxa" w:w="70"/>
+              <w:top w:type="dxa" w:w="45"/>
+              <w:left w:type="dxa" w:w="100"/>
+              <w:bottom w:type="dxa" w:w="45"/>
               <w:right w:type="dxa" w:w="100"/>
             </w:tcMar>
             <w:vAlign w:val="center"/>
@@ -10668,9 +11712,9 @@
           <w:tcPr>
             <w:tcW w:type="dxa" w:w="2500"/>
             <w:tcMar>
-              <w:top w:type="dxa" w:w="70"/>
-              <w:left w:type="dxa" w:w="100"/>
-              <w:bottom w:type="dxa" w:w="70"/>
+              <w:top w:type="dxa" w:w="45"/>
+              <w:left w:type="dxa" w:w="100"/>
+              <w:bottom w:type="dxa" w:w="45"/>
               <w:right w:type="dxa" w:w="100"/>
             </w:tcMar>
             <w:vAlign w:val="center"/>
@@ -10697,9 +11741,9 @@
           <w:tcPr>
             <w:tcW w:type="dxa" w:w="1500"/>
             <w:tcMar>
-              <w:top w:type="dxa" w:w="70"/>
-              <w:left w:type="dxa" w:w="100"/>
-              <w:bottom w:type="dxa" w:w="70"/>
+              <w:top w:type="dxa" w:w="45"/>
+              <w:left w:type="dxa" w:w="100"/>
+              <w:bottom w:type="dxa" w:w="45"/>
               <w:right w:type="dxa" w:w="100"/>
             </w:tcMar>
             <w:vAlign w:val="center"/>
@@ -10732,9 +11776,9 @@
           <w:tcPr>
             <w:tcW w:type="dxa" w:w="1300"/>
             <w:tcMar>
-              <w:top w:type="dxa" w:w="70"/>
-              <w:left w:type="dxa" w:w="100"/>
-              <w:bottom w:type="dxa" w:w="70"/>
+              <w:top w:type="dxa" w:w="45"/>
+              <w:left w:type="dxa" w:w="100"/>
+              <w:bottom w:type="dxa" w:w="45"/>
               <w:right w:type="dxa" w:w="100"/>
             </w:tcMar>
             <w:vAlign w:val="center"/>
@@ -10761,9 +11805,9 @@
           <w:tcPr>
             <w:tcW w:type="dxa" w:w="1100"/>
             <w:tcMar>
-              <w:top w:type="dxa" w:w="70"/>
-              <w:left w:type="dxa" w:w="100"/>
-              <w:bottom w:type="dxa" w:w="70"/>
+              <w:top w:type="dxa" w:w="45"/>
+              <w:left w:type="dxa" w:w="100"/>
+              <w:bottom w:type="dxa" w:w="45"/>
               <w:right w:type="dxa" w:w="100"/>
             </w:tcMar>
             <w:vAlign w:val="center"/>
@@ -10790,9 +11834,9 @@
           <w:tcPr>
             <w:tcW w:type="dxa" w:w="2400"/>
             <w:tcMar>
-              <w:top w:type="dxa" w:w="70"/>
-              <w:left w:type="dxa" w:w="100"/>
-              <w:bottom w:type="dxa" w:w="70"/>
+              <w:top w:type="dxa" w:w="45"/>
+              <w:left w:type="dxa" w:w="100"/>
+              <w:bottom w:type="dxa" w:w="45"/>
               <w:right w:type="dxa" w:w="100"/>
             </w:tcMar>
             <w:vAlign w:val="center"/>
@@ -10819,9 +11863,9 @@
           <w:tcPr>
             <w:tcW w:type="dxa" w:w="1100"/>
             <w:tcMar>
-              <w:top w:type="dxa" w:w="70"/>
-              <w:left w:type="dxa" w:w="100"/>
-              <w:bottom w:type="dxa" w:w="70"/>
+              <w:top w:type="dxa" w:w="45"/>
+              <w:left w:type="dxa" w:w="100"/>
+              <w:bottom w:type="dxa" w:w="45"/>
               <w:right w:type="dxa" w:w="100"/>
             </w:tcMar>
             <w:vAlign w:val="center"/>
@@ -10848,9 +11892,9 @@
           <w:tcPr>
             <w:tcW w:type="dxa" w:w="2500"/>
             <w:tcMar>
-              <w:top w:type="dxa" w:w="70"/>
-              <w:left w:type="dxa" w:w="100"/>
-              <w:bottom w:type="dxa" w:w="70"/>
+              <w:top w:type="dxa" w:w="45"/>
+              <w:left w:type="dxa" w:w="100"/>
+              <w:bottom w:type="dxa" w:w="45"/>
               <w:right w:type="dxa" w:w="100"/>
             </w:tcMar>
             <w:vAlign w:val="center"/>
@@ -10877,9 +11921,9 @@
           <w:tcPr>
             <w:tcW w:type="dxa" w:w="1500"/>
             <w:tcMar>
-              <w:top w:type="dxa" w:w="70"/>
-              <w:left w:type="dxa" w:w="100"/>
-              <w:bottom w:type="dxa" w:w="70"/>
+              <w:top w:type="dxa" w:w="45"/>
+              <w:left w:type="dxa" w:w="100"/>
+              <w:bottom w:type="dxa" w:w="45"/>
               <w:right w:type="dxa" w:w="100"/>
             </w:tcMar>
             <w:vAlign w:val="center"/>
@@ -10912,9 +11956,9 @@
           <w:tcPr>
             <w:tcW w:type="dxa" w:w="1300"/>
             <w:tcMar>
-              <w:top w:type="dxa" w:w="70"/>
-              <w:left w:type="dxa" w:w="100"/>
-              <w:bottom w:type="dxa" w:w="70"/>
+              <w:top w:type="dxa" w:w="45"/>
+              <w:left w:type="dxa" w:w="100"/>
+              <w:bottom w:type="dxa" w:w="45"/>
               <w:right w:type="dxa" w:w="100"/>
             </w:tcMar>
             <w:vAlign w:val="center"/>
@@ -10941,9 +11985,9 @@
           <w:tcPr>
             <w:tcW w:type="dxa" w:w="1100"/>
             <w:tcMar>
-              <w:top w:type="dxa" w:w="70"/>
-              <w:left w:type="dxa" w:w="100"/>
-              <w:bottom w:type="dxa" w:w="70"/>
+              <w:top w:type="dxa" w:w="45"/>
+              <w:left w:type="dxa" w:w="100"/>
+              <w:bottom w:type="dxa" w:w="45"/>
               <w:right w:type="dxa" w:w="100"/>
             </w:tcMar>
             <w:vAlign w:val="center"/>
@@ -10970,9 +12014,9 @@
           <w:tcPr>
             <w:tcW w:type="dxa" w:w="2400"/>
             <w:tcMar>
-              <w:top w:type="dxa" w:w="70"/>
-              <w:left w:type="dxa" w:w="100"/>
-              <w:bottom w:type="dxa" w:w="70"/>
+              <w:top w:type="dxa" w:w="45"/>
+              <w:left w:type="dxa" w:w="100"/>
+              <w:bottom w:type="dxa" w:w="45"/>
               <w:right w:type="dxa" w:w="100"/>
             </w:tcMar>
             <w:vAlign w:val="center"/>
@@ -10999,9 +12043,9 @@
           <w:tcPr>
             <w:tcW w:type="dxa" w:w="1100"/>
             <w:tcMar>
-              <w:top w:type="dxa" w:w="70"/>
-              <w:left w:type="dxa" w:w="100"/>
-              <w:bottom w:type="dxa" w:w="70"/>
+              <w:top w:type="dxa" w:w="45"/>
+              <w:left w:type="dxa" w:w="100"/>
+              <w:bottom w:type="dxa" w:w="45"/>
               <w:right w:type="dxa" w:w="100"/>
             </w:tcMar>
             <w:vAlign w:val="center"/>
@@ -11028,9 +12072,9 @@
           <w:tcPr>
             <w:tcW w:type="dxa" w:w="2500"/>
             <w:tcMar>
-              <w:top w:type="dxa" w:w="70"/>
-              <w:left w:type="dxa" w:w="100"/>
-              <w:bottom w:type="dxa" w:w="70"/>
+              <w:top w:type="dxa" w:w="45"/>
+              <w:left w:type="dxa" w:w="100"/>
+              <w:bottom w:type="dxa" w:w="45"/>
               <w:right w:type="dxa" w:w="100"/>
             </w:tcMar>
             <w:vAlign w:val="center"/>
@@ -11057,9 +12101,9 @@
           <w:tcPr>
             <w:tcW w:type="dxa" w:w="1500"/>
             <w:tcMar>
-              <w:top w:type="dxa" w:w="70"/>
-              <w:left w:type="dxa" w:w="100"/>
-              <w:bottom w:type="dxa" w:w="70"/>
+              <w:top w:type="dxa" w:w="45"/>
+              <w:left w:type="dxa" w:w="100"/>
+              <w:bottom w:type="dxa" w:w="45"/>
               <w:right w:type="dxa" w:w="100"/>
             </w:tcMar>
             <w:vAlign w:val="center"/>
@@ -11092,9 +12136,9 @@
           <w:tcPr>
             <w:tcW w:type="dxa" w:w="1300"/>
             <w:tcMar>
-              <w:top w:type="dxa" w:w="70"/>
-              <w:left w:type="dxa" w:w="100"/>
-              <w:bottom w:type="dxa" w:w="70"/>
+              <w:top w:type="dxa" w:w="45"/>
+              <w:left w:type="dxa" w:w="100"/>
+              <w:bottom w:type="dxa" w:w="45"/>
               <w:right w:type="dxa" w:w="100"/>
             </w:tcMar>
             <w:vAlign w:val="center"/>
@@ -11121,9 +12165,9 @@
           <w:tcPr>
             <w:tcW w:type="dxa" w:w="1100"/>
             <w:tcMar>
-              <w:top w:type="dxa" w:w="70"/>
-              <w:left w:type="dxa" w:w="100"/>
-              <w:bottom w:type="dxa" w:w="70"/>
+              <w:top w:type="dxa" w:w="45"/>
+              <w:left w:type="dxa" w:w="100"/>
+              <w:bottom w:type="dxa" w:w="45"/>
               <w:right w:type="dxa" w:w="100"/>
             </w:tcMar>
             <w:vAlign w:val="center"/>
@@ -11150,9 +12194,9 @@
           <w:tcPr>
             <w:tcW w:type="dxa" w:w="2400"/>
             <w:tcMar>
-              <w:top w:type="dxa" w:w="70"/>
-              <w:left w:type="dxa" w:w="100"/>
-              <w:bottom w:type="dxa" w:w="70"/>
+              <w:top w:type="dxa" w:w="45"/>
+              <w:left w:type="dxa" w:w="100"/>
+              <w:bottom w:type="dxa" w:w="45"/>
               <w:right w:type="dxa" w:w="100"/>
             </w:tcMar>
             <w:vAlign w:val="center"/>
@@ -11179,9 +12223,9 @@
           <w:tcPr>
             <w:tcW w:type="dxa" w:w="1100"/>
             <w:tcMar>
-              <w:top w:type="dxa" w:w="70"/>
-              <w:left w:type="dxa" w:w="100"/>
-              <w:bottom w:type="dxa" w:w="70"/>
+              <w:top w:type="dxa" w:w="45"/>
+              <w:left w:type="dxa" w:w="100"/>
+              <w:bottom w:type="dxa" w:w="45"/>
               <w:right w:type="dxa" w:w="100"/>
             </w:tcMar>
             <w:vAlign w:val="center"/>
@@ -11208,9 +12252,9 @@
           <w:tcPr>
             <w:tcW w:type="dxa" w:w="2500"/>
             <w:tcMar>
-              <w:top w:type="dxa" w:w="70"/>
-              <w:left w:type="dxa" w:w="100"/>
-              <w:bottom w:type="dxa" w:w="70"/>
+              <w:top w:type="dxa" w:w="45"/>
+              <w:left w:type="dxa" w:w="100"/>
+              <w:bottom w:type="dxa" w:w="45"/>
               <w:right w:type="dxa" w:w="100"/>
             </w:tcMar>
             <w:vAlign w:val="center"/>
@@ -11237,9 +12281,9 @@
           <w:tcPr>
             <w:tcW w:type="dxa" w:w="1500"/>
             <w:tcMar>
-              <w:top w:type="dxa" w:w="70"/>
-              <w:left w:type="dxa" w:w="100"/>
-              <w:bottom w:type="dxa" w:w="70"/>
+              <w:top w:type="dxa" w:w="45"/>
+              <w:left w:type="dxa" w:w="100"/>
+              <w:bottom w:type="dxa" w:w="45"/>
               <w:right w:type="dxa" w:w="100"/>
             </w:tcMar>
             <w:vAlign w:val="center"/>
@@ -11272,9 +12316,9 @@
           <w:tcPr>
             <w:tcW w:type="dxa" w:w="1300"/>
             <w:tcMar>
-              <w:top w:type="dxa" w:w="70"/>
-              <w:left w:type="dxa" w:w="100"/>
-              <w:bottom w:type="dxa" w:w="70"/>
+              <w:top w:type="dxa" w:w="45"/>
+              <w:left w:type="dxa" w:w="100"/>
+              <w:bottom w:type="dxa" w:w="45"/>
               <w:right w:type="dxa" w:w="100"/>
             </w:tcMar>
             <w:vAlign w:val="center"/>
@@ -11301,9 +12345,9 @@
           <w:tcPr>
             <w:tcW w:type="dxa" w:w="1100"/>
             <w:tcMar>
-              <w:top w:type="dxa" w:w="70"/>
-              <w:left w:type="dxa" w:w="100"/>
-              <w:bottom w:type="dxa" w:w="70"/>
+              <w:top w:type="dxa" w:w="45"/>
+              <w:left w:type="dxa" w:w="100"/>
+              <w:bottom w:type="dxa" w:w="45"/>
               <w:right w:type="dxa" w:w="100"/>
             </w:tcMar>
             <w:vAlign w:val="center"/>
@@ -11330,9 +12374,9 @@
           <w:tcPr>
             <w:tcW w:type="dxa" w:w="2400"/>
             <w:tcMar>
-              <w:top w:type="dxa" w:w="70"/>
-              <w:left w:type="dxa" w:w="100"/>
-              <w:bottom w:type="dxa" w:w="70"/>
+              <w:top w:type="dxa" w:w="45"/>
+              <w:left w:type="dxa" w:w="100"/>
+              <w:bottom w:type="dxa" w:w="45"/>
               <w:right w:type="dxa" w:w="100"/>
             </w:tcMar>
             <w:vAlign w:val="center"/>
@@ -11359,9 +12403,9 @@
           <w:tcPr>
             <w:tcW w:type="dxa" w:w="1100"/>
             <w:tcMar>
-              <w:top w:type="dxa" w:w="70"/>
-              <w:left w:type="dxa" w:w="100"/>
-              <w:bottom w:type="dxa" w:w="70"/>
+              <w:top w:type="dxa" w:w="45"/>
+              <w:left w:type="dxa" w:w="100"/>
+              <w:bottom w:type="dxa" w:w="45"/>
               <w:right w:type="dxa" w:w="100"/>
             </w:tcMar>
             <w:vAlign w:val="center"/>
@@ -11388,9 +12432,9 @@
           <w:tcPr>
             <w:tcW w:type="dxa" w:w="2500"/>
             <w:tcMar>
-              <w:top w:type="dxa" w:w="70"/>
-              <w:left w:type="dxa" w:w="100"/>
-              <w:bottom w:type="dxa" w:w="70"/>
+              <w:top w:type="dxa" w:w="45"/>
+              <w:left w:type="dxa" w:w="100"/>
+              <w:bottom w:type="dxa" w:w="45"/>
               <w:right w:type="dxa" w:w="100"/>
             </w:tcMar>
             <w:vAlign w:val="center"/>
@@ -11417,9 +12461,9 @@
           <w:tcPr>
             <w:tcW w:type="dxa" w:w="1500"/>
             <w:tcMar>
-              <w:top w:type="dxa" w:w="70"/>
-              <w:left w:type="dxa" w:w="100"/>
-              <w:bottom w:type="dxa" w:w="70"/>
+              <w:top w:type="dxa" w:w="45"/>
+              <w:left w:type="dxa" w:w="100"/>
+              <w:bottom w:type="dxa" w:w="45"/>
               <w:right w:type="dxa" w:w="100"/>
             </w:tcMar>
             <w:vAlign w:val="center"/>
@@ -11452,9 +12496,9 @@
           <w:tcPr>
             <w:tcW w:type="dxa" w:w="1300"/>
             <w:tcMar>
-              <w:top w:type="dxa" w:w="70"/>
-              <w:left w:type="dxa" w:w="100"/>
-              <w:bottom w:type="dxa" w:w="70"/>
+              <w:top w:type="dxa" w:w="45"/>
+              <w:left w:type="dxa" w:w="100"/>
+              <w:bottom w:type="dxa" w:w="45"/>
               <w:right w:type="dxa" w:w="100"/>
             </w:tcMar>
             <w:vAlign w:val="center"/>
@@ -11481,9 +12525,9 @@
           <w:tcPr>
             <w:tcW w:type="dxa" w:w="1100"/>
             <w:tcMar>
-              <w:top w:type="dxa" w:w="70"/>
-              <w:left w:type="dxa" w:w="100"/>
-              <w:bottom w:type="dxa" w:w="70"/>
+              <w:top w:type="dxa" w:w="45"/>
+              <w:left w:type="dxa" w:w="100"/>
+              <w:bottom w:type="dxa" w:w="45"/>
               <w:right w:type="dxa" w:w="100"/>
             </w:tcMar>
             <w:vAlign w:val="center"/>
@@ -11510,9 +12554,9 @@
           <w:tcPr>
             <w:tcW w:type="dxa" w:w="2400"/>
             <w:tcMar>
-              <w:top w:type="dxa" w:w="70"/>
-              <w:left w:type="dxa" w:w="100"/>
-              <w:bottom w:type="dxa" w:w="70"/>
+              <w:top w:type="dxa" w:w="45"/>
+              <w:left w:type="dxa" w:w="100"/>
+              <w:bottom w:type="dxa" w:w="45"/>
               <w:right w:type="dxa" w:w="100"/>
             </w:tcMar>
             <w:vAlign w:val="center"/>
@@ -11539,9 +12583,9 @@
           <w:tcPr>
             <w:tcW w:type="dxa" w:w="1100"/>
             <w:tcMar>
-              <w:top w:type="dxa" w:w="70"/>
-              <w:left w:type="dxa" w:w="100"/>
-              <w:bottom w:type="dxa" w:w="70"/>
+              <w:top w:type="dxa" w:w="45"/>
+              <w:left w:type="dxa" w:w="100"/>
+              <w:bottom w:type="dxa" w:w="45"/>
               <w:right w:type="dxa" w:w="100"/>
             </w:tcMar>
             <w:vAlign w:val="center"/>
@@ -11568,9 +12612,9 @@
           <w:tcPr>
             <w:tcW w:type="dxa" w:w="2500"/>
             <w:tcMar>
-              <w:top w:type="dxa" w:w="70"/>
-              <w:left w:type="dxa" w:w="100"/>
-              <w:bottom w:type="dxa" w:w="70"/>
+              <w:top w:type="dxa" w:w="45"/>
+              <w:left w:type="dxa" w:w="100"/>
+              <w:bottom w:type="dxa" w:w="45"/>
               <w:right w:type="dxa" w:w="100"/>
             </w:tcMar>
             <w:vAlign w:val="center"/>
@@ -11597,9 +12641,9 @@
           <w:tcPr>
             <w:tcW w:type="dxa" w:w="1500"/>
             <w:tcMar>
-              <w:top w:type="dxa" w:w="70"/>
-              <w:left w:type="dxa" w:w="100"/>
-              <w:bottom w:type="dxa" w:w="70"/>
+              <w:top w:type="dxa" w:w="45"/>
+              <w:left w:type="dxa" w:w="100"/>
+              <w:bottom w:type="dxa" w:w="45"/>
               <w:right w:type="dxa" w:w="100"/>
             </w:tcMar>
             <w:vAlign w:val="center"/>
@@ -11632,9 +12676,9 @@
           <w:tcPr>
             <w:tcW w:type="dxa" w:w="1300"/>
             <w:tcMar>
-              <w:top w:type="dxa" w:w="70"/>
-              <w:left w:type="dxa" w:w="100"/>
-              <w:bottom w:type="dxa" w:w="70"/>
+              <w:top w:type="dxa" w:w="45"/>
+              <w:left w:type="dxa" w:w="100"/>
+              <w:bottom w:type="dxa" w:w="45"/>
               <w:right w:type="dxa" w:w="100"/>
             </w:tcMar>
             <w:vAlign w:val="center"/>
@@ -11661,9 +12705,9 @@
           <w:tcPr>
             <w:tcW w:type="dxa" w:w="1100"/>
             <w:tcMar>
-              <w:top w:type="dxa" w:w="70"/>
-              <w:left w:type="dxa" w:w="100"/>
-              <w:bottom w:type="dxa" w:w="70"/>
+              <w:top w:type="dxa" w:w="45"/>
+              <w:left w:type="dxa" w:w="100"/>
+              <w:bottom w:type="dxa" w:w="45"/>
               <w:right w:type="dxa" w:w="100"/>
             </w:tcMar>
             <w:vAlign w:val="center"/>
@@ -11690,9 +12734,9 @@
           <w:tcPr>
             <w:tcW w:type="dxa" w:w="2400"/>
             <w:tcMar>
-              <w:top w:type="dxa" w:w="70"/>
-              <w:left w:type="dxa" w:w="100"/>
-              <w:bottom w:type="dxa" w:w="70"/>
+              <w:top w:type="dxa" w:w="45"/>
+              <w:left w:type="dxa" w:w="100"/>
+              <w:bottom w:type="dxa" w:w="45"/>
               <w:right w:type="dxa" w:w="100"/>
             </w:tcMar>
             <w:vAlign w:val="center"/>
@@ -11719,9 +12763,9 @@
           <w:tcPr>
             <w:tcW w:type="dxa" w:w="1100"/>
             <w:tcMar>
-              <w:top w:type="dxa" w:w="70"/>
-              <w:left w:type="dxa" w:w="100"/>
-              <w:bottom w:type="dxa" w:w="70"/>
+              <w:top w:type="dxa" w:w="45"/>
+              <w:left w:type="dxa" w:w="100"/>
+              <w:bottom w:type="dxa" w:w="45"/>
               <w:right w:type="dxa" w:w="100"/>
             </w:tcMar>
             <w:vAlign w:val="center"/>
@@ -11748,9 +12792,9 @@
           <w:tcPr>
             <w:tcW w:type="dxa" w:w="2500"/>
             <w:tcMar>
-              <w:top w:type="dxa" w:w="70"/>
-              <w:left w:type="dxa" w:w="100"/>
-              <w:bottom w:type="dxa" w:w="70"/>
+              <w:top w:type="dxa" w:w="45"/>
+              <w:left w:type="dxa" w:w="100"/>
+              <w:bottom w:type="dxa" w:w="45"/>
               <w:right w:type="dxa" w:w="100"/>
             </w:tcMar>
             <w:vAlign w:val="center"/>
@@ -11777,9 +12821,9 @@
           <w:tcPr>
             <w:tcW w:type="dxa" w:w="1500"/>
             <w:tcMar>
-              <w:top w:type="dxa" w:w="70"/>
-              <w:left w:type="dxa" w:w="100"/>
-              <w:bottom w:type="dxa" w:w="70"/>
+              <w:top w:type="dxa" w:w="45"/>
+              <w:left w:type="dxa" w:w="100"/>
+              <w:bottom w:type="dxa" w:w="45"/>
               <w:right w:type="dxa" w:w="100"/>
             </w:tcMar>
             <w:vAlign w:val="center"/>
@@ -11812,9 +12856,9 @@
           <w:tcPr>
             <w:tcW w:type="dxa" w:w="1300"/>
             <w:tcMar>
-              <w:top w:type="dxa" w:w="70"/>
-              <w:left w:type="dxa" w:w="100"/>
-              <w:bottom w:type="dxa" w:w="70"/>
+              <w:top w:type="dxa" w:w="45"/>
+              <w:left w:type="dxa" w:w="100"/>
+              <w:bottom w:type="dxa" w:w="45"/>
               <w:right w:type="dxa" w:w="100"/>
             </w:tcMar>
             <w:vAlign w:val="center"/>
@@ -11841,9 +12885,9 @@
           <w:tcPr>
             <w:tcW w:type="dxa" w:w="1100"/>
             <w:tcMar>
-              <w:top w:type="dxa" w:w="70"/>
-              <w:left w:type="dxa" w:w="100"/>
-              <w:bottom w:type="dxa" w:w="70"/>
+              <w:top w:type="dxa" w:w="45"/>
+              <w:left w:type="dxa" w:w="100"/>
+              <w:bottom w:type="dxa" w:w="45"/>
               <w:right w:type="dxa" w:w="100"/>
             </w:tcMar>
             <w:vAlign w:val="center"/>
@@ -11870,9 +12914,9 @@
           <w:tcPr>
             <w:tcW w:type="dxa" w:w="2400"/>
             <w:tcMar>
-              <w:top w:type="dxa" w:w="70"/>
-              <w:left w:type="dxa" w:w="100"/>
-              <w:bottom w:type="dxa" w:w="70"/>
+              <w:top w:type="dxa" w:w="45"/>
+              <w:left w:type="dxa" w:w="100"/>
+              <w:bottom w:type="dxa" w:w="45"/>
               <w:right w:type="dxa" w:w="100"/>
             </w:tcMar>
             <w:vAlign w:val="center"/>
@@ -11899,9 +12943,9 @@
           <w:tcPr>
             <w:tcW w:type="dxa" w:w="1100"/>
             <w:tcMar>
-              <w:top w:type="dxa" w:w="70"/>
-              <w:left w:type="dxa" w:w="100"/>
-              <w:bottom w:type="dxa" w:w="70"/>
+              <w:top w:type="dxa" w:w="45"/>
+              <w:left w:type="dxa" w:w="100"/>
+              <w:bottom w:type="dxa" w:w="45"/>
               <w:right w:type="dxa" w:w="100"/>
             </w:tcMar>
             <w:vAlign w:val="center"/>
@@ -11928,9 +12972,9 @@
           <w:tcPr>
             <w:tcW w:type="dxa" w:w="2500"/>
             <w:tcMar>
-              <w:top w:type="dxa" w:w="70"/>
-              <w:left w:type="dxa" w:w="100"/>
-              <w:bottom w:type="dxa" w:w="70"/>
+              <w:top w:type="dxa" w:w="45"/>
+              <w:left w:type="dxa" w:w="100"/>
+              <w:bottom w:type="dxa" w:w="45"/>
               <w:right w:type="dxa" w:w="100"/>
             </w:tcMar>
             <w:vAlign w:val="center"/>
@@ -11957,9 +13001,9 @@
           <w:tcPr>
             <w:tcW w:type="dxa" w:w="1500"/>
             <w:tcMar>
-              <w:top w:type="dxa" w:w="70"/>
-              <w:left w:type="dxa" w:w="100"/>
-              <w:bottom w:type="dxa" w:w="70"/>
+              <w:top w:type="dxa" w:w="45"/>
+              <w:left w:type="dxa" w:w="100"/>
+              <w:bottom w:type="dxa" w:w="45"/>
               <w:right w:type="dxa" w:w="100"/>
             </w:tcMar>
             <w:vAlign w:val="center"/>
@@ -11992,9 +13036,9 @@
           <w:tcPr>
             <w:tcW w:type="dxa" w:w="1300"/>
             <w:tcMar>
-              <w:top w:type="dxa" w:w="70"/>
-              <w:left w:type="dxa" w:w="100"/>
-              <w:bottom w:type="dxa" w:w="70"/>
+              <w:top w:type="dxa" w:w="45"/>
+              <w:left w:type="dxa" w:w="100"/>
+              <w:bottom w:type="dxa" w:w="45"/>
               <w:right w:type="dxa" w:w="100"/>
             </w:tcMar>
             <w:vAlign w:val="center"/>
@@ -12021,9 +13065,9 @@
           <w:tcPr>
             <w:tcW w:type="dxa" w:w="1100"/>
             <w:tcMar>
-              <w:top w:type="dxa" w:w="70"/>
-              <w:left w:type="dxa" w:w="100"/>
-              <w:bottom w:type="dxa" w:w="70"/>
+              <w:top w:type="dxa" w:w="45"/>
+              <w:left w:type="dxa" w:w="100"/>
+              <w:bottom w:type="dxa" w:w="45"/>
               <w:right w:type="dxa" w:w="100"/>
             </w:tcMar>
             <w:vAlign w:val="center"/>
@@ -12050,9 +13094,9 @@
           <w:tcPr>
             <w:tcW w:type="dxa" w:w="2400"/>
             <w:tcMar>
-              <w:top w:type="dxa" w:w="70"/>
-              <w:left w:type="dxa" w:w="100"/>
-              <w:bottom w:type="dxa" w:w="70"/>
+              <w:top w:type="dxa" w:w="45"/>
+              <w:left w:type="dxa" w:w="100"/>
+              <w:bottom w:type="dxa" w:w="45"/>
               <w:right w:type="dxa" w:w="100"/>
             </w:tcMar>
             <w:vAlign w:val="center"/>
@@ -12079,9 +13123,9 @@
           <w:tcPr>
             <w:tcW w:type="dxa" w:w="1100"/>
             <w:tcMar>
-              <w:top w:type="dxa" w:w="70"/>
-              <w:left w:type="dxa" w:w="100"/>
-              <w:bottom w:type="dxa" w:w="70"/>
+              <w:top w:type="dxa" w:w="45"/>
+              <w:left w:type="dxa" w:w="100"/>
+              <w:bottom w:type="dxa" w:w="45"/>
               <w:right w:type="dxa" w:w="100"/>
             </w:tcMar>
             <w:vAlign w:val="center"/>
@@ -12108,9 +13152,9 @@
           <w:tcPr>
             <w:tcW w:type="dxa" w:w="2500"/>
             <w:tcMar>
-              <w:top w:type="dxa" w:w="70"/>
-              <w:left w:type="dxa" w:w="100"/>
-              <w:bottom w:type="dxa" w:w="70"/>
+              <w:top w:type="dxa" w:w="45"/>
+              <w:left w:type="dxa" w:w="100"/>
+              <w:bottom w:type="dxa" w:w="45"/>
               <w:right w:type="dxa" w:w="100"/>
             </w:tcMar>
             <w:vAlign w:val="center"/>
@@ -12137,9 +13181,9 @@
           <w:tcPr>
             <w:tcW w:type="dxa" w:w="1500"/>
             <w:tcMar>
-              <w:top w:type="dxa" w:w="70"/>
-              <w:left w:type="dxa" w:w="100"/>
-              <w:bottom w:type="dxa" w:w="70"/>
+              <w:top w:type="dxa" w:w="45"/>
+              <w:left w:type="dxa" w:w="100"/>
+              <w:bottom w:type="dxa" w:w="45"/>
               <w:right w:type="dxa" w:w="100"/>
             </w:tcMar>
             <w:vAlign w:val="center"/>
@@ -12172,9 +13216,9 @@
           <w:tcPr>
             <w:tcW w:type="dxa" w:w="1300"/>
             <w:tcMar>
-              <w:top w:type="dxa" w:w="70"/>
-              <w:left w:type="dxa" w:w="100"/>
-              <w:bottom w:type="dxa" w:w="70"/>
+              <w:top w:type="dxa" w:w="45"/>
+              <w:left w:type="dxa" w:w="100"/>
+              <w:bottom w:type="dxa" w:w="45"/>
               <w:right w:type="dxa" w:w="100"/>
             </w:tcMar>
             <w:vAlign w:val="center"/>
@@ -12201,9 +13245,9 @@
           <w:tcPr>
             <w:tcW w:type="dxa" w:w="1100"/>
             <w:tcMar>
-              <w:top w:type="dxa" w:w="70"/>
-              <w:left w:type="dxa" w:w="100"/>
-              <w:bottom w:type="dxa" w:w="70"/>
+              <w:top w:type="dxa" w:w="45"/>
+              <w:left w:type="dxa" w:w="100"/>
+              <w:bottom w:type="dxa" w:w="45"/>
               <w:right w:type="dxa" w:w="100"/>
             </w:tcMar>
             <w:vAlign w:val="center"/>
@@ -12230,9 +13274,9 @@
           <w:tcPr>
             <w:tcW w:type="dxa" w:w="2400"/>
             <w:tcMar>
-              <w:top w:type="dxa" w:w="70"/>
-              <w:left w:type="dxa" w:w="100"/>
-              <w:bottom w:type="dxa" w:w="70"/>
+              <w:top w:type="dxa" w:w="45"/>
+              <w:left w:type="dxa" w:w="100"/>
+              <w:bottom w:type="dxa" w:w="45"/>
               <w:right w:type="dxa" w:w="100"/>
             </w:tcMar>
             <w:vAlign w:val="center"/>
@@ -12259,9 +13303,9 @@
           <w:tcPr>
             <w:tcW w:type="dxa" w:w="1100"/>
             <w:tcMar>
-              <w:top w:type="dxa" w:w="70"/>
-              <w:left w:type="dxa" w:w="100"/>
-              <w:bottom w:type="dxa" w:w="70"/>
+              <w:top w:type="dxa" w:w="45"/>
+              <w:left w:type="dxa" w:w="100"/>
+              <w:bottom w:type="dxa" w:w="45"/>
               <w:right w:type="dxa" w:w="100"/>
             </w:tcMar>
             <w:vAlign w:val="center"/>
@@ -12288,9 +13332,9 @@
           <w:tcPr>
             <w:tcW w:type="dxa" w:w="2500"/>
             <w:tcMar>
-              <w:top w:type="dxa" w:w="70"/>
-              <w:left w:type="dxa" w:w="100"/>
-              <w:bottom w:type="dxa" w:w="70"/>
+              <w:top w:type="dxa" w:w="45"/>
+              <w:left w:type="dxa" w:w="100"/>
+              <w:bottom w:type="dxa" w:w="45"/>
               <w:right w:type="dxa" w:w="100"/>
             </w:tcMar>
             <w:vAlign w:val="center"/>
@@ -12317,9 +13361,9 @@
           <w:tcPr>
             <w:tcW w:type="dxa" w:w="1500"/>
             <w:tcMar>
-              <w:top w:type="dxa" w:w="70"/>
-              <w:left w:type="dxa" w:w="100"/>
-              <w:bottom w:type="dxa" w:w="70"/>
+              <w:top w:type="dxa" w:w="45"/>
+              <w:left w:type="dxa" w:w="100"/>
+              <w:bottom w:type="dxa" w:w="45"/>
               <w:right w:type="dxa" w:w="100"/>
             </w:tcMar>
             <w:vAlign w:val="center"/>
@@ -12366,8 +13410,11 @@
     <w:p>
       <w:pPr>
         <w:keepNext/>
+        <w:pBdr>
+          <w:bottom w:val="single" w:color="C9C2B6" w:sz="6" w:space="2"/>
+        </w:pBdr>
         <w:bidi/>
-        <w:spacing w:after="80" w:before="120" w:line="320"/>
+        <w:spacing w:after="80" w:before="140"/>
         <w:jc w:val="left"/>
       </w:pPr>
       <w:r>
@@ -12375,7 +13422,7 @@
           <w:rFonts w:ascii="Arial" w:cs="Arial" w:eastAsia="Arial" w:hAnsi="Arial"/>
           <w:b/>
           <w:bCs/>
-          <w:color w:val="000000"/>
+          <w:color w:val="0B284A"/>
           <w:sz w:val="23"/>
           <w:szCs w:val="23"/>
         </w:rPr>
@@ -12406,11 +13453,11 @@
         <w:tc>
           <w:tcPr>
             <w:tcW w:type="dxa" w:w="4950"/>
-            <w:shd w:fill="D9D9D9" w:color="auto" w:val="clear"/>
-            <w:tcMar>
-              <w:top w:type="dxa" w:w="70"/>
-              <w:left w:type="dxa" w:w="100"/>
-              <w:bottom w:type="dxa" w:w="70"/>
+            <w:shd w:fill="0B284A" w:color="auto" w:val="clear"/>
+            <w:tcMar>
+              <w:top w:type="dxa" w:w="45"/>
+              <w:left w:type="dxa" w:w="100"/>
+              <w:bottom w:type="dxa" w:w="45"/>
               <w:right w:type="dxa" w:w="100"/>
             </w:tcMar>
             <w:vAlign w:val="center"/>
@@ -12425,7 +13472,7 @@
                 <w:rFonts w:ascii="Arial" w:cs="Arial" w:eastAsia="Arial" w:hAnsi="Arial"/>
                 <w:b/>
                 <w:bCs/>
-                <w:color w:val="000000"/>
+                <w:color w:val="FFFFFF"/>
                 <w:sz w:val="20"/>
                 <w:szCs w:val="20"/>
               </w:rPr>
@@ -12436,11 +13483,11 @@
         <w:tc>
           <w:tcPr>
             <w:tcW w:type="dxa" w:w="4950"/>
-            <w:shd w:fill="D9D9D9" w:color="auto" w:val="clear"/>
-            <w:tcMar>
-              <w:top w:type="dxa" w:w="70"/>
-              <w:left w:type="dxa" w:w="100"/>
-              <w:bottom w:type="dxa" w:w="70"/>
+            <w:shd w:fill="0B284A" w:color="auto" w:val="clear"/>
+            <w:tcMar>
+              <w:top w:type="dxa" w:w="45"/>
+              <w:left w:type="dxa" w:w="100"/>
+              <w:bottom w:type="dxa" w:w="45"/>
               <w:right w:type="dxa" w:w="100"/>
             </w:tcMar>
             <w:vAlign w:val="center"/>
@@ -12455,7 +13502,7 @@
                 <w:rFonts w:ascii="Arial" w:cs="Arial" w:eastAsia="Arial" w:hAnsi="Arial"/>
                 <w:b/>
                 <w:bCs/>
-                <w:color w:val="000000"/>
+                <w:color w:val="FFFFFF"/>
                 <w:sz w:val="20"/>
                 <w:szCs w:val="20"/>
               </w:rPr>
@@ -12473,9 +13520,9 @@
           <w:tcPr>
             <w:tcW w:type="dxa" w:w="4950"/>
             <w:tcMar>
-              <w:top w:type="dxa" w:w="70"/>
-              <w:left w:type="dxa" w:w="100"/>
-              <w:bottom w:type="dxa" w:w="70"/>
+              <w:top w:type="dxa" w:w="45"/>
+              <w:left w:type="dxa" w:w="100"/>
+              <w:bottom w:type="dxa" w:w="45"/>
               <w:right w:type="dxa" w:w="100"/>
             </w:tcMar>
             <w:vAlign w:val="center"/>
@@ -12502,9 +13549,9 @@
           <w:tcPr>
             <w:tcW w:type="dxa" w:w="4950"/>
             <w:tcMar>
-              <w:top w:type="dxa" w:w="70"/>
-              <w:left w:type="dxa" w:w="100"/>
-              <w:bottom w:type="dxa" w:w="70"/>
+              <w:top w:type="dxa" w:w="45"/>
+              <w:left w:type="dxa" w:w="100"/>
+              <w:bottom w:type="dxa" w:w="45"/>
               <w:right w:type="dxa" w:w="100"/>
             </w:tcMar>
             <w:vAlign w:val="center"/>
@@ -12537,9 +13584,9 @@
           <w:tcPr>
             <w:tcW w:type="dxa" w:w="4950"/>
             <w:tcMar>
-              <w:top w:type="dxa" w:w="70"/>
-              <w:left w:type="dxa" w:w="100"/>
-              <w:bottom w:type="dxa" w:w="70"/>
+              <w:top w:type="dxa" w:w="45"/>
+              <w:left w:type="dxa" w:w="100"/>
+              <w:bottom w:type="dxa" w:w="45"/>
               <w:right w:type="dxa" w:w="100"/>
             </w:tcMar>
             <w:vAlign w:val="center"/>
@@ -12566,9 +13613,9 @@
           <w:tcPr>
             <w:tcW w:type="dxa" w:w="4950"/>
             <w:tcMar>
-              <w:top w:type="dxa" w:w="70"/>
-              <w:left w:type="dxa" w:w="100"/>
-              <w:bottom w:type="dxa" w:w="70"/>
+              <w:top w:type="dxa" w:w="45"/>
+              <w:left w:type="dxa" w:w="100"/>
+              <w:bottom w:type="dxa" w:w="45"/>
               <w:right w:type="dxa" w:w="100"/>
             </w:tcMar>
             <w:vAlign w:val="center"/>
@@ -12601,9 +13648,9 @@
           <w:tcPr>
             <w:tcW w:type="dxa" w:w="4950"/>
             <w:tcMar>
-              <w:top w:type="dxa" w:w="70"/>
-              <w:left w:type="dxa" w:w="100"/>
-              <w:bottom w:type="dxa" w:w="70"/>
+              <w:top w:type="dxa" w:w="45"/>
+              <w:left w:type="dxa" w:w="100"/>
+              <w:bottom w:type="dxa" w:w="45"/>
               <w:right w:type="dxa" w:w="100"/>
             </w:tcMar>
             <w:vAlign w:val="center"/>
@@ -12630,9 +13677,9 @@
           <w:tcPr>
             <w:tcW w:type="dxa" w:w="4950"/>
             <w:tcMar>
-              <w:top w:type="dxa" w:w="70"/>
-              <w:left w:type="dxa" w:w="100"/>
-              <w:bottom w:type="dxa" w:w="70"/>
+              <w:top w:type="dxa" w:w="45"/>
+              <w:left w:type="dxa" w:w="100"/>
+              <w:bottom w:type="dxa" w:w="45"/>
               <w:right w:type="dxa" w:w="100"/>
             </w:tcMar>
             <w:vAlign w:val="center"/>
@@ -12700,11 +13747,11 @@
         <w:tc>
           <w:tcPr>
             <w:tcW w:type="dxa" w:w="4950"/>
-            <w:shd w:fill="D9D9D9" w:color="auto" w:val="clear"/>
-            <w:tcMar>
-              <w:top w:type="dxa" w:w="70"/>
-              <w:left w:type="dxa" w:w="100"/>
-              <w:bottom w:type="dxa" w:w="70"/>
+            <w:shd w:fill="0B284A" w:color="auto" w:val="clear"/>
+            <w:tcMar>
+              <w:top w:type="dxa" w:w="45"/>
+              <w:left w:type="dxa" w:w="100"/>
+              <w:bottom w:type="dxa" w:w="45"/>
               <w:right w:type="dxa" w:w="100"/>
             </w:tcMar>
             <w:vAlign w:val="center"/>
@@ -12719,7 +13766,7 @@
                 <w:rFonts w:ascii="Arial" w:cs="Arial" w:eastAsia="Arial" w:hAnsi="Arial"/>
                 <w:b/>
                 <w:bCs/>
-                <w:color w:val="000000"/>
+                <w:color w:val="FFFFFF"/>
                 <w:sz w:val="20"/>
                 <w:szCs w:val="20"/>
               </w:rPr>
@@ -12730,11 +13777,11 @@
         <w:tc>
           <w:tcPr>
             <w:tcW w:type="dxa" w:w="4950"/>
-            <w:shd w:fill="D9D9D9" w:color="auto" w:val="clear"/>
-            <w:tcMar>
-              <w:top w:type="dxa" w:w="70"/>
-              <w:left w:type="dxa" w:w="100"/>
-              <w:bottom w:type="dxa" w:w="70"/>
+            <w:shd w:fill="0B284A" w:color="auto" w:val="clear"/>
+            <w:tcMar>
+              <w:top w:type="dxa" w:w="45"/>
+              <w:left w:type="dxa" w:w="100"/>
+              <w:bottom w:type="dxa" w:w="45"/>
               <w:right w:type="dxa" w:w="100"/>
             </w:tcMar>
             <w:vAlign w:val="center"/>
@@ -12749,7 +13796,7 @@
                 <w:rFonts w:ascii="Arial" w:cs="Arial" w:eastAsia="Arial" w:hAnsi="Arial"/>
                 <w:b/>
                 <w:bCs/>
-                <w:color w:val="000000"/>
+                <w:color w:val="FFFFFF"/>
                 <w:sz w:val="20"/>
                 <w:szCs w:val="20"/>
               </w:rPr>
@@ -12767,9 +13814,9 @@
           <w:tcPr>
             <w:tcW w:type="dxa" w:w="4950"/>
             <w:tcMar>
-              <w:top w:type="dxa" w:w="70"/>
-              <w:left w:type="dxa" w:w="100"/>
-              <w:bottom w:type="dxa" w:w="70"/>
+              <w:top w:type="dxa" w:w="45"/>
+              <w:left w:type="dxa" w:w="100"/>
+              <w:bottom w:type="dxa" w:w="45"/>
               <w:right w:type="dxa" w:w="100"/>
             </w:tcMar>
             <w:vAlign w:val="center"/>
@@ -12796,9 +13843,9 @@
           <w:tcPr>
             <w:tcW w:type="dxa" w:w="4950"/>
             <w:tcMar>
-              <w:top w:type="dxa" w:w="70"/>
-              <w:left w:type="dxa" w:w="100"/>
-              <w:bottom w:type="dxa" w:w="70"/>
+              <w:top w:type="dxa" w:w="45"/>
+              <w:left w:type="dxa" w:w="100"/>
+              <w:bottom w:type="dxa" w:w="45"/>
               <w:right w:type="dxa" w:w="100"/>
             </w:tcMar>
             <w:vAlign w:val="center"/>
@@ -12831,9 +13878,9 @@
           <w:tcPr>
             <w:tcW w:type="dxa" w:w="4950"/>
             <w:tcMar>
-              <w:top w:type="dxa" w:w="70"/>
-              <w:left w:type="dxa" w:w="100"/>
-              <w:bottom w:type="dxa" w:w="70"/>
+              <w:top w:type="dxa" w:w="45"/>
+              <w:left w:type="dxa" w:w="100"/>
+              <w:bottom w:type="dxa" w:w="45"/>
               <w:right w:type="dxa" w:w="100"/>
             </w:tcMar>
             <w:vAlign w:val="center"/>
@@ -12860,9 +13907,9 @@
           <w:tcPr>
             <w:tcW w:type="dxa" w:w="4950"/>
             <w:tcMar>
-              <w:top w:type="dxa" w:w="70"/>
-              <w:left w:type="dxa" w:w="100"/>
-              <w:bottom w:type="dxa" w:w="70"/>
+              <w:top w:type="dxa" w:w="45"/>
+              <w:left w:type="dxa" w:w="100"/>
+              <w:bottom w:type="dxa" w:w="45"/>
               <w:right w:type="dxa" w:w="100"/>
             </w:tcMar>
             <w:vAlign w:val="center"/>
@@ -12895,9 +13942,9 @@
           <w:tcPr>
             <w:tcW w:type="dxa" w:w="4950"/>
             <w:tcMar>
-              <w:top w:type="dxa" w:w="70"/>
-              <w:left w:type="dxa" w:w="100"/>
-              <w:bottom w:type="dxa" w:w="70"/>
+              <w:top w:type="dxa" w:w="45"/>
+              <w:left w:type="dxa" w:w="100"/>
+              <w:bottom w:type="dxa" w:w="45"/>
               <w:right w:type="dxa" w:w="100"/>
             </w:tcMar>
             <w:vAlign w:val="center"/>
@@ -12924,9 +13971,9 @@
           <w:tcPr>
             <w:tcW w:type="dxa" w:w="4950"/>
             <w:tcMar>
-              <w:top w:type="dxa" w:w="70"/>
-              <w:left w:type="dxa" w:w="100"/>
-              <w:bottom w:type="dxa" w:w="70"/>
+              <w:top w:type="dxa" w:w="45"/>
+              <w:left w:type="dxa" w:w="100"/>
+              <w:bottom w:type="dxa" w:w="45"/>
               <w:right w:type="dxa" w:w="100"/>
             </w:tcMar>
             <w:vAlign w:val="center"/>
@@ -12978,8 +14025,11 @@
     <w:p>
       <w:pPr>
         <w:keepNext/>
+        <w:pBdr>
+          <w:bottom w:val="single" w:color="C9C2B6" w:sz="6" w:space="2"/>
+        </w:pBdr>
         <w:bidi/>
-        <w:spacing w:after="80" w:before="120" w:line="320"/>
+        <w:spacing w:after="80" w:before="140"/>
         <w:jc w:val="left"/>
       </w:pPr>
       <w:r>
@@ -12987,7 +14037,7 @@
           <w:rFonts w:ascii="Arial" w:cs="Arial" w:eastAsia="Arial" w:hAnsi="Arial"/>
           <w:b/>
           <w:bCs/>
-          <w:color w:val="000000"/>
+          <w:color w:val="0B284A"/>
           <w:sz w:val="23"/>
           <w:szCs w:val="23"/>
         </w:rPr>
@@ -13022,11 +14072,11 @@
         <w:tc>
           <w:tcPr>
             <w:tcW w:type="dxa" w:w="1500"/>
-            <w:shd w:fill="D9D9D9" w:color="auto" w:val="clear"/>
-            <w:tcMar>
-              <w:top w:type="dxa" w:w="70"/>
-              <w:left w:type="dxa" w:w="100"/>
-              <w:bottom w:type="dxa" w:w="70"/>
+            <w:shd w:fill="0B284A" w:color="auto" w:val="clear"/>
+            <w:tcMar>
+              <w:top w:type="dxa" w:w="45"/>
+              <w:left w:type="dxa" w:w="100"/>
+              <w:bottom w:type="dxa" w:w="45"/>
               <w:right w:type="dxa" w:w="100"/>
             </w:tcMar>
             <w:vAlign w:val="center"/>
@@ -13041,7 +14091,7 @@
                 <w:rFonts w:ascii="Arial" w:cs="Arial" w:eastAsia="Arial" w:hAnsi="Arial"/>
                 <w:b/>
                 <w:bCs/>
-                <w:color w:val="000000"/>
+                <w:color w:val="FFFFFF"/>
                 <w:sz w:val="20"/>
                 <w:szCs w:val="20"/>
               </w:rPr>
@@ -13052,11 +14102,11 @@
         <w:tc>
           <w:tcPr>
             <w:tcW w:type="dxa" w:w="1400"/>
-            <w:shd w:fill="D9D9D9" w:color="auto" w:val="clear"/>
-            <w:tcMar>
-              <w:top w:type="dxa" w:w="70"/>
-              <w:left w:type="dxa" w:w="100"/>
-              <w:bottom w:type="dxa" w:w="70"/>
+            <w:shd w:fill="0B284A" w:color="auto" w:val="clear"/>
+            <w:tcMar>
+              <w:top w:type="dxa" w:w="45"/>
+              <w:left w:type="dxa" w:w="100"/>
+              <w:bottom w:type="dxa" w:w="45"/>
               <w:right w:type="dxa" w:w="100"/>
             </w:tcMar>
             <w:vAlign w:val="center"/>
@@ -13071,7 +14121,7 @@
                 <w:rFonts w:ascii="Arial" w:cs="Arial" w:eastAsia="Arial" w:hAnsi="Arial"/>
                 <w:b/>
                 <w:bCs/>
-                <w:color w:val="000000"/>
+                <w:color w:val="FFFFFF"/>
                 <w:sz w:val="20"/>
                 <w:szCs w:val="20"/>
               </w:rPr>
@@ -13082,11 +14132,11 @@
         <w:tc>
           <w:tcPr>
             <w:tcW w:type="dxa" w:w="1400"/>
-            <w:shd w:fill="D9D9D9" w:color="auto" w:val="clear"/>
-            <w:tcMar>
-              <w:top w:type="dxa" w:w="70"/>
-              <w:left w:type="dxa" w:w="100"/>
-              <w:bottom w:type="dxa" w:w="70"/>
+            <w:shd w:fill="0B284A" w:color="auto" w:val="clear"/>
+            <w:tcMar>
+              <w:top w:type="dxa" w:w="45"/>
+              <w:left w:type="dxa" w:w="100"/>
+              <w:bottom w:type="dxa" w:w="45"/>
               <w:right w:type="dxa" w:w="100"/>
             </w:tcMar>
             <w:vAlign w:val="center"/>
@@ -13101,7 +14151,7 @@
                 <w:rFonts w:ascii="Arial" w:cs="Arial" w:eastAsia="Arial" w:hAnsi="Arial"/>
                 <w:b/>
                 <w:bCs/>
-                <w:color w:val="000000"/>
+                <w:color w:val="FFFFFF"/>
                 <w:sz w:val="20"/>
                 <w:szCs w:val="20"/>
               </w:rPr>
@@ -13112,11 +14162,11 @@
         <w:tc>
           <w:tcPr>
             <w:tcW w:type="dxa" w:w="1800"/>
-            <w:shd w:fill="D9D9D9" w:color="auto" w:val="clear"/>
-            <w:tcMar>
-              <w:top w:type="dxa" w:w="70"/>
-              <w:left w:type="dxa" w:w="100"/>
-              <w:bottom w:type="dxa" w:w="70"/>
+            <w:shd w:fill="0B284A" w:color="auto" w:val="clear"/>
+            <w:tcMar>
+              <w:top w:type="dxa" w:w="45"/>
+              <w:left w:type="dxa" w:w="100"/>
+              <w:bottom w:type="dxa" w:w="45"/>
               <w:right w:type="dxa" w:w="100"/>
             </w:tcMar>
             <w:vAlign w:val="center"/>
@@ -13131,7 +14181,7 @@
                 <w:rFonts w:ascii="Arial" w:cs="Arial" w:eastAsia="Arial" w:hAnsi="Arial"/>
                 <w:b/>
                 <w:bCs/>
-                <w:color w:val="000000"/>
+                <w:color w:val="FFFFFF"/>
                 <w:sz w:val="20"/>
                 <w:szCs w:val="20"/>
               </w:rPr>
@@ -13142,11 +14192,11 @@
         <w:tc>
           <w:tcPr>
             <w:tcW w:type="dxa" w:w="1800"/>
-            <w:shd w:fill="D9D9D9" w:color="auto" w:val="clear"/>
-            <w:tcMar>
-              <w:top w:type="dxa" w:w="70"/>
-              <w:left w:type="dxa" w:w="100"/>
-              <w:bottom w:type="dxa" w:w="70"/>
+            <w:shd w:fill="0B284A" w:color="auto" w:val="clear"/>
+            <w:tcMar>
+              <w:top w:type="dxa" w:w="45"/>
+              <w:left w:type="dxa" w:w="100"/>
+              <w:bottom w:type="dxa" w:w="45"/>
               <w:right w:type="dxa" w:w="100"/>
             </w:tcMar>
             <w:vAlign w:val="center"/>
@@ -13161,7 +14211,7 @@
                 <w:rFonts w:ascii="Arial" w:cs="Arial" w:eastAsia="Arial" w:hAnsi="Arial"/>
                 <w:b/>
                 <w:bCs/>
-                <w:color w:val="000000"/>
+                <w:color w:val="FFFFFF"/>
                 <w:sz w:val="20"/>
                 <w:szCs w:val="20"/>
               </w:rPr>
@@ -13172,11 +14222,11 @@
         <w:tc>
           <w:tcPr>
             <w:tcW w:type="dxa" w:w="2000"/>
-            <w:shd w:fill="D9D9D9" w:color="auto" w:val="clear"/>
-            <w:tcMar>
-              <w:top w:type="dxa" w:w="70"/>
-              <w:left w:type="dxa" w:w="100"/>
-              <w:bottom w:type="dxa" w:w="70"/>
+            <w:shd w:fill="0B284A" w:color="auto" w:val="clear"/>
+            <w:tcMar>
+              <w:top w:type="dxa" w:w="45"/>
+              <w:left w:type="dxa" w:w="100"/>
+              <w:bottom w:type="dxa" w:w="45"/>
               <w:right w:type="dxa" w:w="100"/>
             </w:tcMar>
             <w:vAlign w:val="center"/>
@@ -13191,7 +14241,7 @@
                 <w:rFonts w:ascii="Arial" w:cs="Arial" w:eastAsia="Arial" w:hAnsi="Arial"/>
                 <w:b/>
                 <w:bCs/>
-                <w:color w:val="000000"/>
+                <w:color w:val="FFFFFF"/>
                 <w:sz w:val="20"/>
                 <w:szCs w:val="20"/>
               </w:rPr>
@@ -13209,9 +14259,9 @@
           <w:tcPr>
             <w:tcW w:type="dxa" w:w="1500"/>
             <w:tcMar>
-              <w:top w:type="dxa" w:w="70"/>
-              <w:left w:type="dxa" w:w="100"/>
-              <w:bottom w:type="dxa" w:w="70"/>
+              <w:top w:type="dxa" w:w="45"/>
+              <w:left w:type="dxa" w:w="100"/>
+              <w:bottom w:type="dxa" w:w="45"/>
               <w:right w:type="dxa" w:w="100"/>
             </w:tcMar>
             <w:vAlign w:val="center"/>
@@ -13238,9 +14288,9 @@
           <w:tcPr>
             <w:tcW w:type="dxa" w:w="1400"/>
             <w:tcMar>
-              <w:top w:type="dxa" w:w="70"/>
-              <w:left w:type="dxa" w:w="100"/>
-              <w:bottom w:type="dxa" w:w="70"/>
+              <w:top w:type="dxa" w:w="45"/>
+              <w:left w:type="dxa" w:w="100"/>
+              <w:bottom w:type="dxa" w:w="45"/>
               <w:right w:type="dxa" w:w="100"/>
             </w:tcMar>
             <w:vAlign w:val="center"/>
@@ -13267,9 +14317,9 @@
           <w:tcPr>
             <w:tcW w:type="dxa" w:w="1400"/>
             <w:tcMar>
-              <w:top w:type="dxa" w:w="70"/>
-              <w:left w:type="dxa" w:w="100"/>
-              <w:bottom w:type="dxa" w:w="70"/>
+              <w:top w:type="dxa" w:w="45"/>
+              <w:left w:type="dxa" w:w="100"/>
+              <w:bottom w:type="dxa" w:w="45"/>
               <w:right w:type="dxa" w:w="100"/>
             </w:tcMar>
             <w:vAlign w:val="center"/>
@@ -13296,9 +14346,9 @@
           <w:tcPr>
             <w:tcW w:type="dxa" w:w="1800"/>
             <w:tcMar>
-              <w:top w:type="dxa" w:w="70"/>
-              <w:left w:type="dxa" w:w="100"/>
-              <w:bottom w:type="dxa" w:w="70"/>
+              <w:top w:type="dxa" w:w="45"/>
+              <w:left w:type="dxa" w:w="100"/>
+              <w:bottom w:type="dxa" w:w="45"/>
               <w:right w:type="dxa" w:w="100"/>
             </w:tcMar>
             <w:vAlign w:val="center"/>
@@ -13325,9 +14375,9 @@
           <w:tcPr>
             <w:tcW w:type="dxa" w:w="1800"/>
             <w:tcMar>
-              <w:top w:type="dxa" w:w="70"/>
-              <w:left w:type="dxa" w:w="100"/>
-              <w:bottom w:type="dxa" w:w="70"/>
+              <w:top w:type="dxa" w:w="45"/>
+              <w:left w:type="dxa" w:w="100"/>
+              <w:bottom w:type="dxa" w:w="45"/>
               <w:right w:type="dxa" w:w="100"/>
             </w:tcMar>
             <w:vAlign w:val="center"/>
@@ -13354,9 +14404,9 @@
           <w:tcPr>
             <w:tcW w:type="dxa" w:w="2000"/>
             <w:tcMar>
-              <w:top w:type="dxa" w:w="70"/>
-              <w:left w:type="dxa" w:w="100"/>
-              <w:bottom w:type="dxa" w:w="70"/>
+              <w:top w:type="dxa" w:w="45"/>
+              <w:left w:type="dxa" w:w="100"/>
+              <w:bottom w:type="dxa" w:w="45"/>
               <w:right w:type="dxa" w:w="100"/>
             </w:tcMar>
             <w:vAlign w:val="center"/>
@@ -13389,9 +14439,9 @@
           <w:tcPr>
             <w:tcW w:type="dxa" w:w="1500"/>
             <w:tcMar>
-              <w:top w:type="dxa" w:w="70"/>
-              <w:left w:type="dxa" w:w="100"/>
-              <w:bottom w:type="dxa" w:w="70"/>
+              <w:top w:type="dxa" w:w="45"/>
+              <w:left w:type="dxa" w:w="100"/>
+              <w:bottom w:type="dxa" w:w="45"/>
               <w:right w:type="dxa" w:w="100"/>
             </w:tcMar>
             <w:vAlign w:val="center"/>
@@ -13418,9 +14468,9 @@
           <w:tcPr>
             <w:tcW w:type="dxa" w:w="1400"/>
             <w:tcMar>
-              <w:top w:type="dxa" w:w="70"/>
-              <w:left w:type="dxa" w:w="100"/>
-              <w:bottom w:type="dxa" w:w="70"/>
+              <w:top w:type="dxa" w:w="45"/>
+              <w:left w:type="dxa" w:w="100"/>
+              <w:bottom w:type="dxa" w:w="45"/>
               <w:right w:type="dxa" w:w="100"/>
             </w:tcMar>
             <w:vAlign w:val="center"/>
@@ -13447,9 +14497,9 @@
           <w:tcPr>
             <w:tcW w:type="dxa" w:w="1400"/>
             <w:tcMar>
-              <w:top w:type="dxa" w:w="70"/>
-              <w:left w:type="dxa" w:w="100"/>
-              <w:bottom w:type="dxa" w:w="70"/>
+              <w:top w:type="dxa" w:w="45"/>
+              <w:left w:type="dxa" w:w="100"/>
+              <w:bottom w:type="dxa" w:w="45"/>
               <w:right w:type="dxa" w:w="100"/>
             </w:tcMar>
             <w:vAlign w:val="center"/>
@@ -13476,9 +14526,9 @@
           <w:tcPr>
             <w:tcW w:type="dxa" w:w="1800"/>
             <w:tcMar>
-              <w:top w:type="dxa" w:w="70"/>
-              <w:left w:type="dxa" w:w="100"/>
-              <w:bottom w:type="dxa" w:w="70"/>
+              <w:top w:type="dxa" w:w="45"/>
+              <w:left w:type="dxa" w:w="100"/>
+              <w:bottom w:type="dxa" w:w="45"/>
               <w:right w:type="dxa" w:w="100"/>
             </w:tcMar>
             <w:vAlign w:val="center"/>
@@ -13505,9 +14555,9 @@
           <w:tcPr>
             <w:tcW w:type="dxa" w:w="1800"/>
             <w:tcMar>
-              <w:top w:type="dxa" w:w="70"/>
-              <w:left w:type="dxa" w:w="100"/>
-              <w:bottom w:type="dxa" w:w="70"/>
+              <w:top w:type="dxa" w:w="45"/>
+              <w:left w:type="dxa" w:w="100"/>
+              <w:bottom w:type="dxa" w:w="45"/>
               <w:right w:type="dxa" w:w="100"/>
             </w:tcMar>
             <w:vAlign w:val="center"/>
@@ -13534,9 +14584,9 @@
           <w:tcPr>
             <w:tcW w:type="dxa" w:w="2000"/>
             <w:tcMar>
-              <w:top w:type="dxa" w:w="70"/>
-              <w:left w:type="dxa" w:w="100"/>
-              <w:bottom w:type="dxa" w:w="70"/>
+              <w:top w:type="dxa" w:w="45"/>
+              <w:left w:type="dxa" w:w="100"/>
+              <w:bottom w:type="dxa" w:w="45"/>
               <w:right w:type="dxa" w:w="100"/>
             </w:tcMar>
             <w:vAlign w:val="center"/>
@@ -13569,9 +14619,9 @@
           <w:tcPr>
             <w:tcW w:type="dxa" w:w="1500"/>
             <w:tcMar>
-              <w:top w:type="dxa" w:w="70"/>
-              <w:left w:type="dxa" w:w="100"/>
-              <w:bottom w:type="dxa" w:w="70"/>
+              <w:top w:type="dxa" w:w="45"/>
+              <w:left w:type="dxa" w:w="100"/>
+              <w:bottom w:type="dxa" w:w="45"/>
               <w:right w:type="dxa" w:w="100"/>
             </w:tcMar>
             <w:vAlign w:val="center"/>
@@ -13598,9 +14648,9 @@
           <w:tcPr>
             <w:tcW w:type="dxa" w:w="1400"/>
             <w:tcMar>
-              <w:top w:type="dxa" w:w="70"/>
-              <w:left w:type="dxa" w:w="100"/>
-              <w:bottom w:type="dxa" w:w="70"/>
+              <w:top w:type="dxa" w:w="45"/>
+              <w:left w:type="dxa" w:w="100"/>
+              <w:bottom w:type="dxa" w:w="45"/>
               <w:right w:type="dxa" w:w="100"/>
             </w:tcMar>
             <w:vAlign w:val="center"/>
@@ -13627,9 +14677,9 @@
           <w:tcPr>
             <w:tcW w:type="dxa" w:w="1400"/>
             <w:tcMar>
-              <w:top w:type="dxa" w:w="70"/>
-              <w:left w:type="dxa" w:w="100"/>
-              <w:bottom w:type="dxa" w:w="70"/>
+              <w:top w:type="dxa" w:w="45"/>
+              <w:left w:type="dxa" w:w="100"/>
+              <w:bottom w:type="dxa" w:w="45"/>
               <w:right w:type="dxa" w:w="100"/>
             </w:tcMar>
             <w:vAlign w:val="center"/>
@@ -13656,9 +14706,9 @@
           <w:tcPr>
             <w:tcW w:type="dxa" w:w="1800"/>
             <w:tcMar>
-              <w:top w:type="dxa" w:w="70"/>
-              <w:left w:type="dxa" w:w="100"/>
-              <w:bottom w:type="dxa" w:w="70"/>
+              <w:top w:type="dxa" w:w="45"/>
+              <w:left w:type="dxa" w:w="100"/>
+              <w:bottom w:type="dxa" w:w="45"/>
               <w:right w:type="dxa" w:w="100"/>
             </w:tcMar>
             <w:vAlign w:val="center"/>
@@ -13685,9 +14735,9 @@
           <w:tcPr>
             <w:tcW w:type="dxa" w:w="1800"/>
             <w:tcMar>
-              <w:top w:type="dxa" w:w="70"/>
-              <w:left w:type="dxa" w:w="100"/>
-              <w:bottom w:type="dxa" w:w="70"/>
+              <w:top w:type="dxa" w:w="45"/>
+              <w:left w:type="dxa" w:w="100"/>
+              <w:bottom w:type="dxa" w:w="45"/>
               <w:right w:type="dxa" w:w="100"/>
             </w:tcMar>
             <w:vAlign w:val="center"/>
@@ -13714,9 +14764,9 @@
           <w:tcPr>
             <w:tcW w:type="dxa" w:w="2000"/>
             <w:tcMar>
-              <w:top w:type="dxa" w:w="70"/>
-              <w:left w:type="dxa" w:w="100"/>
-              <w:bottom w:type="dxa" w:w="70"/>
+              <w:top w:type="dxa" w:w="45"/>
+              <w:left w:type="dxa" w:w="100"/>
+              <w:bottom w:type="dxa" w:w="45"/>
               <w:right w:type="dxa" w:w="100"/>
             </w:tcMar>
             <w:vAlign w:val="center"/>
@@ -13749,9 +14799,9 @@
           <w:tcPr>
             <w:tcW w:type="dxa" w:w="1500"/>
             <w:tcMar>
-              <w:top w:type="dxa" w:w="70"/>
-              <w:left w:type="dxa" w:w="100"/>
-              <w:bottom w:type="dxa" w:w="70"/>
+              <w:top w:type="dxa" w:w="45"/>
+              <w:left w:type="dxa" w:w="100"/>
+              <w:bottom w:type="dxa" w:w="45"/>
               <w:right w:type="dxa" w:w="100"/>
             </w:tcMar>
             <w:vAlign w:val="center"/>
@@ -13778,9 +14828,9 @@
           <w:tcPr>
             <w:tcW w:type="dxa" w:w="1400"/>
             <w:tcMar>
-              <w:top w:type="dxa" w:w="70"/>
-              <w:left w:type="dxa" w:w="100"/>
-              <w:bottom w:type="dxa" w:w="70"/>
+              <w:top w:type="dxa" w:w="45"/>
+              <w:left w:type="dxa" w:w="100"/>
+              <w:bottom w:type="dxa" w:w="45"/>
               <w:right w:type="dxa" w:w="100"/>
             </w:tcMar>
             <w:vAlign w:val="center"/>
@@ -13807,9 +14857,9 @@
           <w:tcPr>
             <w:tcW w:type="dxa" w:w="1400"/>
             <w:tcMar>
-              <w:top w:type="dxa" w:w="70"/>
-              <w:left w:type="dxa" w:w="100"/>
-              <w:bottom w:type="dxa" w:w="70"/>
+              <w:top w:type="dxa" w:w="45"/>
+              <w:left w:type="dxa" w:w="100"/>
+              <w:bottom w:type="dxa" w:w="45"/>
               <w:right w:type="dxa" w:w="100"/>
             </w:tcMar>
             <w:vAlign w:val="center"/>
@@ -13836,9 +14886,9 @@
           <w:tcPr>
             <w:tcW w:type="dxa" w:w="1800"/>
             <w:tcMar>
-              <w:top w:type="dxa" w:w="70"/>
-              <w:left w:type="dxa" w:w="100"/>
-              <w:bottom w:type="dxa" w:w="70"/>
+              <w:top w:type="dxa" w:w="45"/>
+              <w:left w:type="dxa" w:w="100"/>
+              <w:bottom w:type="dxa" w:w="45"/>
               <w:right w:type="dxa" w:w="100"/>
             </w:tcMar>
             <w:vAlign w:val="center"/>
@@ -13865,9 +14915,9 @@
           <w:tcPr>
             <w:tcW w:type="dxa" w:w="1800"/>
             <w:tcMar>
-              <w:top w:type="dxa" w:w="70"/>
-              <w:left w:type="dxa" w:w="100"/>
-              <w:bottom w:type="dxa" w:w="70"/>
+              <w:top w:type="dxa" w:w="45"/>
+              <w:left w:type="dxa" w:w="100"/>
+              <w:bottom w:type="dxa" w:w="45"/>
               <w:right w:type="dxa" w:w="100"/>
             </w:tcMar>
             <w:vAlign w:val="center"/>
@@ -13894,9 +14944,9 @@
           <w:tcPr>
             <w:tcW w:type="dxa" w:w="2000"/>
             <w:tcMar>
-              <w:top w:type="dxa" w:w="70"/>
-              <w:left w:type="dxa" w:w="100"/>
-              <w:bottom w:type="dxa" w:w="70"/>
+              <w:top w:type="dxa" w:w="45"/>
+              <w:left w:type="dxa" w:w="100"/>
+              <w:bottom w:type="dxa" w:w="45"/>
               <w:right w:type="dxa" w:w="100"/>
             </w:tcMar>
             <w:vAlign w:val="center"/>
@@ -13929,9 +14979,9 @@
           <w:tcPr>
             <w:tcW w:type="dxa" w:w="1500"/>
             <w:tcMar>
-              <w:top w:type="dxa" w:w="70"/>
-              <w:left w:type="dxa" w:w="100"/>
-              <w:bottom w:type="dxa" w:w="70"/>
+              <w:top w:type="dxa" w:w="45"/>
+              <w:left w:type="dxa" w:w="100"/>
+              <w:bottom w:type="dxa" w:w="45"/>
               <w:right w:type="dxa" w:w="100"/>
             </w:tcMar>
             <w:vAlign w:val="center"/>
@@ -13958,9 +15008,9 @@
           <w:tcPr>
             <w:tcW w:type="dxa" w:w="1400"/>
             <w:tcMar>
-              <w:top w:type="dxa" w:w="70"/>
-              <w:left w:type="dxa" w:w="100"/>
-              <w:bottom w:type="dxa" w:w="70"/>
+              <w:top w:type="dxa" w:w="45"/>
+              <w:left w:type="dxa" w:w="100"/>
+              <w:bottom w:type="dxa" w:w="45"/>
               <w:right w:type="dxa" w:w="100"/>
             </w:tcMar>
             <w:vAlign w:val="center"/>
@@ -13987,9 +15037,9 @@
           <w:tcPr>
             <w:tcW w:type="dxa" w:w="1400"/>
             <w:tcMar>
-              <w:top w:type="dxa" w:w="70"/>
-              <w:left w:type="dxa" w:w="100"/>
-              <w:bottom w:type="dxa" w:w="70"/>
+              <w:top w:type="dxa" w:w="45"/>
+              <w:left w:type="dxa" w:w="100"/>
+              <w:bottom w:type="dxa" w:w="45"/>
               <w:right w:type="dxa" w:w="100"/>
             </w:tcMar>
             <w:vAlign w:val="center"/>
@@ -14016,9 +15066,9 @@
           <w:tcPr>
             <w:tcW w:type="dxa" w:w="1800"/>
             <w:tcMar>
-              <w:top w:type="dxa" w:w="70"/>
-              <w:left w:type="dxa" w:w="100"/>
-              <w:bottom w:type="dxa" w:w="70"/>
+              <w:top w:type="dxa" w:w="45"/>
+              <w:left w:type="dxa" w:w="100"/>
+              <w:bottom w:type="dxa" w:w="45"/>
               <w:right w:type="dxa" w:w="100"/>
             </w:tcMar>
             <w:vAlign w:val="center"/>
@@ -14045,9 +15095,9 @@
           <w:tcPr>
             <w:tcW w:type="dxa" w:w="1800"/>
             <w:tcMar>
-              <w:top w:type="dxa" w:w="70"/>
-              <w:left w:type="dxa" w:w="100"/>
-              <w:bottom w:type="dxa" w:w="70"/>
+              <w:top w:type="dxa" w:w="45"/>
+              <w:left w:type="dxa" w:w="100"/>
+              <w:bottom w:type="dxa" w:w="45"/>
               <w:right w:type="dxa" w:w="100"/>
             </w:tcMar>
             <w:vAlign w:val="center"/>
@@ -14074,9 +15124,9 @@
           <w:tcPr>
             <w:tcW w:type="dxa" w:w="2000"/>
             <w:tcMar>
-              <w:top w:type="dxa" w:w="70"/>
-              <w:left w:type="dxa" w:w="100"/>
-              <w:bottom w:type="dxa" w:w="70"/>
+              <w:top w:type="dxa" w:w="45"/>
+              <w:left w:type="dxa" w:w="100"/>
+              <w:bottom w:type="dxa" w:w="45"/>
               <w:right w:type="dxa" w:w="100"/>
             </w:tcMar>
             <w:vAlign w:val="center"/>
@@ -14109,9 +15159,9 @@
           <w:tcPr>
             <w:tcW w:type="dxa" w:w="1500"/>
             <w:tcMar>
-              <w:top w:type="dxa" w:w="70"/>
-              <w:left w:type="dxa" w:w="100"/>
-              <w:bottom w:type="dxa" w:w="70"/>
+              <w:top w:type="dxa" w:w="45"/>
+              <w:left w:type="dxa" w:w="100"/>
+              <w:bottom w:type="dxa" w:w="45"/>
               <w:right w:type="dxa" w:w="100"/>
             </w:tcMar>
             <w:vAlign w:val="center"/>
@@ -14138,9 +15188,9 @@
           <w:tcPr>
             <w:tcW w:type="dxa" w:w="1400"/>
             <w:tcMar>
-              <w:top w:type="dxa" w:w="70"/>
-              <w:left w:type="dxa" w:w="100"/>
-              <w:bottom w:type="dxa" w:w="70"/>
+              <w:top w:type="dxa" w:w="45"/>
+              <w:left w:type="dxa" w:w="100"/>
+              <w:bottom w:type="dxa" w:w="45"/>
               <w:right w:type="dxa" w:w="100"/>
             </w:tcMar>
             <w:vAlign w:val="center"/>
@@ -14167,9 +15217,9 @@
           <w:tcPr>
             <w:tcW w:type="dxa" w:w="1400"/>
             <w:tcMar>
-              <w:top w:type="dxa" w:w="70"/>
-              <w:left w:type="dxa" w:w="100"/>
-              <w:bottom w:type="dxa" w:w="70"/>
+              <w:top w:type="dxa" w:w="45"/>
+              <w:left w:type="dxa" w:w="100"/>
+              <w:bottom w:type="dxa" w:w="45"/>
               <w:right w:type="dxa" w:w="100"/>
             </w:tcMar>
             <w:vAlign w:val="center"/>
@@ -14196,9 +15246,9 @@
           <w:tcPr>
             <w:tcW w:type="dxa" w:w="1800"/>
             <w:tcMar>
-              <w:top w:type="dxa" w:w="70"/>
-              <w:left w:type="dxa" w:w="100"/>
-              <w:bottom w:type="dxa" w:w="70"/>
+              <w:top w:type="dxa" w:w="45"/>
+              <w:left w:type="dxa" w:w="100"/>
+              <w:bottom w:type="dxa" w:w="45"/>
               <w:right w:type="dxa" w:w="100"/>
             </w:tcMar>
             <w:vAlign w:val="center"/>
@@ -14225,9 +15275,9 @@
           <w:tcPr>
             <w:tcW w:type="dxa" w:w="1800"/>
             <w:tcMar>
-              <w:top w:type="dxa" w:w="70"/>
-              <w:left w:type="dxa" w:w="100"/>
-              <w:bottom w:type="dxa" w:w="70"/>
+              <w:top w:type="dxa" w:w="45"/>
+              <w:left w:type="dxa" w:w="100"/>
+              <w:bottom w:type="dxa" w:w="45"/>
               <w:right w:type="dxa" w:w="100"/>
             </w:tcMar>
             <w:vAlign w:val="center"/>
@@ -14254,9 +15304,9 @@
           <w:tcPr>
             <w:tcW w:type="dxa" w:w="2000"/>
             <w:tcMar>
-              <w:top w:type="dxa" w:w="70"/>
-              <w:left w:type="dxa" w:w="100"/>
-              <w:bottom w:type="dxa" w:w="70"/>
+              <w:top w:type="dxa" w:w="45"/>
+              <w:left w:type="dxa" w:w="100"/>
+              <w:bottom w:type="dxa" w:w="45"/>
               <w:right w:type="dxa" w:w="100"/>
             </w:tcMar>
             <w:vAlign w:val="center"/>
@@ -14289,9 +15339,9 @@
           <w:tcPr>
             <w:tcW w:type="dxa" w:w="1500"/>
             <w:tcMar>
-              <w:top w:type="dxa" w:w="70"/>
-              <w:left w:type="dxa" w:w="100"/>
-              <w:bottom w:type="dxa" w:w="70"/>
+              <w:top w:type="dxa" w:w="45"/>
+              <w:left w:type="dxa" w:w="100"/>
+              <w:bottom w:type="dxa" w:w="45"/>
               <w:right w:type="dxa" w:w="100"/>
             </w:tcMar>
             <w:vAlign w:val="center"/>
@@ -14318,9 +15368,9 @@
           <w:tcPr>
             <w:tcW w:type="dxa" w:w="1400"/>
             <w:tcMar>
-              <w:top w:type="dxa" w:w="70"/>
-              <w:left w:type="dxa" w:w="100"/>
-              <w:bottom w:type="dxa" w:w="70"/>
+              <w:top w:type="dxa" w:w="45"/>
+              <w:left w:type="dxa" w:w="100"/>
+              <w:bottom w:type="dxa" w:w="45"/>
               <w:right w:type="dxa" w:w="100"/>
             </w:tcMar>
             <w:vAlign w:val="center"/>
@@ -14347,9 +15397,9 @@
           <w:tcPr>
             <w:tcW w:type="dxa" w:w="1400"/>
             <w:tcMar>
-              <w:top w:type="dxa" w:w="70"/>
-              <w:left w:type="dxa" w:w="100"/>
-              <w:bottom w:type="dxa" w:w="70"/>
+              <w:top w:type="dxa" w:w="45"/>
+              <w:left w:type="dxa" w:w="100"/>
+              <w:bottom w:type="dxa" w:w="45"/>
               <w:right w:type="dxa" w:w="100"/>
             </w:tcMar>
             <w:vAlign w:val="center"/>
@@ -14376,9 +15426,9 @@
           <w:tcPr>
             <w:tcW w:type="dxa" w:w="1800"/>
             <w:tcMar>
-              <w:top w:type="dxa" w:w="70"/>
-              <w:left w:type="dxa" w:w="100"/>
-              <w:bottom w:type="dxa" w:w="70"/>
+              <w:top w:type="dxa" w:w="45"/>
+              <w:left w:type="dxa" w:w="100"/>
+              <w:bottom w:type="dxa" w:w="45"/>
               <w:right w:type="dxa" w:w="100"/>
             </w:tcMar>
             <w:vAlign w:val="center"/>
@@ -14405,9 +15455,9 @@
           <w:tcPr>
             <w:tcW w:type="dxa" w:w="1800"/>
             <w:tcMar>
-              <w:top w:type="dxa" w:w="70"/>
-              <w:left w:type="dxa" w:w="100"/>
-              <w:bottom w:type="dxa" w:w="70"/>
+              <w:top w:type="dxa" w:w="45"/>
+              <w:left w:type="dxa" w:w="100"/>
+              <w:bottom w:type="dxa" w:w="45"/>
               <w:right w:type="dxa" w:w="100"/>
             </w:tcMar>
             <w:vAlign w:val="center"/>
@@ -14434,9 +15484,9 @@
           <w:tcPr>
             <w:tcW w:type="dxa" w:w="2000"/>
             <w:tcMar>
-              <w:top w:type="dxa" w:w="70"/>
-              <w:left w:type="dxa" w:w="100"/>
-              <w:bottom w:type="dxa" w:w="70"/>
+              <w:top w:type="dxa" w:w="45"/>
+              <w:left w:type="dxa" w:w="100"/>
+              <w:bottom w:type="dxa" w:w="45"/>
               <w:right w:type="dxa" w:w="100"/>
             </w:tcMar>
             <w:vAlign w:val="center"/>
@@ -14469,9 +15519,9 @@
           <w:tcPr>
             <w:tcW w:type="dxa" w:w="1500"/>
             <w:tcMar>
-              <w:top w:type="dxa" w:w="70"/>
-              <w:left w:type="dxa" w:w="100"/>
-              <w:bottom w:type="dxa" w:w="70"/>
+              <w:top w:type="dxa" w:w="45"/>
+              <w:left w:type="dxa" w:w="100"/>
+              <w:bottom w:type="dxa" w:w="45"/>
               <w:right w:type="dxa" w:w="100"/>
             </w:tcMar>
             <w:vAlign w:val="center"/>
@@ -14498,9 +15548,9 @@
           <w:tcPr>
             <w:tcW w:type="dxa" w:w="1400"/>
             <w:tcMar>
-              <w:top w:type="dxa" w:w="70"/>
-              <w:left w:type="dxa" w:w="100"/>
-              <w:bottom w:type="dxa" w:w="70"/>
+              <w:top w:type="dxa" w:w="45"/>
+              <w:left w:type="dxa" w:w="100"/>
+              <w:bottom w:type="dxa" w:w="45"/>
               <w:right w:type="dxa" w:w="100"/>
             </w:tcMar>
             <w:vAlign w:val="center"/>
@@ -14527,9 +15577,9 @@
           <w:tcPr>
             <w:tcW w:type="dxa" w:w="1400"/>
             <w:tcMar>
-              <w:top w:type="dxa" w:w="70"/>
-              <w:left w:type="dxa" w:w="100"/>
-              <w:bottom w:type="dxa" w:w="70"/>
+              <w:top w:type="dxa" w:w="45"/>
+              <w:left w:type="dxa" w:w="100"/>
+              <w:bottom w:type="dxa" w:w="45"/>
               <w:right w:type="dxa" w:w="100"/>
             </w:tcMar>
             <w:vAlign w:val="center"/>
@@ -14556,9 +15606,9 @@
           <w:tcPr>
             <w:tcW w:type="dxa" w:w="1800"/>
             <w:tcMar>
-              <w:top w:type="dxa" w:w="70"/>
-              <w:left w:type="dxa" w:w="100"/>
-              <w:bottom w:type="dxa" w:w="70"/>
+              <w:top w:type="dxa" w:w="45"/>
+              <w:left w:type="dxa" w:w="100"/>
+              <w:bottom w:type="dxa" w:w="45"/>
               <w:right w:type="dxa" w:w="100"/>
             </w:tcMar>
             <w:vAlign w:val="center"/>
@@ -14585,9 +15635,9 @@
           <w:tcPr>
             <w:tcW w:type="dxa" w:w="1800"/>
             <w:tcMar>
-              <w:top w:type="dxa" w:w="70"/>
-              <w:left w:type="dxa" w:w="100"/>
-              <w:bottom w:type="dxa" w:w="70"/>
+              <w:top w:type="dxa" w:w="45"/>
+              <w:left w:type="dxa" w:w="100"/>
+              <w:bottom w:type="dxa" w:w="45"/>
               <w:right w:type="dxa" w:w="100"/>
             </w:tcMar>
             <w:vAlign w:val="center"/>
@@ -14614,9 +15664,9 @@
           <w:tcPr>
             <w:tcW w:type="dxa" w:w="2000"/>
             <w:tcMar>
-              <w:top w:type="dxa" w:w="70"/>
-              <w:left w:type="dxa" w:w="100"/>
-              <w:bottom w:type="dxa" w:w="70"/>
+              <w:top w:type="dxa" w:w="45"/>
+              <w:left w:type="dxa" w:w="100"/>
+              <w:bottom w:type="dxa" w:w="45"/>
               <w:right w:type="dxa" w:w="100"/>
             </w:tcMar>
             <w:vAlign w:val="center"/>
@@ -14649,9 +15699,9 @@
           <w:tcPr>
             <w:tcW w:type="dxa" w:w="1500"/>
             <w:tcMar>
-              <w:top w:type="dxa" w:w="70"/>
-              <w:left w:type="dxa" w:w="100"/>
-              <w:bottom w:type="dxa" w:w="70"/>
+              <w:top w:type="dxa" w:w="45"/>
+              <w:left w:type="dxa" w:w="100"/>
+              <w:bottom w:type="dxa" w:w="45"/>
               <w:right w:type="dxa" w:w="100"/>
             </w:tcMar>
             <w:vAlign w:val="center"/>
@@ -14678,9 +15728,9 @@
           <w:tcPr>
             <w:tcW w:type="dxa" w:w="1400"/>
             <w:tcMar>
-              <w:top w:type="dxa" w:w="70"/>
-              <w:left w:type="dxa" w:w="100"/>
-              <w:bottom w:type="dxa" w:w="70"/>
+              <w:top w:type="dxa" w:w="45"/>
+              <w:left w:type="dxa" w:w="100"/>
+              <w:bottom w:type="dxa" w:w="45"/>
               <w:right w:type="dxa" w:w="100"/>
             </w:tcMar>
             <w:vAlign w:val="center"/>
@@ -14707,9 +15757,9 @@
           <w:tcPr>
             <w:tcW w:type="dxa" w:w="1400"/>
             <w:tcMar>
-              <w:top w:type="dxa" w:w="70"/>
-              <w:left w:type="dxa" w:w="100"/>
-              <w:bottom w:type="dxa" w:w="70"/>
+              <w:top w:type="dxa" w:w="45"/>
+              <w:left w:type="dxa" w:w="100"/>
+              <w:bottom w:type="dxa" w:w="45"/>
               <w:right w:type="dxa" w:w="100"/>
             </w:tcMar>
             <w:vAlign w:val="center"/>
@@ -14736,9 +15786,9 @@
           <w:tcPr>
             <w:tcW w:type="dxa" w:w="1800"/>
             <w:tcMar>
-              <w:top w:type="dxa" w:w="70"/>
-              <w:left w:type="dxa" w:w="100"/>
-              <w:bottom w:type="dxa" w:w="70"/>
+              <w:top w:type="dxa" w:w="45"/>
+              <w:left w:type="dxa" w:w="100"/>
+              <w:bottom w:type="dxa" w:w="45"/>
               <w:right w:type="dxa" w:w="100"/>
             </w:tcMar>
             <w:vAlign w:val="center"/>
@@ -14765,9 +15815,9 @@
           <w:tcPr>
             <w:tcW w:type="dxa" w:w="1800"/>
             <w:tcMar>
-              <w:top w:type="dxa" w:w="70"/>
-              <w:left w:type="dxa" w:w="100"/>
-              <w:bottom w:type="dxa" w:w="70"/>
+              <w:top w:type="dxa" w:w="45"/>
+              <w:left w:type="dxa" w:w="100"/>
+              <w:bottom w:type="dxa" w:w="45"/>
               <w:right w:type="dxa" w:w="100"/>
             </w:tcMar>
             <w:vAlign w:val="center"/>
@@ -14794,9 +15844,9 @@
           <w:tcPr>
             <w:tcW w:type="dxa" w:w="2000"/>
             <w:tcMar>
-              <w:top w:type="dxa" w:w="70"/>
-              <w:left w:type="dxa" w:w="100"/>
-              <w:bottom w:type="dxa" w:w="70"/>
+              <w:top w:type="dxa" w:w="45"/>
+              <w:left w:type="dxa" w:w="100"/>
+              <w:bottom w:type="dxa" w:w="45"/>
               <w:right w:type="dxa" w:w="100"/>
             </w:tcMar>
             <w:vAlign w:val="center"/>
@@ -14829,9 +15879,9 @@
           <w:tcPr>
             <w:tcW w:type="dxa" w:w="1500"/>
             <w:tcMar>
-              <w:top w:type="dxa" w:w="70"/>
-              <w:left w:type="dxa" w:w="100"/>
-              <w:bottom w:type="dxa" w:w="70"/>
+              <w:top w:type="dxa" w:w="45"/>
+              <w:left w:type="dxa" w:w="100"/>
+              <w:bottom w:type="dxa" w:w="45"/>
               <w:right w:type="dxa" w:w="100"/>
             </w:tcMar>
             <w:vAlign w:val="center"/>
@@ -14858,9 +15908,9 @@
           <w:tcPr>
             <w:tcW w:type="dxa" w:w="1400"/>
             <w:tcMar>
-              <w:top w:type="dxa" w:w="70"/>
-              <w:left w:type="dxa" w:w="100"/>
-              <w:bottom w:type="dxa" w:w="70"/>
+              <w:top w:type="dxa" w:w="45"/>
+              <w:left w:type="dxa" w:w="100"/>
+              <w:bottom w:type="dxa" w:w="45"/>
               <w:right w:type="dxa" w:w="100"/>
             </w:tcMar>
             <w:vAlign w:val="center"/>
@@ -14887,9 +15937,9 @@
           <w:tcPr>
             <w:tcW w:type="dxa" w:w="1400"/>
             <w:tcMar>
-              <w:top w:type="dxa" w:w="70"/>
-              <w:left w:type="dxa" w:w="100"/>
-              <w:bottom w:type="dxa" w:w="70"/>
+              <w:top w:type="dxa" w:w="45"/>
+              <w:left w:type="dxa" w:w="100"/>
+              <w:bottom w:type="dxa" w:w="45"/>
               <w:right w:type="dxa" w:w="100"/>
             </w:tcMar>
             <w:vAlign w:val="center"/>
@@ -14916,9 +15966,9 @@
           <w:tcPr>
             <w:tcW w:type="dxa" w:w="1800"/>
             <w:tcMar>
-              <w:top w:type="dxa" w:w="70"/>
-              <w:left w:type="dxa" w:w="100"/>
-              <w:bottom w:type="dxa" w:w="70"/>
+              <w:top w:type="dxa" w:w="45"/>
+              <w:left w:type="dxa" w:w="100"/>
+              <w:bottom w:type="dxa" w:w="45"/>
               <w:right w:type="dxa" w:w="100"/>
             </w:tcMar>
             <w:vAlign w:val="center"/>
@@ -14945,9 +15995,9 @@
           <w:tcPr>
             <w:tcW w:type="dxa" w:w="1800"/>
             <w:tcMar>
-              <w:top w:type="dxa" w:w="70"/>
-              <w:left w:type="dxa" w:w="100"/>
-              <w:bottom w:type="dxa" w:w="70"/>
+              <w:top w:type="dxa" w:w="45"/>
+              <w:left w:type="dxa" w:w="100"/>
+              <w:bottom w:type="dxa" w:w="45"/>
               <w:right w:type="dxa" w:w="100"/>
             </w:tcMar>
             <w:vAlign w:val="center"/>
@@ -14974,9 +16024,9 @@
           <w:tcPr>
             <w:tcW w:type="dxa" w:w="2000"/>
             <w:tcMar>
-              <w:top w:type="dxa" w:w="70"/>
-              <w:left w:type="dxa" w:w="100"/>
-              <w:bottom w:type="dxa" w:w="70"/>
+              <w:top w:type="dxa" w:w="45"/>
+              <w:left w:type="dxa" w:w="100"/>
+              <w:bottom w:type="dxa" w:w="45"/>
               <w:right w:type="dxa" w:w="100"/>
             </w:tcMar>
             <w:vAlign w:val="center"/>
@@ -15009,8 +16059,11 @@
     <w:p>
       <w:pPr>
         <w:keepNext/>
+        <w:pBdr>
+          <w:bottom w:val="single" w:color="C9C2B6" w:sz="6" w:space="2"/>
+        </w:pBdr>
         <w:bidi/>
-        <w:spacing w:after="80" w:before="120" w:line="320"/>
+        <w:spacing w:after="80" w:before="140"/>
         <w:jc w:val="left"/>
       </w:pPr>
       <w:r>
@@ -15018,7 +16071,7 @@
           <w:rFonts w:ascii="Arial" w:cs="Arial" w:eastAsia="Arial" w:hAnsi="Arial"/>
           <w:b/>
           <w:bCs/>
-          <w:color w:val="000000"/>
+          <w:color w:val="0B284A"/>
           <w:sz w:val="23"/>
           <w:szCs w:val="23"/>
         </w:rPr>
@@ -15070,11 +16123,11 @@
         <w:tc>
           <w:tcPr>
             <w:tcW w:type="dxa" w:w="4600"/>
-            <w:shd w:fill="D9D9D9" w:color="auto" w:val="clear"/>
-            <w:tcMar>
-              <w:top w:type="dxa" w:w="70"/>
-              <w:left w:type="dxa" w:w="100"/>
-              <w:bottom w:type="dxa" w:w="70"/>
+            <w:shd w:fill="0B284A" w:color="auto" w:val="clear"/>
+            <w:tcMar>
+              <w:top w:type="dxa" w:w="45"/>
+              <w:left w:type="dxa" w:w="100"/>
+              <w:bottom w:type="dxa" w:w="45"/>
               <w:right w:type="dxa" w:w="100"/>
             </w:tcMar>
             <w:vAlign w:val="center"/>
@@ -15089,7 +16142,7 @@
                 <w:rFonts w:ascii="Arial" w:cs="Arial" w:eastAsia="Arial" w:hAnsi="Arial"/>
                 <w:b/>
                 <w:bCs/>
-                <w:color w:val="000000"/>
+                <w:color w:val="FFFFFF"/>
                 <w:sz w:val="20"/>
                 <w:szCs w:val="20"/>
               </w:rPr>
@@ -15100,11 +16153,11 @@
         <w:tc>
           <w:tcPr>
             <w:tcW w:type="dxa" w:w="1100"/>
-            <w:shd w:fill="D9D9D9" w:color="auto" w:val="clear"/>
-            <w:tcMar>
-              <w:top w:type="dxa" w:w="70"/>
-              <w:left w:type="dxa" w:w="100"/>
-              <w:bottom w:type="dxa" w:w="70"/>
+            <w:shd w:fill="0B284A" w:color="auto" w:val="clear"/>
+            <w:tcMar>
+              <w:top w:type="dxa" w:w="45"/>
+              <w:left w:type="dxa" w:w="100"/>
+              <w:bottom w:type="dxa" w:w="45"/>
               <w:right w:type="dxa" w:w="100"/>
             </w:tcMar>
             <w:vAlign w:val="center"/>
@@ -15119,7 +16172,7 @@
                 <w:rFonts w:ascii="Arial" w:cs="Arial" w:eastAsia="Arial" w:hAnsi="Arial"/>
                 <w:b/>
                 <w:bCs/>
-                <w:color w:val="000000"/>
+                <w:color w:val="FFFFFF"/>
                 <w:sz w:val="20"/>
                 <w:szCs w:val="20"/>
               </w:rPr>
@@ -15130,11 +16183,11 @@
         <w:tc>
           <w:tcPr>
             <w:tcW w:type="dxa" w:w="1100"/>
-            <w:shd w:fill="D9D9D9" w:color="auto" w:val="clear"/>
-            <w:tcMar>
-              <w:top w:type="dxa" w:w="70"/>
-              <w:left w:type="dxa" w:w="100"/>
-              <w:bottom w:type="dxa" w:w="70"/>
+            <w:shd w:fill="0B284A" w:color="auto" w:val="clear"/>
+            <w:tcMar>
+              <w:top w:type="dxa" w:w="45"/>
+              <w:left w:type="dxa" w:w="100"/>
+              <w:bottom w:type="dxa" w:w="45"/>
               <w:right w:type="dxa" w:w="100"/>
             </w:tcMar>
             <w:vAlign w:val="center"/>
@@ -15149,7 +16202,7 @@
                 <w:rFonts w:ascii="Arial" w:cs="Arial" w:eastAsia="Arial" w:hAnsi="Arial"/>
                 <w:b/>
                 <w:bCs/>
-                <w:color w:val="000000"/>
+                <w:color w:val="FFFFFF"/>
                 <w:sz w:val="20"/>
                 <w:szCs w:val="20"/>
               </w:rPr>
@@ -15160,11 +16213,11 @@
         <w:tc>
           <w:tcPr>
             <w:tcW w:type="dxa" w:w="3100"/>
-            <w:shd w:fill="D9D9D9" w:color="auto" w:val="clear"/>
-            <w:tcMar>
-              <w:top w:type="dxa" w:w="70"/>
-              <w:left w:type="dxa" w:w="100"/>
-              <w:bottom w:type="dxa" w:w="70"/>
+            <w:shd w:fill="0B284A" w:color="auto" w:val="clear"/>
+            <w:tcMar>
+              <w:top w:type="dxa" w:w="45"/>
+              <w:left w:type="dxa" w:w="100"/>
+              <w:bottom w:type="dxa" w:w="45"/>
               <w:right w:type="dxa" w:w="100"/>
             </w:tcMar>
             <w:vAlign w:val="center"/>
@@ -15179,7 +16232,7 @@
                 <w:rFonts w:ascii="Arial" w:cs="Arial" w:eastAsia="Arial" w:hAnsi="Arial"/>
                 <w:b/>
                 <w:bCs/>
-                <w:color w:val="000000"/>
+                <w:color w:val="FFFFFF"/>
                 <w:sz w:val="20"/>
                 <w:szCs w:val="20"/>
               </w:rPr>
@@ -15197,9 +16250,9 @@
           <w:tcPr>
             <w:tcW w:type="dxa" w:w="4600"/>
             <w:tcMar>
-              <w:top w:type="dxa" w:w="70"/>
-              <w:left w:type="dxa" w:w="100"/>
-              <w:bottom w:type="dxa" w:w="70"/>
+              <w:top w:type="dxa" w:w="45"/>
+              <w:left w:type="dxa" w:w="100"/>
+              <w:bottom w:type="dxa" w:w="45"/>
               <w:right w:type="dxa" w:w="100"/>
             </w:tcMar>
             <w:vAlign w:val="center"/>
@@ -15226,9 +16279,9 @@
           <w:tcPr>
             <w:tcW w:type="dxa" w:w="1100"/>
             <w:tcMar>
-              <w:top w:type="dxa" w:w="70"/>
-              <w:left w:type="dxa" w:w="100"/>
-              <w:bottom w:type="dxa" w:w="70"/>
+              <w:top w:type="dxa" w:w="45"/>
+              <w:left w:type="dxa" w:w="100"/>
+              <w:bottom w:type="dxa" w:w="45"/>
               <w:right w:type="dxa" w:w="100"/>
             </w:tcMar>
             <w:vAlign w:val="center"/>
@@ -15255,9 +16308,9 @@
           <w:tcPr>
             <w:tcW w:type="dxa" w:w="1100"/>
             <w:tcMar>
-              <w:top w:type="dxa" w:w="70"/>
-              <w:left w:type="dxa" w:w="100"/>
-              <w:bottom w:type="dxa" w:w="70"/>
+              <w:top w:type="dxa" w:w="45"/>
+              <w:left w:type="dxa" w:w="100"/>
+              <w:bottom w:type="dxa" w:w="45"/>
               <w:right w:type="dxa" w:w="100"/>
             </w:tcMar>
             <w:vAlign w:val="center"/>
@@ -15284,9 +16337,9 @@
           <w:tcPr>
             <w:tcW w:type="dxa" w:w="3100"/>
             <w:tcMar>
-              <w:top w:type="dxa" w:w="70"/>
-              <w:left w:type="dxa" w:w="100"/>
-              <w:bottom w:type="dxa" w:w="70"/>
+              <w:top w:type="dxa" w:w="45"/>
+              <w:left w:type="dxa" w:w="100"/>
+              <w:bottom w:type="dxa" w:w="45"/>
               <w:right w:type="dxa" w:w="100"/>
             </w:tcMar>
             <w:vAlign w:val="center"/>
@@ -15318,10 +16371,11 @@
         <w:tc>
           <w:tcPr>
             <w:tcW w:type="dxa" w:w="4600"/>
-            <w:tcMar>
-              <w:top w:type="dxa" w:w="70"/>
-              <w:left w:type="dxa" w:w="100"/>
-              <w:bottom w:type="dxa" w:w="70"/>
+            <w:shd w:fill="EEEAE3" w:color="auto" w:val="clear"/>
+            <w:tcMar>
+              <w:top w:type="dxa" w:w="45"/>
+              <w:left w:type="dxa" w:w="100"/>
+              <w:bottom w:type="dxa" w:w="45"/>
               <w:right w:type="dxa" w:w="100"/>
             </w:tcMar>
             <w:vAlign w:val="center"/>
@@ -15347,10 +16401,11 @@
         <w:tc>
           <w:tcPr>
             <w:tcW w:type="dxa" w:w="1100"/>
-            <w:tcMar>
-              <w:top w:type="dxa" w:w="70"/>
-              <w:left w:type="dxa" w:w="100"/>
-              <w:bottom w:type="dxa" w:w="70"/>
+            <w:shd w:fill="EEEAE3" w:color="auto" w:val="clear"/>
+            <w:tcMar>
+              <w:top w:type="dxa" w:w="45"/>
+              <w:left w:type="dxa" w:w="100"/>
+              <w:bottom w:type="dxa" w:w="45"/>
               <w:right w:type="dxa" w:w="100"/>
             </w:tcMar>
             <w:vAlign w:val="center"/>
@@ -15376,10 +16431,11 @@
         <w:tc>
           <w:tcPr>
             <w:tcW w:type="dxa" w:w="1100"/>
-            <w:tcMar>
-              <w:top w:type="dxa" w:w="70"/>
-              <w:left w:type="dxa" w:w="100"/>
-              <w:bottom w:type="dxa" w:w="70"/>
+            <w:shd w:fill="EEEAE3" w:color="auto" w:val="clear"/>
+            <w:tcMar>
+              <w:top w:type="dxa" w:w="45"/>
+              <w:left w:type="dxa" w:w="100"/>
+              <w:bottom w:type="dxa" w:w="45"/>
               <w:right w:type="dxa" w:w="100"/>
             </w:tcMar>
             <w:vAlign w:val="center"/>
@@ -15405,10 +16461,11 @@
         <w:tc>
           <w:tcPr>
             <w:tcW w:type="dxa" w:w="3100"/>
-            <w:tcMar>
-              <w:top w:type="dxa" w:w="70"/>
-              <w:left w:type="dxa" w:w="100"/>
-              <w:bottom w:type="dxa" w:w="70"/>
+            <w:shd w:fill="EEEAE3" w:color="auto" w:val="clear"/>
+            <w:tcMar>
+              <w:top w:type="dxa" w:w="45"/>
+              <w:left w:type="dxa" w:w="100"/>
+              <w:bottom w:type="dxa" w:w="45"/>
               <w:right w:type="dxa" w:w="100"/>
             </w:tcMar>
             <w:vAlign w:val="center"/>
@@ -15441,9 +16498,9 @@
           <w:tcPr>
             <w:tcW w:type="dxa" w:w="4600"/>
             <w:tcMar>
-              <w:top w:type="dxa" w:w="70"/>
-              <w:left w:type="dxa" w:w="100"/>
-              <w:bottom w:type="dxa" w:w="70"/>
+              <w:top w:type="dxa" w:w="45"/>
+              <w:left w:type="dxa" w:w="100"/>
+              <w:bottom w:type="dxa" w:w="45"/>
               <w:right w:type="dxa" w:w="100"/>
             </w:tcMar>
             <w:vAlign w:val="center"/>
@@ -15470,9 +16527,9 @@
           <w:tcPr>
             <w:tcW w:type="dxa" w:w="1100"/>
             <w:tcMar>
-              <w:top w:type="dxa" w:w="70"/>
-              <w:left w:type="dxa" w:w="100"/>
-              <w:bottom w:type="dxa" w:w="70"/>
+              <w:top w:type="dxa" w:w="45"/>
+              <w:left w:type="dxa" w:w="100"/>
+              <w:bottom w:type="dxa" w:w="45"/>
               <w:right w:type="dxa" w:w="100"/>
             </w:tcMar>
             <w:vAlign w:val="center"/>
@@ -15499,9 +16556,9 @@
           <w:tcPr>
             <w:tcW w:type="dxa" w:w="1100"/>
             <w:tcMar>
-              <w:top w:type="dxa" w:w="70"/>
-              <w:left w:type="dxa" w:w="100"/>
-              <w:bottom w:type="dxa" w:w="70"/>
+              <w:top w:type="dxa" w:w="45"/>
+              <w:left w:type="dxa" w:w="100"/>
+              <w:bottom w:type="dxa" w:w="45"/>
               <w:right w:type="dxa" w:w="100"/>
             </w:tcMar>
             <w:vAlign w:val="center"/>
@@ -15528,9 +16585,9 @@
           <w:tcPr>
             <w:tcW w:type="dxa" w:w="3100"/>
             <w:tcMar>
-              <w:top w:type="dxa" w:w="70"/>
-              <w:left w:type="dxa" w:w="100"/>
-              <w:bottom w:type="dxa" w:w="70"/>
+              <w:top w:type="dxa" w:w="45"/>
+              <w:left w:type="dxa" w:w="100"/>
+              <w:bottom w:type="dxa" w:w="45"/>
               <w:right w:type="dxa" w:w="100"/>
             </w:tcMar>
             <w:vAlign w:val="center"/>
@@ -15562,10 +16619,11 @@
         <w:tc>
           <w:tcPr>
             <w:tcW w:type="dxa" w:w="4600"/>
-            <w:tcMar>
-              <w:top w:type="dxa" w:w="70"/>
-              <w:left w:type="dxa" w:w="100"/>
-              <w:bottom w:type="dxa" w:w="70"/>
+            <w:shd w:fill="EEEAE3" w:color="auto" w:val="clear"/>
+            <w:tcMar>
+              <w:top w:type="dxa" w:w="45"/>
+              <w:left w:type="dxa" w:w="100"/>
+              <w:bottom w:type="dxa" w:w="45"/>
               <w:right w:type="dxa" w:w="100"/>
             </w:tcMar>
             <w:vAlign w:val="center"/>
@@ -15591,10 +16649,11 @@
         <w:tc>
           <w:tcPr>
             <w:tcW w:type="dxa" w:w="1100"/>
-            <w:tcMar>
-              <w:top w:type="dxa" w:w="70"/>
-              <w:left w:type="dxa" w:w="100"/>
-              <w:bottom w:type="dxa" w:w="70"/>
+            <w:shd w:fill="EEEAE3" w:color="auto" w:val="clear"/>
+            <w:tcMar>
+              <w:top w:type="dxa" w:w="45"/>
+              <w:left w:type="dxa" w:w="100"/>
+              <w:bottom w:type="dxa" w:w="45"/>
               <w:right w:type="dxa" w:w="100"/>
             </w:tcMar>
             <w:vAlign w:val="center"/>
@@ -15620,10 +16679,11 @@
         <w:tc>
           <w:tcPr>
             <w:tcW w:type="dxa" w:w="1100"/>
-            <w:tcMar>
-              <w:top w:type="dxa" w:w="70"/>
-              <w:left w:type="dxa" w:w="100"/>
-              <w:bottom w:type="dxa" w:w="70"/>
+            <w:shd w:fill="EEEAE3" w:color="auto" w:val="clear"/>
+            <w:tcMar>
+              <w:top w:type="dxa" w:w="45"/>
+              <w:left w:type="dxa" w:w="100"/>
+              <w:bottom w:type="dxa" w:w="45"/>
               <w:right w:type="dxa" w:w="100"/>
             </w:tcMar>
             <w:vAlign w:val="center"/>
@@ -15649,10 +16709,11 @@
         <w:tc>
           <w:tcPr>
             <w:tcW w:type="dxa" w:w="3100"/>
-            <w:tcMar>
-              <w:top w:type="dxa" w:w="70"/>
-              <w:left w:type="dxa" w:w="100"/>
-              <w:bottom w:type="dxa" w:w="70"/>
+            <w:shd w:fill="EEEAE3" w:color="auto" w:val="clear"/>
+            <w:tcMar>
+              <w:top w:type="dxa" w:w="45"/>
+              <w:left w:type="dxa" w:w="100"/>
+              <w:bottom w:type="dxa" w:w="45"/>
               <w:right w:type="dxa" w:w="100"/>
             </w:tcMar>
             <w:vAlign w:val="center"/>
@@ -15685,9 +16746,9 @@
           <w:tcPr>
             <w:tcW w:type="dxa" w:w="4600"/>
             <w:tcMar>
-              <w:top w:type="dxa" w:w="70"/>
-              <w:left w:type="dxa" w:w="100"/>
-              <w:bottom w:type="dxa" w:w="70"/>
+              <w:top w:type="dxa" w:w="45"/>
+              <w:left w:type="dxa" w:w="100"/>
+              <w:bottom w:type="dxa" w:w="45"/>
               <w:right w:type="dxa" w:w="100"/>
             </w:tcMar>
             <w:vAlign w:val="center"/>
@@ -15714,9 +16775,9 @@
           <w:tcPr>
             <w:tcW w:type="dxa" w:w="1100"/>
             <w:tcMar>
-              <w:top w:type="dxa" w:w="70"/>
-              <w:left w:type="dxa" w:w="100"/>
-              <w:bottom w:type="dxa" w:w="70"/>
+              <w:top w:type="dxa" w:w="45"/>
+              <w:left w:type="dxa" w:w="100"/>
+              <w:bottom w:type="dxa" w:w="45"/>
               <w:right w:type="dxa" w:w="100"/>
             </w:tcMar>
             <w:vAlign w:val="center"/>
@@ -15743,9 +16804,9 @@
           <w:tcPr>
             <w:tcW w:type="dxa" w:w="1100"/>
             <w:tcMar>
-              <w:top w:type="dxa" w:w="70"/>
-              <w:left w:type="dxa" w:w="100"/>
-              <w:bottom w:type="dxa" w:w="70"/>
+              <w:top w:type="dxa" w:w="45"/>
+              <w:left w:type="dxa" w:w="100"/>
+              <w:bottom w:type="dxa" w:w="45"/>
               <w:right w:type="dxa" w:w="100"/>
             </w:tcMar>
             <w:vAlign w:val="center"/>
@@ -15772,9 +16833,9 @@
           <w:tcPr>
             <w:tcW w:type="dxa" w:w="3100"/>
             <w:tcMar>
-              <w:top w:type="dxa" w:w="70"/>
-              <w:left w:type="dxa" w:w="100"/>
-              <w:bottom w:type="dxa" w:w="70"/>
+              <w:top w:type="dxa" w:w="45"/>
+              <w:left w:type="dxa" w:w="100"/>
+              <w:bottom w:type="dxa" w:w="45"/>
               <w:right w:type="dxa" w:w="100"/>
             </w:tcMar>
             <w:vAlign w:val="center"/>
@@ -15806,10 +16867,11 @@
         <w:tc>
           <w:tcPr>
             <w:tcW w:type="dxa" w:w="4600"/>
-            <w:tcMar>
-              <w:top w:type="dxa" w:w="70"/>
-              <w:left w:type="dxa" w:w="100"/>
-              <w:bottom w:type="dxa" w:w="70"/>
+            <w:shd w:fill="EEEAE3" w:color="auto" w:val="clear"/>
+            <w:tcMar>
+              <w:top w:type="dxa" w:w="45"/>
+              <w:left w:type="dxa" w:w="100"/>
+              <w:bottom w:type="dxa" w:w="45"/>
               <w:right w:type="dxa" w:w="100"/>
             </w:tcMar>
             <w:vAlign w:val="center"/>
@@ -15835,10 +16897,11 @@
         <w:tc>
           <w:tcPr>
             <w:tcW w:type="dxa" w:w="1100"/>
-            <w:tcMar>
-              <w:top w:type="dxa" w:w="70"/>
-              <w:left w:type="dxa" w:w="100"/>
-              <w:bottom w:type="dxa" w:w="70"/>
+            <w:shd w:fill="EEEAE3" w:color="auto" w:val="clear"/>
+            <w:tcMar>
+              <w:top w:type="dxa" w:w="45"/>
+              <w:left w:type="dxa" w:w="100"/>
+              <w:bottom w:type="dxa" w:w="45"/>
               <w:right w:type="dxa" w:w="100"/>
             </w:tcMar>
             <w:vAlign w:val="center"/>
@@ -15864,10 +16927,11 @@
         <w:tc>
           <w:tcPr>
             <w:tcW w:type="dxa" w:w="1100"/>
-            <w:tcMar>
-              <w:top w:type="dxa" w:w="70"/>
-              <w:left w:type="dxa" w:w="100"/>
-              <w:bottom w:type="dxa" w:w="70"/>
+            <w:shd w:fill="EEEAE3" w:color="auto" w:val="clear"/>
+            <w:tcMar>
+              <w:top w:type="dxa" w:w="45"/>
+              <w:left w:type="dxa" w:w="100"/>
+              <w:bottom w:type="dxa" w:w="45"/>
               <w:right w:type="dxa" w:w="100"/>
             </w:tcMar>
             <w:vAlign w:val="center"/>
@@ -15893,10 +16957,11 @@
         <w:tc>
           <w:tcPr>
             <w:tcW w:type="dxa" w:w="3100"/>
-            <w:tcMar>
-              <w:top w:type="dxa" w:w="70"/>
-              <w:left w:type="dxa" w:w="100"/>
-              <w:bottom w:type="dxa" w:w="70"/>
+            <w:shd w:fill="EEEAE3" w:color="auto" w:val="clear"/>
+            <w:tcMar>
+              <w:top w:type="dxa" w:w="45"/>
+              <w:left w:type="dxa" w:w="100"/>
+              <w:bottom w:type="dxa" w:w="45"/>
               <w:right w:type="dxa" w:w="100"/>
             </w:tcMar>
             <w:vAlign w:val="center"/>
@@ -15929,9 +16994,9 @@
           <w:tcPr>
             <w:tcW w:type="dxa" w:w="4600"/>
             <w:tcMar>
-              <w:top w:type="dxa" w:w="70"/>
-              <w:left w:type="dxa" w:w="100"/>
-              <w:bottom w:type="dxa" w:w="70"/>
+              <w:top w:type="dxa" w:w="45"/>
+              <w:left w:type="dxa" w:w="100"/>
+              <w:bottom w:type="dxa" w:w="45"/>
               <w:right w:type="dxa" w:w="100"/>
             </w:tcMar>
             <w:vAlign w:val="center"/>
@@ -15958,9 +17023,9 @@
           <w:tcPr>
             <w:tcW w:type="dxa" w:w="1100"/>
             <w:tcMar>
-              <w:top w:type="dxa" w:w="70"/>
-              <w:left w:type="dxa" w:w="100"/>
-              <w:bottom w:type="dxa" w:w="70"/>
+              <w:top w:type="dxa" w:w="45"/>
+              <w:left w:type="dxa" w:w="100"/>
+              <w:bottom w:type="dxa" w:w="45"/>
               <w:right w:type="dxa" w:w="100"/>
             </w:tcMar>
             <w:vAlign w:val="center"/>
@@ -15987,9 +17052,9 @@
           <w:tcPr>
             <w:tcW w:type="dxa" w:w="1100"/>
             <w:tcMar>
-              <w:top w:type="dxa" w:w="70"/>
-              <w:left w:type="dxa" w:w="100"/>
-              <w:bottom w:type="dxa" w:w="70"/>
+              <w:top w:type="dxa" w:w="45"/>
+              <w:left w:type="dxa" w:w="100"/>
+              <w:bottom w:type="dxa" w:w="45"/>
               <w:right w:type="dxa" w:w="100"/>
             </w:tcMar>
             <w:vAlign w:val="center"/>
@@ -16016,9 +17081,9 @@
           <w:tcPr>
             <w:tcW w:type="dxa" w:w="3100"/>
             <w:tcMar>
-              <w:top w:type="dxa" w:w="70"/>
-              <w:left w:type="dxa" w:w="100"/>
-              <w:bottom w:type="dxa" w:w="70"/>
+              <w:top w:type="dxa" w:w="45"/>
+              <w:left w:type="dxa" w:w="100"/>
+              <w:bottom w:type="dxa" w:w="45"/>
               <w:right w:type="dxa" w:w="100"/>
             </w:tcMar>
             <w:vAlign w:val="center"/>
@@ -16050,10 +17115,11 @@
         <w:tc>
           <w:tcPr>
             <w:tcW w:type="dxa" w:w="4600"/>
-            <w:tcMar>
-              <w:top w:type="dxa" w:w="70"/>
-              <w:left w:type="dxa" w:w="100"/>
-              <w:bottom w:type="dxa" w:w="70"/>
+            <w:shd w:fill="EEEAE3" w:color="auto" w:val="clear"/>
+            <w:tcMar>
+              <w:top w:type="dxa" w:w="45"/>
+              <w:left w:type="dxa" w:w="100"/>
+              <w:bottom w:type="dxa" w:w="45"/>
               <w:right w:type="dxa" w:w="100"/>
             </w:tcMar>
             <w:vAlign w:val="center"/>
@@ -16079,10 +17145,11 @@
         <w:tc>
           <w:tcPr>
             <w:tcW w:type="dxa" w:w="1100"/>
-            <w:tcMar>
-              <w:top w:type="dxa" w:w="70"/>
-              <w:left w:type="dxa" w:w="100"/>
-              <w:bottom w:type="dxa" w:w="70"/>
+            <w:shd w:fill="EEEAE3" w:color="auto" w:val="clear"/>
+            <w:tcMar>
+              <w:top w:type="dxa" w:w="45"/>
+              <w:left w:type="dxa" w:w="100"/>
+              <w:bottom w:type="dxa" w:w="45"/>
               <w:right w:type="dxa" w:w="100"/>
             </w:tcMar>
             <w:vAlign w:val="center"/>
@@ -16108,10 +17175,11 @@
         <w:tc>
           <w:tcPr>
             <w:tcW w:type="dxa" w:w="1100"/>
-            <w:tcMar>
-              <w:top w:type="dxa" w:w="70"/>
-              <w:left w:type="dxa" w:w="100"/>
-              <w:bottom w:type="dxa" w:w="70"/>
+            <w:shd w:fill="EEEAE3" w:color="auto" w:val="clear"/>
+            <w:tcMar>
+              <w:top w:type="dxa" w:w="45"/>
+              <w:left w:type="dxa" w:w="100"/>
+              <w:bottom w:type="dxa" w:w="45"/>
               <w:right w:type="dxa" w:w="100"/>
             </w:tcMar>
             <w:vAlign w:val="center"/>
@@ -16137,10 +17205,11 @@
         <w:tc>
           <w:tcPr>
             <w:tcW w:type="dxa" w:w="3100"/>
-            <w:tcMar>
-              <w:top w:type="dxa" w:w="70"/>
-              <w:left w:type="dxa" w:w="100"/>
-              <w:bottom w:type="dxa" w:w="70"/>
+            <w:shd w:fill="EEEAE3" w:color="auto" w:val="clear"/>
+            <w:tcMar>
+              <w:top w:type="dxa" w:w="45"/>
+              <w:left w:type="dxa" w:w="100"/>
+              <w:bottom w:type="dxa" w:w="45"/>
               <w:right w:type="dxa" w:w="100"/>
             </w:tcMar>
             <w:vAlign w:val="center"/>
@@ -16173,9 +17242,9 @@
           <w:tcPr>
             <w:tcW w:type="dxa" w:w="4600"/>
             <w:tcMar>
-              <w:top w:type="dxa" w:w="70"/>
-              <w:left w:type="dxa" w:w="100"/>
-              <w:bottom w:type="dxa" w:w="70"/>
+              <w:top w:type="dxa" w:w="45"/>
+              <w:left w:type="dxa" w:w="100"/>
+              <w:bottom w:type="dxa" w:w="45"/>
               <w:right w:type="dxa" w:w="100"/>
             </w:tcMar>
             <w:vAlign w:val="center"/>
@@ -16202,9 +17271,9 @@
           <w:tcPr>
             <w:tcW w:type="dxa" w:w="1100"/>
             <w:tcMar>
-              <w:top w:type="dxa" w:w="70"/>
-              <w:left w:type="dxa" w:w="100"/>
-              <w:bottom w:type="dxa" w:w="70"/>
+              <w:top w:type="dxa" w:w="45"/>
+              <w:left w:type="dxa" w:w="100"/>
+              <w:bottom w:type="dxa" w:w="45"/>
               <w:right w:type="dxa" w:w="100"/>
             </w:tcMar>
             <w:vAlign w:val="center"/>
@@ -16231,9 +17300,9 @@
           <w:tcPr>
             <w:tcW w:type="dxa" w:w="1100"/>
             <w:tcMar>
-              <w:top w:type="dxa" w:w="70"/>
-              <w:left w:type="dxa" w:w="100"/>
-              <w:bottom w:type="dxa" w:w="70"/>
+              <w:top w:type="dxa" w:w="45"/>
+              <w:left w:type="dxa" w:w="100"/>
+              <w:bottom w:type="dxa" w:w="45"/>
               <w:right w:type="dxa" w:w="100"/>
             </w:tcMar>
             <w:vAlign w:val="center"/>
@@ -16260,9 +17329,9 @@
           <w:tcPr>
             <w:tcW w:type="dxa" w:w="3100"/>
             <w:tcMar>
-              <w:top w:type="dxa" w:w="70"/>
-              <w:left w:type="dxa" w:w="100"/>
-              <w:bottom w:type="dxa" w:w="70"/>
+              <w:top w:type="dxa" w:w="45"/>
+              <w:left w:type="dxa" w:w="100"/>
+              <w:bottom w:type="dxa" w:w="45"/>
               <w:right w:type="dxa" w:w="100"/>
             </w:tcMar>
             <w:vAlign w:val="center"/>
@@ -16294,10 +17363,11 @@
         <w:tc>
           <w:tcPr>
             <w:tcW w:type="dxa" w:w="4600"/>
-            <w:tcMar>
-              <w:top w:type="dxa" w:w="70"/>
-              <w:left w:type="dxa" w:w="100"/>
-              <w:bottom w:type="dxa" w:w="70"/>
+            <w:shd w:fill="EEEAE3" w:color="auto" w:val="clear"/>
+            <w:tcMar>
+              <w:top w:type="dxa" w:w="45"/>
+              <w:left w:type="dxa" w:w="100"/>
+              <w:bottom w:type="dxa" w:w="45"/>
               <w:right w:type="dxa" w:w="100"/>
             </w:tcMar>
             <w:vAlign w:val="center"/>
@@ -16323,10 +17393,11 @@
         <w:tc>
           <w:tcPr>
             <w:tcW w:type="dxa" w:w="1100"/>
-            <w:tcMar>
-              <w:top w:type="dxa" w:w="70"/>
-              <w:left w:type="dxa" w:w="100"/>
-              <w:bottom w:type="dxa" w:w="70"/>
+            <w:shd w:fill="EEEAE3" w:color="auto" w:val="clear"/>
+            <w:tcMar>
+              <w:top w:type="dxa" w:w="45"/>
+              <w:left w:type="dxa" w:w="100"/>
+              <w:bottom w:type="dxa" w:w="45"/>
               <w:right w:type="dxa" w:w="100"/>
             </w:tcMar>
             <w:vAlign w:val="center"/>
@@ -16352,10 +17423,11 @@
         <w:tc>
           <w:tcPr>
             <w:tcW w:type="dxa" w:w="1100"/>
-            <w:tcMar>
-              <w:top w:type="dxa" w:w="70"/>
-              <w:left w:type="dxa" w:w="100"/>
-              <w:bottom w:type="dxa" w:w="70"/>
+            <w:shd w:fill="EEEAE3" w:color="auto" w:val="clear"/>
+            <w:tcMar>
+              <w:top w:type="dxa" w:w="45"/>
+              <w:left w:type="dxa" w:w="100"/>
+              <w:bottom w:type="dxa" w:w="45"/>
               <w:right w:type="dxa" w:w="100"/>
             </w:tcMar>
             <w:vAlign w:val="center"/>
@@ -16381,10 +17453,11 @@
         <w:tc>
           <w:tcPr>
             <w:tcW w:type="dxa" w:w="3100"/>
-            <w:tcMar>
-              <w:top w:type="dxa" w:w="70"/>
-              <w:left w:type="dxa" w:w="100"/>
-              <w:bottom w:type="dxa" w:w="70"/>
+            <w:shd w:fill="EEEAE3" w:color="auto" w:val="clear"/>
+            <w:tcMar>
+              <w:top w:type="dxa" w:w="45"/>
+              <w:left w:type="dxa" w:w="100"/>
+              <w:bottom w:type="dxa" w:w="45"/>
               <w:right w:type="dxa" w:w="100"/>
             </w:tcMar>
             <w:vAlign w:val="center"/>
@@ -16417,9 +17490,9 @@
           <w:tcPr>
             <w:tcW w:type="dxa" w:w="4600"/>
             <w:tcMar>
-              <w:top w:type="dxa" w:w="70"/>
-              <w:left w:type="dxa" w:w="100"/>
-              <w:bottom w:type="dxa" w:w="70"/>
+              <w:top w:type="dxa" w:w="45"/>
+              <w:left w:type="dxa" w:w="100"/>
+              <w:bottom w:type="dxa" w:w="45"/>
               <w:right w:type="dxa" w:w="100"/>
             </w:tcMar>
             <w:vAlign w:val="center"/>
@@ -16446,9 +17519,9 @@
           <w:tcPr>
             <w:tcW w:type="dxa" w:w="1100"/>
             <w:tcMar>
-              <w:top w:type="dxa" w:w="70"/>
-              <w:left w:type="dxa" w:w="100"/>
-              <w:bottom w:type="dxa" w:w="70"/>
+              <w:top w:type="dxa" w:w="45"/>
+              <w:left w:type="dxa" w:w="100"/>
+              <w:bottom w:type="dxa" w:w="45"/>
               <w:right w:type="dxa" w:w="100"/>
             </w:tcMar>
             <w:vAlign w:val="center"/>
@@ -16475,9 +17548,9 @@
           <w:tcPr>
             <w:tcW w:type="dxa" w:w="1100"/>
             <w:tcMar>
-              <w:top w:type="dxa" w:w="70"/>
-              <w:left w:type="dxa" w:w="100"/>
-              <w:bottom w:type="dxa" w:w="70"/>
+              <w:top w:type="dxa" w:w="45"/>
+              <w:left w:type="dxa" w:w="100"/>
+              <w:bottom w:type="dxa" w:w="45"/>
               <w:right w:type="dxa" w:w="100"/>
             </w:tcMar>
             <w:vAlign w:val="center"/>
@@ -16504,9 +17577,9 @@
           <w:tcPr>
             <w:tcW w:type="dxa" w:w="3100"/>
             <w:tcMar>
-              <w:top w:type="dxa" w:w="70"/>
-              <w:left w:type="dxa" w:w="100"/>
-              <w:bottom w:type="dxa" w:w="70"/>
+              <w:top w:type="dxa" w:w="45"/>
+              <w:left w:type="dxa" w:w="100"/>
+              <w:bottom w:type="dxa" w:w="45"/>
               <w:right w:type="dxa" w:w="100"/>
             </w:tcMar>
             <w:vAlign w:val="center"/>
@@ -16538,10 +17611,11 @@
         <w:tc>
           <w:tcPr>
             <w:tcW w:type="dxa" w:w="4600"/>
-            <w:tcMar>
-              <w:top w:type="dxa" w:w="70"/>
-              <w:left w:type="dxa" w:w="100"/>
-              <w:bottom w:type="dxa" w:w="70"/>
+            <w:shd w:fill="EEEAE3" w:color="auto" w:val="clear"/>
+            <w:tcMar>
+              <w:top w:type="dxa" w:w="45"/>
+              <w:left w:type="dxa" w:w="100"/>
+              <w:bottom w:type="dxa" w:w="45"/>
               <w:right w:type="dxa" w:w="100"/>
             </w:tcMar>
             <w:vAlign w:val="center"/>
@@ -16567,10 +17641,11 @@
         <w:tc>
           <w:tcPr>
             <w:tcW w:type="dxa" w:w="1100"/>
-            <w:tcMar>
-              <w:top w:type="dxa" w:w="70"/>
-              <w:left w:type="dxa" w:w="100"/>
-              <w:bottom w:type="dxa" w:w="70"/>
+            <w:shd w:fill="EEEAE3" w:color="auto" w:val="clear"/>
+            <w:tcMar>
+              <w:top w:type="dxa" w:w="45"/>
+              <w:left w:type="dxa" w:w="100"/>
+              <w:bottom w:type="dxa" w:w="45"/>
               <w:right w:type="dxa" w:w="100"/>
             </w:tcMar>
             <w:vAlign w:val="center"/>
@@ -16596,10 +17671,11 @@
         <w:tc>
           <w:tcPr>
             <w:tcW w:type="dxa" w:w="1100"/>
-            <w:tcMar>
-              <w:top w:type="dxa" w:w="70"/>
-              <w:left w:type="dxa" w:w="100"/>
-              <w:bottom w:type="dxa" w:w="70"/>
+            <w:shd w:fill="EEEAE3" w:color="auto" w:val="clear"/>
+            <w:tcMar>
+              <w:top w:type="dxa" w:w="45"/>
+              <w:left w:type="dxa" w:w="100"/>
+              <w:bottom w:type="dxa" w:w="45"/>
               <w:right w:type="dxa" w:w="100"/>
             </w:tcMar>
             <w:vAlign w:val="center"/>
@@ -16625,10 +17701,11 @@
         <w:tc>
           <w:tcPr>
             <w:tcW w:type="dxa" w:w="3100"/>
-            <w:tcMar>
-              <w:top w:type="dxa" w:w="70"/>
-              <w:left w:type="dxa" w:w="100"/>
-              <w:bottom w:type="dxa" w:w="70"/>
+            <w:shd w:fill="EEEAE3" w:color="auto" w:val="clear"/>
+            <w:tcMar>
+              <w:top w:type="dxa" w:w="45"/>
+              <w:left w:type="dxa" w:w="100"/>
+              <w:bottom w:type="dxa" w:w="45"/>
               <w:right w:type="dxa" w:w="100"/>
             </w:tcMar>
             <w:vAlign w:val="center"/>
@@ -16661,9 +17738,9 @@
           <w:tcPr>
             <w:tcW w:type="dxa" w:w="4600"/>
             <w:tcMar>
-              <w:top w:type="dxa" w:w="70"/>
-              <w:left w:type="dxa" w:w="100"/>
-              <w:bottom w:type="dxa" w:w="70"/>
+              <w:top w:type="dxa" w:w="45"/>
+              <w:left w:type="dxa" w:w="100"/>
+              <w:bottom w:type="dxa" w:w="45"/>
               <w:right w:type="dxa" w:w="100"/>
             </w:tcMar>
             <w:vAlign w:val="center"/>
@@ -16690,9 +17767,9 @@
           <w:tcPr>
             <w:tcW w:type="dxa" w:w="1100"/>
             <w:tcMar>
-              <w:top w:type="dxa" w:w="70"/>
-              <w:left w:type="dxa" w:w="100"/>
-              <w:bottom w:type="dxa" w:w="70"/>
+              <w:top w:type="dxa" w:w="45"/>
+              <w:left w:type="dxa" w:w="100"/>
+              <w:bottom w:type="dxa" w:w="45"/>
               <w:right w:type="dxa" w:w="100"/>
             </w:tcMar>
             <w:vAlign w:val="center"/>
@@ -16719,9 +17796,9 @@
           <w:tcPr>
             <w:tcW w:type="dxa" w:w="1100"/>
             <w:tcMar>
-              <w:top w:type="dxa" w:w="70"/>
-              <w:left w:type="dxa" w:w="100"/>
-              <w:bottom w:type="dxa" w:w="70"/>
+              <w:top w:type="dxa" w:w="45"/>
+              <w:left w:type="dxa" w:w="100"/>
+              <w:bottom w:type="dxa" w:w="45"/>
               <w:right w:type="dxa" w:w="100"/>
             </w:tcMar>
             <w:vAlign w:val="center"/>
@@ -16748,9 +17825,9 @@
           <w:tcPr>
             <w:tcW w:type="dxa" w:w="3100"/>
             <w:tcMar>
-              <w:top w:type="dxa" w:w="70"/>
-              <w:left w:type="dxa" w:w="100"/>
-              <w:bottom w:type="dxa" w:w="70"/>
+              <w:top w:type="dxa" w:w="45"/>
+              <w:left w:type="dxa" w:w="100"/>
+              <w:bottom w:type="dxa" w:w="45"/>
               <w:right w:type="dxa" w:w="100"/>
             </w:tcMar>
             <w:vAlign w:val="center"/>
@@ -16782,10 +17859,11 @@
         <w:tc>
           <w:tcPr>
             <w:tcW w:type="dxa" w:w="4600"/>
-            <w:tcMar>
-              <w:top w:type="dxa" w:w="70"/>
-              <w:left w:type="dxa" w:w="100"/>
-              <w:bottom w:type="dxa" w:w="70"/>
+            <w:shd w:fill="EEEAE3" w:color="auto" w:val="clear"/>
+            <w:tcMar>
+              <w:top w:type="dxa" w:w="45"/>
+              <w:left w:type="dxa" w:w="100"/>
+              <w:bottom w:type="dxa" w:w="45"/>
               <w:right w:type="dxa" w:w="100"/>
             </w:tcMar>
             <w:vAlign w:val="center"/>
@@ -16811,10 +17889,11 @@
         <w:tc>
           <w:tcPr>
             <w:tcW w:type="dxa" w:w="1100"/>
-            <w:tcMar>
-              <w:top w:type="dxa" w:w="70"/>
-              <w:left w:type="dxa" w:w="100"/>
-              <w:bottom w:type="dxa" w:w="70"/>
+            <w:shd w:fill="EEEAE3" w:color="auto" w:val="clear"/>
+            <w:tcMar>
+              <w:top w:type="dxa" w:w="45"/>
+              <w:left w:type="dxa" w:w="100"/>
+              <w:bottom w:type="dxa" w:w="45"/>
               <w:right w:type="dxa" w:w="100"/>
             </w:tcMar>
             <w:vAlign w:val="center"/>
@@ -16840,10 +17919,11 @@
         <w:tc>
           <w:tcPr>
             <w:tcW w:type="dxa" w:w="1100"/>
-            <w:tcMar>
-              <w:top w:type="dxa" w:w="70"/>
-              <w:left w:type="dxa" w:w="100"/>
-              <w:bottom w:type="dxa" w:w="70"/>
+            <w:shd w:fill="EEEAE3" w:color="auto" w:val="clear"/>
+            <w:tcMar>
+              <w:top w:type="dxa" w:w="45"/>
+              <w:left w:type="dxa" w:w="100"/>
+              <w:bottom w:type="dxa" w:w="45"/>
               <w:right w:type="dxa" w:w="100"/>
             </w:tcMar>
             <w:vAlign w:val="center"/>
@@ -16869,10 +17949,11 @@
         <w:tc>
           <w:tcPr>
             <w:tcW w:type="dxa" w:w="3100"/>
-            <w:tcMar>
-              <w:top w:type="dxa" w:w="70"/>
-              <w:left w:type="dxa" w:w="100"/>
-              <w:bottom w:type="dxa" w:w="70"/>
+            <w:shd w:fill="EEEAE3" w:color="auto" w:val="clear"/>
+            <w:tcMar>
+              <w:top w:type="dxa" w:w="45"/>
+              <w:left w:type="dxa" w:w="100"/>
+              <w:bottom w:type="dxa" w:w="45"/>
               <w:right w:type="dxa" w:w="100"/>
             </w:tcMar>
             <w:vAlign w:val="center"/>
@@ -17006,14 +18087,20 @@
 <w:ftr xmlns:wpc="http://schemas.microsoft.com/office/word/2010/wordprocessingCanvas" xmlns:mc="http://schemas.openxmlformats.org/markup-compatibility/2006" xmlns:o="urn:schemas-microsoft-com:office:office" xmlns:r="http://schemas.openxmlformats.org/officeDocument/2006/relationships" xmlns:m="http://schemas.openxmlformats.org/officeDocument/2006/math" xmlns:v="urn:schemas-microsoft-com:vml" xmlns:wp14="http://schemas.microsoft.com/office/word/2010/wordprocessingDrawing" xmlns:wp="http://schemas.openxmlformats.org/drawingml/2006/wordprocessingDrawing" xmlns:w10="urn:schemas-microsoft-com:office:word" xmlns:w="http://schemas.openxmlformats.org/wordprocessingml/2006/main" xmlns:w14="http://schemas.microsoft.com/office/word/2010/wordml" xmlns:w15="http://schemas.microsoft.com/office/word/2012/wordml" xmlns:wpg="http://schemas.microsoft.com/office/word/2010/wordprocessingGroup" xmlns:wpi="http://schemas.microsoft.com/office/word/2010/wordprocessingInk" xmlns:wne="http://schemas.microsoft.com/office/word/2006/wordml" xmlns:wps="http://schemas.microsoft.com/office/word/2010/wordprocessingShape">
   <w:p>
     <w:pPr>
+      <w:pBdr>
+        <w:top w:val="single" w:color="0B284A" w:sz="6" w:space="4"/>
+      </w:pBdr>
+      <w:bidi/>
       <w:jc w:val="center"/>
     </w:pPr>
     <w:r>
       <w:rPr>
         <w:rFonts w:ascii="Arial" w:cs="Arial" w:eastAsia="Arial" w:hAnsi="Arial"/>
-        <w:sz w:val="18"/>
-        <w:szCs w:val="18"/>
+        <w:color w:val="727176"/>
+        <w:sz w:val="17"/>
+        <w:szCs w:val="17"/>
       </w:rPr>
+      <w:t xml:space="preserve">شركة الأماني / استراحة كربلاء   |   صفحة </w:t>
       <w:fldChar w:fldCharType="begin"/>
       <w:instrText xml:space="preserve">PAGE</w:instrText>
       <w:fldChar w:fldCharType="separate"/>
